--- a/downloads/student/ai-3-week-33.docx
+++ b/downloads/student/ai-3-week-33.docx
@@ -1706,6 +1706,16 @@
     <w:p>
       <w:r>
         <w:t>A capstone design is a testable plan; its proposed behaviours are not verified outcomes until checked.</w:t>
+      </w:r>
+    </w:p>
+    <w:p>
+      <w:r>
+        <w:t>Read the labelled picture: What should the project plan record before the new flower test? Point to the relevant step in the picture, then write the changed result and the rule or evidence that supports it.</w:t>
+      </w:r>
+    </w:p>
+    <w:p>
+      <w:r>
+        <w:t>Change one thing: The corpus gains a teacher-approved flower definition in V2. Predict the result before checking the explanation. What remains the same?</w:t>
       </w:r>
     </w:p>
     <w:p>
@@ -3773,6 +3783,187 @@
     <w:p>
       <w:r>
         <w:t>Attempt the independent case before hints. Record whether you worked alone, used a hint or followed a model. After feedback, fix the first unsupported step and explain why it changed. A later check uses a changed case, not a copied answer.</w:t>
+      </w:r>
+    </w:p>
+    <w:p>
+      <w:pPr>
+        <w:pStyle w:val="Heading1"/>
+      </w:pPr>
+      <w:r>
+        <w:t>15. Your lesson route</w:t>
+      </w:r>
+    </w:p>
+    <w:p>
+      <w:r>
+        <w:t>Start with this question: Plan a bounded study buddy around a small approved vocabulary corpus.</w:t>
+      </w:r>
+    </w:p>
+    <w:tbl>
+      <w:tblPr>
+        <w:tblStyle w:val="LightShading-Accent1"/>
+        <w:tblW w:type="auto" w:w="0"/>
+        <w:tblLook w:firstColumn="1" w:firstRow="1" w:lastColumn="0" w:lastRow="0" w:noHBand="0" w:noVBand="1" w:val="04A0"/>
+      </w:tblPr>
+      <w:tblGrid>
+        <w:gridCol w:w="5112"/>
+        <w:gridCol w:w="5112"/>
+      </w:tblGrid>
+      <w:tr>
+        <w:trPr>
+          <w:tblHeader/>
+        </w:trPr>
+        <w:tc>
+          <w:tcPr>
+            <w:tcW w:type="dxa" w:w="5112"/>
+          </w:tcPr>
+          <w:p>
+            <w:r>
+              <w:t>By the end, I can</w:t>
+            </w:r>
+          </w:p>
+        </w:tc>
+        <w:tc>
+          <w:tcPr>
+            <w:tcW w:type="dxa" w:w="5112"/>
+          </w:tcPr>
+          <w:p>
+            <w:r>
+              <w:t>How I will show it</w:t>
+            </w:r>
+          </w:p>
+        </w:tc>
+      </w:tr>
+      <w:tr>
+        <w:tc>
+          <w:tcPr>
+            <w:tcW w:type="dxa" w:w="5112"/>
+          </w:tcPr>
+          <w:p>
+            <w:r>
+              <w:t>Explain the mechanism and terminology of capstone requirements and corpus</w:t>
+            </w:r>
+          </w:p>
+        </w:tc>
+        <w:tc>
+          <w:tcPr>
+            <w:tcW w:type="dxa" w:w="5112"/>
+          </w:tcPr>
+          <w:p>
+            <w:r>
+              <w:t>Explain the deciding step, show a trace or test, and state one limit.</w:t>
+            </w:r>
+          </w:p>
+        </w:tc>
+      </w:tr>
+      <w:tr>
+        <w:tc>
+          <w:tcPr>
+            <w:tcW w:type="dxa" w:w="5112"/>
+          </w:tcPr>
+          <w:p>
+            <w:r>
+              <w:t>Apply the stated procedure to a new case with a traceable result</w:t>
+            </w:r>
+          </w:p>
+        </w:tc>
+        <w:tc>
+          <w:tcPr>
+            <w:tcW w:type="dxa" w:w="5112"/>
+          </w:tcPr>
+          <w:p>
+            <w:r>
+              <w:t>Explain the deciding step, show a trace or test, and state one limit.</w:t>
+            </w:r>
+          </w:p>
+        </w:tc>
+      </w:tr>
+      <w:tr>
+        <w:tc>
+          <w:tcPr>
+            <w:tcW w:type="dxa" w:w="5112"/>
+          </w:tcPr>
+          <w:p>
+            <w:r>
+              <w:t>Identify an assumption or limitation and design a revealing follow-up</w:t>
+            </w:r>
+          </w:p>
+        </w:tc>
+        <w:tc>
+          <w:tcPr>
+            <w:tcW w:type="dxa" w:w="5112"/>
+          </w:tcPr>
+          <w:p>
+            <w:r>
+              <w:t>Explain the deciding step, show a trace or test, and state one limit.</w:t>
+            </w:r>
+          </w:p>
+        </w:tc>
+      </w:tr>
+    </w:tbl>
+    <w:p>
+      <w:r>
+        <w:t>Remember → watch and explain → try with help → investigate → try independently → keep project evidence. Your teacher may spread this lesson across several classes.</w:t>
+      </w:r>
+    </w:p>
+    <w:p>
+      <w:r>
+        <w:t>Keep your first prediction. Compare it with what the evidence shows and explain any change.</w:t>
+      </w:r>
+    </w:p>
+    <w:p>
+      <w:pPr>
+        <w:pStyle w:val="Heading1"/>
+      </w:pPr>
+      <w:r>
+        <w:t>16. Finish and return</w:t>
+      </w:r>
+    </w:p>
+    <w:p>
+      <w:r>
+        <w:t>Close your notes. Explain this goal in your own words: Explain the mechanism and terminology of capstone requirements and corpus</w:t>
+      </w:r>
+    </w:p>
+    <w:p>
+      <w:pPr>
+        <w:pStyle w:val="Heading3"/>
+      </w:pPr>
+      <w:r>
+        <w:t>My deciding step, evidence and one remaining question</w:t>
+      </w:r>
+    </w:p>
+    <w:p>
+      <w:r>
+        <w:t>________________________________________________________________</w:t>
+      </w:r>
+    </w:p>
+    <w:p>
+      <w:r>
+        <w:t>________________________________________________________________</w:t>
+      </w:r>
+    </w:p>
+    <w:p>
+      <w:r>
+        <w:t>________________________________________________________________</w:t>
+      </w:r>
+    </w:p>
+    <w:p>
+      <w:r>
+        <w:t>________________________________________________________________</w:t>
+      </w:r>
+    </w:p>
+    <w:p>
+      <w:r>
+        <w:t>________________________________________________________________</w:t>
+      </w:r>
+    </w:p>
+    <w:p>
+      <w:r>
+        <w:t>If you are unsure, return to the worked picture and explain one arrow. If you are ready, change an input or assumption and justify your prediction.</w:t>
+      </w:r>
+    </w:p>
+    <w:p>
+      <w:r>
+        <w:t>Save your workbook evidence. At the next review, try a different case before opening your old answer.</w:t>
       </w:r>
     </w:p>
     <w:sectPr>

--- a/downloads/student/ai-3-week-33.docx
+++ b/downloads/student/ai-3-week-33.docx
@@ -3964,6 +3964,202 @@
     <w:p>
       <w:r>
         <w:t>Save your workbook evidence. At the next review, try a different case before opening your old answer.</w:t>
+      </w:r>
+    </w:p>
+    <w:p>
+      <w:pPr>
+        <w:pStyle w:val="Heading1"/>
+      </w:pPr>
+      <w:r>
+        <w:t>17. Supported practice, repair and portfolio</w:t>
+      </w:r>
+    </w:p>
+    <w:p>
+      <w:r>
+        <w:t>Use this supported practice once, in the browser or on paper. Keep the reserved independent assessment for a separate first attempt before teacher feedback.</w:t>
+      </w:r>
+    </w:p>
+    <w:p>
+      <w:r>
+        <w:t>Plan a bounded study buddy around a small approved vocabulary corpus.</w:t>
+      </w:r>
+    </w:p>
+    <w:p>
+      <w:pPr>
+        <w:pStyle w:val="Heading3"/>
+      </w:pPr>
+      <w:r>
+        <w:t>Practice 1: explain the deciding evidence</w:t>
+      </w:r>
+    </w:p>
+    <w:p>
+      <w:r>
+        <w:t>Which labelled step matches this detail? “How do I cure this disease?” must produce an out-of-scope response, not a treatment guess.</w:t>
+      </w:r>
+    </w:p>
+    <w:p>
+      <w:r>
+        <w:t>1. Plan missing test</w:t>
+      </w:r>
+    </w:p>
+    <w:p>
+      <w:r>
+        <w:t>2. Plan normal test</w:t>
+      </w:r>
+    </w:p>
+    <w:p>
+      <w:r>
+        <w:t>3. Define contract</w:t>
+      </w:r>
+    </w:p>
+    <w:p>
+      <w:pPr>
+        <w:pStyle w:val="Heading3"/>
+      </w:pPr>
+      <w:r>
+        <w:t>My selected conclusion, deciding fact and explanation</w:t>
+      </w:r>
+    </w:p>
+    <w:p>
+      <w:r>
+        <w:t>________________________________________________________________</w:t>
+      </w:r>
+    </w:p>
+    <w:p>
+      <w:r>
+        <w:t>________________________________________________________________</w:t>
+      </w:r>
+    </w:p>
+    <w:p>
+      <w:r>
+        <w:t>________________________________________________________________</w:t>
+      </w:r>
+    </w:p>
+    <w:p>
+      <w:r>
+        <w:t>________________________________________________________________</w:t>
+      </w:r>
+    </w:p>
+    <w:p>
+      <w:r>
+        <w:t>________________________________________________________________</w:t>
+      </w:r>
+    </w:p>
+    <w:p>
+      <w:r>
+        <w:t>Hint if needed: Read the steps in the pictorial case. Match the supplied detail to the stage that performs or records it.</w:t>
+      </w:r>
+    </w:p>
+    <w:p>
+      <w:r>
+        <w:t>After your attempt, compare with the supported explanation: Plan missing test “How do I cure this disease?” must produce an out-of-scope response, not a treatment guess. Read the picture in order. “How do I cure this disease?” must produce an out-of-scope response, not a treatment guess. The arrows show which recorded input or intermediate result each decision uses. Explain the deciding step aloud before checking the changed case; pointing to the final answer alone does not show how it follows.</w:t>
+      </w:r>
+    </w:p>
+    <w:p>
+      <w:pPr>
+        <w:pStyle w:val="Heading3"/>
+      </w:pPr>
+      <w:r>
+        <w:t>Practice 2: explain the deciding evidence</w:t>
+      </w:r>
+    </w:p>
+    <w:p>
+      <w:r>
+        <w:t>Changed-case practice: The corpus gains a teacher-approved flower definition in V2. Which conclusion is supported by the supplied facts?</w:t>
+      </w:r>
+    </w:p>
+    <w:p>
+      <w:r>
+        <w:t>1. This one example guarantees correct results for every future input.</w:t>
+      </w:r>
+    </w:p>
+    <w:p>
+      <w:r>
+        <w:t>2. Add a flower test using V2 and record the corpus version.</w:t>
+      </w:r>
+    </w:p>
+    <w:p>
+      <w:r>
+        <w:t>3. We can decide the result without examining the changed input or the procedure.</w:t>
+      </w:r>
+    </w:p>
+    <w:p>
+      <w:pPr>
+        <w:pStyle w:val="Heading3"/>
+      </w:pPr>
+      <w:r>
+        <w:t>My selected conclusion, deciding fact and explanation</w:t>
+      </w:r>
+    </w:p>
+    <w:p>
+      <w:r>
+        <w:t>________________________________________________________________</w:t>
+      </w:r>
+    </w:p>
+    <w:p>
+      <w:r>
+        <w:t>________________________________________________________________</w:t>
+      </w:r>
+    </w:p>
+    <w:p>
+      <w:r>
+        <w:t>________________________________________________________________</w:t>
+      </w:r>
+    </w:p>
+    <w:p>
+      <w:r>
+        <w:t>________________________________________________________________</w:t>
+      </w:r>
+    </w:p>
+    <w:p>
+      <w:r>
+        <w:t>________________________________________________________________</w:t>
+      </w:r>
+    </w:p>
+    <w:p>
+      <w:r>
+        <w:t>Hint if needed: Use the changed condition and the deciding step in the pictorial trace. The answer must say what follows from those facts.</w:t>
+      </w:r>
+    </w:p>
+    <w:p>
+      <w:r>
+        <w:t>After your attempt, compare with the supported explanation: Add a flower test using V2 and record the corpus version. The evidence boundary changed explicitly; the earlier corpus could not support this new entry.</w:t>
+      </w:r>
+    </w:p>
+    <w:p>
+      <w:pPr>
+        <w:pStyle w:val="Heading3"/>
+      </w:pPr>
+      <w:r>
+        <w:t>Repair a missing building block</w:t>
+      </w:r>
+    </w:p>
+    <w:p>
+      <w:r>
+        <w:t>Review Human AI Workflow (ai-3/32). Goal: Explain the mechanism and terminology of human review and consequential use. Short practice: Why can H1’s approval not automatically approve H2? Point to the relevant step in the picture, then write the changed result and the rule or evidence that supports it.. Return to this week and explain what you changed.</w:t>
+      </w:r>
+    </w:p>
+    <w:p>
+      <w:r>
+        <w:t>Review Bias and Representation (ai-3/30). Goal: Explain the mechanism and terminology of representation and bias evaluation. Short practice: Explain why comparing six correct answers in each group would mislead. Point to the relevant step in the picture, then write the changed result and the rule or evidence that supports it.. Return to this week and explain what you changed.</w:t>
+      </w:r>
+    </w:p>
+    <w:p>
+      <w:r>
+        <w:t>Review Red Team the Product (ai-3/27). Goal: Explain the mechanism and terminology of red team exercises. Short practice: Why does the original test fail even if no upload succeeded? Point to the relevant step in the picture, then write the changed result and the rule or evidence that supports it.. Return to this week and explain what you changed.</w:t>
+      </w:r>
+    </w:p>
+    <w:p>
+      <w:pPr>
+        <w:pStyle w:val="Heading3"/>
+      </w:pPr>
+      <w:r>
+        <w:t>Keep your completed work</w:t>
+      </w:r>
+    </w:p>
+    <w:p>
+      <w:r>
+        <w:t>Use Download completed work in the hosted lesson to export your answers, reflections, practice feedback and code-run evidence. Open the HTML copy to read or print it. Drafts stay in this browser when storage is available; clear drafts on a shared device.</w:t>
       </w:r>
     </w:p>
     <w:sectPr>

--- a/downloads/student/ai-3-week-33.docx
+++ b/downloads/student/ai-3-week-33.docx
@@ -42,6 +42,11 @@
       </w:r>
     </w:p>
     <w:p>
+      <w:r>
+        <w:t>Start with the target: Explain the mechanism and terminology of capstone requirements and corpus. Try the recall before opening notes.</w:t>
+      </w:r>
+    </w:p>
+    <w:p>
       <w:pPr>
         <w:pStyle w:val="Heading3"/>
       </w:pPr>
@@ -50,17 +55,59 @@
       </w:r>
     </w:p>
     <w:p>
-      <w:r>
-        <w:t>I can explain the mechanism and terminology of capstone requirements and corpus.</w:t>
-      </w:r>
-    </w:p>
-    <w:p>
-      <w:r>
+      <w:pPr>
+        <w:spacing w:line="336" w:lineRule="auto" w:after="180"/>
+      </w:pPr>
+      <w:r>
+        <w:rPr>
+          <w:b w:val="0"/>
+        </w:rPr>
+        <w:t xml:space="preserve">I can explain the </w:t>
+      </w:r>
+      <w:r>
+        <w:rPr>
+          <w:b/>
+        </w:rPr>
+        <w:t>mechanism</w:t>
+      </w:r>
+      <w:r>
+        <w:rPr>
+          <w:b w:val="0"/>
+        </w:rPr>
+        <w:t xml:space="preserve"> and terminology of capstone </w:t>
+      </w:r>
+      <w:r>
+        <w:rPr>
+          <w:b/>
+        </w:rPr>
+        <w:t>requirement</w:t>
+      </w:r>
+      <w:r>
+        <w:rPr>
+          <w:b w:val="0"/>
+        </w:rPr>
+        <w:t>s and corpus.</w:t>
+      </w:r>
+    </w:p>
+    <w:p>
+      <w:pPr>
+        <w:spacing w:line="336" w:lineRule="auto" w:after="180"/>
+      </w:pPr>
+      <w:r>
+        <w:rPr>
+          <w:b w:val="0"/>
+        </w:rPr>
         <w:t>I can apply the stated procedure to a new case with a traceable result.</w:t>
       </w:r>
     </w:p>
     <w:p>
-      <w:r>
+      <w:pPr>
+        <w:spacing w:line="336" w:lineRule="auto" w:after="180"/>
+      </w:pPr>
+      <w:r>
+        <w:rPr>
+          <w:b w:val="0"/>
+        </w:rPr>
         <w:t>I can identify an assumption or limitation and design a revealing follow-up.</w:t>
       </w:r>
     </w:p>
@@ -73,38 +120,110 @@
       </w:r>
     </w:p>
     <w:p>
-      <w:r>
+      <w:pPr>
+        <w:spacing w:line="336" w:lineRule="auto" w:after="180"/>
+      </w:pPr>
+      <w:r>
+        <w:rPr>
+          <w:b w:val="0"/>
+        </w:rPr>
         <w:t>Close your notes first. A rough first answer helps us choose the right starting point; it is not a score for your ability.</w:t>
       </w:r>
     </w:p>
     <w:p>
-      <w:r>
+      <w:pPr>
+        <w:spacing w:line="336" w:lineRule="auto" w:after="180"/>
+      </w:pPr>
+      <w:r>
+        <w:rPr>
+          <w:b w:val="0"/>
+        </w:rPr>
         <w:t>Without opening the old lesson, explain one key idea from Human AI Workflow. Give an example and a mistake that the idea helps you avoid.</w:t>
       </w:r>
     </w:p>
     <w:p>
-      <w:r>
+      <w:pPr>
+        <w:spacing w:line="336" w:lineRule="auto" w:after="180"/>
+      </w:pPr>
+      <w:r>
+        <w:rPr>
+          <w:b w:val="0"/>
+        </w:rPr>
         <w:t>Without opening the old lesson, explain one key idea from Bias and Representation. Give an example and a mistake that the idea helps you avoid.</w:t>
       </w:r>
     </w:p>
     <w:p>
-      <w:r>
+      <w:pPr>
+        <w:spacing w:line="336" w:lineRule="auto" w:after="180"/>
+      </w:pPr>
+      <w:r>
+        <w:rPr>
+          <w:b w:val="0"/>
+        </w:rPr>
         <w:t>Without opening the old lesson, explain one key idea from Red Team the Product. Give an example and a mistake that the idea helps you avoid.</w:t>
       </w:r>
     </w:p>
     <w:p>
-      <w:r>
-        <w:t>After trying, check the relevant lesson or ask your teacher. Change the part of your explanation that the evidence shows was wrong.</w:t>
-      </w:r>
-    </w:p>
-    <w:p>
-      <w:r>
+      <w:pPr>
+        <w:spacing w:line="336" w:lineRule="auto" w:after="180"/>
+      </w:pPr>
+      <w:r>
+        <w:rPr>
+          <w:b w:val="0"/>
+        </w:rPr>
+        <w:t xml:space="preserve">After trying, check the relevant lesson or ask your teacher. Change the part of your explanation that the </w:t>
+      </w:r>
+      <w:r>
+        <w:rPr>
+          <w:b/>
+        </w:rPr>
+        <w:t>evidence</w:t>
+      </w:r>
+      <w:r>
+        <w:rPr>
+          <w:b w:val="0"/>
+        </w:rPr>
+        <w:t xml:space="preserve"> shows was wrong.</w:t>
+      </w:r>
+    </w:p>
+    <w:p>
+      <w:pPr>
+        <w:spacing w:line="336" w:lineRule="auto" w:after="180"/>
+      </w:pPr>
+      <w:r>
+        <w:rPr>
+          <w:b w:val="0"/>
+        </w:rPr>
         <w:t>Week 33: Capstone Design</w:t>
       </w:r>
     </w:p>
     <w:p>
-      <w:r>
-        <w:t>Requirements, success measures, sources, risks, and tests precede building.</w:t>
+      <w:pPr>
+        <w:spacing w:line="336" w:lineRule="auto" w:after="180"/>
+      </w:pPr>
+      <w:r>
+        <w:rPr>
+          <w:b/>
+        </w:rPr>
+        <w:t>Requirement</w:t>
+      </w:r>
+      <w:r>
+        <w:rPr>
+          <w:b w:val="0"/>
+        </w:rPr>
+        <w:t xml:space="preserve">s, </w:t>
+      </w:r>
+      <w:r>
+        <w:rPr>
+          <w:b/>
+        </w:rPr>
+        <w:t>success measure</w:t>
+      </w:r>
+      <w:r>
+        <w:rPr>
+          <w:b w:val="0"/>
+        </w:rPr>
+        <w:t>s, sources, risks, and tests precede building.</w:t>
       </w:r>
     </w:p>
     <w:p>
@@ -144,17 +263,47 @@
       </w:r>
     </w:p>
     <w:p>
-      <w:r>
+      <w:pPr>
+        <w:spacing w:line="336" w:lineRule="auto" w:after="180"/>
+      </w:pPr>
+      <w:r>
+        <w:rPr>
+          <w:b/>
+        </w:rPr>
         <w:t>CREATOR MISSION</w:t>
       </w:r>
     </w:p>
     <w:p>
-      <w:r>
-        <w:t>Complete a product brief and design review.</w:t>
-      </w:r>
-    </w:p>
-    <w:p>
-      <w:r>
+      <w:pPr>
+        <w:spacing w:line="336" w:lineRule="auto" w:after="180"/>
+      </w:pPr>
+      <w:r>
+        <w:rPr>
+          <w:b w:val="0"/>
+        </w:rPr>
+        <w:t xml:space="preserve">Complete a product brief and </w:t>
+      </w:r>
+      <w:r>
+        <w:rPr>
+          <w:b/>
+        </w:rPr>
+        <w:t>design review</w:t>
+      </w:r>
+      <w:r>
+        <w:rPr>
+          <w:b w:val="0"/>
+        </w:rPr>
+        <w:t>.</w:t>
+      </w:r>
+    </w:p>
+    <w:p>
+      <w:pPr>
+        <w:spacing w:line="336" w:lineRule="auto" w:after="180"/>
+      </w:pPr>
+      <w:r>
+        <w:rPr>
+          <w:b w:val="0"/>
+        </w:rPr>
         <w:t>Creator name and date:</w:t>
       </w:r>
     </w:p>
@@ -200,8 +349,38 @@
       </w:r>
     </w:p>
     <w:p>
-      <w:r>
-        <w:t>Recall System evaluation sets. Explain why a recorded result needs its input conditions and evidence source before it can support a claim.</w:t>
+      <w:pPr>
+        <w:spacing w:line="336" w:lineRule="auto" w:after="180"/>
+      </w:pPr>
+      <w:r>
+        <w:rPr>
+          <w:b w:val="0"/>
+        </w:rPr>
+        <w:t xml:space="preserve">Recall System evaluation sets. Explain why a recorded result needs its </w:t>
+      </w:r>
+      <w:r>
+        <w:rPr>
+          <w:b/>
+        </w:rPr>
+        <w:t>input</w:t>
+      </w:r>
+      <w:r>
+        <w:rPr>
+          <w:b w:val="0"/>
+        </w:rPr>
+        <w:t xml:space="preserve"> conditions and </w:t>
+      </w:r>
+      <w:r>
+        <w:rPr>
+          <w:b/>
+        </w:rPr>
+        <w:t>evidence</w:t>
+      </w:r>
+      <w:r>
+        <w:rPr>
+          <w:b w:val="0"/>
+        </w:rPr>
+        <w:t xml:space="preserve"> source before it can support a claim.</w:t>
       </w:r>
     </w:p>
     <w:p>
@@ -213,7 +392,13 @@
       </w:r>
     </w:p>
     <w:p>
-      <w:r>
+      <w:pPr>
+        <w:spacing w:line="336" w:lineRule="auto" w:after="180"/>
+      </w:pPr>
+      <w:r>
+        <w:rPr>
+          <w:b w:val="0"/>
+        </w:rPr>
         <w:t>By the end, I can explain capstone design using a traced example and a stated limitation.</w:t>
       </w:r>
     </w:p>
@@ -227,17 +412,52 @@
     </w:p>
     <w:p>
       <w:r>
+        <w:t>Investigate the supplied Capstone Design case. Separate observations, given facts and assumptions before choosing an explanation.</w:t>
+      </w:r>
+    </w:p>
+    <w:p>
+      <w:pPr>
+        <w:spacing w:line="336" w:lineRule="auto" w:after="180"/>
+      </w:pPr>
+      <w:r>
+        <w:rPr>
+          <w:b/>
+        </w:rPr>
         <w:t>PICTURE STORY</w:t>
       </w:r>
     </w:p>
     <w:p>
-      <w:r>
+      <w:pPr>
+        <w:spacing w:line="336" w:lineRule="auto" w:after="180"/>
+      </w:pPr>
+      <w:r>
+        <w:rPr>
+          <w:b w:val="0"/>
+        </w:rPr>
         <w:t>Notice → Predict → Explain</w:t>
       </w:r>
     </w:p>
     <w:p>
-      <w:r>
-        <w:t>Begin with visible evidence. Do not explain more than the picture and information support.</w:t>
+      <w:pPr>
+        <w:spacing w:line="336" w:lineRule="auto" w:after="180"/>
+      </w:pPr>
+      <w:r>
+        <w:rPr>
+          <w:b w:val="0"/>
+        </w:rPr>
+        <w:t xml:space="preserve">Begin with visible </w:t>
+      </w:r>
+      <w:r>
+        <w:rPr>
+          <w:b/>
+        </w:rPr>
+        <w:t>evidence</w:t>
+      </w:r>
+      <w:r>
+        <w:rPr>
+          <w:b w:val="0"/>
+        </w:rPr>
+        <w:t>. Do not explain more than the picture and information support.</w:t>
       </w:r>
     </w:p>
     <w:p>
@@ -277,18 +497,70 @@
       </w:r>
     </w:p>
     <w:p>
-      <w:r>
+      <w:pPr>
+        <w:pStyle w:val="Heading3"/>
+      </w:pPr>
+      <w:r>
+        <w:t>Start with this puzzle</w:t>
+      </w:r>
+    </w:p>
+    <w:p>
+      <w:pPr>
+        <w:spacing w:line="336" w:lineRule="auto" w:after="180"/>
+        <w:shd w:fill="F1F6FC"/>
+      </w:pPr>
+      <w:r>
+        <w:rPr>
+          <w:b w:val="0"/>
+        </w:rPr>
         <w:t>MYSTERY</w:t>
       </w:r>
     </w:p>
     <w:p>
-      <w:r>
-        <w:t>The learners must use capstone design to solve a problem. What information do they have? What decision or calculation do they make? What would count as evidence that it worked?</w:t>
-      </w:r>
-    </w:p>
-    <w:p>
-      <w:r>
-        <w:t>Three observations (what you can point to):</w:t>
+      <w:pPr>
+        <w:spacing w:line="336" w:lineRule="auto" w:after="180"/>
+        <w:shd w:fill="F5F1FB"/>
+      </w:pPr>
+      <w:r>
+        <w:rPr>
+          <w:b w:val="0"/>
+        </w:rPr>
+        <w:t xml:space="preserve">The learners must use capstone design to solve a problem. What information do they have? What decision or calculation do they make? What would count as </w:t>
+      </w:r>
+      <w:r>
+        <w:rPr>
+          <w:b/>
+        </w:rPr>
+        <w:t>evidence</w:t>
+      </w:r>
+      <w:r>
+        <w:rPr>
+          <w:b w:val="0"/>
+        </w:rPr>
+        <w:t xml:space="preserve"> that it worked?</w:t>
+      </w:r>
+    </w:p>
+    <w:p>
+      <w:pPr>
+        <w:spacing w:line="336" w:lineRule="auto" w:after="180"/>
+      </w:pPr>
+      <w:r>
+        <w:rPr>
+          <w:b w:val="0"/>
+        </w:rPr>
+        <w:t xml:space="preserve">Three </w:t>
+      </w:r>
+      <w:r>
+        <w:rPr>
+          <w:b/>
+        </w:rPr>
+        <w:t>observation</w:t>
+      </w:r>
+      <w:r>
+        <w:rPr>
+          <w:b w:val="0"/>
+        </w:rPr>
+        <w:t>s (what you can point to):</w:t>
       </w:r>
     </w:p>
     <w:p>
@@ -325,8 +597,26 @@
       </w:r>
     </w:p>
     <w:p>
-      <w:r>
-        <w:t>My prediction and the clue supporting it:</w:t>
+      <w:pPr>
+        <w:spacing w:line="336" w:lineRule="auto" w:after="180"/>
+      </w:pPr>
+      <w:r>
+        <w:rPr>
+          <w:b w:val="0"/>
+        </w:rPr>
+        <w:t xml:space="preserve">My </w:t>
+      </w:r>
+      <w:r>
+        <w:rPr>
+          <w:b/>
+        </w:rPr>
+        <w:t>prediction</w:t>
+      </w:r>
+      <w:r>
+        <w:rPr>
+          <w:b w:val="0"/>
+        </w:rPr>
+        <w:t xml:space="preserve"> and the clue supporting it:</w:t>
       </w:r>
     </w:p>
     <w:p>
@@ -371,13 +661,72 @@
       </w:r>
     </w:p>
     <w:p>
-      <w:r>
-        <w:t>A grounded-assistant capstone begins with bounded requirements and a versioned permitted corpus. A baseline can be a manual lookup process using the same evidence.</w:t>
-      </w:r>
-    </w:p>
-    <w:p>
-      <w:r>
-        <w:t>Begin by writing the question the procedure is intended to answer. Identify the information already supplied, the information it will produce and the information still missing. These are constructed classroom examples; they do not require live accounts, private records or an external service. Do not treat a plausible explanation as a measured outcome.</w:t>
+      <w:pPr>
+        <w:spacing w:line="336" w:lineRule="auto" w:after="180"/>
+      </w:pPr>
+      <w:r>
+        <w:rPr>
+          <w:b w:val="0"/>
+        </w:rPr>
+        <w:t xml:space="preserve">A grounded-assistant capstone begins with bounded </w:t>
+      </w:r>
+      <w:r>
+        <w:rPr>
+          <w:b/>
+        </w:rPr>
+        <w:t>requirement</w:t>
+      </w:r>
+      <w:r>
+        <w:rPr>
+          <w:b w:val="0"/>
+        </w:rPr>
+        <w:t xml:space="preserve">s and a versioned permitted corpus. A baseline can be a manual lookup </w:t>
+      </w:r>
+      <w:r>
+        <w:rPr>
+          <w:b/>
+        </w:rPr>
+        <w:t>process</w:t>
+      </w:r>
+      <w:r>
+        <w:rPr>
+          <w:b w:val="0"/>
+        </w:rPr>
+        <w:t xml:space="preserve"> using the same </w:t>
+      </w:r>
+      <w:r>
+        <w:rPr>
+          <w:b/>
+        </w:rPr>
+        <w:t>evidence</w:t>
+      </w:r>
+      <w:r>
+        <w:rPr>
+          <w:b w:val="0"/>
+        </w:rPr>
+        <w:t>.</w:t>
+      </w:r>
+    </w:p>
+    <w:p>
+      <w:pPr>
+        <w:spacing w:line="336" w:lineRule="auto" w:after="180"/>
+      </w:pPr>
+      <w:r>
+        <w:rPr>
+          <w:b w:val="0"/>
+        </w:rPr>
+        <w:t>Begin by writing the question the procedure is intended to answer. Identify the information already supplied, the information it will produce and the information still missing.</w:t>
+      </w:r>
+    </w:p>
+    <w:p>
+      <w:pPr>
+        <w:spacing w:line="336" w:lineRule="auto" w:after="180"/>
+      </w:pPr>
+      <w:r>
+        <w:rPr>
+          <w:b w:val="0"/>
+        </w:rPr>
+        <w:t>These are constructed classroom examples; they do not require live accounts, private records or an external service. Do not treat a plausible explanation as a measured outcome.</w:t>
       </w:r>
     </w:p>
     <w:p>
@@ -390,16 +739,69 @@
     </w:p>
     <w:p>
       <w:r>
-        <w:t>VISUAL MECHANISM</w:t>
-      </w:r>
-    </w:p>
-    <w:p>
-      <w:r>
-        <w:t>Input → Process → Output</w:t>
-      </w:r>
-    </w:p>
-    <w:p>
-      <w:r>
+        <w:t>Follow the mechanism for Capstone Design. Connect each labelled input, deciding step and result.</w:t>
+      </w:r>
+    </w:p>
+    <w:p>
+      <w:pPr>
+        <w:spacing w:line="336" w:lineRule="auto" w:after="180"/>
+      </w:pPr>
+      <w:r>
+        <w:rPr>
+          <w:b/>
+        </w:rPr>
+        <w:t xml:space="preserve">VISUAL </w:t>
+      </w:r>
+      <w:r>
+        <w:rPr>
+          <w:b/>
+        </w:rPr>
+        <w:t>MECHANISM</w:t>
+      </w:r>
+    </w:p>
+    <w:p>
+      <w:pPr>
+        <w:spacing w:line="336" w:lineRule="auto" w:after="180"/>
+      </w:pPr>
+      <w:r>
+        <w:rPr>
+          <w:b/>
+        </w:rPr>
+        <w:t>Input</w:t>
+      </w:r>
+      <w:r>
+        <w:rPr>
+          <w:b w:val="0"/>
+        </w:rPr>
+        <w:t xml:space="preserve"> → </w:t>
+      </w:r>
+      <w:r>
+        <w:rPr>
+          <w:b/>
+        </w:rPr>
+        <w:t>Process</w:t>
+      </w:r>
+      <w:r>
+        <w:rPr>
+          <w:b w:val="0"/>
+        </w:rPr>
+        <w:t xml:space="preserve"> → </w:t>
+      </w:r>
+      <w:r>
+        <w:rPr>
+          <w:b/>
+        </w:rPr>
+        <w:t>Output</w:t>
+      </w:r>
+    </w:p>
+    <w:p>
+      <w:pPr>
+        <w:spacing w:line="336" w:lineRule="auto" w:after="180"/>
+      </w:pPr>
+      <w:r>
+        <w:rPr>
+          <w:b w:val="0"/>
+        </w:rPr>
         <w:t>Trace the information. At each stage, ask what changed and how you could test it.</w:t>
       </w:r>
     </w:p>
@@ -440,7 +842,13 @@
       </w:r>
     </w:p>
     <w:p>
-      <w:r>
+      <w:pPr>
+        <w:spacing w:line="336" w:lineRule="auto" w:after="180"/>
+      </w:pPr>
+      <w:r>
+        <w:rPr>
+          <w:b w:val="0"/>
+        </w:rPr>
         <w:t>↓</w:t>
       </w:r>
     </w:p>
@@ -481,7 +889,13 @@
       </w:r>
     </w:p>
     <w:p>
-      <w:r>
+      <w:pPr>
+        <w:spacing w:line="336" w:lineRule="auto" w:after="180"/>
+      </w:pPr>
+      <w:r>
+        <w:rPr>
+          <w:b w:val="0"/>
+        </w:rPr>
         <w:t>↓</w:t>
       </w:r>
     </w:p>
@@ -522,7 +936,13 @@
       </w:r>
     </w:p>
     <w:p>
-      <w:r>
+      <w:pPr>
+        <w:spacing w:line="336" w:lineRule="auto" w:after="180"/>
+      </w:pPr>
+      <w:r>
+        <w:rPr>
+          <w:b w:val="0"/>
+        </w:rPr>
         <w:t>Which stage could fail even when the other two are correct? Explain:</w:t>
       </w:r>
     </w:p>
@@ -568,8 +988,26 @@
       </w:r>
     </w:p>
     <w:p>
-      <w:r>
-        <w:t>Specify the user question, source authority, access, output/fallback contract and evaluation plan. Freeze corpus IDs and split cases before implementation. Keep teacher material out of student retrieval.</w:t>
+      <w:pPr>
+        <w:spacing w:line="336" w:lineRule="auto" w:after="180"/>
+      </w:pPr>
+      <w:r>
+        <w:rPr>
+          <w:b w:val="0"/>
+        </w:rPr>
+        <w:t xml:space="preserve">Specify the user question, source authority, access, </w:t>
+      </w:r>
+      <w:r>
+        <w:rPr>
+          <w:b/>
+        </w:rPr>
+        <w:t>output</w:t>
+      </w:r>
+      <w:r>
+        <w:rPr>
+          <w:b w:val="0"/>
+        </w:rPr>
+        <w:t>/fallback contract and evaluation plan. Freeze corpus IDs and split cases before implementation. Keep teacher material out of student retrieval.</w:t>
       </w:r>
     </w:p>
     <w:p>
@@ -665,8 +1103,49 @@
       </w:r>
     </w:p>
     <w:p>
-      <w:r>
-        <w:t>Before applying the procedure, write its units, denominator or decision boundary where relevant. A partner should be able to repeat each step using the same inputs. If a required input is absent or violates the stated contract, record that condition explicitly instead of quietly replacing it with a convenient value.</w:t>
+      <w:pPr>
+        <w:spacing w:line="336" w:lineRule="auto" w:after="180"/>
+      </w:pPr>
+      <w:r>
+        <w:rPr>
+          <w:b w:val="0"/>
+        </w:rPr>
+        <w:t xml:space="preserve">Before applying the procedure, write its units, denominator or decision boundary where relevant. A partner should be able to repeat each step using the same </w:t>
+      </w:r>
+      <w:r>
+        <w:rPr>
+          <w:b/>
+        </w:rPr>
+        <w:t>input</w:t>
+      </w:r>
+      <w:r>
+        <w:rPr>
+          <w:b w:val="0"/>
+        </w:rPr>
+        <w:t>s.</w:t>
+      </w:r>
+    </w:p>
+    <w:p>
+      <w:pPr>
+        <w:spacing w:line="336" w:lineRule="auto" w:after="180"/>
+      </w:pPr>
+      <w:r>
+        <w:rPr>
+          <w:b w:val="0"/>
+        </w:rPr>
+        <w:t xml:space="preserve">If a required </w:t>
+      </w:r>
+      <w:r>
+        <w:rPr>
+          <w:b/>
+        </w:rPr>
+        <w:t>input</w:t>
+      </w:r>
+      <w:r>
+        <w:rPr>
+          <w:b w:val="0"/>
+        </w:rPr>
+        <w:t xml:space="preserve"> is absent or violates the stated contract, record that condition explicitly instead of quietly replacing it with a convenient value.</w:t>
       </w:r>
     </w:p>
     <w:p>
@@ -678,8 +1157,26 @@
       </w:r>
     </w:p>
     <w:p>
-      <w:r>
-        <w:t>Point to the input, the deciding step and the result in this week’s visual. Explain the same step in ordinary words. A picture helps when you can say what each part represents.</w:t>
+      <w:pPr>
+        <w:spacing w:line="336" w:lineRule="auto" w:after="180"/>
+      </w:pPr>
+      <w:r>
+        <w:rPr>
+          <w:b w:val="0"/>
+        </w:rPr>
+        <w:t xml:space="preserve">Point to the </w:t>
+      </w:r>
+      <w:r>
+        <w:rPr>
+          <w:b/>
+        </w:rPr>
+        <w:t>input</w:t>
+      </w:r>
+      <w:r>
+        <w:rPr>
+          <w:b w:val="0"/>
+        </w:rPr>
+        <w:t>, the deciding step and the result in this week’s visual. Explain the same step in ordinary words. A picture helps when you can say what each part represents.</w:t>
       </w:r>
     </w:p>
     <w:p>
@@ -692,16 +1189,54 @@
     </w:p>
     <w:p>
       <w:r>
+        <w:t>Compare the supplied cases for Capstone Design. Identify the detail that changes the conclusion.</w:t>
+      </w:r>
+    </w:p>
+    <w:p>
+      <w:pPr>
+        <w:pStyle w:val="Heading3"/>
+      </w:pPr>
+      <w:r>
+        <w:t>The case to investigate</w:t>
+      </w:r>
+    </w:p>
+    <w:p>
+      <w:pPr>
+        <w:spacing w:line="336" w:lineRule="auto" w:after="180"/>
+        <w:shd w:fill="F1F6FC"/>
+      </w:pPr>
+      <w:r>
+        <w:rPr>
+          <w:b w:val="0"/>
+        </w:rPr>
         <w:t>CASE GALLERY</w:t>
       </w:r>
     </w:p>
     <w:p>
-      <w:r>
-        <w:t>Four Tests, Four Kinds of Evidence</w:t>
-      </w:r>
-    </w:p>
-    <w:p>
-      <w:r>
+      <w:pPr>
+        <w:spacing w:line="336" w:lineRule="auto" w:after="180"/>
+      </w:pPr>
+      <w:r>
+        <w:rPr>
+          <w:b w:val="0"/>
+        </w:rPr>
+        <w:t xml:space="preserve">Four Tests, Four Kinds of </w:t>
+      </w:r>
+      <w:r>
+        <w:rPr>
+          <w:b/>
+        </w:rPr>
+        <w:t>Evidence</w:t>
+      </w:r>
+    </w:p>
+    <w:p>
+      <w:pPr>
+        <w:spacing w:line="336" w:lineRule="auto" w:after="180"/>
+      </w:pPr>
+      <w:r>
+        <w:rPr>
+          <w:b w:val="0"/>
+        </w:rPr>
         <w:t>A system is not understood until it survives more than one comfortable example.</w:t>
       </w:r>
     </w:p>
@@ -778,8 +1313,47 @@
       </w:r>
     </w:p>
     <w:p>
-      <w:r>
-        <w:t>NORMAL CASE: predict and name evidence.     BOUNDARY CASE: predict and name evidence.</w:t>
+      <w:pPr>
+        <w:pStyle w:val="Heading3"/>
+      </w:pPr>
+      <w:r>
+        <w:t>The normal case</w:t>
+      </w:r>
+    </w:p>
+    <w:p>
+      <w:pPr>
+        <w:spacing w:line="336" w:lineRule="auto" w:after="180"/>
+        <w:shd w:fill="F1F6FC"/>
+      </w:pPr>
+      <w:r>
+        <w:rPr>
+          <w:b w:val="0"/>
+        </w:rPr>
+        <w:t xml:space="preserve">NORMAL CASE: predict and name </w:t>
+      </w:r>
+      <w:r>
+        <w:rPr>
+          <w:b/>
+        </w:rPr>
+        <w:t>evidence</w:t>
+      </w:r>
+      <w:r>
+        <w:rPr>
+          <w:b w:val="0"/>
+        </w:rPr>
+        <w:t xml:space="preserve">.     BOUNDARY CASE: predict and name </w:t>
+      </w:r>
+      <w:r>
+        <w:rPr>
+          <w:b/>
+        </w:rPr>
+        <w:t>evidence</w:t>
+      </w:r>
+      <w:r>
+        <w:rPr>
+          <w:b w:val="0"/>
+        </w:rPr>
+        <w:t>.</w:t>
       </w:r>
     </w:p>
     <w:p>
@@ -855,12 +1429,58 @@
       </w:r>
     </w:p>
     <w:p>
-      <w:r>
-        <w:t>MISSING INFORMATION: predict and name evidence.     TRANSFER CASE: predict and name evidence.</w:t>
-      </w:r>
-    </w:p>
-    <w:p>
-      <w:r>
+      <w:pPr>
+        <w:pStyle w:val="Heading3"/>
+      </w:pPr>
+      <w:r>
+        <w:t>Check missing information</w:t>
+      </w:r>
+    </w:p>
+    <w:p>
+      <w:pPr>
+        <w:spacing w:line="336" w:lineRule="auto" w:after="180"/>
+        <w:shd w:fill="FFF5E6"/>
+      </w:pPr>
+      <w:r>
+        <w:rPr>
+          <w:b w:val="0"/>
+        </w:rPr>
+        <w:t xml:space="preserve">MISSING INFORMATION: predict and name </w:t>
+      </w:r>
+      <w:r>
+        <w:rPr>
+          <w:b/>
+        </w:rPr>
+        <w:t>evidence</w:t>
+      </w:r>
+      <w:r>
+        <w:rPr>
+          <w:b w:val="0"/>
+        </w:rPr>
+        <w:t xml:space="preserve">.     TRANSFER CASE: predict and name </w:t>
+      </w:r>
+      <w:r>
+        <w:rPr>
+          <w:b/>
+        </w:rPr>
+        <w:t>evidence</w:t>
+      </w:r>
+      <w:r>
+        <w:rPr>
+          <w:b w:val="0"/>
+        </w:rPr>
+        <w:t>.</w:t>
+      </w:r>
+    </w:p>
+    <w:p>
+      <w:pPr>
+        <w:spacing w:line="336" w:lineRule="auto" w:after="180"/>
+        <w:shd w:fill="F5F1FB"/>
+      </w:pPr>
+      <w:r>
+        <w:rPr>
+          <w:b w:val="0"/>
+        </w:rPr>
         <w:t>Which case is most likely to reveal a hidden assumption? Why?</w:t>
       </w:r>
     </w:p>
@@ -906,18 +1526,81 @@
       </w:r>
     </w:p>
     <w:p>
-      <w:r>
+      <w:pPr>
+        <w:pStyle w:val="Heading3"/>
+      </w:pPr>
+      <w:r>
+        <w:t>Change one thing</w:t>
+      </w:r>
+    </w:p>
+    <w:p>
+      <w:pPr>
+        <w:spacing w:line="336" w:lineRule="auto" w:after="180"/>
+        <w:shd w:fill="F5F1FB"/>
+      </w:pPr>
+      <w:r>
+        <w:rPr>
+          <w:b w:val="0"/>
+        </w:rPr>
         <w:t>Change: The corpus gains a teacher-approved flower definition in V2.</w:t>
       </w:r>
     </w:p>
     <w:p>
-      <w:r>
-        <w:t>Prediction: Add a flower test using V2 and record the corpus version.</w:t>
-      </w:r>
-    </w:p>
-    <w:p>
-      <w:r>
-        <w:t>Reason: The evidence boundary changed explicitly; the earlier corpus could not support this new entry.</w:t>
+      <w:pPr>
+        <w:pStyle w:val="Heading3"/>
+      </w:pPr>
+      <w:r>
+        <w:t>Predicted result</w:t>
+      </w:r>
+    </w:p>
+    <w:p>
+      <w:pPr>
+        <w:spacing w:line="336" w:lineRule="auto" w:after="180"/>
+        <w:shd w:fill="F1F6FC"/>
+      </w:pPr>
+      <w:r>
+        <w:rPr>
+          <w:b/>
+        </w:rPr>
+        <w:t>Prediction</w:t>
+      </w:r>
+      <w:r>
+        <w:rPr>
+          <w:b w:val="0"/>
+        </w:rPr>
+        <w:t>: Add a flower test using V2 and record the corpus version.</w:t>
+      </w:r>
+    </w:p>
+    <w:p>
+      <w:pPr>
+        <w:pStyle w:val="Heading3"/>
+      </w:pPr>
+      <w:r>
+        <w:t>Why the result follows</w:t>
+      </w:r>
+    </w:p>
+    <w:p>
+      <w:pPr>
+        <w:spacing w:line="336" w:lineRule="auto" w:after="180"/>
+        <w:shd w:fill="F1F6FC"/>
+      </w:pPr>
+      <w:r>
+        <w:rPr>
+          <w:b w:val="0"/>
+        </w:rPr>
+        <w:t xml:space="preserve">Reason: The </w:t>
+      </w:r>
+      <w:r>
+        <w:rPr>
+          <w:b/>
+        </w:rPr>
+        <w:t>evidence</w:t>
+      </w:r>
+      <w:r>
+        <w:rPr>
+          <w:b w:val="0"/>
+        </w:rPr>
+        <w:t xml:space="preserve"> boundary changed explicitly; the earlier corpus could not support this new entry.</w:t>
       </w:r>
     </w:p>
     <w:p>
@@ -930,16 +1613,39 @@
     </w:p>
     <w:p>
       <w:r>
+        <w:t>Use the vocabulary of Capstone Design to explain a concrete decision, rather than only memorising definitions.</w:t>
+      </w:r>
+    </w:p>
+    <w:p>
+      <w:pPr>
+        <w:spacing w:line="336" w:lineRule="auto" w:after="180"/>
+      </w:pPr>
+      <w:r>
+        <w:rPr>
+          <w:b/>
+        </w:rPr>
         <w:t>VOCABULARY LAB</w:t>
       </w:r>
     </w:p>
     <w:p>
-      <w:r>
+      <w:pPr>
+        <w:spacing w:line="336" w:lineRule="auto" w:after="180"/>
+      </w:pPr>
+      <w:r>
+        <w:rPr>
+          <w:b w:val="0"/>
+        </w:rPr>
         <w:t>Words You Can Use to Reason</w:t>
       </w:r>
     </w:p>
     <w:p>
-      <w:r>
+      <w:pPr>
+        <w:spacing w:line="336" w:lineRule="auto" w:after="180"/>
+      </w:pPr>
+      <w:r>
+        <w:rPr>
+          <w:b w:val="0"/>
+        </w:rPr>
         <w:t>A definition matters when you can recognize the idea, use it, and contrast it with a near-miss.</w:t>
       </w:r>
     </w:p>
@@ -1352,17 +2058,58 @@
     </w:p>
     <w:p>
       <w:r>
-        <w:t>WORKED EVIDENCE</w:t>
-      </w:r>
-    </w:p>
-    <w:p>
-      <w:r>
+        <w:t>Follow the worked trace for Capstone Design, predict a step, then compare with its explanation.</w:t>
+      </w:r>
+    </w:p>
+    <w:p>
+      <w:pPr>
+        <w:spacing w:line="336" w:lineRule="auto" w:after="180"/>
+      </w:pPr>
+      <w:r>
+        <w:rPr>
+          <w:b/>
+        </w:rPr>
+        <w:t xml:space="preserve">WORKED </w:t>
+      </w:r>
+      <w:r>
+        <w:rPr>
+          <w:b/>
+        </w:rPr>
+        <w:t>EVIDENCE</w:t>
+      </w:r>
+    </w:p>
+    <w:p>
+      <w:pPr>
+        <w:spacing w:line="336" w:lineRule="auto" w:after="180"/>
+      </w:pPr>
+      <w:r>
+        <w:rPr>
+          <w:b w:val="0"/>
+        </w:rPr>
         <w:t>Reason Step by Step</w:t>
       </w:r>
     </w:p>
     <w:p>
-      <w:r>
-        <w:t>Predict first. Then check each step. A correct answer without visible reasoning is incomplete evidence.</w:t>
+      <w:pPr>
+        <w:spacing w:line="336" w:lineRule="auto" w:after="180"/>
+      </w:pPr>
+      <w:r>
+        <w:rPr>
+          <w:b w:val="0"/>
+        </w:rPr>
+        <w:t xml:space="preserve">Predict first. Then check each step. A correct answer without visible reasoning is incomplete </w:t>
+      </w:r>
+      <w:r>
+        <w:rPr>
+          <w:b/>
+        </w:rPr>
+        <w:t>evidence</w:t>
+      </w:r>
+      <w:r>
+        <w:rPr>
+          <w:b w:val="0"/>
+        </w:rPr>
+        <w:t>.</w:t>
       </w:r>
     </w:p>
     <w:p>
@@ -1402,27 +2149,73 @@
       </w:r>
     </w:p>
     <w:p>
-      <w:r>
+      <w:pPr>
+        <w:spacing w:line="336" w:lineRule="auto" w:after="180"/>
+        <w:shd w:fill="F4F9FC"/>
+      </w:pPr>
+      <w:r>
+        <w:rPr>
+          <w:b w:val="0"/>
+        </w:rPr>
         <w:t>1. Need: answer questions from one approved science unit.</w:t>
       </w:r>
     </w:p>
     <w:p>
-      <w:r>
-        <w:t>2. Requirements include citations, age-fit explanation, and missing-source abstention.</w:t>
-      </w:r>
-    </w:p>
-    <w:p>
-      <w:r>
+      <w:pPr>
+        <w:spacing w:line="336" w:lineRule="auto" w:after="180"/>
+        <w:shd w:fill="F4F9FC"/>
+      </w:pPr>
+      <w:r>
+        <w:rPr>
+          <w:b w:val="0"/>
+        </w:rPr>
+        <w:t xml:space="preserve">2. </w:t>
+      </w:r>
+      <w:r>
+        <w:rPr>
+          <w:b/>
+        </w:rPr>
+        <w:t>Requirement</w:t>
+      </w:r>
+      <w:r>
+        <w:rPr>
+          <w:b w:val="0"/>
+        </w:rPr>
+        <w:t>s include citations, age-fit explanation, and missing-source abstention.</w:t>
+      </w:r>
+    </w:p>
+    <w:p>
+      <w:pPr>
+        <w:spacing w:line="336" w:lineRule="auto" w:after="180"/>
+        <w:shd w:fill="F4F9FC"/>
+      </w:pPr>
+      <w:r>
+        <w:rPr>
+          <w:b w:val="0"/>
+        </w:rPr>
         <w:t>3. Success: at least 8/10 fixed eval cases pass, with no unsupported claims.</w:t>
       </w:r>
     </w:p>
     <w:p>
-      <w:r>
+      <w:pPr>
+        <w:spacing w:line="336" w:lineRule="auto" w:after="180"/>
+        <w:shd w:fill="F4F9FC"/>
+      </w:pPr>
+      <w:r>
+        <w:rPr>
+          <w:b w:val="0"/>
+        </w:rPr>
         <w:t>4. Review architecture, privacy, provenance, and safety before building.</w:t>
       </w:r>
     </w:p>
     <w:p>
-      <w:r>
+      <w:pPr>
+        <w:spacing w:line="336" w:lineRule="auto" w:after="180"/>
+      </w:pPr>
+      <w:r>
+        <w:rPr>
+          <w:b w:val="0"/>
+        </w:rPr>
         <w:t>Recalculate, retrace, or restate the reasoning in your own representation:</w:t>
       </w:r>
     </w:p>
@@ -1460,8 +2253,27 @@
       </w:r>
     </w:p>
     <w:p>
-      <w:r>
-        <w:t>CHECK  Did the evidence answer the exact question? Did the total, path, or source record stay consistent?</w:t>
+      <w:pPr>
+        <w:spacing w:line="336" w:lineRule="auto" w:after="180"/>
+        <w:shd w:fill="F5F1FB"/>
+      </w:pPr>
+      <w:r>
+        <w:rPr>
+          <w:b w:val="0"/>
+        </w:rPr>
+        <w:t xml:space="preserve">CHECK  Did the </w:t>
+      </w:r>
+      <w:r>
+        <w:rPr>
+          <w:b/>
+        </w:rPr>
+        <w:t>evidence</w:t>
+      </w:r>
+      <w:r>
+        <w:rPr>
+          <w:b w:val="0"/>
+        </w:rPr>
+        <w:t xml:space="preserve"> answer the exact question? Did the total, path, or source record stay consistent?</w:t>
       </w:r>
     </w:p>
     <w:p>
@@ -1473,30 +2285,111 @@
       </w:r>
     </w:p>
     <w:p>
-      <w:r>
+      <w:pPr>
+        <w:spacing w:line="336" w:lineRule="auto" w:after="180"/>
+      </w:pPr>
+      <w:r>
+        <w:rPr>
+          <w:b w:val="0"/>
+        </w:rPr>
         <w:t>Student room assistant corpus contains public register P, teacher-only guide T and current approval A. It must report approved room capacity or needs_review.</w:t>
       </w:r>
     </w:p>
     <w:p>
-      <w:r>
+      <w:pPr>
+        <w:spacing w:line="336" w:lineRule="auto" w:after="180"/>
+      </w:pPr>
+      <w:r>
+        <w:rPr>
+          <w:b w:val="0"/>
+        </w:rPr>
         <w:t>Authorised corpus contains P and A, excluding T. Baseline manually checks same-room current approval and capacity. Reserve complete, missing and conflicting cases before development.</w:t>
       </w:r>
     </w:p>
     <w:p>
-      <w:r>
-        <w:t>Compare the intermediate evidence with the final statement. Explain why each number or decision follows from the stated inputs. The conclusion belongs to this scenario and procedure; changing the inputs, evaluation population or authority can change what it establishes. Retain the raw record so a later revision can be compared honestly.</w:t>
-      </w:r>
-    </w:p>
-    <w:p>
       <w:pPr>
         <w:pStyle w:val="Heading3"/>
       </w:pPr>
       <w:r>
+        <w:t>Worked explanation · Capstone Design</w:t>
+      </w:r>
+    </w:p>
+    <w:p>
+      <w:pPr>
+        <w:spacing w:line="336" w:lineRule="auto" w:after="180"/>
+        <w:shd w:fill="F1F6FC"/>
+      </w:pPr>
+      <w:r>
+        <w:rPr>
+          <w:b w:val="0"/>
+        </w:rPr>
+        <w:t xml:space="preserve">Compare the intermediate </w:t>
+      </w:r>
+      <w:r>
+        <w:rPr>
+          <w:b/>
+        </w:rPr>
+        <w:t>evidence</w:t>
+      </w:r>
+      <w:r>
+        <w:rPr>
+          <w:b w:val="0"/>
+        </w:rPr>
+        <w:t xml:space="preserve"> with the final statement. Explain why each number or decision follows from the stated </w:t>
+      </w:r>
+      <w:r>
+        <w:rPr>
+          <w:b/>
+        </w:rPr>
+        <w:t>input</w:t>
+      </w:r>
+      <w:r>
+        <w:rPr>
+          <w:b w:val="0"/>
+        </w:rPr>
+        <w:t>s.</w:t>
+      </w:r>
+    </w:p>
+    <w:p>
+      <w:pPr>
+        <w:spacing w:line="336" w:lineRule="auto" w:after="180"/>
+        <w:shd w:fill="F1F6FC"/>
+      </w:pPr>
+      <w:r>
+        <w:rPr>
+          <w:b w:val="0"/>
+        </w:rPr>
+        <w:t xml:space="preserve">The conclusion belongs to this scenario and procedure; changing the </w:t>
+      </w:r>
+      <w:r>
+        <w:rPr>
+          <w:b/>
+        </w:rPr>
+        <w:t>input</w:t>
+      </w:r>
+      <w:r>
+        <w:rPr>
+          <w:b w:val="0"/>
+        </w:rPr>
+        <w:t>s, evaluation population or authority can change what it establishes. Retain the raw record so a later revision can be compared honestly.</w:t>
+      </w:r>
+    </w:p>
+    <w:p>
+      <w:pPr>
+        <w:pStyle w:val="Heading3"/>
+      </w:pPr>
+      <w:r>
         <w:t>Learn from the worked case</w:t>
       </w:r>
     </w:p>
     <w:p>
-      <w:r>
+      <w:pPr>
+        <w:spacing w:line="336" w:lineRule="auto" w:after="180"/>
+      </w:pPr>
+      <w:r>
+        <w:rPr>
+          <w:b w:val="0"/>
+        </w:rPr>
         <w:t>Cover the result before checking it. Say what is given, choose the procedure, and follow one step at a time. Then uncover the result and explain your first mismatch. Ask why a step is allowed, not only what number it produces.</w:t>
       </w:r>
     </w:p>
@@ -1509,7 +2402,13 @@
       </w:r>
     </w:p>
     <w:p>
-      <w:r>
+      <w:pPr>
+        <w:spacing w:line="336" w:lineRule="auto" w:after="180"/>
+      </w:pPr>
+      <w:r>
+        <w:rPr>
+          <w:b w:val="0"/>
+        </w:rPr>
         <w:t>Plan a bounded study buddy around a small approved vocabulary corpus.</w:t>
       </w:r>
     </w:p>
@@ -1522,13 +2421,55 @@
       </w:r>
     </w:p>
     <w:p>
-      <w:r>
+      <w:pPr>
+        <w:pStyle w:val="Heading3"/>
+      </w:pPr>
+      <w:r>
+        <w:t>Supplied facts</w:t>
+      </w:r>
+    </w:p>
+    <w:p>
+      <w:pPr>
+        <w:spacing w:line="336" w:lineRule="auto" w:after="180"/>
+        <w:shd w:fill="F1F6FC"/>
+      </w:pPr>
+      <w:r>
+        <w:rPr>
+          <w:b w:val="0"/>
+        </w:rPr>
         <w:t>Corpus V1 defines roots, stem and leaf. It contains no plant disease treatment. Success requires a source reference; missing definitions require a clear fallback.</w:t>
       </w:r>
     </w:p>
     <w:p>
-      <w:r>
-        <w:t>All inputs and outcomes in this worked example are invented classroom data; no real model run is claimed.</w:t>
+      <w:pPr>
+        <w:pStyle w:val="Heading3"/>
+      </w:pPr>
+      <w:r>
+        <w:t>Supplied facts</w:t>
+      </w:r>
+    </w:p>
+    <w:p>
+      <w:pPr>
+        <w:spacing w:line="336" w:lineRule="auto" w:after="180"/>
+        <w:shd w:fill="F1F6FC"/>
+      </w:pPr>
+      <w:r>
+        <w:rPr>
+          <w:b w:val="0"/>
+        </w:rPr>
+        <w:t xml:space="preserve">All </w:t>
+      </w:r>
+      <w:r>
+        <w:rPr>
+          <w:b/>
+        </w:rPr>
+        <w:t>input</w:t>
+      </w:r>
+      <w:r>
+        <w:rPr>
+          <w:b w:val="0"/>
+        </w:rPr>
+        <w:t>s and outcomes in this worked example are invented classroom data; no real model run is claimed.</w:t>
       </w:r>
     </w:p>
     <w:p>
@@ -1691,30 +2632,126 @@
       </w:r>
     </w:p>
     <w:p>
-      <w:r>
-        <w:t>Read the picture in order. “How do I cure this disease?” must produce an out-of-scope response, not a treatment guess. The arrows show which recorded input or intermediate result each decision uses. Explain the deciding step aloud before checking the changed case; pointing to the final answer alone does not show how it follows.</w:t>
-      </w:r>
-    </w:p>
-    <w:p>
       <w:pPr>
         <w:pStyle w:val="Heading3"/>
       </w:pPr>
       <w:r>
+        <w:t>Why the result follows</w:t>
+      </w:r>
+    </w:p>
+    <w:p>
+      <w:pPr>
+        <w:spacing w:line="336" w:lineRule="auto" w:after="180"/>
+        <w:shd w:fill="F1F6FC"/>
+      </w:pPr>
+      <w:r>
+        <w:rPr>
+          <w:b w:val="0"/>
+        </w:rPr>
+        <w:t xml:space="preserve">Read the picture in order. “How do I cure this disease?” must produce an out-of-scope response, not a treatment guess. The arrows show which recorded </w:t>
+      </w:r>
+      <w:r>
+        <w:rPr>
+          <w:b/>
+        </w:rPr>
+        <w:t>input</w:t>
+      </w:r>
+      <w:r>
+        <w:rPr>
+          <w:b w:val="0"/>
+        </w:rPr>
+        <w:t xml:space="preserve"> or intermediate result each decision uses.</w:t>
+      </w:r>
+    </w:p>
+    <w:p>
+      <w:pPr>
+        <w:spacing w:line="336" w:lineRule="auto" w:after="180"/>
+        <w:shd w:fill="F1F6FC"/>
+      </w:pPr>
+      <w:r>
+        <w:rPr>
+          <w:b w:val="0"/>
+        </w:rPr>
+        <w:t>Explain the deciding step aloud before checking the changed case; pointing to the final answer alone does not show how it follows.</w:t>
+      </w:r>
+    </w:p>
+    <w:p>
+      <w:pPr>
+        <w:pStyle w:val="Heading3"/>
+      </w:pPr>
+      <w:r>
         <w:t>What this example does not establish</w:t>
       </w:r>
     </w:p>
     <w:p>
-      <w:r>
+      <w:pPr>
+        <w:pStyle w:val="Heading3"/>
+      </w:pPr>
+      <w:r>
+        <w:t>Keep the stated limit</w:t>
+      </w:r>
+    </w:p>
+    <w:p>
+      <w:pPr>
+        <w:spacing w:line="336" w:lineRule="auto" w:after="180"/>
+        <w:shd w:fill="FFF5E6"/>
+      </w:pPr>
+      <w:r>
+        <w:rPr>
+          <w:b w:val="0"/>
+        </w:rPr>
         <w:t>A capstone design is a testable plan; its proposed behaviours are not verified outcomes until checked.</w:t>
       </w:r>
     </w:p>
     <w:p>
-      <w:r>
-        <w:t>Read the labelled picture: What should the project plan record before the new flower test? Point to the relevant step in the picture, then write the changed result and the rule or evidence that supports it.</w:t>
-      </w:r>
-    </w:p>
-    <w:p>
-      <w:r>
+      <w:pPr>
+        <w:pStyle w:val="Heading3"/>
+      </w:pPr>
+      <w:r>
+        <w:t>Keep the stated limit</w:t>
+      </w:r>
+    </w:p>
+    <w:p>
+      <w:pPr>
+        <w:spacing w:line="336" w:lineRule="auto" w:after="180"/>
+        <w:shd w:fill="FFF5E6"/>
+      </w:pPr>
+      <w:r>
+        <w:rPr>
+          <w:b w:val="0"/>
+        </w:rPr>
+        <w:t xml:space="preserve">Read the labelled picture: What should the project plan record before the new flower test? Point to the relevant step in the picture, then write the changed result and the rule or </w:t>
+      </w:r>
+      <w:r>
+        <w:rPr>
+          <w:b/>
+        </w:rPr>
+        <w:t>evidence</w:t>
+      </w:r>
+      <w:r>
+        <w:rPr>
+          <w:b w:val="0"/>
+        </w:rPr>
+        <w:t xml:space="preserve"> that supports it.</w:t>
+      </w:r>
+    </w:p>
+    <w:p>
+      <w:pPr>
+        <w:pStyle w:val="Heading3"/>
+      </w:pPr>
+      <w:r>
+        <w:t>Keep the stated limit</w:t>
+      </w:r>
+    </w:p>
+    <w:p>
+      <w:pPr>
+        <w:spacing w:line="336" w:lineRule="auto" w:after="180"/>
+        <w:shd w:fill="FFF5E6"/>
+      </w:pPr>
+      <w:r>
+        <w:rPr>
+          <w:b w:val="0"/>
+        </w:rPr>
         <w:t>Change one thing: The corpus gains a teacher-approved flower definition in V2. Predict the result before checking the explanation. What remains the same?</w:t>
       </w:r>
     </w:p>
@@ -1728,17 +2765,61 @@
     </w:p>
     <w:p>
       <w:r>
+        <w:t>Find the unsupported step in the Capstone Design claim and explain a repair using the supplied evidence.</w:t>
+      </w:r>
+    </w:p>
+    <w:p>
+      <w:pPr>
+        <w:pStyle w:val="Heading3"/>
+      </w:pPr>
+      <w:r>
+        <w:t>Find the first error</w:t>
+      </w:r>
+    </w:p>
+    <w:p>
+      <w:pPr>
+        <w:spacing w:line="336" w:lineRule="auto" w:after="180"/>
+        <w:shd w:fill="FFF5E6"/>
+      </w:pPr>
+      <w:r>
+        <w:rPr>
+          <w:b w:val="0"/>
+        </w:rPr>
         <w:t>ERROR DETECTIVE</w:t>
       </w:r>
     </w:p>
     <w:p>
-      <w:r>
+      <w:pPr>
+        <w:spacing w:line="336" w:lineRule="auto" w:after="180"/>
+      </w:pPr>
+      <w:r>
+        <w:rPr>
+          <w:b w:val="0"/>
+        </w:rPr>
         <w:t>Compare → Diagnose → Repair</w:t>
       </w:r>
     </w:p>
     <w:p>
-      <w:r>
-        <w:t>Do not patch the answer. Find the earliest unsupported assumption, wrong step, or weak evidence.</w:t>
+      <w:pPr>
+        <w:spacing w:line="336" w:lineRule="auto" w:after="180"/>
+      </w:pPr>
+      <w:r>
+        <w:rPr>
+          <w:b w:val="0"/>
+        </w:rPr>
+        <w:t xml:space="preserve">Do not patch the answer. Find the earliest unsupported assumption, wrong step, or weak </w:t>
+      </w:r>
+      <w:r>
+        <w:rPr>
+          <w:b/>
+        </w:rPr>
+        <w:t>evidence</w:t>
+      </w:r>
+      <w:r>
+        <w:rPr>
+          <w:b w:val="0"/>
+        </w:rPr>
+        <w:t>.</w:t>
       </w:r>
     </w:p>
     <w:p>
@@ -1988,7 +3069,14 @@
       </w:tr>
     </w:tbl>
     <w:p>
-      <w:r>
+      <w:pPr>
+        <w:spacing w:line="336" w:lineRule="auto" w:after="180"/>
+        <w:shd w:fill="F5F1FB"/>
+      </w:pPr>
+      <w:r>
+        <w:rPr>
+          <w:b w:val="0"/>
+        </w:rPr>
         <w:t>Repair one cause. Why is this repair better than changing several things?</w:t>
       </w:r>
     </w:p>
@@ -2034,15 +3122,42 @@
       </w:r>
     </w:p>
     <w:p>
-      <w:r>
-        <w:t>Complete the supported workbook tasks before attempting W4 independently. Record any hints or help used. After feedback, use the teacher's fresh retry rather than copying the earlier answer. For a project, select a relevant new case, predict the outcome from the declared rule and preserve the result alongside any revision.</w:t>
-      </w:r>
-    </w:p>
-    <w:p>
       <w:pPr>
         <w:pStyle w:val="Heading3"/>
       </w:pPr>
       <w:r>
+        <w:t>Check the claim against the facts</w:t>
+      </w:r>
+    </w:p>
+    <w:p>
+      <w:pPr>
+        <w:spacing w:line="336" w:lineRule="auto" w:after="180"/>
+        <w:shd w:fill="FFF5E6"/>
+      </w:pPr>
+      <w:r>
+        <w:rPr>
+          <w:b w:val="0"/>
+        </w:rPr>
+        <w:t>Complete the supported workbook tasks before attempting W4 independently. Record any hints or help used. After feedback, use the teacher's fresh retry rather than copying the earlier answer.</w:t>
+      </w:r>
+    </w:p>
+    <w:p>
+      <w:pPr>
+        <w:spacing w:line="336" w:lineRule="auto" w:after="180"/>
+        <w:shd w:fill="FFF5E6"/>
+      </w:pPr>
+      <w:r>
+        <w:rPr>
+          <w:b w:val="0"/>
+        </w:rPr>
+        <w:t>For a project, select a relevant new case, predict the outcome from the declared rule and preserve the result alongside any revision.</w:t>
+      </w:r>
+    </w:p>
+    <w:p>
+      <w:pPr>
+        <w:pStyle w:val="Heading3"/>
+      </w:pPr>
+      <w:r>
         <w:t>Exit: propose one revealing change to the worked scenario. State the expected outcome and the evidence that would make you revise your explanation.</w:t>
       </w:r>
     </w:p>
@@ -2081,16 +3196,39 @@
     </w:p>
     <w:p>
       <w:r>
+        <w:t>Practise Capstone Design with support, then explain the deciding step in your own words.</w:t>
+      </w:r>
+    </w:p>
+    <w:p>
+      <w:pPr>
+        <w:spacing w:line="336" w:lineRule="auto" w:after="180"/>
+      </w:pPr>
+      <w:r>
+        <w:rPr>
+          <w:b/>
+        </w:rPr>
         <w:t>LOGIC STUDIO</w:t>
       </w:r>
     </w:p>
     <w:p>
-      <w:r>
+      <w:pPr>
+        <w:spacing w:line="336" w:lineRule="auto" w:after="180"/>
+      </w:pPr>
+      <w:r>
+        <w:rPr>
+          <w:b w:val="0"/>
+        </w:rPr>
         <w:t>Specify Before You Run</w:t>
       </w:r>
     </w:p>
     <w:p>
-      <w:r>
+      <w:pPr>
+        <w:spacing w:line="336" w:lineRule="auto" w:after="180"/>
+      </w:pPr>
+      <w:r>
+        <w:rPr>
+          <w:b w:val="0"/>
+        </w:rPr>
         <w:t>Prompts, schemas, retrieval, tool calls, and code are inspectable parts of one AI product.</w:t>
       </w:r>
     </w:p>
@@ -2131,8 +3269,26 @@
       </w:r>
     </w:p>
     <w:p>
-      <w:r>
-        <w:t>SET task, audience, constraints, output_schema</w:t>
+      <w:pPr>
+        <w:spacing w:line="336" w:lineRule="auto" w:after="180"/>
+      </w:pPr>
+      <w:r>
+        <w:rPr>
+          <w:b w:val="0"/>
+        </w:rPr>
+        <w:t xml:space="preserve">SET task, audience, constraints, </w:t>
+      </w:r>
+      <w:r>
+        <w:rPr>
+          <w:b/>
+        </w:rPr>
+        <w:t>output</w:t>
+      </w:r>
+      <w:r>
+        <w:rPr>
+          <w:b w:val="0"/>
+        </w:rPr>
+        <w:t>_schema</w:t>
         <w:br/>
         <w:t>LOAD approved_context or retrieval_result</w:t>
         <w:br/>
@@ -2140,14 +3296,57 @@
         <w:br/>
         <w:t>VALIDATE fields, claims, citations, and safety</w:t>
         <w:br/>
-        <w:t>IF evidence missing: ask, retrieve, or abstain</w:t>
+        <w:t xml:space="preserve">IF </w:t>
+      </w:r>
+      <w:r>
+        <w:rPr>
+          <w:b/>
+        </w:rPr>
+        <w:t>evidence</w:t>
+      </w:r>
+      <w:r>
+        <w:rPr>
+          <w:b w:val="0"/>
+        </w:rPr>
+        <w:t xml:space="preserve"> missing: ask, retrieve, or abstain</w:t>
         <w:br/>
-        <w:t>RETURN useful output + source trail + limitations</w:t>
-      </w:r>
-    </w:p>
-    <w:p>
-      <w:r>
-        <w:t>Trace one input. Which line changes the state or chooses a path?</w:t>
+        <w:t xml:space="preserve">RETURN useful </w:t>
+      </w:r>
+      <w:r>
+        <w:rPr>
+          <w:b/>
+        </w:rPr>
+        <w:t>output</w:t>
+      </w:r>
+      <w:r>
+        <w:rPr>
+          <w:b w:val="0"/>
+        </w:rPr>
+        <w:t xml:space="preserve"> + source trail + limitations</w:t>
+      </w:r>
+    </w:p>
+    <w:p>
+      <w:pPr>
+        <w:spacing w:line="336" w:lineRule="auto" w:after="180"/>
+        <w:shd w:fill="F5F1FB"/>
+      </w:pPr>
+      <w:r>
+        <w:rPr>
+          <w:b w:val="0"/>
+        </w:rPr>
+        <w:t xml:space="preserve">Trace one </w:t>
+      </w:r>
+      <w:r>
+        <w:rPr>
+          <w:b/>
+        </w:rPr>
+        <w:t>input</w:t>
+      </w:r>
+      <w:r>
+        <w:rPr>
+          <w:b w:val="0"/>
+        </w:rPr>
+        <w:t>. Which line changes the state or chooses a path?</w:t>
       </w:r>
     </w:p>
     <w:p>
@@ -2192,13 +3391,60 @@
       </w:r>
     </w:p>
     <w:p>
-      <w:r>
-        <w:t>A complete capstone plan is not evidence that the implementation meets it; evaluate after building.</w:t>
-      </w:r>
-    </w:p>
-    <w:p>
-      <w:r>
-        <w:t>A useful check asks what would make the reasoning fail. Distinguish a failure to execute the declared procedure from a weakness in the procedure itself. The first may require a correction; the second requires an explicitly revised method and new evidence. Preserve unsuccessful cases so an improved result cannot hide the original problem.</w:t>
+      <w:pPr>
+        <w:spacing w:line="336" w:lineRule="auto" w:after="180"/>
+      </w:pPr>
+      <w:r>
+        <w:rPr>
+          <w:b w:val="0"/>
+        </w:rPr>
+        <w:t xml:space="preserve">A complete capstone plan is not </w:t>
+      </w:r>
+      <w:r>
+        <w:rPr>
+          <w:b/>
+        </w:rPr>
+        <w:t>evidence</w:t>
+      </w:r>
+      <w:r>
+        <w:rPr>
+          <w:b w:val="0"/>
+        </w:rPr>
+        <w:t xml:space="preserve"> that the implementation meets it; evaluate after building.</w:t>
+      </w:r>
+    </w:p>
+    <w:p>
+      <w:pPr>
+        <w:spacing w:line="336" w:lineRule="auto" w:after="180"/>
+      </w:pPr>
+      <w:r>
+        <w:rPr>
+          <w:b w:val="0"/>
+        </w:rPr>
+        <w:t>A useful check asks what would make the reasoning fail. Distinguish a failure to execute the declared procedure from a weakness in the procedure itself.</w:t>
+      </w:r>
+    </w:p>
+    <w:p>
+      <w:pPr>
+        <w:spacing w:line="336" w:lineRule="auto" w:after="180"/>
+      </w:pPr>
+      <w:r>
+        <w:rPr>
+          <w:b w:val="0"/>
+        </w:rPr>
+        <w:t xml:space="preserve">The first may require a correction; the second requires an explicitly revised method and new </w:t>
+      </w:r>
+      <w:r>
+        <w:rPr>
+          <w:b/>
+        </w:rPr>
+        <w:t>evidence</w:t>
+      </w:r>
+      <w:r>
+        <w:rPr>
+          <w:b w:val="0"/>
+        </w:rPr>
+        <w:t>. Preserve unsuccessful cases so an improved result cannot hide the original problem.</w:t>
       </w:r>
     </w:p>
     <w:p>
@@ -2243,8 +3489,38 @@
       </w:r>
     </w:p>
     <w:p>
-      <w:r>
-        <w:t>Use workbook W2 for the connected example “Capstone requirements and corpus”. First fill the input and rule boxes. Try the middle steps before asking for a hint. After a hint, try the next step yourself.</w:t>
+      <w:pPr>
+        <w:spacing w:line="336" w:lineRule="auto" w:after="180"/>
+      </w:pPr>
+      <w:r>
+        <w:rPr>
+          <w:b w:val="0"/>
+        </w:rPr>
+        <w:t xml:space="preserve">Use workbook W2 for the connected example “Capstone </w:t>
+      </w:r>
+      <w:r>
+        <w:rPr>
+          <w:b/>
+        </w:rPr>
+        <w:t>requirement</w:t>
+      </w:r>
+      <w:r>
+        <w:rPr>
+          <w:b w:val="0"/>
+        </w:rPr>
+        <w:t xml:space="preserve">s and corpus”. First fill the </w:t>
+      </w:r>
+      <w:r>
+        <w:rPr>
+          <w:b/>
+        </w:rPr>
+        <w:t>input</w:t>
+      </w:r>
+      <w:r>
+        <w:rPr>
+          <w:b w:val="0"/>
+        </w:rPr>
+        <w:t xml:space="preserve"> and rule boxes. Try the middle steps before asking for a hint. After a hint, try the next step yourself.</w:t>
       </w:r>
     </w:p>
     <w:tbl>
@@ -2327,7 +3603,13 @@
       </w:tr>
     </w:tbl>
     <w:p>
-      <w:r>
+      <w:pPr>
+        <w:spacing w:line="336" w:lineRule="auto" w:after="180"/>
+      </w:pPr>
+      <w:r>
+        <w:rPr>
+          <w:b w:val="0"/>
+        </w:rPr>
         <w:t>Explain your trace to a partner. Your partner points to one step to check. Swap roles on the next case. Each person writes their own explanation.</w:t>
       </w:r>
     </w:p>
@@ -2340,12 +3622,47 @@
       </w:r>
     </w:p>
     <w:p>
-      <w:r>
-        <w:t>Use the worked case for Capstone requirements and corpus. Proposed explanation: “The worked result establishes every future case”. Decide whether this explanation is supported. Point to the step or supplied fact that decides; explain your repair if needed.</w:t>
-      </w:r>
-    </w:p>
-    <w:p>
-      <w:r>
+      <w:pPr>
+        <w:spacing w:line="336" w:lineRule="auto" w:after="180"/>
+      </w:pPr>
+      <w:r>
+        <w:rPr>
+          <w:b w:val="0"/>
+        </w:rPr>
+        <w:t xml:space="preserve">Use the worked case for Capstone </w:t>
+      </w:r>
+      <w:r>
+        <w:rPr>
+          <w:b/>
+        </w:rPr>
+        <w:t>requirement</w:t>
+      </w:r>
+      <w:r>
+        <w:rPr>
+          <w:b w:val="0"/>
+        </w:rPr>
+        <w:t>s and corpus. Proposed explanation: “The worked result establishes every future case”. Decide whether this explanation is supported.</w:t>
+      </w:r>
+    </w:p>
+    <w:p>
+      <w:pPr>
+        <w:spacing w:line="336" w:lineRule="auto" w:after="180"/>
+      </w:pPr>
+      <w:r>
+        <w:rPr>
+          <w:b w:val="0"/>
+        </w:rPr>
+        <w:t>Point to the step or supplied fact that decides; explain your repair if needed.</w:t>
+      </w:r>
+    </w:p>
+    <w:p>
+      <w:pPr>
+        <w:spacing w:line="336" w:lineRule="auto" w:after="180"/>
+      </w:pPr>
+      <w:r>
+        <w:rPr>
+          <w:b w:val="0"/>
+        </w:rPr>
         <w:t>Answer on your own before discussion. If you are unsure, say which step you need help with.</w:t>
       </w:r>
     </w:p>
@@ -2358,8 +3675,26 @@
       </w:r>
     </w:p>
     <w:p>
-      <w:r>
-        <w:t>What should the project plan record before the new flower test? Point to the relevant step in the picture, then write the changed result and the rule or evidence that supports it.</w:t>
+      <w:pPr>
+        <w:spacing w:line="336" w:lineRule="auto" w:after="180"/>
+      </w:pPr>
+      <w:r>
+        <w:rPr>
+          <w:b w:val="0"/>
+        </w:rPr>
+        <w:t xml:space="preserve">What should the project plan record before the new flower test? Point to the relevant step in the picture, then write the changed result and the rule or </w:t>
+      </w:r>
+      <w:r>
+        <w:rPr>
+          <w:b/>
+        </w:rPr>
+        <w:t>evidence</w:t>
+      </w:r>
+      <w:r>
+        <w:rPr>
+          <w:b w:val="0"/>
+        </w:rPr>
+        <w:t xml:space="preserve"> that supports it.</w:t>
       </w:r>
     </w:p>
     <w:p>
@@ -2391,7 +3726,13 @@
       </w:r>
     </w:p>
     <w:p>
-      <w:r>
+      <w:pPr>
+        <w:spacing w:line="336" w:lineRule="auto" w:after="180"/>
+      </w:pPr>
+      <w:r>
+        <w:rPr>
+          <w:b w:val="0"/>
+        </w:rPr>
         <w:t>This is supported practice. Keep the separately named independent case for an attempt before feedback.</w:t>
       </w:r>
     </w:p>
@@ -2405,16 +3746,45 @@
     </w:p>
     <w:p>
       <w:r>
-        <w:t>EVIDENCE LAB</w:t>
-      </w:r>
-    </w:p>
-    <w:p>
-      <w:r>
+        <w:t>Investigate Capstone Design. Record the prediction, actual observation or labelled paper trace, explanation and next test separately.</w:t>
+      </w:r>
+    </w:p>
+    <w:p>
+      <w:pPr>
+        <w:spacing w:line="336" w:lineRule="auto" w:after="180"/>
+      </w:pPr>
+      <w:r>
+        <w:rPr>
+          <w:b/>
+        </w:rPr>
+        <w:t>EVIDENCE</w:t>
+      </w:r>
+      <w:r>
+        <w:rPr>
+          <w:b/>
+        </w:rPr>
+        <w:t xml:space="preserve"> LAB</w:t>
+      </w:r>
+    </w:p>
+    <w:p>
+      <w:pPr>
+        <w:spacing w:line="336" w:lineRule="auto" w:after="180"/>
+      </w:pPr>
+      <w:r>
+        <w:rPr>
+          <w:b w:val="0"/>
+        </w:rPr>
         <w:t>Predict → Test → Record → Explain</w:t>
       </w:r>
     </w:p>
     <w:p>
-      <w:r>
+      <w:pPr>
+        <w:spacing w:line="336" w:lineRule="auto" w:after="180"/>
+      </w:pPr>
+      <w:r>
+        <w:rPr>
+          <w:b w:val="0"/>
+        </w:rPr>
         <w:t>Keep expected and actual results separate. Surprises are useful data when recorded honestly.</w:t>
       </w:r>
     </w:p>
@@ -2455,7 +3825,13 @@
       </w:r>
     </w:p>
     <w:p>
-      <w:r>
+      <w:pPr>
+        <w:spacing w:line="336" w:lineRule="auto" w:after="180"/>
+      </w:pPr>
+      <w:r>
+        <w:rPr>
+          <w:b w:val="0"/>
+        </w:rPr>
         <w:t>Write the brief, architecture, source list, schema, rubric, eval set, risks, and approval gates; peer-review for testability.</w:t>
       </w:r>
     </w:p>
@@ -2705,7 +4081,14 @@
       </w:tr>
     </w:tbl>
     <w:p>
-      <w:r>
+      <w:pPr>
+        <w:spacing w:line="336" w:lineRule="auto" w:after="180"/>
+        <w:shd w:fill="F5F1FB"/>
+      </w:pPr>
+      <w:r>
+        <w:rPr>
+          <w:b w:val="0"/>
+        </w:rPr>
         <w:t>What did the hardest test teach you that the normal test did not?</w:t>
       </w:r>
     </w:p>
@@ -2751,7 +4134,13 @@
       </w:r>
     </w:p>
     <w:p>
-      <w:r>
+      <w:pPr>
+        <w:spacing w:line="336" w:lineRule="auto" w:after="180"/>
+      </w:pPr>
+      <w:r>
+        <w:rPr>
+          <w:b w:val="0"/>
+        </w:rPr>
         <w:t>Before trying: what do I expect, and why? While trying: which step could first go wrong? Afterwards: what did I actually observe, and what should change? Keep “not run” if you only traced the procedure.</w:t>
       </w:r>
     </w:p>
@@ -2765,17 +4154,52 @@
     </w:p>
     <w:p>
       <w:r>
+        <w:t>Move from recall to tracing, diagnosis and transfer in Capstone Design. Explain why each step is justified.</w:t>
+      </w:r>
+    </w:p>
+    <w:p>
+      <w:pPr>
+        <w:spacing w:line="336" w:lineRule="auto" w:after="180"/>
+      </w:pPr>
+      <w:r>
+        <w:rPr>
+          <w:b/>
+        </w:rPr>
         <w:t>MASTERY</w:t>
       </w:r>
     </w:p>
     <w:p>
-      <w:r>
+      <w:pPr>
+        <w:spacing w:line="336" w:lineRule="auto" w:after="180"/>
+      </w:pPr>
+      <w:r>
+        <w:rPr>
+          <w:b w:val="0"/>
+        </w:rPr>
         <w:t>From Knowing the Word to Owning the Idea</w:t>
       </w:r>
     </w:p>
     <w:p>
-      <w:r>
-        <w:t>Move upward only when you can produce evidence without copying the worked example.</w:t>
+      <w:pPr>
+        <w:spacing w:line="336" w:lineRule="auto" w:after="180"/>
+      </w:pPr>
+      <w:r>
+        <w:rPr>
+          <w:b w:val="0"/>
+        </w:rPr>
+        <w:t xml:space="preserve">Move upward only when you can produce </w:t>
+      </w:r>
+      <w:r>
+        <w:rPr>
+          <w:b/>
+        </w:rPr>
+        <w:t>evidence</w:t>
+      </w:r>
+      <w:r>
+        <w:rPr>
+          <w:b w:val="0"/>
+        </w:rPr>
+        <w:t xml:space="preserve"> without copying the worked example.</w:t>
       </w:r>
     </w:p>
     <w:p>
@@ -2815,33 +4239,93 @@
       </w:r>
     </w:p>
     <w:p>
-      <w:r>
+      <w:pPr>
+        <w:spacing w:line="336" w:lineRule="auto" w:after="180"/>
+      </w:pPr>
+      <w:r>
+        <w:rPr>
+          <w:b w:val="0"/>
+        </w:rPr>
         <w:t>1 • NAME: Define the concept without repeating the textbook.</w:t>
       </w:r>
     </w:p>
     <w:p>
-      <w:r>
-        <w:t>2 • TRACE: Show the information, state, branch, calculation, or evidence path.</w:t>
-      </w:r>
-    </w:p>
-    <w:p>
-      <w:r>
+      <w:pPr>
+        <w:spacing w:line="336" w:lineRule="auto" w:after="180"/>
+      </w:pPr>
+      <w:r>
+        <w:rPr>
+          <w:b w:val="0"/>
+        </w:rPr>
+        <w:t xml:space="preserve">2 • TRACE: Show the information, state, branch, calculation, or </w:t>
+      </w:r>
+      <w:r>
+        <w:rPr>
+          <w:b/>
+        </w:rPr>
+        <w:t>evidence</w:t>
+      </w:r>
+      <w:r>
+        <w:rPr>
+          <w:b w:val="0"/>
+        </w:rPr>
+        <w:t xml:space="preserve"> path.</w:t>
+      </w:r>
+    </w:p>
+    <w:p>
+      <w:pPr>
+        <w:spacing w:line="336" w:lineRule="auto" w:after="180"/>
+      </w:pPr>
+      <w:r>
+        <w:rPr>
+          <w:b w:val="0"/>
+        </w:rPr>
         <w:t>3 • APPLY: Solve a different example independently.</w:t>
       </w:r>
     </w:p>
     <w:p>
-      <w:r>
+      <w:pPr>
+        <w:spacing w:line="336" w:lineRule="auto" w:after="180"/>
+      </w:pPr>
+      <w:r>
+        <w:rPr>
+          <w:b w:val="0"/>
+        </w:rPr>
         <w:t>4 • CHALLENGE: Find a boundary case, counterexample, or unfair outcome.</w:t>
       </w:r>
     </w:p>
     <w:p>
-      <w:r>
+      <w:pPr>
+        <w:spacing w:line="336" w:lineRule="auto" w:after="180"/>
+      </w:pPr>
+      <w:r>
+        <w:rPr>
+          <w:b w:val="0"/>
+        </w:rPr>
         <w:t>5 • EXPLAIN LIMITS: Say when the result should not be trusted or used alone.</w:t>
       </w:r>
     </w:p>
     <w:p>
-      <w:r>
-        <w:t>My strongest evidence of independent understanding:</w:t>
+      <w:pPr>
+        <w:spacing w:line="336" w:lineRule="auto" w:after="180"/>
+      </w:pPr>
+      <w:r>
+        <w:rPr>
+          <w:b w:val="0"/>
+        </w:rPr>
+        <w:t xml:space="preserve">My strongest </w:t>
+      </w:r>
+      <w:r>
+        <w:rPr>
+          <w:b/>
+        </w:rPr>
+        <w:t>evidence</w:t>
+      </w:r>
+      <w:r>
+        <w:rPr>
+          <w:b w:val="0"/>
+        </w:rPr>
+        <w:t xml:space="preserve"> of independent understanding:</w:t>
       </w:r>
     </w:p>
     <w:p>
@@ -2887,16 +4371,39 @@
     </w:p>
     <w:p>
       <w:r>
+        <w:t>Apply this week’s idea to Verified Study Buddy. Keep an annotated decision and the evidence supporting it.</w:t>
+      </w:r>
+    </w:p>
+    <w:p>
+      <w:pPr>
+        <w:spacing w:line="336" w:lineRule="auto" w:after="180"/>
+      </w:pPr>
+      <w:r>
+        <w:rPr>
+          <w:b/>
+        </w:rPr>
         <w:t>CUMULATIVE PROJECT</w:t>
       </w:r>
     </w:p>
     <w:p>
-      <w:r>
+      <w:pPr>
+        <w:spacing w:line="336" w:lineRule="auto" w:after="180"/>
+      </w:pPr>
+      <w:r>
+        <w:rPr>
+          <w:b w:val="0"/>
+        </w:rPr>
         <w:t>Verified Study Buddy</w:t>
       </w:r>
     </w:p>
     <w:p>
-      <w:r>
+      <w:pPr>
+        <w:spacing w:line="336" w:lineRule="auto" w:after="180"/>
+      </w:pPr>
+      <w:r>
+        <w:rPr>
+          <w:b w:val="0"/>
+        </w:rPr>
         <w:t>Every week adds one inspectable piece. The system must show how it reached a result.</w:t>
       </w:r>
     </w:p>
@@ -2937,17 +4444,51 @@
       </w:r>
     </w:p>
     <w:p>
-      <w:r>
+      <w:pPr>
+        <w:spacing w:line="336" w:lineRule="auto" w:after="180"/>
+      </w:pPr>
+      <w:r>
+        <w:rPr>
+          <w:b w:val="0"/>
+        </w:rPr>
         <w:t>THIS WEEK’S CHECKPOINT  Freeze the Study Buddy v1 design and acceptance tests before implementation.</w:t>
       </w:r>
     </w:p>
     <w:p>
-      <w:r>
-        <w:t>SYSTEM MAP  Learner need → prompt/schema → approved sources/retrieval → model/tool → structured answer → verification → human decision</w:t>
-      </w:r>
-    </w:p>
-    <w:p>
-      <w:r>
+      <w:pPr>
+        <w:pStyle w:val="Heading3"/>
+      </w:pPr>
+      <w:r>
+        <w:t>Trace the system</w:t>
+      </w:r>
+    </w:p>
+    <w:p>
+      <w:pPr>
+        <w:spacing w:line="336" w:lineRule="auto" w:after="180"/>
+        <w:shd w:fill="EDF7F3"/>
+      </w:pPr>
+      <w:r>
+        <w:rPr>
+          <w:b w:val="0"/>
+        </w:rPr>
+        <w:t xml:space="preserve">SYSTEM MAP  Learner need → prompt/schema → approved sources/retrieval → model/tool → structured answer → verification → </w:t>
+      </w:r>
+      <w:r>
+        <w:rPr>
+          <w:b/>
+        </w:rPr>
+        <w:t>human decision</w:t>
+      </w:r>
+    </w:p>
+    <w:p>
+      <w:pPr>
+        <w:spacing w:line="336" w:lineRule="auto" w:after="180"/>
+        <w:shd w:fill="F5F1FB"/>
+      </w:pPr>
+      <w:r>
+        <w:rPr>
+          <w:b w:val="0"/>
+        </w:rPr>
         <w:t>What will you add, change, or verify in the project this week?</w:t>
       </w:r>
     </w:p>
@@ -2985,8 +4526,27 @@
       </w:r>
     </w:p>
     <w:p>
-      <w:r>
-        <w:t>What should remain under human control?</w:t>
+      <w:pPr>
+        <w:spacing w:line="336" w:lineRule="auto" w:after="180"/>
+        <w:shd w:fill="F5F1FB"/>
+      </w:pPr>
+      <w:r>
+        <w:rPr>
+          <w:b w:val="0"/>
+        </w:rPr>
+        <w:t xml:space="preserve">What should remain under </w:t>
+      </w:r>
+      <w:r>
+        <w:rPr>
+          <w:b/>
+        </w:rPr>
+        <w:t>human control</w:t>
+      </w:r>
+      <w:r>
+        <w:rPr>
+          <w:b w:val="0"/>
+        </w:rPr>
+        <w:t>?</w:t>
       </w:r>
     </w:p>
     <w:p>
@@ -3023,21 +4583,77 @@
       </w:r>
     </w:p>
     <w:p>
-      <w:r>
-        <w:t>RESPONSIBLE DESIGN  Collect only necessary information. Show uncertainty and limits. Never confuse fluent output with verified truth.</w:t>
-      </w:r>
-    </w:p>
-    <w:p>
       <w:pPr>
         <w:pStyle w:val="Heading3"/>
       </w:pPr>
       <w:r>
+        <w:t>Responsible design</w:t>
+      </w:r>
+    </w:p>
+    <w:p>
+      <w:pPr>
+        <w:spacing w:line="336" w:lineRule="auto" w:after="180"/>
+        <w:shd w:fill="FFF5E6"/>
+      </w:pPr>
+      <w:r>
+        <w:rPr>
+          <w:b w:val="0"/>
+        </w:rPr>
+        <w:t xml:space="preserve">RESPONSIBLE DESIGN  Collect only necessary information. Show uncertainty and limits. Never confuse fluent </w:t>
+      </w:r>
+      <w:r>
+        <w:rPr>
+          <w:b/>
+        </w:rPr>
+        <w:t>output</w:t>
+      </w:r>
+      <w:r>
+        <w:rPr>
+          <w:b w:val="0"/>
+        </w:rPr>
+        <w:t xml:space="preserve"> with verified truth.</w:t>
+      </w:r>
+    </w:p>
+    <w:p>
+      <w:pPr>
+        <w:pStyle w:val="Heading3"/>
+      </w:pPr>
+      <w:r>
         <w:t>Evidence for your project</w:t>
       </w:r>
     </w:p>
     <w:p>
-      <w:r>
-        <w:t>For your Verified Study Buddy, save the input, procedure, observed result and limitation of this check. Label this worked example as practice; use a different, previously unreviewed case when checking independent understanding.</w:t>
+      <w:pPr>
+        <w:spacing w:line="336" w:lineRule="auto" w:after="180"/>
+      </w:pPr>
+      <w:r>
+        <w:rPr>
+          <w:b w:val="0"/>
+        </w:rPr>
+        <w:t xml:space="preserve">For your Verified Study Buddy, save the </w:t>
+      </w:r>
+      <w:r>
+        <w:rPr>
+          <w:b/>
+        </w:rPr>
+        <w:t>input</w:t>
+      </w:r>
+      <w:r>
+        <w:rPr>
+          <w:b w:val="0"/>
+        </w:rPr>
+        <w:t>, procedure, observed result and limitation of this check.</w:t>
+      </w:r>
+    </w:p>
+    <w:p>
+      <w:pPr>
+        <w:spacing w:line="336" w:lineRule="auto" w:after="180"/>
+      </w:pPr>
+      <w:r>
+        <w:rPr>
+          <w:b w:val="0"/>
+        </w:rPr>
+        <w:t>Label this worked example as practice; use a different, previously unreviewed case when checking independent understanding.</w:t>
       </w:r>
     </w:p>
     <w:p>
@@ -3050,16 +4666,48 @@
     </w:p>
     <w:p>
       <w:r>
+        <w:t>Use a genuinely new case for independent evidence. Previously discussed examples remain practice; use the separately named independent case before feedback.</w:t>
+      </w:r>
+    </w:p>
+    <w:p>
+      <w:pPr>
+        <w:pStyle w:val="Heading3"/>
+      </w:pPr>
+      <w:r>
+        <w:t>Independent evidence</w:t>
+      </w:r>
+    </w:p>
+    <w:p>
+      <w:pPr>
+        <w:spacing w:line="336" w:lineRule="auto" w:after="180"/>
+        <w:shd w:fill="FFF5E6"/>
+      </w:pPr>
+      <w:r>
+        <w:rPr>
+          <w:b w:val="0"/>
+        </w:rPr>
         <w:t>INDEPENDENT MASTERY PROOF</w:t>
       </w:r>
     </w:p>
     <w:p>
-      <w:r>
+      <w:pPr>
+        <w:spacing w:line="336" w:lineRule="auto" w:after="180"/>
+      </w:pPr>
+      <w:r>
+        <w:rPr>
+          <w:b w:val="0"/>
+        </w:rPr>
         <w:t>Explain • Transfer • Test • Defend</w:t>
       </w:r>
     </w:p>
     <w:p>
-      <w:r>
+      <w:pPr>
+        <w:spacing w:line="336" w:lineRule="auto" w:after="180"/>
+      </w:pPr>
+      <w:r>
+        <w:rPr>
+          <w:b w:val="0"/>
+        </w:rPr>
         <w:t>Complete this page without copying the worked example. Your reasoning matters more than decoration.</w:t>
       </w:r>
     </w:p>
@@ -3100,12 +4748,46 @@
       </w:r>
     </w:p>
     <w:p>
-      <w:r>
-        <w:t>CHALLENGE  Complete a product brief and design review.</w:t>
-      </w:r>
-    </w:p>
-    <w:p>
-      <w:r>
+      <w:pPr>
+        <w:pStyle w:val="Heading3"/>
+      </w:pPr>
+      <w:r>
+        <w:t>Try a more demanding case</w:t>
+      </w:r>
+    </w:p>
+    <w:p>
+      <w:pPr>
+        <w:spacing w:line="336" w:lineRule="auto" w:after="180"/>
+        <w:shd w:fill="F5F1FB"/>
+      </w:pPr>
+      <w:r>
+        <w:rPr>
+          <w:b w:val="0"/>
+        </w:rPr>
+        <w:t xml:space="preserve">CHALLENGE  Complete a product brief and </w:t>
+      </w:r>
+      <w:r>
+        <w:rPr>
+          <w:b/>
+        </w:rPr>
+        <w:t>design review</w:t>
+      </w:r>
+      <w:r>
+        <w:rPr>
+          <w:b w:val="0"/>
+        </w:rPr>
+        <w:t>.</w:t>
+      </w:r>
+    </w:p>
+    <w:p>
+      <w:pPr>
+        <w:spacing w:line="336" w:lineRule="auto" w:after="180"/>
+        <w:shd w:fill="F4F9FC"/>
+      </w:pPr>
+      <w:r>
+        <w:rPr>
+          <w:b w:val="0"/>
+        </w:rPr>
         <w:t>1. My fresh example, trace, calculation, or design:</w:t>
       </w:r>
     </w:p>
@@ -3143,8 +4825,27 @@
       </w:r>
     </w:p>
     <w:p>
-      <w:r>
-        <w:t>2. My evidence that it works (include a boundary or missing-data case):</w:t>
+      <w:pPr>
+        <w:spacing w:line="336" w:lineRule="auto" w:after="180"/>
+        <w:shd w:fill="F4F9FC"/>
+      </w:pPr>
+      <w:r>
+        <w:rPr>
+          <w:b w:val="0"/>
+        </w:rPr>
+        <w:t xml:space="preserve">2. My </w:t>
+      </w:r>
+      <w:r>
+        <w:rPr>
+          <w:b/>
+        </w:rPr>
+        <w:t>evidence</w:t>
+      </w:r>
+      <w:r>
+        <w:rPr>
+          <w:b w:val="0"/>
+        </w:rPr>
+        <w:t xml:space="preserve"> that it works (include a boundary or missing-data case):</w:t>
       </w:r>
     </w:p>
     <w:p>
@@ -3181,7 +4882,14 @@
       </w:r>
     </w:p>
     <w:p>
-      <w:r>
+      <w:pPr>
+        <w:spacing w:line="336" w:lineRule="auto" w:after="180"/>
+        <w:shd w:fill="F4F9FC"/>
+      </w:pPr>
+      <w:r>
+        <w:rPr>
+          <w:b w:val="0"/>
+        </w:rPr>
         <w:t>3. One limitation, fairness concern, or situation needing human review:</w:t>
       </w:r>
     </w:p>
@@ -3219,8 +4927,47 @@
       </w:r>
     </w:p>
     <w:p>
-      <w:r>
-        <w:t>SELF-CHECK  □ I explained the mechanism  □ I used evidence  □ I tested a fresh case  □ I named a limitation  □ I can answer ‘why?’</w:t>
+      <w:pPr>
+        <w:pStyle w:val="Heading3"/>
+      </w:pPr>
+      <w:r>
+        <w:t>Check your explanation</w:t>
+      </w:r>
+    </w:p>
+    <w:p>
+      <w:pPr>
+        <w:spacing w:line="336" w:lineRule="auto" w:after="180"/>
+        <w:shd w:fill="F5F1FB"/>
+      </w:pPr>
+      <w:r>
+        <w:rPr>
+          <w:b w:val="0"/>
+        </w:rPr>
+        <w:t xml:space="preserve">SELF-CHECK  □ I explained the </w:t>
+      </w:r>
+      <w:r>
+        <w:rPr>
+          <w:b/>
+        </w:rPr>
+        <w:t>mechanism</w:t>
+      </w:r>
+      <w:r>
+        <w:rPr>
+          <w:b w:val="0"/>
+        </w:rPr>
+        <w:t xml:space="preserve">  □ I used </w:t>
+      </w:r>
+      <w:r>
+        <w:rPr>
+          <w:b/>
+        </w:rPr>
+        <w:t>evidence</w:t>
+      </w:r>
+      <w:r>
+        <w:rPr>
+          <w:b w:val="0"/>
+        </w:rPr>
+        <w:t xml:space="preserve">  □ I tested a fresh case  □ I named a limitation  □ I can answer ‘why?’</w:t>
       </w:r>
     </w:p>
     <w:p>
@@ -3232,6 +4979,11 @@
       </w:r>
     </w:p>
     <w:p>
+      <w:r>
+        <w:t>Revisit the complete Capstone Design case for supported practice. Repeated examples do not become fresh assessments.</w:t>
+      </w:r>
+    </w:p>
+    <w:p>
       <w:pPr>
         <w:pStyle w:val="Heading3"/>
       </w:pPr>
@@ -3240,7 +4992,13 @@
       </w:r>
     </w:p>
     <w:p>
-      <w:r>
+      <w:pPr>
+        <w:spacing w:line="336" w:lineRule="auto" w:after="180"/>
+      </w:pPr>
+      <w:r>
+        <w:rPr>
+          <w:b w:val="0"/>
+        </w:rPr>
         <w:t>Use the supplied details to practise the weekly concept before attempting the independent question. This case extends the illustrated lesson.</w:t>
       </w:r>
     </w:p>
@@ -3253,8 +5011,26 @@
       </w:r>
     </w:p>
     <w:p>
-      <w:r>
-        <w:t>Capstone: answer from one approved chapter with citations and a missing-evidence fallback.</w:t>
+      <w:pPr>
+        <w:spacing w:line="336" w:lineRule="auto" w:after="180"/>
+      </w:pPr>
+      <w:r>
+        <w:rPr>
+          <w:b w:val="0"/>
+        </w:rPr>
+        <w:t>Capstone: answer from one approved chapter with citations and a missing-</w:t>
+      </w:r>
+      <w:r>
+        <w:rPr>
+          <w:b/>
+        </w:rPr>
+        <w:t>evidence</w:t>
+      </w:r>
+      <w:r>
+        <w:rPr>
+          <w:b w:val="0"/>
+        </w:rPr>
+        <w:t xml:space="preserve"> fallback.</w:t>
       </w:r>
     </w:p>
     <w:p>
@@ -3266,7 +5042,13 @@
       </w:r>
     </w:p>
     <w:p>
-      <w:r>
+      <w:pPr>
+        <w:spacing w:line="336" w:lineRule="auto" w:after="180"/>
+      </w:pPr>
+      <w:r>
+        <w:rPr>
+          <w:b w:val="0"/>
+        </w:rPr>
         <w:t>Define acceptance tests.</w:t>
       </w:r>
     </w:p>
@@ -3279,7 +5061,13 @@
       </w:r>
     </w:p>
     <w:p>
-      <w:r>
+      <w:pPr>
+        <w:spacing w:line="336" w:lineRule="auto" w:after="180"/>
+      </w:pPr>
+      <w:r>
+        <w:rPr>
+          <w:b w:val="0"/>
+        </w:rPr>
         <w:t>Use answerable, ambiguous and unanswerable cases. Check correctness, support, format and fallback, plus declared permissions and privacy.</w:t>
       </w:r>
     </w:p>
@@ -3292,7 +5080,14 @@
       </w:r>
     </w:p>
     <w:p>
-      <w:r>
+      <w:pPr>
+        <w:spacing w:line="336" w:lineRule="auto" w:after="180"/>
+        <w:shd w:fill="F5F1FB"/>
+      </w:pPr>
+      <w:r>
+        <w:rPr>
+          <w:b w:val="0"/>
+        </w:rPr>
         <w:t>Which detail supports the answer, and why does it matter?</w:t>
       </w:r>
     </w:p>
@@ -3470,17 +5265,47 @@
       </w:tr>
     </w:tbl>
     <w:p>
-      <w:r>
-        <w:t>Capstone: answer from one approved chapter with citations and a missing-evidence fallback.</w:t>
-      </w:r>
-    </w:p>
-    <w:p>
-      <w:r>
+      <w:pPr>
+        <w:spacing w:line="336" w:lineRule="auto" w:after="180"/>
+      </w:pPr>
+      <w:r>
+        <w:rPr>
+          <w:b w:val="0"/>
+        </w:rPr>
+        <w:t>Capstone: answer from one approved chapter with citations and a missing-</w:t>
+      </w:r>
+      <w:r>
+        <w:rPr>
+          <w:b/>
+        </w:rPr>
+        <w:t>evidence</w:t>
+      </w:r>
+      <w:r>
+        <w:rPr>
+          <w:b w:val="0"/>
+        </w:rPr>
+        <w:t xml:space="preserve"> fallback.</w:t>
+      </w:r>
+    </w:p>
+    <w:p>
+      <w:pPr>
+        <w:spacing w:line="336" w:lineRule="auto" w:after="180"/>
+      </w:pPr>
+      <w:r>
+        <w:rPr>
+          <w:b w:val="0"/>
+        </w:rPr>
         <w:t>Define acceptance tests.</w:t>
       </w:r>
     </w:p>
     <w:p>
-      <w:r>
+      <w:pPr>
+        <w:spacing w:line="336" w:lineRule="auto" w:after="180"/>
+      </w:pPr>
+      <w:r>
+        <w:rPr>
+          <w:b w:val="0"/>
+        </w:rPr>
         <w:t>Use answerable, ambiguous and unanswerable cases. Check correctness, support, format and fallback, plus declared permissions and privacy.</w:t>
       </w:r>
     </w:p>
@@ -3493,6 +5318,11 @@
       </w:r>
     </w:p>
     <w:p>
+      <w:r>
+        <w:t>Attempt the reserved new case before feedback. Record support; the earlier examples below remain additional practice.</w:t>
+      </w:r>
+    </w:p>
+    <w:p>
       <w:pPr>
         <w:pStyle w:val="Heading3"/>
       </w:pPr>
@@ -3501,7 +5331,13 @@
       </w:r>
     </w:p>
     <w:p>
-      <w:r>
+      <w:pPr>
+        <w:spacing w:line="336" w:lineRule="auto" w:after="180"/>
+      </w:pPr>
+      <w:r>
+        <w:rPr>
+          <w:b w:val="0"/>
+        </w:rPr>
         <w:t>A science assistant may use only these notes: evaporation is liquid becoming vapour; condensation is vapour becoming liquid. Specify behavior for “Define evaporation”, “Explain it”, and “What is tomorrow’s weather?”.</w:t>
       </w:r>
     </w:p>
@@ -3549,7 +5385,13 @@
       </w:r>
     </w:p>
     <w:p>
-      <w:r>
+      <w:pPr>
+        <w:spacing w:line="336" w:lineRule="auto" w:after="180"/>
+      </w:pPr>
+      <w:r>
+        <w:rPr>
+          <w:b w:val="0"/>
+        </w:rPr>
         <w:t>Attempt this case before feedback. Record any help. Earlier examples below are further practice; a case already practised with feedback cannot establish fresh transfer.</w:t>
       </w:r>
     </w:p>
@@ -3562,18 +5404,42 @@
       </w:r>
     </w:p>
     <w:p>
-      <w:r>
+      <w:pPr>
+        <w:spacing w:line="336" w:lineRule="auto" w:after="180"/>
+      </w:pPr>
+      <w:r>
+        <w:rPr>
+          <w:b w:val="0"/>
+        </w:rPr>
         <w:t>Close the worked explanation. Apply the idea to this different question without copying.</w:t>
       </w:r>
     </w:p>
     <w:p>
-      <w:r>
+      <w:pPr>
+        <w:spacing w:line="336" w:lineRule="auto" w:after="180"/>
+      </w:pPr>
+      <w:r>
+        <w:rPr>
+          <w:b w:val="0"/>
+        </w:rPr>
         <w:t>The capstone goal is helps students. Rewrite it as an observable test for a passage-based study assistant.</w:t>
       </w:r>
     </w:p>
     <w:p>
-      <w:r>
-        <w:t>My answer, with a trace, calculation or supporting evidence</w:t>
+      <w:pPr>
+        <w:spacing w:line="336" w:lineRule="auto" w:after="180"/>
+      </w:pPr>
+      <w:r>
+        <w:rPr>
+          <w:b w:val="0"/>
+        </w:rPr>
+        <w:t xml:space="preserve">My answer, with a trace, calculation or supporting </w:t>
+      </w:r>
+      <w:r>
+        <w:rPr>
+          <w:b/>
+        </w:rPr>
+        <w:t>evidence</w:t>
       </w:r>
     </w:p>
     <w:p>
@@ -3618,13 +5484,37 @@
       </w:r>
     </w:p>
     <w:p>
-      <w:r>
+      <w:pPr>
+        <w:spacing w:line="336" w:lineRule="auto" w:after="180"/>
+      </w:pPr>
+      <w:r>
+        <w:rPr>
+          <w:b w:val="0"/>
+        </w:rPr>
         <w:t>Change one relevant detail. Predict the result before testing. Include a boundary or missing-information case when it helps reveal a limit.</w:t>
       </w:r>
     </w:p>
     <w:p>
-      <w:r>
-        <w:t>My changed input and expected result</w:t>
+      <w:pPr>
+        <w:spacing w:line="336" w:lineRule="auto" w:after="180"/>
+      </w:pPr>
+      <w:r>
+        <w:rPr>
+          <w:b w:val="0"/>
+        </w:rPr>
+        <w:t xml:space="preserve">My changed </w:t>
+      </w:r>
+      <w:r>
+        <w:rPr>
+          <w:b/>
+        </w:rPr>
+        <w:t>input</w:t>
+      </w:r>
+      <w:r>
+        <w:rPr>
+          <w:b w:val="0"/>
+        </w:rPr>
+        <w:t xml:space="preserve"> and expected result</w:t>
       </w:r>
     </w:p>
     <w:p>
@@ -3669,13 +5559,37 @@
       </w:r>
     </w:p>
     <w:p>
-      <w:r>
+      <w:pPr>
+        <w:spacing w:line="336" w:lineRule="auto" w:after="180"/>
+      </w:pPr>
+      <w:r>
+        <w:rPr>
+          <w:b w:val="0"/>
+        </w:rPr>
         <w:t>Freeze the Study Buddy v1 design and acceptance tests before implementation.</w:t>
       </w:r>
     </w:p>
     <w:p>
-      <w:r>
-        <w:t>The evidence I will keep</w:t>
+      <w:pPr>
+        <w:spacing w:line="336" w:lineRule="auto" w:after="180"/>
+      </w:pPr>
+      <w:r>
+        <w:rPr>
+          <w:b w:val="0"/>
+        </w:rPr>
+        <w:t xml:space="preserve">The </w:t>
+      </w:r>
+      <w:r>
+        <w:rPr>
+          <w:b/>
+        </w:rPr>
+        <w:t>evidence</w:t>
+      </w:r>
+      <w:r>
+        <w:rPr>
+          <w:b w:val="0"/>
+        </w:rPr>
+        <w:t xml:space="preserve"> I will keep</w:t>
       </w:r>
     </w:p>
     <w:p>
@@ -3712,8 +5626,26 @@
       </w:r>
     </w:p>
     <w:p>
-      <w:r>
-        <w:t>Your teacher has the independent answer and scoring criteria. Complete the matching workbook week to keep your practice evidence together.</w:t>
+      <w:pPr>
+        <w:spacing w:line="336" w:lineRule="auto" w:after="180"/>
+      </w:pPr>
+      <w:r>
+        <w:rPr>
+          <w:b w:val="0"/>
+        </w:rPr>
+        <w:t xml:space="preserve">Your teacher has the independent answer and scoring criteria. Complete the matching workbook week to keep your practice </w:t>
+      </w:r>
+      <w:r>
+        <w:rPr>
+          <w:b/>
+        </w:rPr>
+        <w:t>evidence</w:t>
+      </w:r>
+      <w:r>
+        <w:rPr>
+          <w:b w:val="0"/>
+        </w:rPr>
+        <w:t xml:space="preserve"> together.</w:t>
       </w:r>
     </w:p>
     <w:p>
@@ -3725,7 +5657,13 @@
       </w:r>
     </w:p>
     <w:p>
-      <w:r>
+      <w:pPr>
+        <w:spacing w:line="336" w:lineRule="auto" w:after="180"/>
+      </w:pPr>
+      <w:r>
+        <w:rPr>
+          <w:b w:val="0"/>
+        </w:rPr>
         <w:t>Design a chapter assistant with one answerable, one ambiguous and one unanswerable query. State the expected behaviour and one mandatory quality criterion.</w:t>
       </w:r>
     </w:p>
@@ -3781,8 +5719,25 @@
       </w:r>
     </w:p>
     <w:p>
-      <w:r>
-        <w:t>Attempt the independent case before hints. Record whether you worked alone, used a hint or followed a model. After feedback, fix the first unsupported step and explain why it changed. A later check uses a changed case, not a copied answer.</w:t>
+      <w:pPr>
+        <w:spacing w:line="336" w:lineRule="auto" w:after="180"/>
+      </w:pPr>
+      <w:r>
+        <w:rPr>
+          <w:b w:val="0"/>
+        </w:rPr>
+        <w:t>Attempt the independent case before hints. Record whether you worked alone, used a hint or followed a model. After feedback, fix the first unsupported step and explain why it changed.</w:t>
+      </w:r>
+    </w:p>
+    <w:p>
+      <w:pPr>
+        <w:spacing w:line="336" w:lineRule="auto" w:after="180"/>
+      </w:pPr>
+      <w:r>
+        <w:rPr>
+          <w:b w:val="0"/>
+        </w:rPr>
+        <w:t>A later check uses a changed case, not a copied answer.</w:t>
       </w:r>
     </w:p>
     <w:p>
@@ -3795,6 +5750,17 @@
     </w:p>
     <w:p>
       <w:r>
+        <w:t>Use this map to navigate Capstone Design, connect the goals to tasks and keep one evidence record for each attempt.</w:t>
+      </w:r>
+    </w:p>
+    <w:p>
+      <w:pPr>
+        <w:spacing w:line="336" w:lineRule="auto" w:after="180"/>
+      </w:pPr>
+      <w:r>
+        <w:rPr>
+          <w:b w:val="0"/>
+        </w:rPr>
         <w:t>Start with this question: Plan a bounded study buddy around a small approved vocabulary corpus.</w:t>
       </w:r>
     </w:p>
@@ -3901,13 +5867,61 @@
       </w:tr>
     </w:tbl>
     <w:p>
-      <w:r>
-        <w:t>Remember → watch and explain → try with help → investigate → try independently → keep project evidence. Your teacher may spread this lesson across several classes.</w:t>
-      </w:r>
-    </w:p>
-    <w:p>
-      <w:r>
-        <w:t>Keep your first prediction. Compare it with what the evidence shows and explain any change.</w:t>
+      <w:pPr>
+        <w:spacing w:line="336" w:lineRule="auto" w:after="180"/>
+      </w:pPr>
+      <w:r>
+        <w:rPr>
+          <w:b w:val="0"/>
+        </w:rPr>
+        <w:t xml:space="preserve">Remember → watch and explain → try with help → investigate → try independently → keep project </w:t>
+      </w:r>
+      <w:r>
+        <w:rPr>
+          <w:b/>
+        </w:rPr>
+        <w:t>evidence</w:t>
+      </w:r>
+      <w:r>
+        <w:rPr>
+          <w:b w:val="0"/>
+        </w:rPr>
+        <w:t>. Your teacher may spread this lesson across several classes.</w:t>
+      </w:r>
+    </w:p>
+    <w:p>
+      <w:pPr>
+        <w:spacing w:line="336" w:lineRule="auto" w:after="180"/>
+      </w:pPr>
+      <w:r>
+        <w:rPr>
+          <w:b w:val="0"/>
+        </w:rPr>
+        <w:t xml:space="preserve">Keep your first </w:t>
+      </w:r>
+      <w:r>
+        <w:rPr>
+          <w:b/>
+        </w:rPr>
+        <w:t>prediction</w:t>
+      </w:r>
+      <w:r>
+        <w:rPr>
+          <w:b w:val="0"/>
+        </w:rPr>
+        <w:t xml:space="preserve">. Compare it with what the </w:t>
+      </w:r>
+      <w:r>
+        <w:rPr>
+          <w:b/>
+        </w:rPr>
+        <w:t>evidence</w:t>
+      </w:r>
+      <w:r>
+        <w:rPr>
+          <w:b w:val="0"/>
+        </w:rPr>
+        <w:t xml:space="preserve"> shows and explain any change.</w:t>
       </w:r>
     </w:p>
     <w:p>
@@ -3920,7 +5934,42 @@
     </w:p>
     <w:p>
       <w:r>
-        <w:t>Close your notes. Explain this goal in your own words: Explain the mechanism and terminology of capstone requirements and corpus</w:t>
+        <w:t>Explain Capstone Design without notes, identify a remaining question and plan a later check with a changed case.</w:t>
+      </w:r>
+    </w:p>
+    <w:p>
+      <w:pPr>
+        <w:spacing w:line="336" w:lineRule="auto" w:after="180"/>
+      </w:pPr>
+      <w:r>
+        <w:rPr>
+          <w:b w:val="0"/>
+        </w:rPr>
+        <w:t xml:space="preserve">Close your notes. Explain this goal in your own words: Explain the </w:t>
+      </w:r>
+      <w:r>
+        <w:rPr>
+          <w:b/>
+        </w:rPr>
+        <w:t>mechanism</w:t>
+      </w:r>
+      <w:r>
+        <w:rPr>
+          <w:b w:val="0"/>
+        </w:rPr>
+        <w:t xml:space="preserve"> and terminology of capstone </w:t>
+      </w:r>
+      <w:r>
+        <w:rPr>
+          <w:b/>
+        </w:rPr>
+        <w:t>requirement</w:t>
+      </w:r>
+      <w:r>
+        <w:rPr>
+          <w:b w:val="0"/>
+        </w:rPr>
+        <w:t>s and corpus</w:t>
       </w:r>
     </w:p>
     <w:p>
@@ -3957,13 +6006,61 @@
       </w:r>
     </w:p>
     <w:p>
-      <w:r>
-        <w:t>If you are unsure, return to the worked picture and explain one arrow. If you are ready, change an input or assumption and justify your prediction.</w:t>
-      </w:r>
-    </w:p>
-    <w:p>
-      <w:r>
-        <w:t>Save your workbook evidence. At the next review, try a different case before opening your old answer.</w:t>
+      <w:pPr>
+        <w:spacing w:line="336" w:lineRule="auto" w:after="180"/>
+      </w:pPr>
+      <w:r>
+        <w:rPr>
+          <w:b w:val="0"/>
+        </w:rPr>
+        <w:t xml:space="preserve">If you are unsure, return to the worked picture and explain one arrow. If you are ready, change an </w:t>
+      </w:r>
+      <w:r>
+        <w:rPr>
+          <w:b/>
+        </w:rPr>
+        <w:t>input</w:t>
+      </w:r>
+      <w:r>
+        <w:rPr>
+          <w:b w:val="0"/>
+        </w:rPr>
+        <w:t xml:space="preserve"> or assumption and justify your </w:t>
+      </w:r>
+      <w:r>
+        <w:rPr>
+          <w:b/>
+        </w:rPr>
+        <w:t>prediction</w:t>
+      </w:r>
+      <w:r>
+        <w:rPr>
+          <w:b w:val="0"/>
+        </w:rPr>
+        <w:t>.</w:t>
+      </w:r>
+    </w:p>
+    <w:p>
+      <w:pPr>
+        <w:spacing w:line="336" w:lineRule="auto" w:after="180"/>
+      </w:pPr>
+      <w:r>
+        <w:rPr>
+          <w:b w:val="0"/>
+        </w:rPr>
+        <w:t xml:space="preserve">Save your workbook </w:t>
+      </w:r>
+      <w:r>
+        <w:rPr>
+          <w:b/>
+        </w:rPr>
+        <w:t>evidence</w:t>
+      </w:r>
+      <w:r>
+        <w:rPr>
+          <w:b w:val="0"/>
+        </w:rPr>
+        <w:t>. At the next review, try a different case before opening your old answer.</w:t>
       </w:r>
     </w:p>
     <w:p>
@@ -3976,11 +6073,28 @@
     </w:p>
     <w:p>
       <w:r>
+        <w:t>Attempt supported questions before using hints or feedback. Review a missing building block, then keep the completed work.</w:t>
+      </w:r>
+    </w:p>
+    <w:p>
+      <w:pPr>
+        <w:spacing w:line="336" w:lineRule="auto" w:after="180"/>
+      </w:pPr>
+      <w:r>
+        <w:rPr>
+          <w:b w:val="0"/>
+        </w:rPr>
         <w:t>Use this supported practice once, in the browser or on paper. Keep the reserved independent assessment for a separate first attempt before teacher feedback.</w:t>
       </w:r>
     </w:p>
     <w:p>
-      <w:r>
+      <w:pPr>
+        <w:spacing w:line="336" w:lineRule="auto" w:after="180"/>
+      </w:pPr>
+      <w:r>
+        <w:rPr>
+          <w:b w:val="0"/>
+        </w:rPr>
         <w:t>Plan a bounded study buddy around a small approved vocabulary corpus.</w:t>
       </w:r>
     </w:p>
@@ -3993,22 +6107,49 @@
       </w:r>
     </w:p>
     <w:p>
-      <w:r>
+      <w:pPr>
+        <w:spacing w:line="336" w:lineRule="auto" w:after="180"/>
+      </w:pPr>
+      <w:r>
+        <w:rPr>
+          <w:b w:val="0"/>
+        </w:rPr>
         <w:t>Which labelled step matches this detail? “How do I cure this disease?” must produce an out-of-scope response, not a treatment guess.</w:t>
       </w:r>
     </w:p>
     <w:p>
-      <w:r>
+      <w:pPr>
+        <w:spacing w:line="336" w:lineRule="auto" w:after="180"/>
+        <w:shd w:fill="F4F9FC"/>
+      </w:pPr>
+      <w:r>
+        <w:rPr>
+          <w:b w:val="0"/>
+        </w:rPr>
         <w:t>1. Plan missing test</w:t>
       </w:r>
     </w:p>
     <w:p>
-      <w:r>
+      <w:pPr>
+        <w:spacing w:line="336" w:lineRule="auto" w:after="180"/>
+        <w:shd w:fill="F4F9FC"/>
+      </w:pPr>
+      <w:r>
+        <w:rPr>
+          <w:b w:val="0"/>
+        </w:rPr>
         <w:t>2. Plan normal test</w:t>
       </w:r>
     </w:p>
     <w:p>
-      <w:r>
+      <w:pPr>
+        <w:spacing w:line="336" w:lineRule="auto" w:after="180"/>
+        <w:shd w:fill="F4F9FC"/>
+      </w:pPr>
+      <w:r>
+        <w:rPr>
+          <w:b w:val="0"/>
+        </w:rPr>
         <w:t>3. Define contract</w:t>
       </w:r>
     </w:p>
@@ -4046,41 +6187,167 @@
       </w:r>
     </w:p>
     <w:p>
-      <w:r>
+      <w:pPr>
+        <w:pStyle w:val="Heading3"/>
+      </w:pPr>
+      <w:r>
+        <w:t>Hint · try first</w:t>
+      </w:r>
+    </w:p>
+    <w:p>
+      <w:pPr>
+        <w:spacing w:line="336" w:lineRule="auto" w:after="180"/>
+        <w:shd w:fill="F1F6F8"/>
+      </w:pPr>
+      <w:r>
+        <w:rPr>
+          <w:b w:val="0"/>
+        </w:rPr>
         <w:t>Hint if needed: Read the steps in the pictorial case. Match the supplied detail to the stage that performs or records it.</w:t>
       </w:r>
     </w:p>
     <w:p>
-      <w:r>
-        <w:t>After your attempt, compare with the supported explanation: Plan missing test “How do I cure this disease?” must produce an out-of-scope response, not a treatment guess. Read the picture in order. “How do I cure this disease?” must produce an out-of-scope response, not a treatment guess. The arrows show which recorded input or intermediate result each decision uses. Explain the deciding step aloud before checking the changed case; pointing to the final answer alone does not show how it follows.</w:t>
-      </w:r>
-    </w:p>
-    <w:p>
       <w:pPr>
         <w:pStyle w:val="Heading3"/>
       </w:pPr>
       <w:r>
+        <w:t>Feedback · compare after trying</w:t>
+      </w:r>
+    </w:p>
+    <w:p>
+      <w:pPr>
+        <w:spacing w:line="336" w:lineRule="auto" w:after="180"/>
+        <w:shd w:fill="F1F6FC"/>
+      </w:pPr>
+      <w:r>
+        <w:rPr>
+          <w:b w:val="0"/>
+        </w:rPr>
+        <w:t>After your attempt, compare with the supported explanation: Plan missing test “How do I cure this disease?” must produce an out-of-scope response, not a treatment guess. Read the picture in order.</w:t>
+      </w:r>
+    </w:p>
+    <w:p>
+      <w:pPr>
+        <w:spacing w:line="336" w:lineRule="auto" w:after="180"/>
+        <w:shd w:fill="F1F6FC"/>
+      </w:pPr>
+      <w:r>
+        <w:rPr>
+          <w:b w:val="0"/>
+        </w:rPr>
+        <w:t xml:space="preserve">“How do I cure this disease?” must produce an out-of-scope response, not a treatment guess. The arrows show which recorded </w:t>
+      </w:r>
+      <w:r>
+        <w:rPr>
+          <w:b/>
+        </w:rPr>
+        <w:t>input</w:t>
+      </w:r>
+      <w:r>
+        <w:rPr>
+          <w:b w:val="0"/>
+        </w:rPr>
+        <w:t xml:space="preserve"> or intermediate result each decision uses.</w:t>
+      </w:r>
+    </w:p>
+    <w:p>
+      <w:pPr>
+        <w:spacing w:line="336" w:lineRule="auto" w:after="180"/>
+        <w:shd w:fill="F1F6FC"/>
+      </w:pPr>
+      <w:r>
+        <w:rPr>
+          <w:b w:val="0"/>
+        </w:rPr>
+        <w:t>Explain the deciding step aloud before checking the changed case; pointing to the final answer alone does not show how it follows.</w:t>
+      </w:r>
+    </w:p>
+    <w:p>
+      <w:pPr>
+        <w:pStyle w:val="Heading3"/>
+      </w:pPr>
+      <w:r>
         <w:t>Practice 2: explain the deciding evidence</w:t>
       </w:r>
     </w:p>
     <w:p>
-      <w:r>
+      <w:pPr>
+        <w:pStyle w:val="Heading3"/>
+      </w:pPr>
+      <w:r>
+        <w:t>Changed case · predict first</w:t>
+      </w:r>
+    </w:p>
+    <w:p>
+      <w:pPr>
+        <w:spacing w:line="336" w:lineRule="auto" w:after="180"/>
+        <w:shd w:fill="F5F1FB"/>
+      </w:pPr>
+      <w:r>
+        <w:rPr>
+          <w:b w:val="0"/>
+        </w:rPr>
         <w:t>Changed-case practice: The corpus gains a teacher-approved flower definition in V2. Which conclusion is supported by the supplied facts?</w:t>
       </w:r>
     </w:p>
     <w:p>
-      <w:r>
-        <w:t>1. This one example guarantees correct results for every future input.</w:t>
-      </w:r>
-    </w:p>
-    <w:p>
-      <w:r>
+      <w:pPr>
+        <w:spacing w:line="336" w:lineRule="auto" w:after="180"/>
+        <w:shd w:fill="F4F9FC"/>
+      </w:pPr>
+      <w:r>
+        <w:rPr>
+          <w:b w:val="0"/>
+        </w:rPr>
+        <w:t xml:space="preserve">1. This one example guarantees correct results for every future </w:t>
+      </w:r>
+      <w:r>
+        <w:rPr>
+          <w:b/>
+        </w:rPr>
+        <w:t>input</w:t>
+      </w:r>
+      <w:r>
+        <w:rPr>
+          <w:b w:val="0"/>
+        </w:rPr>
+        <w:t>.</w:t>
+      </w:r>
+    </w:p>
+    <w:p>
+      <w:pPr>
+        <w:spacing w:line="336" w:lineRule="auto" w:after="180"/>
+        <w:shd w:fill="F4F9FC"/>
+      </w:pPr>
+      <w:r>
+        <w:rPr>
+          <w:b w:val="0"/>
+        </w:rPr>
         <w:t>2. Add a flower test using V2 and record the corpus version.</w:t>
       </w:r>
     </w:p>
     <w:p>
-      <w:r>
-        <w:t>3. We can decide the result without examining the changed input or the procedure.</w:t>
+      <w:pPr>
+        <w:spacing w:line="336" w:lineRule="auto" w:after="180"/>
+        <w:shd w:fill="F4F9FC"/>
+      </w:pPr>
+      <w:r>
+        <w:rPr>
+          <w:b w:val="0"/>
+        </w:rPr>
+        <w:t xml:space="preserve">3. We can decide the result without examining the changed </w:t>
+      </w:r>
+      <w:r>
+        <w:rPr>
+          <w:b/>
+        </w:rPr>
+        <w:t>input</w:t>
+      </w:r>
+      <w:r>
+        <w:rPr>
+          <w:b w:val="0"/>
+        </w:rPr>
+        <w:t xml:space="preserve"> or the procedure.</w:t>
       </w:r>
     </w:p>
     <w:p>
@@ -4117,36 +6384,201 @@
       </w:r>
     </w:p>
     <w:p>
-      <w:r>
+      <w:pPr>
+        <w:pStyle w:val="Heading3"/>
+      </w:pPr>
+      <w:r>
+        <w:t>Hint · try first</w:t>
+      </w:r>
+    </w:p>
+    <w:p>
+      <w:pPr>
+        <w:spacing w:line="336" w:lineRule="auto" w:after="180"/>
+        <w:shd w:fill="F1F6F8"/>
+      </w:pPr>
+      <w:r>
+        <w:rPr>
+          <w:b w:val="0"/>
+        </w:rPr>
         <w:t>Hint if needed: Use the changed condition and the deciding step in the pictorial trace. The answer must say what follows from those facts.</w:t>
       </w:r>
     </w:p>
     <w:p>
-      <w:r>
-        <w:t>After your attempt, compare with the supported explanation: Add a flower test using V2 and record the corpus version. The evidence boundary changed explicitly; the earlier corpus could not support this new entry.</w:t>
-      </w:r>
-    </w:p>
-    <w:p>
       <w:pPr>
         <w:pStyle w:val="Heading3"/>
       </w:pPr>
       <w:r>
+        <w:t>Feedback · compare after trying</w:t>
+      </w:r>
+    </w:p>
+    <w:p>
+      <w:pPr>
+        <w:spacing w:line="336" w:lineRule="auto" w:after="180"/>
+        <w:shd w:fill="F1F6FC"/>
+      </w:pPr>
+      <w:r>
+        <w:rPr>
+          <w:b w:val="0"/>
+        </w:rPr>
+        <w:t xml:space="preserve">After your attempt, compare with the supported explanation: Add a flower test using V2 and record the corpus version. The </w:t>
+      </w:r>
+      <w:r>
+        <w:rPr>
+          <w:b/>
+        </w:rPr>
+        <w:t>evidence</w:t>
+      </w:r>
+      <w:r>
+        <w:rPr>
+          <w:b w:val="0"/>
+        </w:rPr>
+        <w:t xml:space="preserve"> boundary changed explicitly; the earlier corpus could not support this new entry.</w:t>
+      </w:r>
+    </w:p>
+    <w:p>
+      <w:pPr>
+        <w:pStyle w:val="Heading3"/>
+      </w:pPr>
+      <w:r>
         <w:t>Repair a missing building block</w:t>
       </w:r>
     </w:p>
     <w:p>
-      <w:r>
-        <w:t>Review Human AI Workflow (ai-3/32). Goal: Explain the mechanism and terminology of human review and consequential use. Short practice: Why can H1’s approval not automatically approve H2? Point to the relevant step in the picture, then write the changed result and the rule or evidence that supports it.. Return to this week and explain what you changed.</w:t>
-      </w:r>
-    </w:p>
-    <w:p>
-      <w:r>
-        <w:t>Review Bias and Representation (ai-3/30). Goal: Explain the mechanism and terminology of representation and bias evaluation. Short practice: Explain why comparing six correct answers in each group would mislead. Point to the relevant step in the picture, then write the changed result and the rule or evidence that supports it.. Return to this week and explain what you changed.</w:t>
-      </w:r>
-    </w:p>
-    <w:p>
-      <w:r>
-        <w:t>Review Red Team the Product (ai-3/27). Goal: Explain the mechanism and terminology of red team exercises. Short practice: Why does the original test fail even if no upload succeeded? Point to the relevant step in the picture, then write the changed result and the rule or evidence that supports it.. Return to this week and explain what you changed.</w:t>
+      <w:pPr>
+        <w:spacing w:line="336" w:lineRule="auto" w:after="180"/>
+      </w:pPr>
+      <w:r>
+        <w:rPr>
+          <w:b w:val="0"/>
+        </w:rPr>
+        <w:t xml:space="preserve">Review Human AI Workflow (ai-3/32). Goal: Explain the </w:t>
+      </w:r>
+      <w:r>
+        <w:rPr>
+          <w:b/>
+        </w:rPr>
+        <w:t>mechanism</w:t>
+      </w:r>
+      <w:r>
+        <w:rPr>
+          <w:b w:val="0"/>
+        </w:rPr>
+        <w:t xml:space="preserve"> and terminology of human review and consequential use. Short practice: Why can H1’s approval not automatically approve H2?</w:t>
+      </w:r>
+    </w:p>
+    <w:p>
+      <w:pPr>
+        <w:spacing w:line="336" w:lineRule="auto" w:after="180"/>
+      </w:pPr>
+      <w:r>
+        <w:rPr>
+          <w:b w:val="0"/>
+        </w:rPr>
+        <w:t xml:space="preserve">Point to the relevant step in the picture, then write the changed result and the rule or </w:t>
+      </w:r>
+      <w:r>
+        <w:rPr>
+          <w:b/>
+        </w:rPr>
+        <w:t>evidence</w:t>
+      </w:r>
+      <w:r>
+        <w:rPr>
+          <w:b w:val="0"/>
+        </w:rPr>
+        <w:t xml:space="preserve"> that supports it.. Return to this week and explain what you changed.</w:t>
+      </w:r>
+    </w:p>
+    <w:p>
+      <w:pPr>
+        <w:spacing w:line="336" w:lineRule="auto" w:after="180"/>
+      </w:pPr>
+      <w:r>
+        <w:rPr>
+          <w:b w:val="0"/>
+        </w:rPr>
+        <w:t xml:space="preserve">Review Bias and Representation (ai-3/30). Goal: Explain the </w:t>
+      </w:r>
+      <w:r>
+        <w:rPr>
+          <w:b/>
+        </w:rPr>
+        <w:t>mechanism</w:t>
+      </w:r>
+      <w:r>
+        <w:rPr>
+          <w:b w:val="0"/>
+        </w:rPr>
+        <w:t xml:space="preserve"> and terminology of representation and bias evaluation. Short practice: Explain why comparing six correct answers in each group would mislead.</w:t>
+      </w:r>
+    </w:p>
+    <w:p>
+      <w:pPr>
+        <w:spacing w:line="336" w:lineRule="auto" w:after="180"/>
+      </w:pPr>
+      <w:r>
+        <w:rPr>
+          <w:b w:val="0"/>
+        </w:rPr>
+        <w:t xml:space="preserve">Point to the relevant step in the picture, then write the changed result and the rule or </w:t>
+      </w:r>
+      <w:r>
+        <w:rPr>
+          <w:b/>
+        </w:rPr>
+        <w:t>evidence</w:t>
+      </w:r>
+      <w:r>
+        <w:rPr>
+          <w:b w:val="0"/>
+        </w:rPr>
+        <w:t xml:space="preserve"> that supports it.. Return to this week and explain what you changed.</w:t>
+      </w:r>
+    </w:p>
+    <w:p>
+      <w:pPr>
+        <w:spacing w:line="336" w:lineRule="auto" w:after="180"/>
+      </w:pPr>
+      <w:r>
+        <w:rPr>
+          <w:b w:val="0"/>
+        </w:rPr>
+        <w:t xml:space="preserve">Review Red Team the Product (ai-3/27). Goal: Explain the </w:t>
+      </w:r>
+      <w:r>
+        <w:rPr>
+          <w:b/>
+        </w:rPr>
+        <w:t>mechanism</w:t>
+      </w:r>
+      <w:r>
+        <w:rPr>
+          <w:b w:val="0"/>
+        </w:rPr>
+        <w:t xml:space="preserve"> and terminology of red team exercises. Short practice: Why does the original test fail even if no upload succeeded?</w:t>
+      </w:r>
+    </w:p>
+    <w:p>
+      <w:pPr>
+        <w:spacing w:line="336" w:lineRule="auto" w:after="180"/>
+      </w:pPr>
+      <w:r>
+        <w:rPr>
+          <w:b w:val="0"/>
+        </w:rPr>
+        <w:t xml:space="preserve">Point to the relevant step in the picture, then write the changed result and the rule or </w:t>
+      </w:r>
+      <w:r>
+        <w:rPr>
+          <w:b/>
+        </w:rPr>
+        <w:t>evidence</w:t>
+      </w:r>
+      <w:r>
+        <w:rPr>
+          <w:b w:val="0"/>
+        </w:rPr>
+        <w:t xml:space="preserve"> that supports it.. Return to this week and explain what you changed.</w:t>
       </w:r>
     </w:p>
     <w:p>
@@ -4158,8 +6590,683 @@
       </w:r>
     </w:p>
     <w:p>
-      <w:r>
-        <w:t>Use Download completed work in the hosted lesson to export your answers, reflections, practice feedback and code-run evidence. Open the HTML copy to read or print it. Drafts stay in this browser when storage is available; clear drafts on a shared device.</w:t>
+      <w:pPr>
+        <w:spacing w:line="336" w:lineRule="auto" w:after="180"/>
+      </w:pPr>
+      <w:r>
+        <w:rPr>
+          <w:b w:val="0"/>
+        </w:rPr>
+        <w:t xml:space="preserve">Use Download completed work in the hosted lesson to export your answers, reflections, practice feedback and code-run </w:t>
+      </w:r>
+      <w:r>
+        <w:rPr>
+          <w:b/>
+        </w:rPr>
+        <w:t>evidence</w:t>
+      </w:r>
+      <w:r>
+        <w:rPr>
+          <w:b w:val="0"/>
+        </w:rPr>
+        <w:t>. Open the HTML copy to read or print it.</w:t>
+      </w:r>
+    </w:p>
+    <w:p>
+      <w:pPr>
+        <w:spacing w:line="336" w:lineRule="auto" w:after="180"/>
+      </w:pPr>
+      <w:r>
+        <w:rPr>
+          <w:b w:val="0"/>
+        </w:rPr>
+        <w:t>Drafts stay in this browser when storage is available; clear drafts on a shared device.</w:t>
+      </w:r>
+    </w:p>
+    <w:p>
+      <w:pPr>
+        <w:pStyle w:val="Heading1"/>
+      </w:pPr>
+      <w:r>
+        <w:t>18. Visual concept journey</w:t>
+      </w:r>
+    </w:p>
+    <w:p>
+      <w:r>
+        <w:t>Explain each Capstone Design graphic using its labels, deciding evidence and relevant limitation.</w:t>
+      </w:r>
+    </w:p>
+    <w:p>
+      <w:pPr>
+        <w:pStyle w:val="Heading3"/>
+      </w:pPr>
+      <w:r>
+        <w:t>01. Capstone Design: the case</w:t>
+      </w:r>
+    </w:p>
+    <w:p>
+      <w:r>
+        <w:drawing>
+          <wp:inline xmlns:a="http://schemas.openxmlformats.org/drawingml/2006/main" xmlns:pic="http://schemas.openxmlformats.org/drawingml/2006/picture">
+            <wp:extent cx="5486400" cy="3142488"/>
+            <wp:docPr id="22" name="Picture 22" descr="Plan a bounded study buddy around a small approved vocabulary corpus. Supplied facts: Corpus V1 defines roots, stem and leaf. It contains no plant disease treatment. Success requires a source reference; missing definitions require a clear fallback. All inputs and outcomes in this worked example are invented classroom data; no real model run is claimed."/>
+            <wp:cNvGraphicFramePr>
+              <a:graphicFrameLocks noChangeAspect="1"/>
+            </wp:cNvGraphicFramePr>
+            <a:graphic>
+              <a:graphicData uri="http://schemas.openxmlformats.org/drawingml/2006/picture">
+                <pic:pic>
+                  <pic:nvPicPr>
+                    <pic:cNvPr id="0" name="academy-story-ai-3-33-01.png"/>
+                    <pic:cNvPicPr/>
+                  </pic:nvPicPr>
+                  <pic:blipFill>
+                    <a:blip r:embed="rId29"/>
+                    <a:stretch>
+                      <a:fillRect/>
+                    </a:stretch>
+                  </pic:blipFill>
+                  <pic:spPr>
+                    <a:xfrm>
+                      <a:off x="0" y="0"/>
+                      <a:ext cx="5486400" cy="3142488"/>
+                    </a:xfrm>
+                    <a:prstGeom prst="rect"/>
+                  </pic:spPr>
+                </pic:pic>
+              </a:graphicData>
+            </a:graphic>
+          </wp:inline>
+        </w:drawing>
+      </w:r>
+    </w:p>
+    <w:p>
+      <w:pPr>
+        <w:spacing w:line="336" w:lineRule="auto" w:after="180"/>
+      </w:pPr>
+      <w:r>
+        <w:rPr>
+          <w:b w:val="0"/>
+        </w:rPr>
+        <w:t>Plan a bounded study buddy around a small approved vocabulary corpus. Supplied facts: Corpus V1 defines roots, stem and leaf. It contains no plant disease treatment.</w:t>
+      </w:r>
+    </w:p>
+    <w:p>
+      <w:pPr>
+        <w:spacing w:line="336" w:lineRule="auto" w:after="180"/>
+      </w:pPr>
+      <w:r>
+        <w:rPr>
+          <w:b w:val="0"/>
+        </w:rPr>
+        <w:t xml:space="preserve">Success requires a source reference; missing definitions require a clear fallback. All </w:t>
+      </w:r>
+      <w:r>
+        <w:rPr>
+          <w:b/>
+        </w:rPr>
+        <w:t>input</w:t>
+      </w:r>
+      <w:r>
+        <w:rPr>
+          <w:b w:val="0"/>
+        </w:rPr>
+        <w:t>s and outcomes in this worked example are invented classroom data; no real model run is claimed.</w:t>
+      </w:r>
+    </w:p>
+    <w:p>
+      <w:pPr>
+        <w:spacing w:line="336" w:lineRule="auto" w:after="180"/>
+        <w:shd w:fill="F5F1FB"/>
+      </w:pPr>
+      <w:r>
+        <w:rPr>
+          <w:b w:val="0"/>
+        </w:rPr>
+        <w:t>Point to the given fact that matters most. Explain why it matters.</w:t>
+      </w:r>
+    </w:p>
+    <w:p>
+      <w:pPr>
+        <w:pStyle w:val="Heading3"/>
+      </w:pPr>
+      <w:r>
+        <w:t>02. Follow the deciding steps</w:t>
+      </w:r>
+    </w:p>
+    <w:p>
+      <w:r>
+        <w:drawing>
+          <wp:inline xmlns:a="http://schemas.openxmlformats.org/drawingml/2006/main" xmlns:pic="http://schemas.openxmlformats.org/drawingml/2006/picture">
+            <wp:extent cx="5486400" cy="3337560"/>
+            <wp:docPr id="23" name="Picture 23" descr="Define contract: Answer only glossary-definition requests supported by V1. → Plan normal test: “What is a stem?” must point to V1’s stem entry. → Plan missing test: “How do I cure this disease?” must produce an out-of-scope response, not a treatment guess."/>
+            <wp:cNvGraphicFramePr>
+              <a:graphicFrameLocks noChangeAspect="1"/>
+            </wp:cNvGraphicFramePr>
+            <a:graphic>
+              <a:graphicData uri="http://schemas.openxmlformats.org/drawingml/2006/picture">
+                <pic:pic>
+                  <pic:nvPicPr>
+                    <pic:cNvPr id="0" name="academy-story-ai-3-33-02.png"/>
+                    <pic:cNvPicPr/>
+                  </pic:nvPicPr>
+                  <pic:blipFill>
+                    <a:blip r:embed="rId30"/>
+                    <a:stretch>
+                      <a:fillRect/>
+                    </a:stretch>
+                  </pic:blipFill>
+                  <pic:spPr>
+                    <a:xfrm>
+                      <a:off x="0" y="0"/>
+                      <a:ext cx="5486400" cy="3337560"/>
+                    </a:xfrm>
+                    <a:prstGeom prst="rect"/>
+                  </pic:spPr>
+                </pic:pic>
+              </a:graphicData>
+            </a:graphic>
+          </wp:inline>
+        </w:drawing>
+      </w:r>
+    </w:p>
+    <w:p>
+      <w:pPr>
+        <w:spacing w:line="336" w:lineRule="auto" w:after="180"/>
+      </w:pPr>
+      <w:r>
+        <w:rPr>
+          <w:b w:val="0"/>
+        </w:rPr>
+        <w:t>Define contract: Answer only glossary-definition requests supported by V1. → Plan normal test: “What is a stem?” must point to V1’s stem entry. → Plan missing test: “How do I cure this disease?” must produce an out-of-scope response, not a treatment guess.</w:t>
+      </w:r>
+    </w:p>
+    <w:p>
+      <w:pPr>
+        <w:spacing w:line="336" w:lineRule="auto" w:after="180"/>
+        <w:shd w:fill="F5F1FB"/>
+      </w:pPr>
+      <w:r>
+        <w:rPr>
+          <w:b w:val="0"/>
+        </w:rPr>
+        <w:t xml:space="preserve">Point to each numbered stage and explain which recorded </w:t>
+      </w:r>
+      <w:r>
+        <w:rPr>
+          <w:b/>
+        </w:rPr>
+        <w:t>input</w:t>
+      </w:r>
+      <w:r>
+        <w:rPr>
+          <w:b w:val="0"/>
+        </w:rPr>
+        <w:t xml:space="preserve"> it uses.</w:t>
+      </w:r>
+    </w:p>
+    <w:p>
+      <w:pPr>
+        <w:pStyle w:val="Heading3"/>
+      </w:pPr>
+      <w:r>
+        <w:t>03. Capstone requirements and corpus — evidence trace</w:t>
+      </w:r>
+    </w:p>
+    <w:p>
+      <w:r>
+        <w:drawing>
+          <wp:inline xmlns:a="http://schemas.openxmlformats.org/drawingml/2006/main" xmlns:pic="http://schemas.openxmlformats.org/drawingml/2006/picture">
+            <wp:extent cx="5486400" cy="3145536"/>
+            <wp:docPr id="24" name="Picture 24" descr="Capstone requirements and corpus — evidence trace. Student room assistant corpus contains public register P, teacher-only guide T and current approval A. It must report approved room capacity or needs_review. | Specify the user question, source authority, access, output/fallback contract and evaluation plan. Freeze corpus IDs and split cases before implementation. Keep teacher material out of student retrieval. | Authorised corpus contains P and A, excluding T. Baseline manually checks same-room current approval and capacity. Reserve complete, missing and conflicting cases before development."/>
+            <wp:cNvGraphicFramePr>
+              <a:graphicFrameLocks noChangeAspect="1"/>
+            </wp:cNvGraphicFramePr>
+            <a:graphic>
+              <a:graphicData uri="http://schemas.openxmlformats.org/drawingml/2006/picture">
+                <pic:pic>
+                  <pic:nvPicPr>
+                    <pic:cNvPr id="0" name="academy-story-ai-3-33-03.png"/>
+                    <pic:cNvPicPr/>
+                  </pic:nvPicPr>
+                  <pic:blipFill>
+                    <a:blip r:embed="rId31"/>
+                    <a:stretch>
+                      <a:fillRect/>
+                    </a:stretch>
+                  </pic:blipFill>
+                  <pic:spPr>
+                    <a:xfrm>
+                      <a:off x="0" y="0"/>
+                      <a:ext cx="5486400" cy="3145536"/>
+                    </a:xfrm>
+                    <a:prstGeom prst="rect"/>
+                  </pic:spPr>
+                </pic:pic>
+              </a:graphicData>
+            </a:graphic>
+          </wp:inline>
+        </w:drawing>
+      </w:r>
+    </w:p>
+    <w:p>
+      <w:pPr>
+        <w:spacing w:line="336" w:lineRule="auto" w:after="180"/>
+      </w:pPr>
+      <w:r>
+        <w:rPr>
+          <w:b w:val="0"/>
+        </w:rPr>
+        <w:t xml:space="preserve">Capstone </w:t>
+      </w:r>
+      <w:r>
+        <w:rPr>
+          <w:b/>
+        </w:rPr>
+        <w:t>requirement</w:t>
+      </w:r>
+      <w:r>
+        <w:rPr>
+          <w:b w:val="0"/>
+        </w:rPr>
+        <w:t xml:space="preserve">s and corpus — </w:t>
+      </w:r>
+      <w:r>
+        <w:rPr>
+          <w:b/>
+        </w:rPr>
+        <w:t>evidence</w:t>
+      </w:r>
+      <w:r>
+        <w:rPr>
+          <w:b w:val="0"/>
+        </w:rPr>
+        <w:t xml:space="preserve"> trace. Student room assistant corpus contains public register P, teacher-only guide T and current approval A.</w:t>
+      </w:r>
+    </w:p>
+    <w:p>
+      <w:pPr>
+        <w:spacing w:line="336" w:lineRule="auto" w:after="180"/>
+      </w:pPr>
+      <w:r>
+        <w:rPr>
+          <w:b w:val="0"/>
+        </w:rPr>
+        <w:t xml:space="preserve">It must report approved room capacity or needs_review. | Specify the user question, source authority, access, </w:t>
+      </w:r>
+      <w:r>
+        <w:rPr>
+          <w:b/>
+        </w:rPr>
+        <w:t>output</w:t>
+      </w:r>
+      <w:r>
+        <w:rPr>
+          <w:b w:val="0"/>
+        </w:rPr>
+        <w:t>/fallback contract and evaluation plan. Freeze corpus IDs and split cases before implementation.</w:t>
+      </w:r>
+    </w:p>
+    <w:p>
+      <w:pPr>
+        <w:spacing w:line="336" w:lineRule="auto" w:after="180"/>
+      </w:pPr>
+      <w:r>
+        <w:rPr>
+          <w:b w:val="0"/>
+        </w:rPr>
+        <w:t>Keep teacher material out of student retrieval. | Authorised corpus contains P and A, excluding T. Baseline manually checks same-room current approval and capacity.</w:t>
+      </w:r>
+    </w:p>
+    <w:p>
+      <w:pPr>
+        <w:spacing w:line="336" w:lineRule="auto" w:after="180"/>
+      </w:pPr>
+      <w:r>
+        <w:rPr>
+          <w:b w:val="0"/>
+        </w:rPr>
+        <w:t>Reserve complete, missing and conflicting cases before development.</w:t>
+      </w:r>
+    </w:p>
+    <w:p>
+      <w:pPr>
+        <w:spacing w:line="336" w:lineRule="auto" w:after="180"/>
+        <w:shd w:fill="F5F1FB"/>
+      </w:pPr>
+      <w:r>
+        <w:rPr>
+          <w:b w:val="0"/>
+        </w:rPr>
+        <w:t>Read the labels and values. Explain the relationship the model shows.</w:t>
+      </w:r>
+    </w:p>
+    <w:p>
+      <w:pPr>
+        <w:pStyle w:val="Heading3"/>
+      </w:pPr>
+      <w:r>
+        <w:t>04. Change one thing. Trace what follows.</w:t>
+      </w:r>
+    </w:p>
+    <w:p>
+      <w:r>
+        <w:drawing>
+          <wp:inline xmlns:a="http://schemas.openxmlformats.org/drawingml/2006/main" xmlns:pic="http://schemas.openxmlformats.org/drawingml/2006/picture">
+            <wp:extent cx="5486400" cy="3191256"/>
+            <wp:docPr id="25" name="Picture 25" descr="Original case: “How do I cure this disease?” must produce an out-of-scope response, not a treatment guess. Changed condition: The corpus gains a teacher-approved flower definition in V2. Expected result: Add a flower test using V2 and record the corpus version. Reason: The evidence boundary changed explicitly; the earlier corpus could not support this new entry."/>
+            <wp:cNvGraphicFramePr>
+              <a:graphicFrameLocks noChangeAspect="1"/>
+            </wp:cNvGraphicFramePr>
+            <a:graphic>
+              <a:graphicData uri="http://schemas.openxmlformats.org/drawingml/2006/picture">
+                <pic:pic>
+                  <pic:nvPicPr>
+                    <pic:cNvPr id="0" name="academy-story-ai-3-33-04.png"/>
+                    <pic:cNvPicPr/>
+                  </pic:nvPicPr>
+                  <pic:blipFill>
+                    <a:blip r:embed="rId32"/>
+                    <a:stretch>
+                      <a:fillRect/>
+                    </a:stretch>
+                  </pic:blipFill>
+                  <pic:spPr>
+                    <a:xfrm>
+                      <a:off x="0" y="0"/>
+                      <a:ext cx="5486400" cy="3191256"/>
+                    </a:xfrm>
+                    <a:prstGeom prst="rect"/>
+                  </pic:spPr>
+                </pic:pic>
+              </a:graphicData>
+            </a:graphic>
+          </wp:inline>
+        </w:drawing>
+      </w:r>
+    </w:p>
+    <w:p>
+      <w:pPr>
+        <w:spacing w:line="336" w:lineRule="auto" w:after="180"/>
+      </w:pPr>
+      <w:r>
+        <w:rPr>
+          <w:b w:val="0"/>
+        </w:rPr>
+        <w:t>Original case: “How do I cure this disease?” must produce an out-of-scope response, not a treatment guess. Changed condition: The corpus gains a teacher-approved flower definition in V2.</w:t>
+      </w:r>
+    </w:p>
+    <w:p>
+      <w:pPr>
+        <w:spacing w:line="336" w:lineRule="auto" w:after="180"/>
+      </w:pPr>
+      <w:r>
+        <w:rPr>
+          <w:b w:val="0"/>
+        </w:rPr>
+        <w:t xml:space="preserve">Expected result: Add a flower test using V2 and record the corpus version. Reason: The </w:t>
+      </w:r>
+      <w:r>
+        <w:rPr>
+          <w:b/>
+        </w:rPr>
+        <w:t>evidence</w:t>
+      </w:r>
+      <w:r>
+        <w:rPr>
+          <w:b w:val="0"/>
+        </w:rPr>
+        <w:t xml:space="preserve"> boundary changed explicitly; the earlier corpus could not support this new entry.</w:t>
+      </w:r>
+    </w:p>
+    <w:p>
+      <w:pPr>
+        <w:spacing w:line="336" w:lineRule="auto" w:after="180"/>
+        <w:shd w:fill="F5F1FB"/>
+      </w:pPr>
+      <w:r>
+        <w:rPr>
+          <w:b w:val="0"/>
+        </w:rPr>
+        <w:t>Predict before checking the worked changed-case result. Name what changed and what the supplied facts allow you to conclude.</w:t>
+      </w:r>
+    </w:p>
+    <w:p>
+      <w:pPr>
+        <w:pStyle w:val="Heading3"/>
+      </w:pPr>
+      <w:r>
+        <w:t>05. Connect the explanation to its limit</w:t>
+      </w:r>
+    </w:p>
+    <w:p>
+      <w:r>
+        <w:drawing>
+          <wp:inline xmlns:a="http://schemas.openxmlformats.org/drawingml/2006/main" xmlns:pic="http://schemas.openxmlformats.org/drawingml/2006/picture">
+            <wp:extent cx="5486400" cy="2834640"/>
+            <wp:docPr id="26" name="Picture 26" descr="Read the picture in order. “How do I cure this disease?” must produce an out-of-scope response, not a treatment guess. The arrows show which recorded input or intermediate result each decision uses. Explain the deciding step aloud before checking the changed case; pointing to the final answer alone does not show how it follows. Limit: A capstone design is a testable plan; its proposed behaviours are not verified outcomes until checked."/>
+            <wp:cNvGraphicFramePr>
+              <a:graphicFrameLocks noChangeAspect="1"/>
+            </wp:cNvGraphicFramePr>
+            <a:graphic>
+              <a:graphicData uri="http://schemas.openxmlformats.org/drawingml/2006/picture">
+                <pic:pic>
+                  <pic:nvPicPr>
+                    <pic:cNvPr id="0" name="academy-story-ai-3-33-05.png"/>
+                    <pic:cNvPicPr/>
+                  </pic:nvPicPr>
+                  <pic:blipFill>
+                    <a:blip r:embed="rId33"/>
+                    <a:stretch>
+                      <a:fillRect/>
+                    </a:stretch>
+                  </pic:blipFill>
+                  <pic:spPr>
+                    <a:xfrm>
+                      <a:off x="0" y="0"/>
+                      <a:ext cx="5486400" cy="2834640"/>
+                    </a:xfrm>
+                    <a:prstGeom prst="rect"/>
+                  </pic:spPr>
+                </pic:pic>
+              </a:graphicData>
+            </a:graphic>
+          </wp:inline>
+        </w:drawing>
+      </w:r>
+    </w:p>
+    <w:p>
+      <w:pPr>
+        <w:spacing w:line="336" w:lineRule="auto" w:after="180"/>
+      </w:pPr>
+      <w:r>
+        <w:rPr>
+          <w:b w:val="0"/>
+        </w:rPr>
+        <w:t xml:space="preserve">Read the picture in order. “How do I cure this disease?” must produce an out-of-scope response, not a treatment guess. The arrows show which recorded </w:t>
+      </w:r>
+      <w:r>
+        <w:rPr>
+          <w:b/>
+        </w:rPr>
+        <w:t>input</w:t>
+      </w:r>
+      <w:r>
+        <w:rPr>
+          <w:b w:val="0"/>
+        </w:rPr>
+        <w:t xml:space="preserve"> or intermediate result each decision uses.</w:t>
+      </w:r>
+    </w:p>
+    <w:p>
+      <w:pPr>
+        <w:spacing w:line="336" w:lineRule="auto" w:after="180"/>
+      </w:pPr>
+      <w:r>
+        <w:rPr>
+          <w:b w:val="0"/>
+        </w:rPr>
+        <w:t>Explain the deciding step aloud before checking the changed case; pointing to the final answer alone does not show how it follows.</w:t>
+      </w:r>
+    </w:p>
+    <w:p>
+      <w:pPr>
+        <w:spacing w:line="336" w:lineRule="auto" w:after="180"/>
+      </w:pPr>
+      <w:r>
+        <w:rPr>
+          <w:b w:val="0"/>
+        </w:rPr>
+        <w:t>Limit: A capstone design is a testable plan; its proposed behaviours are not verified outcomes until checked.</w:t>
+      </w:r>
+    </w:p>
+    <w:p>
+      <w:pPr>
+        <w:spacing w:line="336" w:lineRule="auto" w:after="180"/>
+        <w:shd w:fill="F5F1FB"/>
+      </w:pPr>
+      <w:r>
+        <w:rPr>
+          <w:b w:val="0"/>
+        </w:rPr>
+        <w:t>Explain the case, then point to a limit on the claim.</w:t>
+      </w:r>
+    </w:p>
+    <w:p>
+      <w:pPr>
+        <w:pStyle w:val="Heading3"/>
+      </w:pPr>
+      <w:r>
+        <w:t>06. Make the idea visible in your project</w:t>
+      </w:r>
+    </w:p>
+    <w:p>
+      <w:r>
+        <w:drawing>
+          <wp:inline xmlns:a="http://schemas.openxmlformats.org/drawingml/2006/main" xmlns:pic="http://schemas.openxmlformats.org/drawingml/2006/picture">
+            <wp:extent cx="5486400" cy="3681984"/>
+            <wp:docPr id="27" name="Picture 27" descr="For your Verified Study Buddy, save the input, procedure, observed result and limitation of this check. Label this worked example as practice; use a different, previously unreviewed case when checking independent understanding. Draw your input, deciding step, result and limit. Supported question: What should the project plan record before the new flower test? Point to the relevant step in the picture, then write the changed result and the rule or evidence that supports it."/>
+            <wp:cNvGraphicFramePr>
+              <a:graphicFrameLocks noChangeAspect="1"/>
+            </wp:cNvGraphicFramePr>
+            <a:graphic>
+              <a:graphicData uri="http://schemas.openxmlformats.org/drawingml/2006/picture">
+                <pic:pic>
+                  <pic:nvPicPr>
+                    <pic:cNvPr id="0" name="academy-story-ai-3-33-06.png"/>
+                    <pic:cNvPicPr/>
+                  </pic:nvPicPr>
+                  <pic:blipFill>
+                    <a:blip r:embed="rId34"/>
+                    <a:stretch>
+                      <a:fillRect/>
+                    </a:stretch>
+                  </pic:blipFill>
+                  <pic:spPr>
+                    <a:xfrm>
+                      <a:off x="0" y="0"/>
+                      <a:ext cx="5486400" cy="3681984"/>
+                    </a:xfrm>
+                    <a:prstGeom prst="rect"/>
+                  </pic:spPr>
+                </pic:pic>
+              </a:graphicData>
+            </a:graphic>
+          </wp:inline>
+        </w:drawing>
+      </w:r>
+    </w:p>
+    <w:p>
+      <w:pPr>
+        <w:spacing w:line="336" w:lineRule="auto" w:after="180"/>
+      </w:pPr>
+      <w:r>
+        <w:rPr>
+          <w:b w:val="0"/>
+        </w:rPr>
+        <w:t xml:space="preserve">For your Verified Study Buddy, save the </w:t>
+      </w:r>
+      <w:r>
+        <w:rPr>
+          <w:b/>
+        </w:rPr>
+        <w:t>input</w:t>
+      </w:r>
+      <w:r>
+        <w:rPr>
+          <w:b w:val="0"/>
+        </w:rPr>
+        <w:t>, procedure, observed result and limitation of this check.</w:t>
+      </w:r>
+    </w:p>
+    <w:p>
+      <w:pPr>
+        <w:spacing w:line="336" w:lineRule="auto" w:after="180"/>
+      </w:pPr>
+      <w:r>
+        <w:rPr>
+          <w:b w:val="0"/>
+        </w:rPr>
+        <w:t xml:space="preserve">Label this worked example as practice; use a different, previously unreviewed case when checking independent understanding. Draw your </w:t>
+      </w:r>
+      <w:r>
+        <w:rPr>
+          <w:b/>
+        </w:rPr>
+        <w:t>input</w:t>
+      </w:r>
+      <w:r>
+        <w:rPr>
+          <w:b w:val="0"/>
+        </w:rPr>
+        <w:t>, deciding step, result and limit.</w:t>
+      </w:r>
+    </w:p>
+    <w:p>
+      <w:pPr>
+        <w:spacing w:line="336" w:lineRule="auto" w:after="180"/>
+      </w:pPr>
+      <w:r>
+        <w:rPr>
+          <w:b w:val="0"/>
+        </w:rPr>
+        <w:t xml:space="preserve">Supported question: What should the project plan record before the new flower test? Point to the relevant step in the picture, then write the changed result and the rule or </w:t>
+      </w:r>
+      <w:r>
+        <w:rPr>
+          <w:b/>
+        </w:rPr>
+        <w:t>evidence</w:t>
+      </w:r>
+      <w:r>
+        <w:rPr>
+          <w:b w:val="0"/>
+        </w:rPr>
+        <w:t xml:space="preserve"> that supports it.</w:t>
+      </w:r>
+    </w:p>
+    <w:p>
+      <w:pPr>
+        <w:spacing w:line="336" w:lineRule="auto" w:after="180"/>
+        <w:shd w:fill="F5F1FB"/>
+      </w:pPr>
+      <w:r>
+        <w:rPr>
+          <w:b w:val="0"/>
+        </w:rPr>
+        <w:t xml:space="preserve">Draw your project trace and justify the deciding step using </w:t>
+      </w:r>
+      <w:r>
+        <w:rPr>
+          <w:b/>
+        </w:rPr>
+        <w:t>evidence</w:t>
+      </w:r>
+      <w:r>
+        <w:rPr>
+          <w:b w:val="0"/>
+        </w:rPr>
+        <w:t>.</w:t>
       </w:r>
     </w:p>
     <w:sectPr>

--- a/downloads/student/ai-3-week-33.docx
+++ b/downloads/student/ai-3-week-33.docx
@@ -25,12 +25,17 @@
         <w:pStyle w:val="Heading1"/>
       </w:pPr>
       <w:r>
-        <w:t>Before you start</w:t>
-      </w:r>
-    </w:p>
-    <w:p>
-      <w:r>
-        <w:t>Weeks 19 and 26: specify a need and difficult tests before building.</w:t>
+        <w:t>Freeze the brief. Link the requirements. Predict the tests.</w:t>
+      </w:r>
+    </w:p>
+    <w:p>
+      <w:r>
+        <w:t>Design a bounded study assistant that another learner can implement and inspect.</w:t>
+      </w:r>
+    </w:p>
+    <w:p>
+      <w:r>
+        <w:t>Complete glossary → response contract → V1/V2 change → requirement matrix → independent science-note design.</w:t>
       </w:r>
     </w:p>
     <w:p>
@@ -38,20 +43,20 @@
         <w:pStyle w:val="Heading1"/>
       </w:pPr>
       <w:r>
-        <w:t>01. Your mission</w:t>
-      </w:r>
-    </w:p>
-    <w:p>
-      <w:r>
-        <w:t>Start with the target: Explain the mechanism and terminology of capstone requirements and corpus. Try the recall before opening notes.</w:t>
-      </w:r>
-    </w:p>
-    <w:p>
-      <w:pPr>
-        <w:pStyle w:val="Heading3"/>
-      </w:pPr>
-      <w:r>
-        <w:t>Your learning target</w:t>
+        <w:t>01. Can another learner build and test your design brief?</w:t>
+      </w:r>
+    </w:p>
+    <w:p>
+      <w:r>
+        <w:t>Connect requirements, evidence, output rules, owners and tests before implementation.</w:t>
+      </w:r>
+    </w:p>
+    <w:p>
+      <w:pPr>
+        <w:pStyle w:val="Heading2"/>
+      </w:pPr>
+      <w:r>
+        <w:t>Your learning goals</w:t>
       </w:r>
     </w:p>
     <w:p>
@@ -113,10 +118,34 @@
     </w:p>
     <w:p>
       <w:pPr>
-        <w:pStyle w:val="Heading3"/>
-      </w:pPr>
-      <w:r>
-        <w:t>Remember before reading</w:t>
+        <w:pStyle w:val="Heading2"/>
+      </w:pPr>
+      <w:r>
+        <w:t>Recall the need-to-test chain</w:t>
+      </w:r>
+    </w:p>
+    <w:p>
+      <w:pPr>
+        <w:pStyle w:val="ListBullet"/>
+      </w:pPr>
+      <w:r>
+        <w:t>Close your notes first. A rough first answer helps us choose the right starting point; it is not a score for your ability.</w:t>
+      </w:r>
+    </w:p>
+    <w:p>
+      <w:pPr>
+        <w:pStyle w:val="ListBullet"/>
+      </w:pPr>
+      <w:r>
+        <w:t>Recall User Need and AI Contribution, Evaluation Sets and Human AI Workflow: specify the task, simpler baseline, evidence boundary, observable criteria and owner before building. A planned behavior is not an observed result.</w:t>
+      </w:r>
+    </w:p>
+    <w:p>
+      <w:pPr>
+        <w:pStyle w:val="Heading2"/>
+      </w:pPr>
+      <w:r>
+        <w:t>Your end goal</w:t>
       </w:r>
     </w:p>
     <w:p>
@@ -127,7 +156,31 @@
         <w:rPr>
           <w:b w:val="0"/>
         </w:rPr>
-        <w:t>Close your notes first. A rough first answer helps us choose the right starting point; it is not a score for your ability.</w:t>
+        <w:t>By the end, I can explain capstone design using a traced example and a stated limitation.</w:t>
+      </w:r>
+    </w:p>
+    <w:p>
+      <w:pPr>
+        <w:pStyle w:val="Heading2"/>
+      </w:pPr>
+      <w:r>
+        <w:t>Earlier wording, alternatives and picture transcripts · reference / check after trying</w:t>
+      </w:r>
+    </w:p>
+    <w:p>
+      <w:pPr>
+        <w:pStyle w:val="Heading3"/>
+      </w:pPr>
+      <w:r>
+        <w:t>Your learning target</w:t>
+      </w:r>
+    </w:p>
+    <w:p>
+      <w:pPr>
+        <w:pStyle w:val="Heading3"/>
+      </w:pPr>
+      <w:r>
+        <w:t>Remember before reading</w:t>
       </w:r>
     </w:p>
     <w:p>
@@ -268,7 +321,7 @@
       </w:pPr>
       <w:r>
         <w:rPr>
-          <w:b/>
+          <w:b w:val="0"/>
         </w:rPr>
         <w:t>CREATOR MISSION</w:t>
       </w:r>
@@ -350,25 +403,88 @@
     </w:p>
     <w:p>
       <w:pPr>
+        <w:pStyle w:val="Heading3"/>
+      </w:pPr>
+      <w:r>
+        <w:t>This week’s end goal</w:t>
+      </w:r>
+    </w:p>
+    <w:p>
+      <w:pPr>
+        <w:pStyle w:val="Heading1"/>
+      </w:pPr>
+      <w:r>
+        <w:t>02. Make the smallest useful promise you can check</w:t>
+      </w:r>
+    </w:p>
+    <w:p>
+      <w:r>
+        <w:t>Define what the project will do and which questions are outside its source scope.</w:t>
+      </w:r>
+    </w:p>
+    <w:p>
+      <w:pPr>
+        <w:pStyle w:val="Heading2"/>
+      </w:pPr>
+      <w:r>
+        <w:t>Understand a buildable brief</w:t>
+      </w:r>
+    </w:p>
+    <w:p>
+      <w:pPr>
         <w:spacing w:line="336" w:lineRule="auto" w:after="180"/>
       </w:pPr>
       <w:r>
         <w:rPr>
           <w:b w:val="0"/>
         </w:rPr>
-        <w:t xml:space="preserve">Recall System evaluation sets. Explain why a recorded result needs its </w:t>
+        <w:t>A capstone design turns a user need into a bounded, testable service. Record the user task, permitted source versions, simpler baseline, input/output contract, missing-evidence behavior, privacy/access limits and review owner. Link each requirement to a test before choosing extra features. Visible worked examples are development practice, not a hidden final evaluation.</w:t>
+      </w:r>
+    </w:p>
+    <w:p>
+      <w:pPr>
+        <w:spacing w:line="336" w:lineRule="auto" w:after="180"/>
+      </w:pPr>
+      <w:r>
+        <w:rPr>
+          <w:b w:val="0"/>
+        </w:rPr>
+        <w:t>A clear brief makes a build reviewable; it does not prove that the implementation will meet it.</w:t>
+      </w:r>
+    </w:p>
+    <w:p>
+      <w:pPr>
+        <w:spacing w:line="336" w:lineRule="auto" w:after="180"/>
+      </w:pPr>
+      <w:r>
+        <w:rPr>
+          <w:b w:val="0"/>
+        </w:rPr>
+        <w:t xml:space="preserve">A grounded-assistant capstone begins with bounded </w:t>
       </w:r>
       <w:r>
         <w:rPr>
           <w:b/>
         </w:rPr>
-        <w:t>input</w:t>
+        <w:t>requirement</w:t>
       </w:r>
       <w:r>
         <w:rPr>
           <w:b w:val="0"/>
         </w:rPr>
-        <w:t xml:space="preserve"> conditions and </w:t>
+        <w:t xml:space="preserve">s and a versioned permitted corpus. A baseline can be a manual lookup </w:t>
+      </w:r>
+      <w:r>
+        <w:rPr>
+          <w:b/>
+        </w:rPr>
+        <w:t>process</w:t>
+      </w:r>
+      <w:r>
+        <w:rPr>
+          <w:b w:val="0"/>
+        </w:rPr>
+        <w:t xml:space="preserve"> using the same </w:t>
       </w:r>
       <w:r>
         <w:rPr>
@@ -380,15 +496,15 @@
         <w:rPr>
           <w:b w:val="0"/>
         </w:rPr>
-        <w:t xml:space="preserve"> source before it can support a claim.</w:t>
-      </w:r>
-    </w:p>
-    <w:p>
-      <w:pPr>
-        <w:pStyle w:val="Heading3"/>
-      </w:pPr>
-      <w:r>
-        <w:t>This week’s end goal</w:t>
+        <w:t>.</w:t>
+      </w:r>
+    </w:p>
+    <w:p>
+      <w:pPr>
+        <w:pStyle w:val="Heading2"/>
+      </w:pPr>
+      <w:r>
+        <w:t>Use supplied fictional design inputs</w:t>
       </w:r>
     </w:p>
     <w:p>
@@ -399,20 +515,7 @@
         <w:rPr>
           <w:b w:val="0"/>
         </w:rPr>
-        <w:t>By the end, I can explain capstone design using a traced example and a stated limitation.</w:t>
-      </w:r>
-    </w:p>
-    <w:p>
-      <w:pPr>
-        <w:pStyle w:val="Heading1"/>
-      </w:pPr>
-      <w:r>
-        <w:t>02. Notice the evidence</w:t>
-      </w:r>
-    </w:p>
-    <w:p>
-      <w:r>
-        <w:t>Investigate the supplied Capstone Design case. Separate observations, given facts and assumptions before choosing an explanation.</w:t>
+        <w:t>Begin by writing the question the procedure is intended to answer. Identify the information already supplied, the information it will produce and the information still missing.</w:t>
       </w:r>
     </w:p>
     <w:p>
@@ -421,7 +524,26 @@
       </w:pPr>
       <w:r>
         <w:rPr>
-          <w:b/>
+          <w:b w:val="0"/>
+        </w:rPr>
+        <w:t>These are constructed classroom examples; they do not require live accounts, private records or an external service. Do not treat a plausible explanation as a measured outcome.</w:t>
+      </w:r>
+    </w:p>
+    <w:p>
+      <w:pPr>
+        <w:pStyle w:val="Heading2"/>
+      </w:pPr>
+      <w:r>
+        <w:t>Earlier wording, alternatives and picture transcripts · reference / check after trying</w:t>
+      </w:r>
+    </w:p>
+    <w:p>
+      <w:pPr>
+        <w:spacing w:line="336" w:lineRule="auto" w:after="180"/>
+      </w:pPr>
+      <w:r>
+        <w:rPr>
+          <w:b w:val="0"/>
         </w:rPr>
         <w:t>PICTURE STORY</w:t>
       </w:r>
@@ -498,16 +620,7 @@
     </w:p>
     <w:p>
       <w:pPr>
-        <w:pStyle w:val="Heading3"/>
-      </w:pPr>
-      <w:r>
-        <w:t>Start with this puzzle</w:t>
-      </w:r>
-    </w:p>
-    <w:p>
-      <w:pPr>
         <w:spacing w:line="336" w:lineRule="auto" w:after="180"/>
-        <w:shd w:fill="F1F6FC"/>
       </w:pPr>
       <w:r>
         <w:rPr>
@@ -519,7 +632,6 @@
     <w:p>
       <w:pPr>
         <w:spacing w:line="336" w:lineRule="auto" w:after="180"/>
-        <w:shd w:fill="F5F1FB"/>
       </w:pPr>
       <w:r>
         <w:rPr>
@@ -662,49 +774,300 @@
     </w:p>
     <w:p>
       <w:pPr>
+        <w:pStyle w:val="Heading1"/>
+      </w:pPr>
+      <w:r>
+        <w:t>03. Freeze the corpus and response contract</w:t>
+      </w:r>
+    </w:p>
+    <w:p>
+      <w:r>
+        <w:t>The plan now supplies the actual glossary entries, not just their names.</w:t>
+      </w:r>
+    </w:p>
+    <w:p>
+      <w:pPr>
+        <w:pStyle w:val="Heading2"/>
+      </w:pPr>
+      <w:r>
+        <w:t>Read all permitted glossary entries</w:t>
+      </w:r>
+    </w:p>
+    <w:tbl>
+      <w:tblPr>
+        <w:tblStyle w:val="LightShading-Accent1"/>
+        <w:tblW w:type="auto" w:w="0"/>
+        <w:tblLook w:firstColumn="1" w:firstRow="1" w:lastColumn="0" w:lastRow="0" w:noHBand="0" w:noVBand="1" w:val="04A0"/>
+      </w:tblPr>
+      <w:tblGrid>
+        <w:gridCol w:w="5112"/>
+        <w:gridCol w:w="5112"/>
+      </w:tblGrid>
+      <w:tr>
+        <w:trPr>
+          <w:tblHeader/>
+        </w:trPr>
+        <w:tc>
+          <w:tcPr>
+            <w:tcW w:type="dxa" w:w="5112"/>
+          </w:tcPr>
+          <w:p>
+            <w:r>
+              <w:t>Complete fictional approved glossary</w:t>
+            </w:r>
+          </w:p>
+        </w:tc>
+        <w:tc>
+          <w:tcPr>
+            <w:tcW w:type="dxa" w:w="5112"/>
+          </w:tcPr>
+          <w:p>
+            <w:r>
+              <w:t>Entry and stable reference</w:t>
+            </w:r>
+          </w:p>
+        </w:tc>
+      </w:tr>
+      <w:tr>
+        <w:tc>
+          <w:tcPr>
+            <w:tcW w:type="dxa" w:w="5112"/>
+          </w:tcPr>
+          <w:p>
+            <w:r>
+              <w:t>V1/root</w:t>
+            </w:r>
+          </w:p>
+        </w:tc>
+        <w:tc>
+          <w:tcPr>
+            <w:tcW w:type="dxa" w:w="5112"/>
+          </w:tcPr>
+          <w:p>
+            <w:r>
+              <w:t>A root is a plant part that can anchor the plant in soil.</w:t>
+            </w:r>
+          </w:p>
+        </w:tc>
+      </w:tr>
+      <w:tr>
+        <w:tc>
+          <w:tcPr>
+            <w:tcW w:type="dxa" w:w="5112"/>
+          </w:tcPr>
+          <w:p>
+            <w:r>
+              <w:t>V1/stem</w:t>
+            </w:r>
+          </w:p>
+        </w:tc>
+        <w:tc>
+          <w:tcPr>
+            <w:tcW w:type="dxa" w:w="5112"/>
+          </w:tcPr>
+          <w:p>
+            <w:r>
+              <w:t>A stem is a plant part that supports leaves.</w:t>
+            </w:r>
+          </w:p>
+        </w:tc>
+      </w:tr>
+      <w:tr>
+        <w:tc>
+          <w:tcPr>
+            <w:tcW w:type="dxa" w:w="5112"/>
+          </w:tcPr>
+          <w:p>
+            <w:r>
+              <w:t>V1/leaf</w:t>
+            </w:r>
+          </w:p>
+        </w:tc>
+        <w:tc>
+          <w:tcPr>
+            <w:tcW w:type="dxa" w:w="5112"/>
+          </w:tcPr>
+          <w:p>
+            <w:r>
+              <w:t>A leaf is a plant part that captures light for photosynthesis.</w:t>
+            </w:r>
+          </w:p>
+        </w:tc>
+      </w:tr>
+      <w:tr>
+        <w:tc>
+          <w:tcPr>
+            <w:tcW w:type="dxa" w:w="5112"/>
+          </w:tcPr>
+          <w:p>
+            <w:r>
+              <w:t>V2/flower · changed case only</w:t>
+            </w:r>
+          </w:p>
+        </w:tc>
+        <w:tc>
+          <w:tcPr>
+            <w:tcW w:type="dxa" w:w="5112"/>
+          </w:tcPr>
+          <w:p>
+            <w:r>
+              <w:t>A flower is a reproductive structure of a flowering plant. V2 retains the three V1 entries.</w:t>
+            </w:r>
+          </w:p>
+        </w:tc>
+      </w:tr>
+      <w:tr>
+        <w:tc>
+          <w:tcPr>
+            <w:tcW w:type="dxa" w:w="5112"/>
+          </w:tcPr>
+          <w:p>
+            <w:r>
+              <w:t>Access and omissions</w:t>
+            </w:r>
+          </w:p>
+        </w:tc>
+        <w:tc>
+          <w:tcPr>
+            <w:tcW w:type="dxa" w:w="5112"/>
+          </w:tcPr>
+          <w:p>
+            <w:r>
+              <w:t>All listed entries are public for this exercise. No disease treatment, weather or other definitions are supplied.</w:t>
+            </w:r>
+          </w:p>
+        </w:tc>
+      </w:tr>
+    </w:tbl>
+    <w:p>
+      <w:pPr>
+        <w:pStyle w:val="Heading2"/>
+      </w:pPr>
+      <w:r>
+        <w:t>State success, clarification and fallback</w:t>
+      </w:r>
+    </w:p>
+    <w:p>
+      <w:pPr>
         <w:spacing w:line="336" w:lineRule="auto" w:after="180"/>
       </w:pPr>
       <w:r>
         <w:rPr>
           <w:b w:val="0"/>
         </w:rPr>
-        <w:t xml:space="preserve">A grounded-assistant capstone begins with bounded </w:t>
+        <w:t>Glossary design contract: standalone word-definition request → exact eligible entry → supported restatement with its corpus/version/entry reference. Output has status, answer and source_ids. Supported requires a matching entry. Missing entry gives status=not_in_source, answer=null and an explicit scope statement. Ambiguous term/referent gives clarification with no invented definition.</w:t>
+      </w:r>
+    </w:p>
+    <w:p>
+      <w:pPr>
+        <w:spacing w:line="336" w:lineRule="auto" w:after="180"/>
+      </w:pPr>
+      <w:r>
+        <w:rPr>
+          <w:b w:val="0"/>
+        </w:rPr>
+        <w:t>Baseline is direct glossary search over the same version. No personal data, external actions or treatment decisions. Record who reviews a corpus change before adding tests for it.</w:t>
+      </w:r>
+    </w:p>
+    <w:p>
+      <w:pPr>
+        <w:pStyle w:val="Heading2"/>
+      </w:pPr>
+      <w:r>
+        <w:t>Connect requirement and evaluation planning</w:t>
+      </w:r>
+    </w:p>
+    <w:p>
+      <w:pPr>
+        <w:spacing w:line="336" w:lineRule="auto" w:after="180"/>
+      </w:pPr>
+      <w:r>
+        <w:rPr>
+          <w:b w:val="0"/>
+        </w:rPr>
+        <w:t xml:space="preserve">Specify the user question, source authority, access, </w:t>
       </w:r>
       <w:r>
         <w:rPr>
           <w:b/>
         </w:rPr>
-        <w:t>requirement</w:t>
+        <w:t>output</w:t>
       </w:r>
       <w:r>
         <w:rPr>
           <w:b w:val="0"/>
         </w:rPr>
-        <w:t xml:space="preserve">s and a versioned permitted corpus. A baseline can be a manual lookup </w:t>
+        <w:t>/fallback contract and evaluation plan. Freeze corpus IDs and split cases before implementation. Keep teacher material out of student retrieval.</w:t>
+      </w:r>
+    </w:p>
+    <w:p>
+      <w:pPr>
+        <w:spacing w:line="336" w:lineRule="auto" w:after="180"/>
+      </w:pPr>
+      <w:r>
+        <w:rPr>
+          <w:b w:val="0"/>
+        </w:rPr>
+        <w:t xml:space="preserve">Before applying the procedure, write its units, denominator or decision boundary where relevant. A partner should be able to repeat each step using the same </w:t>
       </w:r>
       <w:r>
         <w:rPr>
           <w:b/>
         </w:rPr>
-        <w:t>process</w:t>
+        <w:t>input</w:t>
       </w:r>
       <w:r>
         <w:rPr>
           <w:b w:val="0"/>
         </w:rPr>
-        <w:t xml:space="preserve"> using the same </w:t>
+        <w:t>s.</w:t>
+      </w:r>
+    </w:p>
+    <w:p>
+      <w:pPr>
+        <w:spacing w:line="336" w:lineRule="auto" w:after="180"/>
+      </w:pPr>
+      <w:r>
+        <w:rPr>
+          <w:b w:val="0"/>
+        </w:rPr>
+        <w:t xml:space="preserve">If a required </w:t>
       </w:r>
       <w:r>
         <w:rPr>
           <w:b/>
         </w:rPr>
-        <w:t>evidence</w:t>
+        <w:t>input</w:t>
       </w:r>
       <w:r>
         <w:rPr>
           <w:b w:val="0"/>
         </w:rPr>
-        <w:t>.</w:t>
+        <w:t xml:space="preserve"> is absent or violates the stated contract, record that condition explicitly instead of quietly replacing it with a convenient value.</w:t>
+      </w:r>
+    </w:p>
+    <w:p>
+      <w:pPr>
+        <w:pStyle w:val="Heading2"/>
+      </w:pPr>
+      <w:r>
+        <w:t>Explain the deciding check</w:t>
+      </w:r>
+    </w:p>
+    <w:p>
+      <w:pPr>
+        <w:pStyle w:val="ListBullet"/>
+      </w:pPr>
+      <w:r>
+        <w:t>Point to the input, the deciding step and the result in this week’s visual. Explain the same step in ordinary words. A picture helps when you can say what each part represents.</w:t>
+      </w:r>
+    </w:p>
+    <w:p>
+      <w:pPr>
+        <w:pStyle w:val="Heading2"/>
+      </w:pPr>
+      <w:r>
+        <w:t>Earlier wording, alternatives and picture transcripts · reference / check after trying</w:t>
       </w:r>
     </w:p>
     <w:p>
@@ -714,41 +1077,6 @@
       <w:r>
         <w:rPr>
           <w:b w:val="0"/>
-        </w:rPr>
-        <w:t>Begin by writing the question the procedure is intended to answer. Identify the information already supplied, the information it will produce and the information still missing.</w:t>
-      </w:r>
-    </w:p>
-    <w:p>
-      <w:pPr>
-        <w:spacing w:line="336" w:lineRule="auto" w:after="180"/>
-      </w:pPr>
-      <w:r>
-        <w:rPr>
-          <w:b w:val="0"/>
-        </w:rPr>
-        <w:t>These are constructed classroom examples; they do not require live accounts, private records or an external service. Do not treat a plausible explanation as a measured outcome.</w:t>
-      </w:r>
-    </w:p>
-    <w:p>
-      <w:pPr>
-        <w:pStyle w:val="Heading1"/>
-      </w:pPr>
-      <w:r>
-        <w:t>03. See how it works</w:t>
-      </w:r>
-    </w:p>
-    <w:p>
-      <w:r>
-        <w:t>Follow the mechanism for Capstone Design. Connect each labelled input, deciding step and result.</w:t>
-      </w:r>
-    </w:p>
-    <w:p>
-      <w:pPr>
-        <w:spacing w:line="336" w:lineRule="auto" w:after="180"/>
-      </w:pPr>
-      <w:r>
-        <w:rPr>
-          <w:b/>
         </w:rPr>
         <w:t xml:space="preserve">VISUAL </w:t>
       </w:r>
@@ -985,29 +1313,6 @@
       </w:pPr>
       <w:r>
         <w:t>A closer explanation</w:t>
-      </w:r>
-    </w:p>
-    <w:p>
-      <w:pPr>
-        <w:spacing w:line="336" w:lineRule="auto" w:after="180"/>
-      </w:pPr>
-      <w:r>
-        <w:rPr>
-          <w:b w:val="0"/>
-        </w:rPr>
-        <w:t xml:space="preserve">Specify the user question, source authority, access, </w:t>
-      </w:r>
-      <w:r>
-        <w:rPr>
-          <w:b/>
-        </w:rPr>
-        <w:t>output</w:t>
-      </w:r>
-      <w:r>
-        <w:rPr>
-          <w:b w:val="0"/>
-        </w:rPr>
-        <w:t>/fallback contract and evaluation plan. Freeze corpus IDs and split cases before implementation. Keep teacher material out of student retrieval.</w:t>
       </w:r>
     </w:p>
     <w:p>
@@ -1104,52 +1409,6 @@
     </w:p>
     <w:p>
       <w:pPr>
-        <w:spacing w:line="336" w:lineRule="auto" w:after="180"/>
-      </w:pPr>
-      <w:r>
-        <w:rPr>
-          <w:b w:val="0"/>
-        </w:rPr>
-        <w:t xml:space="preserve">Before applying the procedure, write its units, denominator or decision boundary where relevant. A partner should be able to repeat each step using the same </w:t>
-      </w:r>
-      <w:r>
-        <w:rPr>
-          <w:b/>
-        </w:rPr>
-        <w:t>input</w:t>
-      </w:r>
-      <w:r>
-        <w:rPr>
-          <w:b w:val="0"/>
-        </w:rPr>
-        <w:t>s.</w:t>
-      </w:r>
-    </w:p>
-    <w:p>
-      <w:pPr>
-        <w:spacing w:line="336" w:lineRule="auto" w:after="180"/>
-      </w:pPr>
-      <w:r>
-        <w:rPr>
-          <w:b w:val="0"/>
-        </w:rPr>
-        <w:t xml:space="preserve">If a required </w:t>
-      </w:r>
-      <w:r>
-        <w:rPr>
-          <w:b/>
-        </w:rPr>
-        <w:t>input</w:t>
-      </w:r>
-      <w:r>
-        <w:rPr>
-          <w:b w:val="0"/>
-        </w:rPr>
-        <w:t xml:space="preserve"> is absent or violates the stated contract, record that condition explicitly instead of quietly replacing it with a convenient value.</w:t>
-      </w:r>
-    </w:p>
-    <w:p>
-      <w:pPr>
         <w:pStyle w:val="Heading3"/>
       </w:pPr>
       <w:r>
@@ -1158,86 +1417,23 @@
     </w:p>
     <w:p>
       <w:pPr>
-        <w:spacing w:line="336" w:lineRule="auto" w:after="180"/>
-      </w:pPr>
-      <w:r>
-        <w:rPr>
-          <w:b w:val="0"/>
-        </w:rPr>
-        <w:t xml:space="preserve">Point to the </w:t>
-      </w:r>
-      <w:r>
-        <w:rPr>
-          <w:b/>
-        </w:rPr>
-        <w:t>input</w:t>
-      </w:r>
-      <w:r>
-        <w:rPr>
-          <w:b w:val="0"/>
-        </w:rPr>
-        <w:t>, the deciding step and the result in this week’s visual. Explain the same step in ordinary words. A picture helps when you can say what each part represents.</w:t>
-      </w:r>
-    </w:p>
-    <w:p>
-      <w:pPr>
         <w:pStyle w:val="Heading1"/>
       </w:pPr>
       <w:r>
-        <w:t>04. Compare the cases</w:t>
-      </w:r>
-    </w:p>
-    <w:p>
-      <w:r>
-        <w:t>Compare the supplied cases for Capstone Design. Identify the detail that changes the conclusion.</w:t>
-      </w:r>
-    </w:p>
-    <w:p>
-      <w:pPr>
-        <w:pStyle w:val="Heading3"/>
-      </w:pPr>
-      <w:r>
-        <w:t>The case to investigate</w:t>
-      </w:r>
-    </w:p>
-    <w:p>
-      <w:pPr>
-        <w:spacing w:line="336" w:lineRule="auto" w:after="180"/>
-        <w:shd w:fill="F1F6FC"/>
-      </w:pPr>
-      <w:r>
-        <w:rPr>
-          <w:b w:val="0"/>
-        </w:rPr>
-        <w:t>CASE GALLERY</w:t>
-      </w:r>
-    </w:p>
-    <w:p>
-      <w:pPr>
-        <w:spacing w:line="336" w:lineRule="auto" w:after="180"/>
-      </w:pPr>
-      <w:r>
-        <w:rPr>
-          <w:b w:val="0"/>
-        </w:rPr>
-        <w:t xml:space="preserve">Four Tests, Four Kinds of </w:t>
-      </w:r>
-      <w:r>
-        <w:rPr>
-          <w:b/>
-        </w:rPr>
-        <w:t>Evidence</w:t>
-      </w:r>
-    </w:p>
-    <w:p>
-      <w:pPr>
-        <w:spacing w:line="336" w:lineRule="auto" w:after="180"/>
-      </w:pPr>
-      <w:r>
-        <w:rPr>
-          <w:b w:val="0"/>
-        </w:rPr>
-        <w:t>A system is not understood until it survives more than one comfortable example.</w:t>
+        <w:t>04. Compare a supported requirement with an untested feature promise</w:t>
+      </w:r>
+    </w:p>
+    <w:p>
+      <w:r>
+        <w:t>A missing-answer test is part of the design, not an embarrassing extra.</w:t>
+      </w:r>
+    </w:p>
+    <w:p>
+      <w:pPr>
+        <w:pStyle w:val="Heading2"/>
+      </w:pPr>
+      <w:r>
+        <w:t>Four pictures with a purpose</w:t>
       </w:r>
     </w:p>
     <w:p>
@@ -1278,6 +1474,11 @@
     </w:p>
     <w:p>
       <w:r>
+        <w:t>Normal case: predict the result and deciding evidence.</w:t>
+      </w:r>
+    </w:p>
+    <w:p>
+      <w:r>
         <w:drawing>
           <wp:inline xmlns:a="http://schemas.openxmlformats.org/drawingml/2006/main" xmlns:pic="http://schemas.openxmlformats.org/drawingml/2006/picture">
             <wp:extent cx="5486400" cy="3200400"/>
@@ -1313,47 +1514,8 @@
       </w:r>
     </w:p>
     <w:p>
-      <w:pPr>
-        <w:pStyle w:val="Heading3"/>
-      </w:pPr>
-      <w:r>
-        <w:t>The normal case</w:t>
-      </w:r>
-    </w:p>
-    <w:p>
-      <w:pPr>
-        <w:spacing w:line="336" w:lineRule="auto" w:after="180"/>
-        <w:shd w:fill="F1F6FC"/>
-      </w:pPr>
-      <w:r>
-        <w:rPr>
-          <w:b w:val="0"/>
-        </w:rPr>
-        <w:t xml:space="preserve">NORMAL CASE: predict and name </w:t>
-      </w:r>
-      <w:r>
-        <w:rPr>
-          <w:b/>
-        </w:rPr>
-        <w:t>evidence</w:t>
-      </w:r>
-      <w:r>
-        <w:rPr>
-          <w:b w:val="0"/>
-        </w:rPr>
-        <w:t xml:space="preserve">.     BOUNDARY CASE: predict and name </w:t>
-      </w:r>
-      <w:r>
-        <w:rPr>
-          <w:b/>
-        </w:rPr>
-        <w:t>evidence</w:t>
-      </w:r>
-      <w:r>
-        <w:rPr>
-          <w:b w:val="0"/>
-        </w:rPr>
-        <w:t>.</w:t>
+      <w:r>
+        <w:t>Boundary case: identify the exact limit.</w:t>
       </w:r>
     </w:p>
     <w:p>
@@ -1394,6 +1556,11 @@
     </w:p>
     <w:p>
       <w:r>
+        <w:t>Missing information: name what must be clarified.</w:t>
+      </w:r>
+    </w:p>
+    <w:p>
+      <w:r>
         <w:drawing>
           <wp:inline xmlns:a="http://schemas.openxmlformats.org/drawingml/2006/main" xmlns:pic="http://schemas.openxmlformats.org/drawingml/2006/picture">
             <wp:extent cx="5486400" cy="3200400"/>
@@ -1429,23 +1596,109 @@
       </w:r>
     </w:p>
     <w:p>
+      <w:r>
+        <w:t>Transfer case: explain which procedure still applies.</w:t>
+      </w:r>
+    </w:p>
+    <w:p>
+      <w:pPr>
+        <w:pStyle w:val="Heading2"/>
+      </w:pPr>
+      <w:r>
+        <w:t>Choose a revealing case</w:t>
+      </w:r>
+    </w:p>
+    <w:p>
+      <w:pPr>
+        <w:pStyle w:val="ListBullet"/>
+      </w:pPr>
+      <w:r>
+        <w:t>Which case is most likely to reveal a hidden assumption? Why?</w:t>
+      </w:r>
+    </w:p>
+    <w:p>
       <w:pPr>
         <w:pStyle w:val="Heading3"/>
       </w:pPr>
       <w:r>
-        <w:t>Check missing information</w:t>
+        <w:t>Write or draw your reasoning and evidence.</w:t>
+      </w:r>
+    </w:p>
+    <w:p>
+      <w:r>
+        <w:t>________________________________________________________________</w:t>
+      </w:r>
+    </w:p>
+    <w:p>
+      <w:r>
+        <w:t>________________________________________________________________</w:t>
+      </w:r>
+    </w:p>
+    <w:p>
+      <w:r>
+        <w:t>________________________________________________________________</w:t>
+      </w:r>
+    </w:p>
+    <w:p>
+      <w:r>
+        <w:t>________________________________________________________________</w:t>
+      </w:r>
+    </w:p>
+    <w:p>
+      <w:r>
+        <w:t>________________________________________________________________</w:t>
+      </w:r>
+    </w:p>
+    <w:p>
+      <w:pPr>
+        <w:pStyle w:val="Heading2"/>
+      </w:pPr>
+      <w:r>
+        <w:t>Predict the supplied changed case</w:t>
+      </w:r>
+    </w:p>
+    <w:p>
+      <w:pPr>
+        <w:pStyle w:val="ListBullet"/>
+      </w:pPr>
+      <w:r>
+        <w:t>Change: The corpus gains a teacher-approved flower definition in V2.</w:t>
+      </w:r>
+    </w:p>
+    <w:p>
+      <w:pPr>
+        <w:pStyle w:val="Heading2"/>
+      </w:pPr>
+      <w:r>
+        <w:t>Check after predicting · reference / check after trying</w:t>
       </w:r>
     </w:p>
     <w:p>
       <w:pPr>
         <w:spacing w:line="336" w:lineRule="auto" w:after="180"/>
-        <w:shd w:fill="FFF5E6"/>
-      </w:pPr>
+      </w:pPr>
+      <w:r>
+        <w:rPr>
+          <w:b/>
+        </w:rPr>
+        <w:t>Prediction</w:t>
+      </w:r>
       <w:r>
         <w:rPr>
           <w:b w:val="0"/>
         </w:rPr>
-        <w:t xml:space="preserve">MISSING INFORMATION: predict and name </w:t>
+        <w:t>: Add a flower test using V2 and record the corpus version.</w:t>
+      </w:r>
+    </w:p>
+    <w:p>
+      <w:pPr>
+        <w:spacing w:line="336" w:lineRule="auto" w:after="180"/>
+      </w:pPr>
+      <w:r>
+        <w:rPr>
+          <w:b w:val="0"/>
+        </w:rPr>
+        <w:t xml:space="preserve">Reason: The </w:t>
       </w:r>
       <w:r>
         <w:rPr>
@@ -1457,196 +1710,54 @@
         <w:rPr>
           <w:b w:val="0"/>
         </w:rPr>
-        <w:t xml:space="preserve">.     TRANSFER CASE: predict and name </w:t>
+        <w:t xml:space="preserve"> boundary changed explicitly; the earlier corpus could not support this new entry.</w:t>
+      </w:r>
+    </w:p>
+    <w:p>
+      <w:pPr>
+        <w:pStyle w:val="Heading2"/>
+      </w:pPr>
+      <w:r>
+        <w:t>Earlier wording, alternatives and picture transcripts · reference / check after trying</w:t>
+      </w:r>
+    </w:p>
+    <w:p>
+      <w:pPr>
+        <w:spacing w:line="336" w:lineRule="auto" w:after="180"/>
+      </w:pPr>
+      <w:r>
+        <w:rPr>
+          <w:b w:val="0"/>
+        </w:rPr>
+        <w:t>CASE GALLERY</w:t>
+      </w:r>
+    </w:p>
+    <w:p>
+      <w:pPr>
+        <w:spacing w:line="336" w:lineRule="auto" w:after="180"/>
+      </w:pPr>
+      <w:r>
+        <w:rPr>
+          <w:b w:val="0"/>
+        </w:rPr>
+        <w:t xml:space="preserve">Four Tests, Four Kinds of </w:t>
       </w:r>
       <w:r>
         <w:rPr>
           <w:b/>
         </w:rPr>
-        <w:t>evidence</w:t>
-      </w:r>
+        <w:t>Evidence</w:t>
+      </w:r>
+    </w:p>
+    <w:p>
+      <w:pPr>
+        <w:spacing w:line="336" w:lineRule="auto" w:after="180"/>
+      </w:pPr>
       <w:r>
         <w:rPr>
           <w:b w:val="0"/>
         </w:rPr>
-        <w:t>.</w:t>
-      </w:r>
-    </w:p>
-    <w:p>
-      <w:pPr>
-        <w:spacing w:line="336" w:lineRule="auto" w:after="180"/>
-        <w:shd w:fill="F5F1FB"/>
-      </w:pPr>
-      <w:r>
-        <w:rPr>
-          <w:b w:val="0"/>
-        </w:rPr>
-        <w:t>Which case is most likely to reveal a hidden assumption? Why?</w:t>
-      </w:r>
-    </w:p>
-    <w:p>
-      <w:pPr>
-        <w:pStyle w:val="Heading3"/>
-      </w:pPr>
-      <w:r>
-        <w:t>Write or draw your reasoning and evidence.</w:t>
-      </w:r>
-    </w:p>
-    <w:p>
-      <w:r>
-        <w:t>________________________________________________________________</w:t>
-      </w:r>
-    </w:p>
-    <w:p>
-      <w:r>
-        <w:t>________________________________________________________________</w:t>
-      </w:r>
-    </w:p>
-    <w:p>
-      <w:r>
-        <w:t>________________________________________________________________</w:t>
-      </w:r>
-    </w:p>
-    <w:p>
-      <w:r>
-        <w:t>________________________________________________________________</w:t>
-      </w:r>
-    </w:p>
-    <w:p>
-      <w:r>
-        <w:t>________________________________________________________________</w:t>
-      </w:r>
-    </w:p>
-    <w:p>
-      <w:pPr>
-        <w:pStyle w:val="Heading3"/>
-      </w:pPr>
-      <w:r>
-        <w:t>Change one thing in the pictured case</w:t>
-      </w:r>
-    </w:p>
-    <w:p>
-      <w:pPr>
-        <w:pStyle w:val="Heading3"/>
-      </w:pPr>
-      <w:r>
-        <w:t>Change one thing</w:t>
-      </w:r>
-    </w:p>
-    <w:p>
-      <w:pPr>
-        <w:spacing w:line="336" w:lineRule="auto" w:after="180"/>
-        <w:shd w:fill="F5F1FB"/>
-      </w:pPr>
-      <w:r>
-        <w:rPr>
-          <w:b w:val="0"/>
-        </w:rPr>
-        <w:t>Change: The corpus gains a teacher-approved flower definition in V2.</w:t>
-      </w:r>
-    </w:p>
-    <w:p>
-      <w:pPr>
-        <w:pStyle w:val="Heading3"/>
-      </w:pPr>
-      <w:r>
-        <w:t>Predicted result</w:t>
-      </w:r>
-    </w:p>
-    <w:p>
-      <w:pPr>
-        <w:spacing w:line="336" w:lineRule="auto" w:after="180"/>
-        <w:shd w:fill="F1F6FC"/>
-      </w:pPr>
-      <w:r>
-        <w:rPr>
-          <w:b/>
-        </w:rPr>
-        <w:t>Prediction</w:t>
-      </w:r>
-      <w:r>
-        <w:rPr>
-          <w:b w:val="0"/>
-        </w:rPr>
-        <w:t>: Add a flower test using V2 and record the corpus version.</w:t>
-      </w:r>
-    </w:p>
-    <w:p>
-      <w:pPr>
-        <w:pStyle w:val="Heading3"/>
-      </w:pPr>
-      <w:r>
-        <w:t>Why the result follows</w:t>
-      </w:r>
-    </w:p>
-    <w:p>
-      <w:pPr>
-        <w:spacing w:line="336" w:lineRule="auto" w:after="180"/>
-        <w:shd w:fill="F1F6FC"/>
-      </w:pPr>
-      <w:r>
-        <w:rPr>
-          <w:b w:val="0"/>
-        </w:rPr>
-        <w:t xml:space="preserve">Reason: The </w:t>
-      </w:r>
-      <w:r>
-        <w:rPr>
-          <w:b/>
-        </w:rPr>
-        <w:t>evidence</w:t>
-      </w:r>
-      <w:r>
-        <w:rPr>
-          <w:b w:val="0"/>
-        </w:rPr>
-        <w:t xml:space="preserve"> boundary changed explicitly; the earlier corpus could not support this new entry.</w:t>
-      </w:r>
-    </w:p>
-    <w:p>
-      <w:pPr>
-        <w:pStyle w:val="Heading1"/>
-      </w:pPr>
-      <w:r>
-        <w:t>05. Words that unlock the idea</w:t>
-      </w:r>
-    </w:p>
-    <w:p>
-      <w:r>
-        <w:t>Use the vocabulary of Capstone Design to explain a concrete decision, rather than only memorising definitions.</w:t>
-      </w:r>
-    </w:p>
-    <w:p>
-      <w:pPr>
-        <w:spacing w:line="336" w:lineRule="auto" w:after="180"/>
-      </w:pPr>
-      <w:r>
-        <w:rPr>
-          <w:b/>
-        </w:rPr>
-        <w:t>VOCABULARY LAB</w:t>
-      </w:r>
-    </w:p>
-    <w:p>
-      <w:pPr>
-        <w:spacing w:line="336" w:lineRule="auto" w:after="180"/>
-      </w:pPr>
-      <w:r>
-        <w:rPr>
-          <w:b w:val="0"/>
-        </w:rPr>
-        <w:t>Words You Can Use to Reason</w:t>
-      </w:r>
-    </w:p>
-    <w:p>
-      <w:pPr>
-        <w:spacing w:line="336" w:lineRule="auto" w:after="180"/>
-      </w:pPr>
-      <w:r>
-        <w:rPr>
-          <w:b w:val="0"/>
-        </w:rPr>
-        <w:t>A definition matters when you can recognize the idea, use it, and contrast it with a near-miss.</w:t>
+        <w:t>A system is not understood until it survives more than one comfortable example.</w:t>
       </w:r>
     </w:p>
     <w:p>
@@ -1654,7 +1765,7 @@
         <w:drawing>
           <wp:inline xmlns:a="http://schemas.openxmlformats.org/drawingml/2006/main" xmlns:pic="http://schemas.openxmlformats.org/drawingml/2006/picture">
             <wp:extent cx="5486400" cy="3200400"/>
-            <wp:docPr id="10" name="Picture 10" descr="Vocabulary badge: requirement"/>
+            <wp:docPr id="10" name="Picture 10" descr="NORMAL CASE illustration"/>
             <wp:cNvGraphicFramePr>
               <a:graphicFrameLocks noChangeAspect="1"/>
             </wp:cNvGraphicFramePr>
@@ -1662,11 +1773,11 @@
               <a:graphicData uri="http://schemas.openxmlformats.org/drawingml/2006/picture">
                 <pic:pic>
                   <pic:nvPicPr>
-                    <pic:cNvPr id="0" name="98c830bd5117851c8f1ed7f782599a924e3ee3c14ff9fded2d2774a4d65736d5.png"/>
+                    <pic:cNvPr id="0" name="baa081bb74d63b3556ecfd5951cdc8779d64ec1813de34614621c4e969a973f1.png"/>
                     <pic:cNvPicPr/>
                   </pic:nvPicPr>
                   <pic:blipFill>
-                    <a:blip r:embed="rId17"/>
+                    <a:blip r:embed="rId13"/>
                     <a:stretch>
                       <a:fillRect/>
                     </a:stretch>
@@ -1690,7 +1801,7 @@
         <w:drawing>
           <wp:inline xmlns:a="http://schemas.openxmlformats.org/drawingml/2006/main" xmlns:pic="http://schemas.openxmlformats.org/drawingml/2006/picture">
             <wp:extent cx="5486400" cy="3200400"/>
-            <wp:docPr id="11" name="Picture 11" descr="Vocabulary badge: success measure"/>
+            <wp:docPr id="11" name="Picture 11" descr="BOUNDARY CASE illustration"/>
             <wp:cNvGraphicFramePr>
               <a:graphicFrameLocks noChangeAspect="1"/>
             </wp:cNvGraphicFramePr>
@@ -1698,11 +1809,11 @@
               <a:graphicData uri="http://schemas.openxmlformats.org/drawingml/2006/picture">
                 <pic:pic>
                   <pic:nvPicPr>
-                    <pic:cNvPr id="0" name="46bbc7f1af7a3737046c0c5098880fbaeee68ae8f2e3f899f14c971b0c72e720.png"/>
+                    <pic:cNvPr id="0" name="5e6557194a1470352d07b6a509da5d673d81767981996dd1b685f799a5582b76.png"/>
                     <pic:cNvPicPr/>
                   </pic:nvPicPr>
                   <pic:blipFill>
-                    <a:blip r:embed="rId18"/>
+                    <a:blip r:embed="rId14"/>
                     <a:stretch>
                       <a:fillRect/>
                     </a:stretch>
@@ -1722,11 +1833,46 @@
       </w:r>
     </w:p>
     <w:p>
+      <w:pPr>
+        <w:spacing w:line="336" w:lineRule="auto" w:after="180"/>
+      </w:pPr>
+      <w:r>
+        <w:rPr>
+          <w:b w:val="0"/>
+        </w:rPr>
+        <w:t xml:space="preserve">NORMAL CASE: predict and name </w:t>
+      </w:r>
+      <w:r>
+        <w:rPr>
+          <w:b/>
+        </w:rPr>
+        <w:t>evidence</w:t>
+      </w:r>
+      <w:r>
+        <w:rPr>
+          <w:b w:val="0"/>
+        </w:rPr>
+        <w:t xml:space="preserve">.     BOUNDARY CASE: predict and name </w:t>
+      </w:r>
+      <w:r>
+        <w:rPr>
+          <w:b/>
+        </w:rPr>
+        <w:t>evidence</w:t>
+      </w:r>
+      <w:r>
+        <w:rPr>
+          <w:b w:val="0"/>
+        </w:rPr>
+        <w:t>.</w:t>
+      </w:r>
+    </w:p>
+    <w:p>
       <w:r>
         <w:drawing>
           <wp:inline xmlns:a="http://schemas.openxmlformats.org/drawingml/2006/main" xmlns:pic="http://schemas.openxmlformats.org/drawingml/2006/picture">
             <wp:extent cx="5486400" cy="3200400"/>
-            <wp:docPr id="12" name="Picture 12" descr="Vocabulary badge: risk register"/>
+            <wp:docPr id="12" name="Picture 12" descr="MISSING INFORMATION illustration"/>
             <wp:cNvGraphicFramePr>
               <a:graphicFrameLocks noChangeAspect="1"/>
             </wp:cNvGraphicFramePr>
@@ -1734,11 +1880,11 @@
               <a:graphicData uri="http://schemas.openxmlformats.org/drawingml/2006/picture">
                 <pic:pic>
                   <pic:nvPicPr>
-                    <pic:cNvPr id="0" name="3efbea1ff8f58467af90799b748ecf85f58fa9826a6bd3ce84b5e32ac4a26ac7.png"/>
+                    <pic:cNvPr id="0" name="8e1f2e3affdd81449df265675243cda4511c1e88dd8cd9583d4ea42f6083c297.png"/>
                     <pic:cNvPicPr/>
                   </pic:nvPicPr>
                   <pic:blipFill>
-                    <a:blip r:embed="rId19"/>
+                    <a:blip r:embed="rId15"/>
                     <a:stretch>
                       <a:fillRect/>
                     </a:stretch>
@@ -1762,7 +1908,7 @@
         <w:drawing>
           <wp:inline xmlns:a="http://schemas.openxmlformats.org/drawingml/2006/main" xmlns:pic="http://schemas.openxmlformats.org/drawingml/2006/picture">
             <wp:extent cx="5486400" cy="3200400"/>
-            <wp:docPr id="13" name="Picture 13" descr="Vocabulary badge: design review"/>
+            <wp:docPr id="13" name="Picture 13" descr="TRANSFER CASE illustration"/>
             <wp:cNvGraphicFramePr>
               <a:graphicFrameLocks noChangeAspect="1"/>
             </wp:cNvGraphicFramePr>
@@ -1770,11 +1916,11 @@
               <a:graphicData uri="http://schemas.openxmlformats.org/drawingml/2006/picture">
                 <pic:pic>
                   <pic:nvPicPr>
-                    <pic:cNvPr id="0" name="712e8800ba1c2ca0bbbdbe4e6c18b83e941f5e1fd5d353b4d50fe5aded4fbd17.png"/>
+                    <pic:cNvPr id="0" name="a54f0c40e48e47ca92a4c36ebbc98f08b4a78c72cd385d85b0a5a7f07f558757.png"/>
                     <pic:cNvPicPr/>
                   </pic:nvPicPr>
                   <pic:blipFill>
-                    <a:blip r:embed="rId20"/>
+                    <a:blip r:embed="rId16"/>
                     <a:stretch>
                       <a:fillRect/>
                     </a:stretch>
@@ -1793,291 +1939,6 @@
         </w:drawing>
       </w:r>
     </w:p>
-    <w:tbl>
-      <w:tblPr>
-        <w:tblStyle w:val="LightShading-Accent1"/>
-        <w:tblW w:type="auto" w:w="0"/>
-        <w:tblLook w:firstColumn="1" w:firstRow="1" w:lastColumn="0" w:lastRow="0" w:noHBand="0" w:noVBand="1" w:val="04A0"/>
-      </w:tblPr>
-      <w:tblGrid>
-        <w:gridCol w:w="3408"/>
-        <w:gridCol w:w="3408"/>
-        <w:gridCol w:w="3408"/>
-      </w:tblGrid>
-      <w:tr>
-        <w:trPr>
-          <w:tblHeader/>
-        </w:trPr>
-        <w:tc>
-          <w:tcPr>
-            <w:tcW w:type="dxa" w:w="3408"/>
-          </w:tcPr>
-          <w:p>
-            <w:r>
-              <w:t>Word</w:t>
-            </w:r>
-          </w:p>
-        </w:tc>
-        <w:tc>
-          <w:tcPr>
-            <w:tcW w:type="dxa" w:w="3408"/>
-          </w:tcPr>
-          <w:p>
-            <w:r>
-              <w:t>My own example</w:t>
-            </w:r>
-          </w:p>
-        </w:tc>
-        <w:tc>
-          <w:tcPr>
-            <w:tcW w:type="dxa" w:w="3408"/>
-          </w:tcPr>
-          <w:p>
-            <w:r>
-              <w:t>Not this / boundary</w:t>
-            </w:r>
-          </w:p>
-        </w:tc>
-      </w:tr>
-      <w:tr>
-        <w:tc>
-          <w:tcPr>
-            <w:tcW w:type="dxa" w:w="3408"/>
-          </w:tcPr>
-          <w:p>
-            <w:r>
-              <w:t>requirement</w:t>
-            </w:r>
-          </w:p>
-        </w:tc>
-        <w:tc>
-          <w:tcPr>
-            <w:tcW w:type="dxa" w:w="3408"/>
-          </w:tcPr>
-          <w:p>
-            <w:r>
-              <w:t>A behaviour or condition the proposed system must satisfy.</w:t>
-            </w:r>
-          </w:p>
-        </w:tc>
-        <w:tc>
-          <w:tcPr>
-            <w:tcW w:type="dxa" w:w="3408"/>
-          </w:tcPr>
-          <w:p>
-            <w:r/>
-          </w:p>
-        </w:tc>
-      </w:tr>
-      <w:tr>
-        <w:tc>
-          <w:tcPr>
-            <w:tcW w:type="dxa" w:w="3408"/>
-          </w:tcPr>
-          <w:p>
-            <w:r>
-              <w:t>success measure</w:t>
-            </w:r>
-          </w:p>
-        </w:tc>
-        <w:tc>
-          <w:tcPr>
-            <w:tcW w:type="dxa" w:w="3408"/>
-          </w:tcPr>
-          <w:p>
-            <w:r>
-              <w:t>An observable quantity or criterion used to decide whether a task was achieved.</w:t>
-            </w:r>
-          </w:p>
-        </w:tc>
-        <w:tc>
-          <w:tcPr>
-            <w:tcW w:type="dxa" w:w="3408"/>
-          </w:tcPr>
-          <w:p>
-            <w:r/>
-          </w:p>
-        </w:tc>
-      </w:tr>
-      <w:tr>
-        <w:tc>
-          <w:tcPr>
-            <w:tcW w:type="dxa" w:w="3408"/>
-          </w:tcPr>
-          <w:p>
-            <w:r>
-              <w:t>risk register</w:t>
-            </w:r>
-          </w:p>
-        </w:tc>
-        <w:tc>
-          <w:tcPr>
-            <w:tcW w:type="dxa" w:w="3408"/>
-          </w:tcPr>
-          <w:p>
-            <w:r>
-              <w:t>A record of identified risks, their consequences, mitigations and responsible reviewers.</w:t>
-            </w:r>
-          </w:p>
-        </w:tc>
-        <w:tc>
-          <w:tcPr>
-            <w:tcW w:type="dxa" w:w="3408"/>
-          </w:tcPr>
-          <w:p>
-            <w:r/>
-          </w:p>
-        </w:tc>
-      </w:tr>
-      <w:tr>
-        <w:tc>
-          <w:tcPr>
-            <w:tcW w:type="dxa" w:w="3408"/>
-          </w:tcPr>
-          <w:p>
-            <w:r>
-              <w:t>design review</w:t>
-            </w:r>
-          </w:p>
-        </w:tc>
-        <w:tc>
-          <w:tcPr>
-            <w:tcW w:type="dxa" w:w="3408"/>
-          </w:tcPr>
-          <w:p>
-            <w:r>
-              <w:t>An examination of a proposed system against its requirements before proceeding.</w:t>
-            </w:r>
-          </w:p>
-        </w:tc>
-        <w:tc>
-          <w:tcPr>
-            <w:tcW w:type="dxa" w:w="3408"/>
-          </w:tcPr>
-          <w:p>
-            <w:r/>
-          </w:p>
-        </w:tc>
-      </w:tr>
-    </w:tbl>
-    <w:p>
-      <w:pPr>
-        <w:pStyle w:val="Heading3"/>
-      </w:pPr>
-      <w:r>
-        <w:t>Words used in the closer explanation</w:t>
-      </w:r>
-    </w:p>
-    <w:tbl>
-      <w:tblPr>
-        <w:tblStyle w:val="LightShading-Accent1"/>
-        <w:tblW w:type="auto" w:w="0"/>
-        <w:tblLook w:firstColumn="1" w:firstRow="1" w:lastColumn="0" w:lastRow="0" w:noHBand="0" w:noVBand="1" w:val="04A0"/>
-      </w:tblPr>
-      <w:tblGrid>
-        <w:gridCol w:w="5112"/>
-        <w:gridCol w:w="5112"/>
-      </w:tblGrid>
-      <w:tr>
-        <w:trPr>
-          <w:tblHeader/>
-        </w:trPr>
-        <w:tc>
-          <w:tcPr>
-            <w:tcW w:type="dxa" w:w="5112"/>
-          </w:tcPr>
-          <w:p>
-            <w:r>
-              <w:t>Word</w:t>
-            </w:r>
-          </w:p>
-        </w:tc>
-        <w:tc>
-          <w:tcPr>
-            <w:tcW w:type="dxa" w:w="5112"/>
-          </w:tcPr>
-          <w:p>
-            <w:r>
-              <w:t>Meaning</w:t>
-            </w:r>
-          </w:p>
-        </w:tc>
-      </w:tr>
-      <w:tr>
-        <w:tc>
-          <w:tcPr>
-            <w:tcW w:type="dxa" w:w="5112"/>
-          </w:tcPr>
-          <w:p>
-            <w:r>
-              <w:t>Corpus manifest</w:t>
-            </w:r>
-          </w:p>
-        </w:tc>
-        <w:tc>
-          <w:tcPr>
-            <w:tcW w:type="dxa" w:w="5112"/>
-          </w:tcPr>
-          <w:p>
-            <w:r>
-              <w:t>An inventory of source IDs, versions and access roles</w:t>
-            </w:r>
-          </w:p>
-        </w:tc>
-      </w:tr>
-      <w:tr>
-        <w:tc>
-          <w:tcPr>
-            <w:tcW w:type="dxa" w:w="5112"/>
-          </w:tcPr>
-          <w:p>
-            <w:r>
-              <w:t>Baseline procedure</w:t>
-            </w:r>
-          </w:p>
-        </w:tc>
-        <w:tc>
-          <w:tcPr>
-            <w:tcW w:type="dxa" w:w="5112"/>
-          </w:tcPr>
-          <w:p>
-            <w:r>
-              <w:t>A credible reference process on the same task</w:t>
-            </w:r>
-          </w:p>
-        </w:tc>
-      </w:tr>
-    </w:tbl>
-    <w:p>
-      <w:pPr>
-        <w:pStyle w:val="Heading1"/>
-      </w:pPr>
-      <w:r>
-        <w:t>06. Follow a worked example</w:t>
-      </w:r>
-    </w:p>
-    <w:p>
-      <w:r>
-        <w:t>Follow the worked trace for Capstone Design, predict a step, then compare with its explanation.</w:t>
-      </w:r>
-    </w:p>
-    <w:p>
-      <w:pPr>
-        <w:spacing w:line="336" w:lineRule="auto" w:after="180"/>
-      </w:pPr>
-      <w:r>
-        <w:rPr>
-          <w:b/>
-        </w:rPr>
-        <w:t xml:space="preserve">WORKED </w:t>
-      </w:r>
-      <w:r>
-        <w:rPr>
-          <w:b/>
-        </w:rPr>
-        <w:t>EVIDENCE</w:t>
-      </w:r>
-    </w:p>
     <w:p>
       <w:pPr>
         <w:spacing w:line="336" w:lineRule="auto" w:after="180"/>
@@ -2086,18 +1947,7 @@
         <w:rPr>
           <w:b w:val="0"/>
         </w:rPr>
-        <w:t>Reason Step by Step</w:t>
-      </w:r>
-    </w:p>
-    <w:p>
-      <w:pPr>
-        <w:spacing w:line="336" w:lineRule="auto" w:after="180"/>
-      </w:pPr>
-      <w:r>
-        <w:rPr>
-          <w:b w:val="0"/>
-        </w:rPr>
-        <w:t xml:space="preserve">Predict first. Then check each step. A correct answer without visible reasoning is incomplete </w:t>
+        <w:t xml:space="preserve">MISSING INFORMATION: predict and name </w:t>
       </w:r>
       <w:r>
         <w:rPr>
@@ -2109,15 +1959,120 @@
         <w:rPr>
           <w:b w:val="0"/>
         </w:rPr>
+        <w:t xml:space="preserve">.     TRANSFER CASE: predict and name </w:t>
+      </w:r>
+      <w:r>
+        <w:rPr>
+          <w:b/>
+        </w:rPr>
+        <w:t>evidence</w:t>
+      </w:r>
+      <w:r>
+        <w:rPr>
+          <w:b w:val="0"/>
+        </w:rPr>
         <w:t>.</w:t>
+      </w:r>
+    </w:p>
+    <w:p>
+      <w:pPr>
+        <w:pStyle w:val="Heading3"/>
+      </w:pPr>
+      <w:r>
+        <w:t>Change one thing in the pictured case</w:t>
+      </w:r>
+    </w:p>
+    <w:p>
+      <w:pPr>
+        <w:pStyle w:val="Heading1"/>
+      </w:pPr>
+      <w:r>
+        <w:t>06. Trace a bounded vocabulary design through a corpus change</w:t>
+      </w:r>
+    </w:p>
+    <w:p>
+      <w:r>
+        <w:t>Adding evidence changes expected behavior; it does not prove an implementation works.</w:t>
+      </w:r>
+    </w:p>
+    <w:p>
+      <w:pPr>
+        <w:pStyle w:val="Heading2"/>
+      </w:pPr>
+      <w:r>
+        <w:t>Read the complete V1 task and version scope</w:t>
+      </w:r>
+    </w:p>
+    <w:p>
+      <w:pPr>
+        <w:spacing w:line="336" w:lineRule="auto" w:after="180"/>
+      </w:pPr>
+      <w:r>
+        <w:rPr>
+          <w:b w:val="0"/>
+        </w:rPr>
+        <w:t>Plan a bounded study buddy around a small approved vocabulary corpus.</w:t>
+      </w:r>
+    </w:p>
+    <w:p>
+      <w:pPr>
+        <w:spacing w:line="336" w:lineRule="auto" w:after="180"/>
+      </w:pPr>
+      <w:r>
+        <w:rPr>
+          <w:b w:val="0"/>
+        </w:rPr>
+        <w:t>Corpus V1 defines roots, stem and leaf. It contains no plant disease treatment. Success requires a source reference; missing definitions require a clear fallback.</w:t>
+      </w:r>
+    </w:p>
+    <w:p>
+      <w:pPr>
+        <w:spacing w:line="336" w:lineRule="auto" w:after="180"/>
+      </w:pPr>
+      <w:r>
+        <w:rPr>
+          <w:b w:val="0"/>
+        </w:rPr>
+        <w:t xml:space="preserve">All </w:t>
+      </w:r>
+      <w:r>
+        <w:rPr>
+          <w:b/>
+        </w:rPr>
+        <w:t>input</w:t>
+      </w:r>
+      <w:r>
+        <w:rPr>
+          <w:b w:val="0"/>
+        </w:rPr>
+        <w:t>s and outcomes in this worked example are invented classroom data; no real model run is claimed.</w:t>
+      </w:r>
+    </w:p>
+    <w:p>
+      <w:pPr>
+        <w:spacing w:line="336" w:lineRule="auto" w:after="180"/>
+      </w:pPr>
+      <w:r>
+        <w:rPr>
+          <w:b w:val="0"/>
+        </w:rPr>
+        <w:t>For the main case use V1 only. A stem request can use V1/stem; flower is initially absent. In the changed case, the approved V2 card above adds V2/flower and retains the previous entries. Record the new version, review owner and expected flower answer before building or evaluating it. Do not count the version update itself as a passed test. The disease-treatment request remains outside this definition-only scope.</w:t>
+      </w:r>
+    </w:p>
+    <w:p>
+      <w:pPr>
+        <w:pStyle w:val="Heading2"/>
+      </w:pPr>
+      <w:r>
+        <w:t>Trace contract and normal/missing tests</w:t>
       </w:r>
     </w:p>
     <w:p>
       <w:r>
         <w:drawing>
           <wp:inline xmlns:a="http://schemas.openxmlformats.org/drawingml/2006/main" xmlns:pic="http://schemas.openxmlformats.org/drawingml/2006/picture">
-            <wp:extent cx="5486400" cy="2377440"/>
-            <wp:docPr id="14" name="Picture 14" descr="Worked evidence for Capstone Design"/>
+            <wp:extent cx="5486400" cy="3337560"/>
+            <wp:docPr id="14" name="Picture 14" descr="Define contract: Answer only glossary-definition requests supported by V1. → Plan normal test: “What is a stem?” must point to V1’s stem entry. → Plan missing test: “How do I cure this disease?” must produce an out-of-scope response, not a treatment guess."/>
             <wp:cNvGraphicFramePr>
               <a:graphicFrameLocks noChangeAspect="1"/>
             </wp:cNvGraphicFramePr>
@@ -2125,11 +2080,11 @@
               <a:graphicData uri="http://schemas.openxmlformats.org/drawingml/2006/picture">
                 <pic:pic>
                   <pic:nvPicPr>
-                    <pic:cNvPr id="0" name="49317b89366d12e4d514ae0b28c12be3f85ce7e0e6a0f161397a8623c2c9c179.png"/>
+                    <pic:cNvPr id="0" name="academy-story-ai-3-33-02.png"/>
                     <pic:cNvPicPr/>
                   </pic:nvPicPr>
                   <pic:blipFill>
-                    <a:blip r:embed="rId21"/>
+                    <a:blip r:embed="rId17"/>
                     <a:stretch>
                       <a:fillRect/>
                     </a:stretch>
@@ -2137,367 +2092,7 @@
                   <pic:spPr>
                     <a:xfrm>
                       <a:off x="0" y="0"/>
-                      <a:ext cx="5486400" cy="2377440"/>
-                    </a:xfrm>
-                    <a:prstGeom prst="rect"/>
-                  </pic:spPr>
-                </pic:pic>
-              </a:graphicData>
-            </a:graphic>
-          </wp:inline>
-        </w:drawing>
-      </w:r>
-    </w:p>
-    <w:p>
-      <w:pPr>
-        <w:spacing w:line="336" w:lineRule="auto" w:after="180"/>
-        <w:shd w:fill="F4F9FC"/>
-      </w:pPr>
-      <w:r>
-        <w:rPr>
-          <w:b w:val="0"/>
-        </w:rPr>
-        <w:t>1. Need: answer questions from one approved science unit.</w:t>
-      </w:r>
-    </w:p>
-    <w:p>
-      <w:pPr>
-        <w:spacing w:line="336" w:lineRule="auto" w:after="180"/>
-        <w:shd w:fill="F4F9FC"/>
-      </w:pPr>
-      <w:r>
-        <w:rPr>
-          <w:b w:val="0"/>
-        </w:rPr>
-        <w:t xml:space="preserve">2. </w:t>
-      </w:r>
-      <w:r>
-        <w:rPr>
-          <w:b/>
-        </w:rPr>
-        <w:t>Requirement</w:t>
-      </w:r>
-      <w:r>
-        <w:rPr>
-          <w:b w:val="0"/>
-        </w:rPr>
-        <w:t>s include citations, age-fit explanation, and missing-source abstention.</w:t>
-      </w:r>
-    </w:p>
-    <w:p>
-      <w:pPr>
-        <w:spacing w:line="336" w:lineRule="auto" w:after="180"/>
-        <w:shd w:fill="F4F9FC"/>
-      </w:pPr>
-      <w:r>
-        <w:rPr>
-          <w:b w:val="0"/>
-        </w:rPr>
-        <w:t>3. Success: at least 8/10 fixed eval cases pass, with no unsupported claims.</w:t>
-      </w:r>
-    </w:p>
-    <w:p>
-      <w:pPr>
-        <w:spacing w:line="336" w:lineRule="auto" w:after="180"/>
-        <w:shd w:fill="F4F9FC"/>
-      </w:pPr>
-      <w:r>
-        <w:rPr>
-          <w:b w:val="0"/>
-        </w:rPr>
-        <w:t>4. Review architecture, privacy, provenance, and safety before building.</w:t>
-      </w:r>
-    </w:p>
-    <w:p>
-      <w:pPr>
-        <w:spacing w:line="336" w:lineRule="auto" w:after="180"/>
-      </w:pPr>
-      <w:r>
-        <w:rPr>
-          <w:b w:val="0"/>
-        </w:rPr>
-        <w:t>Recalculate, retrace, or restate the reasoning in your own representation:</w:t>
-      </w:r>
-    </w:p>
-    <w:p>
-      <w:pPr>
-        <w:pStyle w:val="Heading3"/>
-      </w:pPr>
-      <w:r>
-        <w:t>Write or draw your reasoning and evidence.</w:t>
-      </w:r>
-    </w:p>
-    <w:p>
-      <w:r>
-        <w:t>________________________________________________________________</w:t>
-      </w:r>
-    </w:p>
-    <w:p>
-      <w:r>
-        <w:t>________________________________________________________________</w:t>
-      </w:r>
-    </w:p>
-    <w:p>
-      <w:r>
-        <w:t>________________________________________________________________</w:t>
-      </w:r>
-    </w:p>
-    <w:p>
-      <w:r>
-        <w:t>________________________________________________________________</w:t>
-      </w:r>
-    </w:p>
-    <w:p>
-      <w:r>
-        <w:t>________________________________________________________________</w:t>
-      </w:r>
-    </w:p>
-    <w:p>
-      <w:pPr>
-        <w:spacing w:line="336" w:lineRule="auto" w:after="180"/>
-        <w:shd w:fill="F5F1FB"/>
-      </w:pPr>
-      <w:r>
-        <w:rPr>
-          <w:b w:val="0"/>
-        </w:rPr>
-        <w:t xml:space="preserve">CHECK  Did the </w:t>
-      </w:r>
-      <w:r>
-        <w:rPr>
-          <w:b/>
-        </w:rPr>
-        <w:t>evidence</w:t>
-      </w:r>
-      <w:r>
-        <w:rPr>
-          <w:b w:val="0"/>
-        </w:rPr>
-        <w:t xml:space="preserve"> answer the exact question? Did the total, path, or source record stay consistent?</w:t>
-      </w:r>
-    </w:p>
-    <w:p>
-      <w:pPr>
-        <w:pStyle w:val="Heading3"/>
-      </w:pPr>
-      <w:r>
-        <w:t>A closer explanation</w:t>
-      </w:r>
-    </w:p>
-    <w:p>
-      <w:pPr>
-        <w:spacing w:line="336" w:lineRule="auto" w:after="180"/>
-      </w:pPr>
-      <w:r>
-        <w:rPr>
-          <w:b w:val="0"/>
-        </w:rPr>
-        <w:t>Student room assistant corpus contains public register P, teacher-only guide T and current approval A. It must report approved room capacity or needs_review.</w:t>
-      </w:r>
-    </w:p>
-    <w:p>
-      <w:pPr>
-        <w:spacing w:line="336" w:lineRule="auto" w:after="180"/>
-      </w:pPr>
-      <w:r>
-        <w:rPr>
-          <w:b w:val="0"/>
-        </w:rPr>
-        <w:t>Authorised corpus contains P and A, excluding T. Baseline manually checks same-room current approval and capacity. Reserve complete, missing and conflicting cases before development.</w:t>
-      </w:r>
-    </w:p>
-    <w:p>
-      <w:pPr>
-        <w:pStyle w:val="Heading3"/>
-      </w:pPr>
-      <w:r>
-        <w:t>Worked explanation · Capstone Design</w:t>
-      </w:r>
-    </w:p>
-    <w:p>
-      <w:pPr>
-        <w:spacing w:line="336" w:lineRule="auto" w:after="180"/>
-        <w:shd w:fill="F1F6FC"/>
-      </w:pPr>
-      <w:r>
-        <w:rPr>
-          <w:b w:val="0"/>
-        </w:rPr>
-        <w:t xml:space="preserve">Compare the intermediate </w:t>
-      </w:r>
-      <w:r>
-        <w:rPr>
-          <w:b/>
-        </w:rPr>
-        <w:t>evidence</w:t>
-      </w:r>
-      <w:r>
-        <w:rPr>
-          <w:b w:val="0"/>
-        </w:rPr>
-        <w:t xml:space="preserve"> with the final statement. Explain why each number or decision follows from the stated </w:t>
-      </w:r>
-      <w:r>
-        <w:rPr>
-          <w:b/>
-        </w:rPr>
-        <w:t>input</w:t>
-      </w:r>
-      <w:r>
-        <w:rPr>
-          <w:b w:val="0"/>
-        </w:rPr>
-        <w:t>s.</w:t>
-      </w:r>
-    </w:p>
-    <w:p>
-      <w:pPr>
-        <w:spacing w:line="336" w:lineRule="auto" w:after="180"/>
-        <w:shd w:fill="F1F6FC"/>
-      </w:pPr>
-      <w:r>
-        <w:rPr>
-          <w:b w:val="0"/>
-        </w:rPr>
-        <w:t xml:space="preserve">The conclusion belongs to this scenario and procedure; changing the </w:t>
-      </w:r>
-      <w:r>
-        <w:rPr>
-          <w:b/>
-        </w:rPr>
-        <w:t>input</w:t>
-      </w:r>
-      <w:r>
-        <w:rPr>
-          <w:b w:val="0"/>
-        </w:rPr>
-        <w:t>s, evaluation population or authority can change what it establishes. Retain the raw record so a later revision can be compared honestly.</w:t>
-      </w:r>
-    </w:p>
-    <w:p>
-      <w:pPr>
-        <w:pStyle w:val="Heading3"/>
-      </w:pPr>
-      <w:r>
-        <w:t>Learn from the worked case</w:t>
-      </w:r>
-    </w:p>
-    <w:p>
-      <w:pPr>
-        <w:spacing w:line="336" w:lineRule="auto" w:after="180"/>
-      </w:pPr>
-      <w:r>
-        <w:rPr>
-          <w:b w:val="0"/>
-        </w:rPr>
-        <w:t>Cover the result before checking it. Say what is given, choose the procedure, and follow one step at a time. Then uncover the result and explain your first mismatch. Ask why a step is allowed, not only what number it produces.</w:t>
-      </w:r>
-    </w:p>
-    <w:p>
-      <w:pPr>
-        <w:pStyle w:val="Heading3"/>
-      </w:pPr>
-      <w:r>
-        <w:t>A pictorial worked case: Capstone Design</w:t>
-      </w:r>
-    </w:p>
-    <w:p>
-      <w:pPr>
-        <w:spacing w:line="336" w:lineRule="auto" w:after="180"/>
-      </w:pPr>
-      <w:r>
-        <w:rPr>
-          <w:b w:val="0"/>
-        </w:rPr>
-        <w:t>Plan a bounded study buddy around a small approved vocabulary corpus.</w:t>
-      </w:r>
-    </w:p>
-    <w:p>
-      <w:pPr>
-        <w:pStyle w:val="Heading3"/>
-      </w:pPr>
-      <w:r>
-        <w:t>The facts we will use</w:t>
-      </w:r>
-    </w:p>
-    <w:p>
-      <w:pPr>
-        <w:pStyle w:val="Heading3"/>
-      </w:pPr>
-      <w:r>
-        <w:t>Supplied facts</w:t>
-      </w:r>
-    </w:p>
-    <w:p>
-      <w:pPr>
-        <w:spacing w:line="336" w:lineRule="auto" w:after="180"/>
-        <w:shd w:fill="F1F6FC"/>
-      </w:pPr>
-      <w:r>
-        <w:rPr>
-          <w:b w:val="0"/>
-        </w:rPr>
-        <w:t>Corpus V1 defines roots, stem and leaf. It contains no plant disease treatment. Success requires a source reference; missing definitions require a clear fallback.</w:t>
-      </w:r>
-    </w:p>
-    <w:p>
-      <w:pPr>
-        <w:pStyle w:val="Heading3"/>
-      </w:pPr>
-      <w:r>
-        <w:t>Supplied facts</w:t>
-      </w:r>
-    </w:p>
-    <w:p>
-      <w:pPr>
-        <w:spacing w:line="336" w:lineRule="auto" w:after="180"/>
-        <w:shd w:fill="F1F6FC"/>
-      </w:pPr>
-      <w:r>
-        <w:rPr>
-          <w:b w:val="0"/>
-        </w:rPr>
-        <w:t xml:space="preserve">All </w:t>
-      </w:r>
-      <w:r>
-        <w:rPr>
-          <w:b/>
-        </w:rPr>
-        <w:t>input</w:t>
-      </w:r>
-      <w:r>
-        <w:rPr>
-          <w:b w:val="0"/>
-        </w:rPr>
-        <w:t>s and outcomes in this worked example are invented classroom data; no real model run is claimed.</w:t>
-      </w:r>
-    </w:p>
-    <w:p>
-      <w:r>
-        <w:drawing>
-          <wp:inline xmlns:a="http://schemas.openxmlformats.org/drawingml/2006/main" xmlns:pic="http://schemas.openxmlformats.org/drawingml/2006/picture">
-            <wp:extent cx="5486400" cy="5185229"/>
-            <wp:docPr id="15" name="Picture 15" descr="Capstone Design. Define contract: Answer only glossary-definition requests supported by V1.. Plan normal test: “What is a stem?” must point to V1’s stem entry.. Plan missing test: “How do I cure this disease?” must produce an out-of-scope response, not a treatment guess."/>
-            <wp:cNvGraphicFramePr>
-              <a:graphicFrameLocks noChangeAspect="1"/>
-            </wp:cNvGraphicFramePr>
-            <a:graphic>
-              <a:graphicData uri="http://schemas.openxmlformats.org/drawingml/2006/picture">
-                <pic:pic>
-                  <pic:nvPicPr>
-                    <pic:cNvPr id="0" name="academy-visual-ai-3-33.png"/>
-                    <pic:cNvPicPr/>
-                  </pic:nvPicPr>
-                  <pic:blipFill>
-                    <a:blip r:embed="rId22"/>
-                    <a:stretch>
-                      <a:fillRect/>
-                    </a:stretch>
-                  </pic:blipFill>
-                  <pic:spPr>
-                    <a:xfrm>
-                      <a:off x="0" y="0"/>
-                      <a:ext cx="5486400" cy="5185229"/>
+                      <a:ext cx="5486400" cy="3337560"/>
                     </a:xfrm>
                     <a:prstGeom prst="rect"/>
                   </pic:spPr>
@@ -2625,24 +2220,7 @@
     </w:p>
     <w:p>
       <w:pPr>
-        <w:pStyle w:val="Heading3"/>
-      </w:pPr>
-      <w:r>
-        <w:t>Why this result follows</w:t>
-      </w:r>
-    </w:p>
-    <w:p>
-      <w:pPr>
-        <w:pStyle w:val="Heading3"/>
-      </w:pPr>
-      <w:r>
-        <w:t>Why the result follows</w:t>
-      </w:r>
-    </w:p>
-    <w:p>
-      <w:pPr>
         <w:spacing w:line="336" w:lineRule="auto" w:after="180"/>
-        <w:shd w:fill="F1F6FC"/>
       </w:pPr>
       <w:r>
         <w:rPr>
@@ -2666,7 +2244,6 @@
     <w:p>
       <w:pPr>
         <w:spacing w:line="336" w:lineRule="auto" w:after="180"/>
-        <w:shd w:fill="F1F6FC"/>
       </w:pPr>
       <w:r>
         <w:rPr>
@@ -2677,50 +2254,163 @@
     </w:p>
     <w:p>
       <w:pPr>
-        <w:pStyle w:val="Heading3"/>
-      </w:pPr>
-      <w:r>
-        <w:t>What this example does not establish</w:t>
-      </w:r>
-    </w:p>
-    <w:p>
-      <w:pPr>
-        <w:pStyle w:val="Heading3"/>
-      </w:pPr>
-      <w:r>
-        <w:t>Keep the stated limit</w:t>
+        <w:pStyle w:val="Heading2"/>
+      </w:pPr>
+      <w:r>
+        <w:t>Predict the approved V2 flower addition</w:t>
+      </w:r>
+    </w:p>
+    <w:p>
+      <w:pPr>
+        <w:pStyle w:val="ListBullet"/>
+      </w:pPr>
+      <w:r>
+        <w:t>Change one thing: The corpus gains a teacher-approved flower definition in V2. Predict the result before checking the explanation. What remains the same?</w:t>
+      </w:r>
+    </w:p>
+    <w:p>
+      <w:pPr>
+        <w:pStyle w:val="Heading2"/>
+      </w:pPr>
+      <w:r>
+        <w:t>Check after predicting · reference / check after trying</w:t>
+      </w:r>
+    </w:p>
+    <w:p>
+      <w:r>
+        <w:drawing>
+          <wp:inline xmlns:a="http://schemas.openxmlformats.org/drawingml/2006/main" xmlns:pic="http://schemas.openxmlformats.org/drawingml/2006/picture">
+            <wp:extent cx="5486400" cy="3191256"/>
+            <wp:docPr id="15" name="Picture 15" descr="Original case: “How do I cure this disease?” must produce an out-of-scope response, not a treatment guess. Changed condition: The corpus gains a teacher-approved flower definition in V2. Expected result: Add a flower test using V2 and record the corpus version. Reason: The evidence boundary changed explicitly; the earlier corpus could not support this new entry."/>
+            <wp:cNvGraphicFramePr>
+              <a:graphicFrameLocks noChangeAspect="1"/>
+            </wp:cNvGraphicFramePr>
+            <a:graphic>
+              <a:graphicData uri="http://schemas.openxmlformats.org/drawingml/2006/picture">
+                <pic:pic>
+                  <pic:nvPicPr>
+                    <pic:cNvPr id="0" name="academy-story-ai-3-33-04.png"/>
+                    <pic:cNvPicPr/>
+                  </pic:nvPicPr>
+                  <pic:blipFill>
+                    <a:blip r:embed="rId18"/>
+                    <a:stretch>
+                      <a:fillRect/>
+                    </a:stretch>
+                  </pic:blipFill>
+                  <pic:spPr>
+                    <a:xfrm>
+                      <a:off x="0" y="0"/>
+                      <a:ext cx="5486400" cy="3191256"/>
+                    </a:xfrm>
+                    <a:prstGeom prst="rect"/>
+                  </pic:spPr>
+                </pic:pic>
+              </a:graphicData>
+            </a:graphic>
+          </wp:inline>
+        </w:drawing>
+      </w:r>
+    </w:p>
+    <w:p>
+      <w:pPr>
+        <w:pStyle w:val="Heading2"/>
+      </w:pPr>
+      <w:r>
+        <w:t>State the plan-versus-outcome limit</w:t>
+      </w:r>
+    </w:p>
+    <w:p>
+      <w:pPr>
+        <w:pStyle w:val="ListBullet"/>
+      </w:pPr>
+      <w:r>
+        <w:t>A capstone design is a testable plan; its proposed behaviours are not verified outcomes until checked.</w:t>
+      </w:r>
+    </w:p>
+    <w:p>
+      <w:pPr>
+        <w:pStyle w:val="ListBullet"/>
+      </w:pPr>
+      <w:r>
+        <w:t>Read the labelled picture: What should the project plan record before the new flower test? Point to the relevant step in the picture, then write the changed result and the rule or evidence that supports it.</w:t>
+      </w:r>
+    </w:p>
+    <w:p>
+      <w:pPr>
+        <w:pStyle w:val="Heading2"/>
+      </w:pPr>
+      <w:r>
+        <w:t>Review · Earlier room-corpus design · reference / check after trying</w:t>
       </w:r>
     </w:p>
     <w:p>
       <w:pPr>
         <w:spacing w:line="336" w:lineRule="auto" w:after="180"/>
-        <w:shd w:fill="FFF5E6"/>
       </w:pPr>
       <w:r>
         <w:rPr>
           <w:b w:val="0"/>
         </w:rPr>
-        <w:t>A capstone design is a testable plan; its proposed behaviours are not verified outcomes until checked.</w:t>
-      </w:r>
-    </w:p>
-    <w:p>
-      <w:pPr>
-        <w:pStyle w:val="Heading3"/>
-      </w:pPr>
-      <w:r>
-        <w:t>Keep the stated limit</w:t>
+        <w:t>Student room assistant corpus contains public register P, teacher-only guide T and current approval A. It must report approved room capacity or needs_review.</w:t>
       </w:r>
     </w:p>
     <w:p>
       <w:pPr>
         <w:spacing w:line="336" w:lineRule="auto" w:after="180"/>
-        <w:shd w:fill="FFF5E6"/>
       </w:pPr>
       <w:r>
         <w:rPr>
           <w:b w:val="0"/>
         </w:rPr>
-        <w:t xml:space="preserve">Read the labelled picture: What should the project plan record before the new flower test? Point to the relevant step in the picture, then write the changed result and the rule or </w:t>
+        <w:t>Authorised corpus contains P and A, excluding T. Baseline manually checks same-room current approval and capacity. Reserve complete, missing and conflicting cases before development.</w:t>
+      </w:r>
+    </w:p>
+    <w:p>
+      <w:pPr>
+        <w:pStyle w:val="Heading2"/>
+      </w:pPr>
+      <w:r>
+        <w:t>Earlier wording, alternatives and picture transcripts · reference / check after trying</w:t>
+      </w:r>
+    </w:p>
+    <w:p>
+      <w:pPr>
+        <w:spacing w:line="336" w:lineRule="auto" w:after="180"/>
+      </w:pPr>
+      <w:r>
+        <w:rPr>
+          <w:b w:val="0"/>
+        </w:rPr>
+        <w:t xml:space="preserve">WORKED </w:t>
+      </w:r>
+      <w:r>
+        <w:rPr>
+          <w:b/>
+        </w:rPr>
+        <w:t>EVIDENCE</w:t>
+      </w:r>
+    </w:p>
+    <w:p>
+      <w:pPr>
+        <w:spacing w:line="336" w:lineRule="auto" w:after="180"/>
+      </w:pPr>
+      <w:r>
+        <w:rPr>
+          <w:b w:val="0"/>
+        </w:rPr>
+        <w:t>Reason Step by Step</w:t>
+      </w:r>
+    </w:p>
+    <w:p>
+      <w:pPr>
+        <w:spacing w:line="336" w:lineRule="auto" w:after="180"/>
+      </w:pPr>
+      <w:r>
+        <w:rPr>
+          <w:b w:val="0"/>
+        </w:rPr>
+        <w:t xml:space="preserve">Predict first. Then check each step. A correct answer without visible reasoning is incomplete </w:t>
       </w:r>
       <w:r>
         <w:rPr>
@@ -2732,27 +2422,319 @@
         <w:rPr>
           <w:b w:val="0"/>
         </w:rPr>
-        <w:t xml:space="preserve"> that supports it.</w:t>
-      </w:r>
-    </w:p>
-    <w:p>
-      <w:pPr>
-        <w:pStyle w:val="Heading3"/>
-      </w:pPr>
-      <w:r>
-        <w:t>Keep the stated limit</w:t>
+        <w:t>.</w:t>
+      </w:r>
+    </w:p>
+    <w:p>
+      <w:r>
+        <w:drawing>
+          <wp:inline xmlns:a="http://schemas.openxmlformats.org/drawingml/2006/main" xmlns:pic="http://schemas.openxmlformats.org/drawingml/2006/picture">
+            <wp:extent cx="5486400" cy="2377440"/>
+            <wp:docPr id="16" name="Picture 16" descr="Worked evidence for Capstone Design"/>
+            <wp:cNvGraphicFramePr>
+              <a:graphicFrameLocks noChangeAspect="1"/>
+            </wp:cNvGraphicFramePr>
+            <a:graphic>
+              <a:graphicData uri="http://schemas.openxmlformats.org/drawingml/2006/picture">
+                <pic:pic>
+                  <pic:nvPicPr>
+                    <pic:cNvPr id="0" name="49317b89366d12e4d514ae0b28c12be3f85ce7e0e6a0f161397a8623c2c9c179.png"/>
+                    <pic:cNvPicPr/>
+                  </pic:nvPicPr>
+                  <pic:blipFill>
+                    <a:blip r:embed="rId19"/>
+                    <a:stretch>
+                      <a:fillRect/>
+                    </a:stretch>
+                  </pic:blipFill>
+                  <pic:spPr>
+                    <a:xfrm>
+                      <a:off x="0" y="0"/>
+                      <a:ext cx="5486400" cy="2377440"/>
+                    </a:xfrm>
+                    <a:prstGeom prst="rect"/>
+                  </pic:spPr>
+                </pic:pic>
+              </a:graphicData>
+            </a:graphic>
+          </wp:inline>
+        </w:drawing>
       </w:r>
     </w:p>
     <w:p>
       <w:pPr>
         <w:spacing w:line="336" w:lineRule="auto" w:after="180"/>
-        <w:shd w:fill="FFF5E6"/>
       </w:pPr>
       <w:r>
         <w:rPr>
           <w:b w:val="0"/>
         </w:rPr>
-        <w:t>Change one thing: The corpus gains a teacher-approved flower definition in V2. Predict the result before checking the explanation. What remains the same?</w:t>
+        <w:t>1. Need: answer questions from one approved science unit.</w:t>
+      </w:r>
+    </w:p>
+    <w:p>
+      <w:pPr>
+        <w:spacing w:line="336" w:lineRule="auto" w:after="180"/>
+      </w:pPr>
+      <w:r>
+        <w:rPr>
+          <w:b w:val="0"/>
+        </w:rPr>
+        <w:t xml:space="preserve">2. </w:t>
+      </w:r>
+      <w:r>
+        <w:rPr>
+          <w:b/>
+        </w:rPr>
+        <w:t>Requirement</w:t>
+      </w:r>
+      <w:r>
+        <w:rPr>
+          <w:b w:val="0"/>
+        </w:rPr>
+        <w:t>s include citations, age-fit explanation, and missing-source abstention.</w:t>
+      </w:r>
+    </w:p>
+    <w:p>
+      <w:pPr>
+        <w:spacing w:line="336" w:lineRule="auto" w:after="180"/>
+      </w:pPr>
+      <w:r>
+        <w:rPr>
+          <w:b w:val="0"/>
+        </w:rPr>
+        <w:t>3. Success: at least 8/10 fixed eval cases pass, with no unsupported claims.</w:t>
+      </w:r>
+    </w:p>
+    <w:p>
+      <w:pPr>
+        <w:spacing w:line="336" w:lineRule="auto" w:after="180"/>
+      </w:pPr>
+      <w:r>
+        <w:rPr>
+          <w:b w:val="0"/>
+        </w:rPr>
+        <w:t>4. Review architecture, privacy, provenance, and safety before building.</w:t>
+      </w:r>
+    </w:p>
+    <w:p>
+      <w:pPr>
+        <w:spacing w:line="336" w:lineRule="auto" w:after="180"/>
+      </w:pPr>
+      <w:r>
+        <w:rPr>
+          <w:b w:val="0"/>
+        </w:rPr>
+        <w:t>Recalculate, retrace, or restate the reasoning in your own representation:</w:t>
+      </w:r>
+    </w:p>
+    <w:p>
+      <w:pPr>
+        <w:pStyle w:val="Heading3"/>
+      </w:pPr>
+      <w:r>
+        <w:t>Write or draw your reasoning and evidence.</w:t>
+      </w:r>
+    </w:p>
+    <w:p>
+      <w:r>
+        <w:t>________________________________________________________________</w:t>
+      </w:r>
+    </w:p>
+    <w:p>
+      <w:r>
+        <w:t>________________________________________________________________</w:t>
+      </w:r>
+    </w:p>
+    <w:p>
+      <w:r>
+        <w:t>________________________________________________________________</w:t>
+      </w:r>
+    </w:p>
+    <w:p>
+      <w:r>
+        <w:t>________________________________________________________________</w:t>
+      </w:r>
+    </w:p>
+    <w:p>
+      <w:r>
+        <w:t>________________________________________________________________</w:t>
+      </w:r>
+    </w:p>
+    <w:p>
+      <w:pPr>
+        <w:spacing w:line="336" w:lineRule="auto" w:after="180"/>
+      </w:pPr>
+      <w:r>
+        <w:rPr>
+          <w:b w:val="0"/>
+        </w:rPr>
+        <w:t xml:space="preserve">CHECK  Did the </w:t>
+      </w:r>
+      <w:r>
+        <w:rPr>
+          <w:b/>
+        </w:rPr>
+        <w:t>evidence</w:t>
+      </w:r>
+      <w:r>
+        <w:rPr>
+          <w:b w:val="0"/>
+        </w:rPr>
+        <w:t xml:space="preserve"> answer the exact question? Did the total, path, or source record stay consistent?</w:t>
+      </w:r>
+    </w:p>
+    <w:p>
+      <w:pPr>
+        <w:pStyle w:val="Heading3"/>
+      </w:pPr>
+      <w:r>
+        <w:t>A closer explanation</w:t>
+      </w:r>
+    </w:p>
+    <w:p>
+      <w:pPr>
+        <w:spacing w:line="336" w:lineRule="auto" w:after="180"/>
+      </w:pPr>
+      <w:r>
+        <w:rPr>
+          <w:b w:val="0"/>
+        </w:rPr>
+        <w:t xml:space="preserve">Compare the intermediate </w:t>
+      </w:r>
+      <w:r>
+        <w:rPr>
+          <w:b/>
+        </w:rPr>
+        <w:t>evidence</w:t>
+      </w:r>
+      <w:r>
+        <w:rPr>
+          <w:b w:val="0"/>
+        </w:rPr>
+        <w:t xml:space="preserve"> with the final statement. Explain why each number or decision follows from the stated </w:t>
+      </w:r>
+      <w:r>
+        <w:rPr>
+          <w:b/>
+        </w:rPr>
+        <w:t>input</w:t>
+      </w:r>
+      <w:r>
+        <w:rPr>
+          <w:b w:val="0"/>
+        </w:rPr>
+        <w:t>s.</w:t>
+      </w:r>
+    </w:p>
+    <w:p>
+      <w:pPr>
+        <w:spacing w:line="336" w:lineRule="auto" w:after="180"/>
+      </w:pPr>
+      <w:r>
+        <w:rPr>
+          <w:b w:val="0"/>
+        </w:rPr>
+        <w:t xml:space="preserve">The conclusion belongs to this scenario and procedure; changing the </w:t>
+      </w:r>
+      <w:r>
+        <w:rPr>
+          <w:b/>
+        </w:rPr>
+        <w:t>input</w:t>
+      </w:r>
+      <w:r>
+        <w:rPr>
+          <w:b w:val="0"/>
+        </w:rPr>
+        <w:t>s, evaluation population or authority can change what it establishes. Retain the raw record so a later revision can be compared honestly.</w:t>
+      </w:r>
+    </w:p>
+    <w:p>
+      <w:pPr>
+        <w:pStyle w:val="Heading3"/>
+      </w:pPr>
+      <w:r>
+        <w:t>Learn from the worked case</w:t>
+      </w:r>
+    </w:p>
+    <w:p>
+      <w:pPr>
+        <w:spacing w:line="336" w:lineRule="auto" w:after="180"/>
+      </w:pPr>
+      <w:r>
+        <w:rPr>
+          <w:b w:val="0"/>
+        </w:rPr>
+        <w:t>Cover the result before checking it. Say what is given, choose the procedure, and follow one step at a time. Then uncover the result and explain your first mismatch. Ask why a step is allowed, not only what number it produces.</w:t>
+      </w:r>
+    </w:p>
+    <w:p>
+      <w:pPr>
+        <w:pStyle w:val="Heading3"/>
+      </w:pPr>
+      <w:r>
+        <w:t>A pictorial worked case: Capstone Design</w:t>
+      </w:r>
+    </w:p>
+    <w:p>
+      <w:pPr>
+        <w:pStyle w:val="Heading3"/>
+      </w:pPr>
+      <w:r>
+        <w:t>The facts we will use</w:t>
+      </w:r>
+    </w:p>
+    <w:p>
+      <w:r>
+        <w:drawing>
+          <wp:inline xmlns:a="http://schemas.openxmlformats.org/drawingml/2006/main" xmlns:pic="http://schemas.openxmlformats.org/drawingml/2006/picture">
+            <wp:extent cx="5486400" cy="5185229"/>
+            <wp:docPr id="17" name="Picture 17" descr="Capstone Design. Define contract: Answer only glossary-definition requests supported by V1.. Plan normal test: “What is a stem?” must point to V1’s stem entry.. Plan missing test: “How do I cure this disease?” must produce an out-of-scope response, not a treatment guess."/>
+            <wp:cNvGraphicFramePr>
+              <a:graphicFrameLocks noChangeAspect="1"/>
+            </wp:cNvGraphicFramePr>
+            <a:graphic>
+              <a:graphicData uri="http://schemas.openxmlformats.org/drawingml/2006/picture">
+                <pic:pic>
+                  <pic:nvPicPr>
+                    <pic:cNvPr id="0" name="academy-visual-ai-3-33.png"/>
+                    <pic:cNvPicPr/>
+                  </pic:nvPicPr>
+                  <pic:blipFill>
+                    <a:blip r:embed="rId20"/>
+                    <a:stretch>
+                      <a:fillRect/>
+                    </a:stretch>
+                  </pic:blipFill>
+                  <pic:spPr>
+                    <a:xfrm>
+                      <a:off x="0" y="0"/>
+                      <a:ext cx="5486400" cy="5185229"/>
+                    </a:xfrm>
+                    <a:prstGeom prst="rect"/>
+                  </pic:spPr>
+                </pic:pic>
+              </a:graphicData>
+            </a:graphic>
+          </wp:inline>
+        </w:drawing>
+      </w:r>
+    </w:p>
+    <w:p>
+      <w:pPr>
+        <w:pStyle w:val="Heading3"/>
+      </w:pPr>
+      <w:r>
+        <w:t>Why this result follows</w:t>
+      </w:r>
+    </w:p>
+    <w:p>
+      <w:pPr>
+        <w:pStyle w:val="Heading3"/>
+      </w:pPr>
+      <w:r>
+        <w:t>What this example does not establish</w:t>
       </w:r>
     </w:p>
     <w:p>
@@ -2760,12 +2742,50 @@
         <w:pStyle w:val="Heading1"/>
       </w:pPr>
       <w:r>
-        <w:t>07. Find and repair a mistake</w:t>
-      </w:r>
-    </w:p>
-    <w:p>
-      <w:r>
-        <w:t>Find the unsupported step in the Capstone Design claim and explain a repair using the supplied evidence.</w:t>
+        <w:t>07. Find an intention presented as a verified result</w:t>
+      </w:r>
+    </w:p>
+    <w:p>
+      <w:r>
+        <w:t>Keep the requirement-to-test link visible.</w:t>
+      </w:r>
+    </w:p>
+    <w:p>
+      <w:pPr>
+        <w:pStyle w:val="Heading2"/>
+      </w:pPr>
+      <w:r>
+        <w:t>Repair the plan-as-proof shortcut</w:t>
+      </w:r>
+    </w:p>
+    <w:p>
+      <w:pPr>
+        <w:spacing w:line="336" w:lineRule="auto" w:after="180"/>
+      </w:pPr>
+      <w:r>
+        <w:rPr>
+          <w:b w:val="0"/>
+        </w:rPr>
+        <w:t>Claim to repair: The brief lists source references and fallback, so the assistant is reliable. Those are requirements, not test outcomes. A future build must show a supported entry, ambiguous request, missing definition and relevant access boundary using preserved evidence. Keep actual results blank or not run until tested.</w:t>
+      </w:r>
+    </w:p>
+    <w:p>
+      <w:pPr>
+        <w:spacing w:line="336" w:lineRule="auto" w:after="180"/>
+      </w:pPr>
+      <w:r>
+        <w:rPr>
+          <w:b w:val="0"/>
+        </w:rPr>
+        <w:t>A new V2 entry also needs updated expected answers and fresh case records, rather than silently changing a corpus behind an old score.</w:t>
+      </w:r>
+    </w:p>
+    <w:p>
+      <w:pPr>
+        <w:pStyle w:val="Heading2"/>
+      </w:pPr>
+      <w:r>
+        <w:t>Design a revealing follow-up</w:t>
       </w:r>
     </w:p>
     <w:p>
@@ -2773,13 +2793,45 @@
         <w:pStyle w:val="Heading3"/>
       </w:pPr>
       <w:r>
-        <w:t>Find the first error</w:t>
+        <w:t>Exit: propose one revealing change to the worked scenario. State the expected outcome and the evidence that would make you revise your explanation.</w:t>
+      </w:r>
+    </w:p>
+    <w:p>
+      <w:r>
+        <w:t>________________________________________________________________</w:t>
+      </w:r>
+    </w:p>
+    <w:p>
+      <w:r>
+        <w:t>________________________________________________________________</w:t>
+      </w:r>
+    </w:p>
+    <w:p>
+      <w:r>
+        <w:t>________________________________________________________________</w:t>
+      </w:r>
+    </w:p>
+    <w:p>
+      <w:r>
+        <w:t>________________________________________________________________</w:t>
+      </w:r>
+    </w:p>
+    <w:p>
+      <w:r>
+        <w:t>________________________________________________________________</w:t>
+      </w:r>
+    </w:p>
+    <w:p>
+      <w:pPr>
+        <w:pStyle w:val="Heading2"/>
+      </w:pPr>
+      <w:r>
+        <w:t>Earlier wording, alternatives and picture transcripts · reference / check after trying</w:t>
       </w:r>
     </w:p>
     <w:p>
       <w:pPr>
         <w:spacing w:line="336" w:lineRule="auto" w:after="180"/>
-        <w:shd w:fill="FFF5E6"/>
       </w:pPr>
       <w:r>
         <w:rPr>
@@ -2827,7 +2879,7 @@
         <w:drawing>
           <wp:inline xmlns:a="http://schemas.openxmlformats.org/drawingml/2006/main" xmlns:pic="http://schemas.openxmlformats.org/drawingml/2006/picture">
             <wp:extent cx="5486400" cy="1901952"/>
-            <wp:docPr id="16" name="Picture 16" descr="Misconception diagnosis for Capstone Design"/>
+            <wp:docPr id="18" name="Picture 18" descr="Misconception diagnosis for Capstone Design"/>
             <wp:cNvGraphicFramePr>
               <a:graphicFrameLocks noChangeAspect="1"/>
             </wp:cNvGraphicFramePr>
@@ -2839,7 +2891,7 @@
                     <pic:cNvPicPr/>
                   </pic:nvPicPr>
                   <pic:blipFill>
-                    <a:blip r:embed="rId23"/>
+                    <a:blip r:embed="rId21"/>
                     <a:stretch>
                       <a:fillRect/>
                     </a:stretch>
@@ -3071,7 +3123,6 @@
     <w:p>
       <w:pPr>
         <w:spacing w:line="336" w:lineRule="auto" w:after="180"/>
-        <w:shd w:fill="F5F1FB"/>
       </w:pPr>
       <w:r>
         <w:rPr>
@@ -3123,16 +3174,7 @@
     </w:p>
     <w:p>
       <w:pPr>
-        <w:pStyle w:val="Heading3"/>
-      </w:pPr>
-      <w:r>
-        <w:t>Check the claim against the facts</w:t>
-      </w:r>
-    </w:p>
-    <w:p>
-      <w:pPr>
         <w:spacing w:line="336" w:lineRule="auto" w:after="180"/>
-        <w:shd w:fill="FFF5E6"/>
       </w:pPr>
       <w:r>
         <w:rPr>
@@ -3144,7 +3186,6 @@
     <w:p>
       <w:pPr>
         <w:spacing w:line="336" w:lineRule="auto" w:after="180"/>
-        <w:shd w:fill="FFF5E6"/>
       </w:pPr>
       <w:r>
         <w:rPr>
@@ -3155,59 +3196,23 @@
     </w:p>
     <w:p>
       <w:pPr>
-        <w:pStyle w:val="Heading3"/>
-      </w:pPr>
-      <w:r>
-        <w:t>Exit: propose one revealing change to the worked scenario. State the expected outcome and the evidence that would make you revise your explanation.</w:t>
-      </w:r>
-    </w:p>
-    <w:p>
-      <w:r>
-        <w:t>________________________________________________________________</w:t>
-      </w:r>
-    </w:p>
-    <w:p>
-      <w:r>
-        <w:t>________________________________________________________________</w:t>
-      </w:r>
-    </w:p>
-    <w:p>
-      <w:r>
-        <w:t>________________________________________________________________</w:t>
-      </w:r>
-    </w:p>
-    <w:p>
-      <w:r>
-        <w:t>________________________________________________________________</w:t>
-      </w:r>
-    </w:p>
-    <w:p>
-      <w:r>
-        <w:t>________________________________________________________________</w:t>
-      </w:r>
-    </w:p>
-    <w:p>
-      <w:pPr>
         <w:pStyle w:val="Heading1"/>
       </w:pPr>
       <w:r>
-        <w:t>08. Practise together</w:t>
-      </w:r>
-    </w:p>
-    <w:p>
-      <w:r>
-        <w:t>Practise Capstone Design with support, then explain the deciding step in your own words.</w:t>
-      </w:r>
-    </w:p>
-    <w:p>
-      <w:pPr>
-        <w:spacing w:line="336" w:lineRule="auto" w:after="180"/>
-      </w:pPr>
-      <w:r>
-        <w:rPr>
-          <w:b/>
-        </w:rPr>
-        <w:t>LOGIC STUDIO</w:t>
+        <w:t>08. Practise the earlier room-corpus plan with less help</w:t>
+      </w:r>
+    </w:p>
+    <w:p>
+      <w:r>
+        <w:t>Treat this repeated case as design review, not fresh independent transfer.</w:t>
+      </w:r>
+    </w:p>
+    <w:p>
+      <w:pPr>
+        <w:pStyle w:val="Heading2"/>
+      </w:pPr>
+      <w:r>
+        <w:t>The implementation-evidence limit</w:t>
       </w:r>
     </w:p>
     <w:p>
@@ -3218,85 +3223,7 @@
         <w:rPr>
           <w:b w:val="0"/>
         </w:rPr>
-        <w:t>Specify Before You Run</w:t>
-      </w:r>
-    </w:p>
-    <w:p>
-      <w:pPr>
-        <w:spacing w:line="336" w:lineRule="auto" w:after="180"/>
-      </w:pPr>
-      <w:r>
-        <w:rPr>
-          <w:b w:val="0"/>
-        </w:rPr>
-        <w:t>Prompts, schemas, retrieval, tool calls, and code are inspectable parts of one AI product.</w:t>
-      </w:r>
-    </w:p>
-    <w:p>
-      <w:r>
-        <w:drawing>
-          <wp:inline xmlns:a="http://schemas.openxmlformats.org/drawingml/2006/main" xmlns:pic="http://schemas.openxmlformats.org/drawingml/2006/picture">
-            <wp:extent cx="5486400" cy="1901952"/>
-            <wp:docPr id="17" name="Picture 17" descr="Logic tracing graphic for Capstone Design"/>
-            <wp:cNvGraphicFramePr>
-              <a:graphicFrameLocks noChangeAspect="1"/>
-            </wp:cNvGraphicFramePr>
-            <a:graphic>
-              <a:graphicData uri="http://schemas.openxmlformats.org/drawingml/2006/picture">
-                <pic:pic>
-                  <pic:nvPicPr>
-                    <pic:cNvPr id="0" name="112c89216380e7327670e715cf532346aeed10eee4e4400b610a219e3e4bc9f9.png"/>
-                    <pic:cNvPicPr/>
-                  </pic:nvPicPr>
-                  <pic:blipFill>
-                    <a:blip r:embed="rId24"/>
-                    <a:stretch>
-                      <a:fillRect/>
-                    </a:stretch>
-                  </pic:blipFill>
-                  <pic:spPr>
-                    <a:xfrm>
-                      <a:off x="0" y="0"/>
-                      <a:ext cx="5486400" cy="1901952"/>
-                    </a:xfrm>
-                    <a:prstGeom prst="rect"/>
-                  </pic:spPr>
-                </pic:pic>
-              </a:graphicData>
-            </a:graphic>
-          </wp:inline>
-        </w:drawing>
-      </w:r>
-    </w:p>
-    <w:p>
-      <w:pPr>
-        <w:spacing w:line="336" w:lineRule="auto" w:after="180"/>
-      </w:pPr>
-      <w:r>
-        <w:rPr>
-          <w:b w:val="0"/>
-        </w:rPr>
-        <w:t xml:space="preserve">SET task, audience, constraints, </w:t>
-      </w:r>
-      <w:r>
-        <w:rPr>
-          <w:b/>
-        </w:rPr>
-        <w:t>output</w:t>
-      </w:r>
-      <w:r>
-        <w:rPr>
-          <w:b w:val="0"/>
-        </w:rPr>
-        <w:t>_schema</w:t>
-        <w:br/>
-        <w:t>LOAD approved_context or retrieval_result</w:t>
-        <w:br/>
-        <w:t>CALL model or allowed_tool</w:t>
-        <w:br/>
-        <w:t>VALIDATE fields, claims, citations, and safety</w:t>
-        <w:br/>
-        <w:t xml:space="preserve">IF </w:t>
+        <w:t xml:space="preserve">A complete capstone plan is not </w:t>
       </w:r>
       <w:r>
         <w:rPr>
@@ -3308,176 +3235,15 @@
         <w:rPr>
           <w:b w:val="0"/>
         </w:rPr>
-        <w:t xml:space="preserve"> missing: ask, retrieve, or abstain</w:t>
-        <w:br/>
-        <w:t xml:space="preserve">RETURN useful </w:t>
-      </w:r>
-      <w:r>
-        <w:rPr>
-          <w:b/>
-        </w:rPr>
-        <w:t>output</w:t>
-      </w:r>
-      <w:r>
-        <w:rPr>
-          <w:b w:val="0"/>
-        </w:rPr>
-        <w:t xml:space="preserve"> + source trail + limitations</w:t>
-      </w:r>
-    </w:p>
-    <w:p>
-      <w:pPr>
-        <w:spacing w:line="336" w:lineRule="auto" w:after="180"/>
-        <w:shd w:fill="F5F1FB"/>
-      </w:pPr>
-      <w:r>
-        <w:rPr>
-          <w:b w:val="0"/>
-        </w:rPr>
-        <w:t xml:space="preserve">Trace one </w:t>
-      </w:r>
-      <w:r>
-        <w:rPr>
-          <w:b/>
-        </w:rPr>
-        <w:t>input</w:t>
-      </w:r>
-      <w:r>
-        <w:rPr>
-          <w:b w:val="0"/>
-        </w:rPr>
-        <w:t>. Which line changes the state or chooses a path?</w:t>
-      </w:r>
-    </w:p>
-    <w:p>
-      <w:pPr>
-        <w:pStyle w:val="Heading3"/>
-      </w:pPr>
-      <w:r>
-        <w:t>Write or draw your reasoning and evidence.</w:t>
-      </w:r>
-    </w:p>
-    <w:p>
-      <w:r>
-        <w:t>________________________________________________________________</w:t>
-      </w:r>
-    </w:p>
-    <w:p>
-      <w:r>
-        <w:t>________________________________________________________________</w:t>
-      </w:r>
-    </w:p>
-    <w:p>
-      <w:r>
-        <w:t>________________________________________________________________</w:t>
-      </w:r>
-    </w:p>
-    <w:p>
-      <w:r>
-        <w:t>________________________________________________________________</w:t>
-      </w:r>
-    </w:p>
-    <w:p>
-      <w:r>
-        <w:t>________________________________________________________________</w:t>
-      </w:r>
-    </w:p>
-    <w:p>
-      <w:pPr>
-        <w:pStyle w:val="Heading3"/>
-      </w:pPr>
-      <w:r>
-        <w:t>A closer explanation</w:t>
-      </w:r>
-    </w:p>
-    <w:p>
-      <w:pPr>
-        <w:spacing w:line="336" w:lineRule="auto" w:after="180"/>
-      </w:pPr>
-      <w:r>
-        <w:rPr>
-          <w:b w:val="0"/>
-        </w:rPr>
-        <w:t xml:space="preserve">A complete capstone plan is not </w:t>
-      </w:r>
-      <w:r>
-        <w:rPr>
-          <w:b/>
-        </w:rPr>
-        <w:t>evidence</w:t>
-      </w:r>
-      <w:r>
-        <w:rPr>
-          <w:b w:val="0"/>
-        </w:rPr>
         <w:t xml:space="preserve"> that the implementation meets it; evaluate after building.</w:t>
       </w:r>
     </w:p>
     <w:p>
       <w:pPr>
-        <w:spacing w:line="336" w:lineRule="auto" w:after="180"/>
-      </w:pPr>
-      <w:r>
-        <w:rPr>
-          <w:b w:val="0"/>
-        </w:rPr>
-        <w:t>A useful check asks what would make the reasoning fail. Distinguish a failure to execute the declared procedure from a weakness in the procedure itself.</w:t>
-      </w:r>
-    </w:p>
-    <w:p>
-      <w:pPr>
-        <w:spacing w:line="336" w:lineRule="auto" w:after="180"/>
-      </w:pPr>
-      <w:r>
-        <w:rPr>
-          <w:b w:val="0"/>
-        </w:rPr>
-        <w:t xml:space="preserve">The first may require a correction; the second requires an explicitly revised method and new </w:t>
-      </w:r>
-      <w:r>
-        <w:rPr>
-          <w:b/>
-        </w:rPr>
-        <w:t>evidence</w:t>
-      </w:r>
-      <w:r>
-        <w:rPr>
-          <w:b w:val="0"/>
-        </w:rPr>
-        <w:t>. Preserve unsuccessful cases so an improved result cannot hide the original problem.</w:t>
-      </w:r>
-    </w:p>
-    <w:p>
-      <w:pPr>
-        <w:pStyle w:val="Heading3"/>
-      </w:pPr>
-      <w:r>
-        <w:t>Guided: restate the worked result, then name the assumption or limitation that prevents a broader conclusion.</w:t>
-      </w:r>
-    </w:p>
-    <w:p>
-      <w:r>
-        <w:t>________________________________________________________________</w:t>
-      </w:r>
-    </w:p>
-    <w:p>
-      <w:r>
-        <w:t>________________________________________________________________</w:t>
-      </w:r>
-    </w:p>
-    <w:p>
-      <w:r>
-        <w:t>________________________________________________________________</w:t>
-      </w:r>
-    </w:p>
-    <w:p>
-      <w:r>
-        <w:t>________________________________________________________________</w:t>
-      </w:r>
-    </w:p>
-    <w:p>
-      <w:r>
-        <w:t>________________________________________________________________</w:t>
+        <w:pStyle w:val="Heading2"/>
+      </w:pPr>
+      <w:r>
+        <w:t>Complete the room-plan W2</w:t>
       </w:r>
     </w:p>
     <w:p>
@@ -3604,13 +3370,10 @@
     </w:tbl>
     <w:p>
       <w:pPr>
-        <w:spacing w:line="336" w:lineRule="auto" w:after="180"/>
-      </w:pPr>
-      <w:r>
-        <w:rPr>
-          <w:b w:val="0"/>
-        </w:rPr>
-        <w:t>Explain your trace to a partner. Your partner points to one step to check. Swap roles on the next case. Each person writes their own explanation.</w:t>
+        <w:pStyle w:val="Heading2"/>
+      </w:pPr>
+      <w:r>
+        <w:t>Audit a generalisation shortcut</w:t>
       </w:r>
     </w:p>
     <w:p>
@@ -3623,51 +3386,30 @@
     </w:p>
     <w:p>
       <w:pPr>
-        <w:spacing w:line="336" w:lineRule="auto" w:after="180"/>
-      </w:pPr>
-      <w:r>
-        <w:rPr>
-          <w:b w:val="0"/>
-        </w:rPr>
-        <w:t xml:space="preserve">Use the worked case for Capstone </w:t>
-      </w:r>
-      <w:r>
-        <w:rPr>
-          <w:b/>
-        </w:rPr>
-        <w:t>requirement</w:t>
-      </w:r>
-      <w:r>
-        <w:rPr>
-          <w:b w:val="0"/>
-        </w:rPr>
-        <w:t>s and corpus. Proposed explanation: “The worked result establishes every future case”. Decide whether this explanation is supported.</w:t>
-      </w:r>
-    </w:p>
-    <w:p>
-      <w:pPr>
-        <w:spacing w:line="336" w:lineRule="auto" w:after="180"/>
-      </w:pPr>
-      <w:r>
-        <w:rPr>
-          <w:b w:val="0"/>
-        </w:rPr>
-        <w:t>Point to the step or supplied fact that decides; explain your repair if needed.</w:t>
-      </w:r>
-    </w:p>
-    <w:p>
-      <w:pPr>
-        <w:spacing w:line="336" w:lineRule="auto" w:after="180"/>
-      </w:pPr>
-      <w:r>
-        <w:rPr>
-          <w:b w:val="0"/>
-        </w:rPr>
+        <w:pStyle w:val="ListBullet"/>
+      </w:pPr>
+      <w:r>
+        <w:t>Use the worked case for Capstone requirements and corpus. Proposed explanation: “The worked result establishes every future case”. Decide whether this explanation is supported. Point to the step or supplied fact that decides; explain your repair if needed.</w:t>
+      </w:r>
+    </w:p>
+    <w:p>
+      <w:pPr>
+        <w:pStyle w:val="ListBullet"/>
+      </w:pPr>
+      <w:r>
         <w:t>Answer on your own before discussion. If you are unsure, say which step you need help with.</w:t>
       </w:r>
     </w:p>
     <w:p>
       <w:pPr>
+        <w:pStyle w:val="Heading2"/>
+      </w:pPr>
+      <w:r>
+        <w:t>Explain the new corpus-version record</w:t>
+      </w:r>
+    </w:p>
+    <w:p>
+      <w:pPr>
         <w:pStyle w:val="Heading3"/>
       </w:pPr>
       <w:r>
@@ -3676,25 +3418,10 @@
     </w:p>
     <w:p>
       <w:pPr>
-        <w:spacing w:line="336" w:lineRule="auto" w:after="180"/>
-      </w:pPr>
-      <w:r>
-        <w:rPr>
-          <w:b w:val="0"/>
-        </w:rPr>
-        <w:t xml:space="preserve">What should the project plan record before the new flower test? Point to the relevant step in the picture, then write the changed result and the rule or </w:t>
-      </w:r>
-      <w:r>
-        <w:rPr>
-          <w:b/>
-        </w:rPr>
-        <w:t>evidence</w:t>
-      </w:r>
-      <w:r>
-        <w:rPr>
-          <w:b w:val="0"/>
-        </w:rPr>
-        <w:t xml:space="preserve"> that supports it.</w:t>
+        <w:pStyle w:val="ListBullet"/>
+      </w:pPr>
+      <w:r>
+        <w:t>What should the project plan record before the new flower test? Point to the relevant step in the picture, then write the changed result and the rule or evidence that supports it.</w:t>
       </w:r>
     </w:p>
     <w:p>
@@ -3723,6 +3450,14 @@
     <w:p>
       <w:r>
         <w:t>________________________________________________________________</w:t>
+      </w:r>
+    </w:p>
+    <w:p>
+      <w:pPr>
+        <w:pStyle w:val="Heading2"/>
+      </w:pPr>
+      <w:r>
+        <w:t>Keep independent science requests separate</w:t>
       </w:r>
     </w:p>
     <w:p>
@@ -3738,32 +3473,10 @@
     </w:p>
     <w:p>
       <w:pPr>
-        <w:pStyle w:val="Heading1"/>
-      </w:pPr>
-      <w:r>
-        <w:t>09. Run the investigation</w:t>
-      </w:r>
-    </w:p>
-    <w:p>
-      <w:r>
-        <w:t>Investigate Capstone Design. Record the prediction, actual observation or labelled paper trace, explanation and next test separately.</w:t>
-      </w:r>
-    </w:p>
-    <w:p>
-      <w:pPr>
-        <w:spacing w:line="336" w:lineRule="auto" w:after="180"/>
-      </w:pPr>
-      <w:r>
-        <w:rPr>
-          <w:b/>
-        </w:rPr>
-        <w:t>EVIDENCE</w:t>
-      </w:r>
-      <w:r>
-        <w:rPr>
-          <w:b/>
-        </w:rPr>
-        <w:t xml:space="preserve"> LAB</w:t>
+        <w:pStyle w:val="Heading2"/>
+      </w:pPr>
+      <w:r>
+        <w:t>Earlier wording, alternatives and picture transcripts · reference / check after trying</w:t>
       </w:r>
     </w:p>
     <w:p>
@@ -3774,7 +3487,7 @@
         <w:rPr>
           <w:b w:val="0"/>
         </w:rPr>
-        <w:t>Predict → Test → Record → Explain</w:t>
+        <w:t>LOGIC STUDIO</w:t>
       </w:r>
     </w:p>
     <w:p>
@@ -3785,7 +3498,18 @@
         <w:rPr>
           <w:b w:val="0"/>
         </w:rPr>
-        <w:t>Keep expected and actual results separate. Surprises are useful data when recorded honestly.</w:t>
+        <w:t>Specify Before You Run</w:t>
+      </w:r>
+    </w:p>
+    <w:p>
+      <w:pPr>
+        <w:spacing w:line="336" w:lineRule="auto" w:after="180"/>
+      </w:pPr>
+      <w:r>
+        <w:rPr>
+          <w:b w:val="0"/>
+        </w:rPr>
+        <w:t>Prompts, schemas, retrieval, tool calls, and code are inspectable parts of one AI product.</w:t>
       </w:r>
     </w:p>
     <w:p>
@@ -3793,7 +3517,7 @@
         <w:drawing>
           <wp:inline xmlns:a="http://schemas.openxmlformats.org/drawingml/2006/main" xmlns:pic="http://schemas.openxmlformats.org/drawingml/2006/picture">
             <wp:extent cx="5486400" cy="1901952"/>
-            <wp:docPr id="18" name="Picture 18" descr="Evidence lab graphic for Capstone Design"/>
+            <wp:docPr id="19" name="Picture 19" descr="Logic tracing graphic for Capstone Design"/>
             <wp:cNvGraphicFramePr>
               <a:graphicFrameLocks noChangeAspect="1"/>
             </wp:cNvGraphicFramePr>
@@ -3801,11 +3525,11 @@
               <a:graphicData uri="http://schemas.openxmlformats.org/drawingml/2006/picture">
                 <pic:pic>
                   <pic:nvPicPr>
-                    <pic:cNvPr id="0" name="1c2fec86c7d41a7c0dffcb4c986d9b5140f8312d8bdc9cf1182edffe664cd80c.png"/>
+                    <pic:cNvPr id="0" name="112c89216380e7327670e715cf532346aeed10eee4e4400b610a219e3e4bc9f9.png"/>
                     <pic:cNvPicPr/>
                   </pic:nvPicPr>
                   <pic:blipFill>
-                    <a:blip r:embed="rId25"/>
+                    <a:blip r:embed="rId22"/>
                     <a:stretch>
                       <a:fillRect/>
                     </a:stretch>
@@ -3832,7 +3556,511 @@
         <w:rPr>
           <w:b w:val="0"/>
         </w:rPr>
-        <w:t>Write the brief, architecture, source list, schema, rubric, eval set, risks, and approval gates; peer-review for testability.</w:t>
+        <w:t xml:space="preserve">SET task, audience, constraints, </w:t>
+      </w:r>
+      <w:r>
+        <w:rPr>
+          <w:b/>
+        </w:rPr>
+        <w:t>output</w:t>
+      </w:r>
+      <w:r>
+        <w:rPr>
+          <w:b w:val="0"/>
+        </w:rPr>
+        <w:t>_schema</w:t>
+        <w:br/>
+        <w:t>LOAD approved_context or retrieval_result</w:t>
+        <w:br/>
+        <w:t>CALL model or allowed_tool</w:t>
+        <w:br/>
+        <w:t>VALIDATE fields, claims, citations, and safety</w:t>
+        <w:br/>
+        <w:t xml:space="preserve">IF </w:t>
+      </w:r>
+      <w:r>
+        <w:rPr>
+          <w:b/>
+        </w:rPr>
+        <w:t>evidence</w:t>
+      </w:r>
+      <w:r>
+        <w:rPr>
+          <w:b w:val="0"/>
+        </w:rPr>
+        <w:t xml:space="preserve"> missing: ask, retrieve, or abstain</w:t>
+        <w:br/>
+        <w:t xml:space="preserve">RETURN useful </w:t>
+      </w:r>
+      <w:r>
+        <w:rPr>
+          <w:b/>
+        </w:rPr>
+        <w:t>output</w:t>
+      </w:r>
+      <w:r>
+        <w:rPr>
+          <w:b w:val="0"/>
+        </w:rPr>
+        <w:t xml:space="preserve"> + source trail + limitations</w:t>
+      </w:r>
+    </w:p>
+    <w:p>
+      <w:pPr>
+        <w:spacing w:line="336" w:lineRule="auto" w:after="180"/>
+      </w:pPr>
+      <w:r>
+        <w:rPr>
+          <w:b w:val="0"/>
+        </w:rPr>
+        <w:t xml:space="preserve">Trace one </w:t>
+      </w:r>
+      <w:r>
+        <w:rPr>
+          <w:b/>
+        </w:rPr>
+        <w:t>input</w:t>
+      </w:r>
+      <w:r>
+        <w:rPr>
+          <w:b w:val="0"/>
+        </w:rPr>
+        <w:t>. Which line changes the state or chooses a path?</w:t>
+      </w:r>
+    </w:p>
+    <w:p>
+      <w:pPr>
+        <w:pStyle w:val="Heading3"/>
+      </w:pPr>
+      <w:r>
+        <w:t>Write or draw your reasoning and evidence.</w:t>
+      </w:r>
+    </w:p>
+    <w:p>
+      <w:r>
+        <w:t>________________________________________________________________</w:t>
+      </w:r>
+    </w:p>
+    <w:p>
+      <w:r>
+        <w:t>________________________________________________________________</w:t>
+      </w:r>
+    </w:p>
+    <w:p>
+      <w:r>
+        <w:t>________________________________________________________________</w:t>
+      </w:r>
+    </w:p>
+    <w:p>
+      <w:r>
+        <w:t>________________________________________________________________</w:t>
+      </w:r>
+    </w:p>
+    <w:p>
+      <w:r>
+        <w:t>________________________________________________________________</w:t>
+      </w:r>
+    </w:p>
+    <w:p>
+      <w:pPr>
+        <w:pStyle w:val="Heading3"/>
+      </w:pPr>
+      <w:r>
+        <w:t>A closer explanation</w:t>
+      </w:r>
+    </w:p>
+    <w:p>
+      <w:pPr>
+        <w:spacing w:line="336" w:lineRule="auto" w:after="180"/>
+      </w:pPr>
+      <w:r>
+        <w:rPr>
+          <w:b w:val="0"/>
+        </w:rPr>
+        <w:t>A useful check asks what would make the reasoning fail. Distinguish a failure to execute the declared procedure from a weakness in the procedure itself.</w:t>
+      </w:r>
+    </w:p>
+    <w:p>
+      <w:pPr>
+        <w:spacing w:line="336" w:lineRule="auto" w:after="180"/>
+      </w:pPr>
+      <w:r>
+        <w:rPr>
+          <w:b w:val="0"/>
+        </w:rPr>
+        <w:t xml:space="preserve">The first may require a correction; the second requires an explicitly revised method and new </w:t>
+      </w:r>
+      <w:r>
+        <w:rPr>
+          <w:b/>
+        </w:rPr>
+        <w:t>evidence</w:t>
+      </w:r>
+      <w:r>
+        <w:rPr>
+          <w:b w:val="0"/>
+        </w:rPr>
+        <w:t>. Preserve unsuccessful cases so an improved result cannot hide the original problem.</w:t>
+      </w:r>
+    </w:p>
+    <w:p>
+      <w:pPr>
+        <w:pStyle w:val="Heading3"/>
+      </w:pPr>
+      <w:r>
+        <w:t>Guided: restate the worked result, then name the assumption or limitation that prevents a broader conclusion.</w:t>
+      </w:r>
+    </w:p>
+    <w:p>
+      <w:r>
+        <w:t>________________________________________________________________</w:t>
+      </w:r>
+    </w:p>
+    <w:p>
+      <w:r>
+        <w:t>________________________________________________________________</w:t>
+      </w:r>
+    </w:p>
+    <w:p>
+      <w:r>
+        <w:t>________________________________________________________________</w:t>
+      </w:r>
+    </w:p>
+    <w:p>
+      <w:r>
+        <w:t>________________________________________________________________</w:t>
+      </w:r>
+    </w:p>
+    <w:p>
+      <w:r>
+        <w:t>________________________________________________________________</w:t>
+      </w:r>
+    </w:p>
+    <w:p>
+      <w:pPr>
+        <w:spacing w:line="336" w:lineRule="auto" w:after="180"/>
+      </w:pPr>
+      <w:r>
+        <w:rPr>
+          <w:b w:val="0"/>
+        </w:rPr>
+        <w:t>Explain your trace to a partner. Your partner points to one step to check. Swap roles on the next case. Each person writes their own explanation.</w:t>
+      </w:r>
+    </w:p>
+    <w:p>
+      <w:pPr>
+        <w:pStyle w:val="Heading1"/>
+      </w:pPr>
+      <w:r>
+        <w:t>09. Complete a requirement-to-test design review</w:t>
+      </w:r>
+    </w:p>
+    <w:p>
+      <w:r>
+        <w:t>A coherent brief links every feature to a need, boundary and observable outcome.</w:t>
+      </w:r>
+    </w:p>
+    <w:p>
+      <w:pPr>
+        <w:pStyle w:val="Heading2"/>
+      </w:pPr>
+      <w:r>
+        <w:t>Complete requirement and test matrix</w:t>
+      </w:r>
+    </w:p>
+    <w:tbl>
+      <w:tblPr>
+        <w:tblStyle w:val="LightShading-Accent1"/>
+        <w:tblW w:type="auto" w:w="0"/>
+        <w:tblLook w:firstColumn="1" w:firstRow="1" w:lastColumn="0" w:lastRow="0" w:noHBand="0" w:noVBand="1" w:val="04A0"/>
+      </w:tblPr>
+      <w:tblGrid>
+        <w:gridCol w:w="3408"/>
+        <w:gridCol w:w="3408"/>
+        <w:gridCol w:w="3408"/>
+      </w:tblGrid>
+      <w:tr>
+        <w:trPr>
+          <w:tblHeader/>
+        </w:trPr>
+        <w:tc>
+          <w:tcPr>
+            <w:tcW w:type="dxa" w:w="3408"/>
+          </w:tcPr>
+          <w:p>
+            <w:r>
+              <w:t>Requirement ID</w:t>
+            </w:r>
+          </w:p>
+        </w:tc>
+        <w:tc>
+          <w:tcPr>
+            <w:tcW w:type="dxa" w:w="3408"/>
+          </w:tcPr>
+          <w:p>
+            <w:r>
+              <w:t>Design decision</w:t>
+            </w:r>
+          </w:p>
+        </w:tc>
+        <w:tc>
+          <w:tcPr>
+            <w:tcW w:type="dxa" w:w="3408"/>
+          </w:tcPr>
+          <w:p>
+            <w:r>
+              <w:t>Concrete development check</w:t>
+            </w:r>
+          </w:p>
+        </w:tc>
+      </w:tr>
+      <w:tr>
+        <w:tc>
+          <w:tcPr>
+            <w:tcW w:type="dxa" w:w="3408"/>
+          </w:tcPr>
+          <w:p>
+            <w:r>
+              <w:t>R1 · Source support</w:t>
+            </w:r>
+          </w:p>
+        </w:tc>
+        <w:tc>
+          <w:tcPr>
+            <w:tcW w:type="dxa" w:w="3408"/>
+          </w:tcPr>
+          <w:p>
+            <w:r>
+              <w:t>Use only public approved V1 glossary entries.</w:t>
+            </w:r>
+          </w:p>
+        </w:tc>
+        <w:tc>
+          <w:tcPr>
+            <w:tcW w:type="dxa" w:w="3408"/>
+          </w:tcPr>
+          <w:p>
+            <w:r>
+              <w:t>Stem request maps to V1/stem wording and source reference.</w:t>
+            </w:r>
+          </w:p>
+        </w:tc>
+      </w:tr>
+      <w:tr>
+        <w:tc>
+          <w:tcPr>
+            <w:tcW w:type="dxa" w:w="3408"/>
+          </w:tcPr>
+          <w:p>
+            <w:r>
+              <w:t>R2 · Missing definition</w:t>
+            </w:r>
+          </w:p>
+        </w:tc>
+        <w:tc>
+          <w:tcPr>
+            <w:tcW w:type="dxa" w:w="3408"/>
+          </w:tcPr>
+          <w:p>
+            <w:r>
+              <w:t>Explicit not_in_source with null answer.</w:t>
+            </w:r>
+          </w:p>
+        </w:tc>
+        <w:tc>
+          <w:tcPr>
+            <w:tcW w:type="dxa" w:w="3408"/>
+          </w:tcPr>
+          <w:p>
+            <w:r>
+              <w:t>Flower under V1 has no entry; no guessed definition.</w:t>
+            </w:r>
+          </w:p>
+        </w:tc>
+      </w:tr>
+      <w:tr>
+        <w:tc>
+          <w:tcPr>
+            <w:tcW w:type="dxa" w:w="3408"/>
+          </w:tcPr>
+          <w:p>
+            <w:r>
+              <w:t>R3 · Ambiguity</w:t>
+            </w:r>
+          </w:p>
+        </w:tc>
+        <w:tc>
+          <w:tcPr>
+            <w:tcW w:type="dxa" w:w="3408"/>
+          </w:tcPr>
+          <w:p>
+            <w:r>
+              <w:t>Ask for the missing term/referent.</w:t>
+            </w:r>
+          </w:p>
+        </w:tc>
+        <w:tc>
+          <w:tcPr>
+            <w:tcW w:type="dxa" w:w="3408"/>
+          </w:tcPr>
+          <w:p>
+            <w:r>
+              <w:t>Standalone Explain it with no previous turn asks which term.</w:t>
+            </w:r>
+          </w:p>
+        </w:tc>
+      </w:tr>
+      <w:tr>
+        <w:tc>
+          <w:tcPr>
+            <w:tcW w:type="dxa" w:w="3408"/>
+          </w:tcPr>
+          <w:p>
+            <w:r>
+              <w:t>R4 · Version change</w:t>
+            </w:r>
+          </w:p>
+        </w:tc>
+        <w:tc>
+          <w:tcPr>
+            <w:tcW w:type="dxa" w:w="3408"/>
+          </w:tcPr>
+          <w:p>
+            <w:r>
+              <w:t>Reviewer approves V2 and records added entry.</w:t>
+            </w:r>
+          </w:p>
+        </w:tc>
+        <w:tc>
+          <w:tcPr>
+            <w:tcW w:type="dxa" w:w="3408"/>
+          </w:tcPr>
+          <w:p>
+            <w:r>
+              <w:t>Flower under V2 may use V2/flower; compare V1 expected fallback.</w:t>
+            </w:r>
+          </w:p>
+        </w:tc>
+      </w:tr>
+      <w:tr>
+        <w:tc>
+          <w:tcPr>
+            <w:tcW w:type="dxa" w:w="3408"/>
+          </w:tcPr>
+          <w:p>
+            <w:r>
+              <w:t>R5 · Scope</w:t>
+            </w:r>
+          </w:p>
+        </w:tc>
+        <w:tc>
+          <w:tcPr>
+            <w:tcW w:type="dxa" w:w="3408"/>
+          </w:tcPr>
+          <w:p>
+            <w:r>
+              <w:t>Definition helper is read-only and not a treatment service.</w:t>
+            </w:r>
+          </w:p>
+        </w:tc>
+        <w:tc>
+          <w:tcPr>
+            <w:tcW w:type="dxa" w:w="3408"/>
+          </w:tcPr>
+          <w:p>
+            <w:r>
+              <w:t>Disease-treatment request gets scope response, no guessed remedy.</w:t>
+            </w:r>
+          </w:p>
+        </w:tc>
+      </w:tr>
+      <w:tr>
+        <w:tc>
+          <w:tcPr>
+            <w:tcW w:type="dxa" w:w="3408"/>
+          </w:tcPr>
+          <w:p>
+            <w:r>
+              <w:t>R6 · Baseline</w:t>
+            </w:r>
+          </w:p>
+        </w:tc>
+        <w:tc>
+          <w:tcPr>
+            <w:tcW w:type="dxa" w:w="3408"/>
+          </w:tcPr>
+          <w:p>
+            <w:r>
+              <w:t>Direct lookup of the same glossary version.</w:t>
+            </w:r>
+          </w:p>
+        </w:tc>
+        <w:tc>
+          <w:tcPr>
+            <w:tcW w:type="dxa" w:w="3408"/>
+          </w:tcPr>
+          <w:p>
+            <w:r>
+              <w:t>Plan matched fresh tasks and measure support/time/help later; no current benefit measured.</w:t>
+            </w:r>
+          </w:p>
+        </w:tc>
+      </w:tr>
+      <w:tr>
+        <w:tc>
+          <w:tcPr>
+            <w:tcW w:type="dxa" w:w="3408"/>
+          </w:tcPr>
+          <w:p>
+            <w:r>
+              <w:t>R7 · Evidence and owners</w:t>
+            </w:r>
+          </w:p>
+        </w:tc>
+        <w:tc>
+          <w:tcPr>
+            <w:tcW w:type="dxa" w:w="3408"/>
+          </w:tcPr>
+          <w:p>
+            <w:r>
+              <w:t>Learner writes brief; peer checks testability; teacher reviews corpus scope.</w:t>
+            </w:r>
+          </w:p>
+        </w:tc>
+        <w:tc>
+          <w:tcPr>
+            <w:tcW w:type="dxa" w:w="3408"/>
+          </w:tcPr>
+          <w:p>
+            <w:r>
+              <w:t>Each requirement has source, owner and expected behavior; run status not yet tested.</w:t>
+            </w:r>
+          </w:p>
+        </w:tc>
+      </w:tr>
+    </w:tbl>
+    <w:p>
+      <w:pPr>
+        <w:pStyle w:val="Heading2"/>
+      </w:pPr>
+      <w:r>
+        <w:t>Write the buildable brief and peer-check it</w:t>
+      </w:r>
+    </w:p>
+    <w:p>
+      <w:pPr>
+        <w:pStyle w:val="ListNumber"/>
+      </w:pPr>
+      <w:r>
+        <w:t>Create the product brief, stage diagram, source ledger, output schema, rubric, development cases, reserved-case plan, risks and owners using these complete glossary cards. Use the requirement matrix to link every promise to evidence. Peer-review the brief by asking whether another learner can predict each normal, missing and ambiguous outcome without inventing a source. Mark all execution results not run. Design further fresh cases for later evaluation; reviewed examples cannot become hidden tests. Explain which part, if any, needs generation instead of direct lookup. Keep the independent evaporation/condensation task withheld.</w:t>
+      </w:r>
+    </w:p>
+    <w:p>
+      <w:pPr>
+        <w:pStyle w:val="Heading2"/>
+      </w:pPr>
+      <w:r>
+        <w:t>Keep the design evidence</w:t>
       </w:r>
     </w:p>
     <w:tbl>
@@ -4083,7 +4311,6 @@
     <w:p>
       <w:pPr>
         <w:spacing w:line="336" w:lineRule="auto" w:after="180"/>
-        <w:shd w:fill="F5F1FB"/>
       </w:pPr>
       <w:r>
         <w:rPr>
@@ -4127,14 +4354,6 @@
     </w:p>
     <w:p>
       <w:pPr>
-        <w:pStyle w:val="Heading3"/>
-      </w:pPr>
-      <w:r>
-        <w:t>Plan → try → check</w:t>
-      </w:r>
-    </w:p>
-    <w:p>
-      <w:pPr>
         <w:spacing w:line="336" w:lineRule="auto" w:after="180"/>
       </w:pPr>
       <w:r>
@@ -4146,15 +4365,10 @@
     </w:p>
     <w:p>
       <w:pPr>
-        <w:pStyle w:val="Heading1"/>
-      </w:pPr>
-      <w:r>
-        <w:t>10. Build your understanding</w:t>
-      </w:r>
-    </w:p>
-    <w:p>
-      <w:r>
-        <w:t>Move from recall to tracing, diagnosis and transfer in Capstone Design. Explain why each step is justified.</w:t>
+        <w:pStyle w:val="Heading2"/>
+      </w:pPr>
+      <w:r>
+        <w:t>Earlier wording, alternatives and picture transcripts · reference / check after trying</w:t>
       </w:r>
     </w:p>
     <w:p>
@@ -4164,6 +4378,1599 @@
       <w:r>
         <w:rPr>
           <w:b/>
+        </w:rPr>
+        <w:t>EVIDENCE</w:t>
+      </w:r>
+      <w:r>
+        <w:rPr>
+          <w:b w:val="0"/>
+        </w:rPr>
+        <w:t xml:space="preserve"> LAB</w:t>
+      </w:r>
+    </w:p>
+    <w:p>
+      <w:pPr>
+        <w:spacing w:line="336" w:lineRule="auto" w:after="180"/>
+      </w:pPr>
+      <w:r>
+        <w:rPr>
+          <w:b w:val="0"/>
+        </w:rPr>
+        <w:t>Predict → Test → Record → Explain</w:t>
+      </w:r>
+    </w:p>
+    <w:p>
+      <w:pPr>
+        <w:spacing w:line="336" w:lineRule="auto" w:after="180"/>
+      </w:pPr>
+      <w:r>
+        <w:rPr>
+          <w:b w:val="0"/>
+        </w:rPr>
+        <w:t>Keep expected and actual results separate. Surprises are useful data when recorded honestly.</w:t>
+      </w:r>
+    </w:p>
+    <w:p>
+      <w:r>
+        <w:drawing>
+          <wp:inline xmlns:a="http://schemas.openxmlformats.org/drawingml/2006/main" xmlns:pic="http://schemas.openxmlformats.org/drawingml/2006/picture">
+            <wp:extent cx="5486400" cy="1901952"/>
+            <wp:docPr id="20" name="Picture 20" descr="Evidence lab graphic for Capstone Design"/>
+            <wp:cNvGraphicFramePr>
+              <a:graphicFrameLocks noChangeAspect="1"/>
+            </wp:cNvGraphicFramePr>
+            <a:graphic>
+              <a:graphicData uri="http://schemas.openxmlformats.org/drawingml/2006/picture">
+                <pic:pic>
+                  <pic:nvPicPr>
+                    <pic:cNvPr id="0" name="1c2fec86c7d41a7c0dffcb4c986d9b5140f8312d8bdc9cf1182edffe664cd80c.png"/>
+                    <pic:cNvPicPr/>
+                  </pic:nvPicPr>
+                  <pic:blipFill>
+                    <a:blip r:embed="rId23"/>
+                    <a:stretch>
+                      <a:fillRect/>
+                    </a:stretch>
+                  </pic:blipFill>
+                  <pic:spPr>
+                    <a:xfrm>
+                      <a:off x="0" y="0"/>
+                      <a:ext cx="5486400" cy="1901952"/>
+                    </a:xfrm>
+                    <a:prstGeom prst="rect"/>
+                  </pic:spPr>
+                </pic:pic>
+              </a:graphicData>
+            </a:graphic>
+          </wp:inline>
+        </w:drawing>
+      </w:r>
+    </w:p>
+    <w:p>
+      <w:pPr>
+        <w:spacing w:line="336" w:lineRule="auto" w:after="180"/>
+      </w:pPr>
+      <w:r>
+        <w:rPr>
+          <w:b w:val="0"/>
+        </w:rPr>
+        <w:t>Use the complete V1/V2 glossary cards and requirement-to-test matrix. Write the brief, stage map, source/version ledger, output/fallback rules, rubric, development/reserved-case roles and review owners. Peer-check testability; mark proposed outcomes as not run rather than claiming a working implementation.</w:t>
+      </w:r>
+    </w:p>
+    <w:p>
+      <w:pPr>
+        <w:pStyle w:val="Heading3"/>
+      </w:pPr>
+      <w:r>
+        <w:t>Plan → try → check</w:t>
+      </w:r>
+    </w:p>
+    <w:p>
+      <w:pPr>
+        <w:pStyle w:val="Heading1"/>
+      </w:pPr>
+      <w:r>
+        <w:t>14. Try alone: design behavior for the fresh science-note assistant</w:t>
+      </w:r>
+    </w:p>
+    <w:p>
+      <w:r>
+        <w:t>A standalone pronoun request has no prior referent in this fixture.</w:t>
+      </w:r>
+    </w:p>
+    <w:p>
+      <w:pPr>
+        <w:pStyle w:val="Heading2"/>
+      </w:pPr>
+      <w:r>
+        <w:t>Independent notes, requests and scope</w:t>
+      </w:r>
+    </w:p>
+    <w:p>
+      <w:pPr>
+        <w:spacing w:line="336" w:lineRule="auto" w:after="180"/>
+      </w:pPr>
+      <w:r>
+        <w:rPr>
+          <w:b w:val="0"/>
+        </w:rPr>
+        <w:t>A science assistant may use only these notes: evaporation is liquid becoming vapour; condensation is vapour becoming liquid. Specify behavior for “Define evaporation”, “Explain it”, and “What is tomorrow’s weather?”.</w:t>
+      </w:r>
+    </w:p>
+    <w:p>
+      <w:pPr>
+        <w:spacing w:line="336" w:lineRule="auto" w:after="180"/>
+      </w:pPr>
+      <w:r>
+        <w:rPr>
+          <w:b w:val="0"/>
+        </w:rPr>
+        <w:t>Treat the three quoted requests as separate standalone requests, each with no previous conversation state. Only the two supplied science notes are permitted; label them with source IDs of your choice and keep the references consistent. No weather record, new source or treatment question is supplied.</w:t>
+      </w:r>
+    </w:p>
+    <w:p>
+      <w:pPr>
+        <w:pStyle w:val="Heading2"/>
+      </w:pPr>
+      <w:r>
+        <w:t>Your first attempt and help record</w:t>
+      </w:r>
+    </w:p>
+    <w:p>
+      <w:pPr>
+        <w:pStyle w:val="Heading3"/>
+      </w:pPr>
+      <w:r>
+        <w:t>My independent explanation, trace and limits</w:t>
+      </w:r>
+    </w:p>
+    <w:p>
+      <w:r>
+        <w:t>________________________________________________________________</w:t>
+      </w:r>
+    </w:p>
+    <w:p>
+      <w:r>
+        <w:t>________________________________________________________________</w:t>
+      </w:r>
+    </w:p>
+    <w:p>
+      <w:r>
+        <w:t>________________________________________________________________</w:t>
+      </w:r>
+    </w:p>
+    <w:p>
+      <w:r>
+        <w:t>________________________________________________________________</w:t>
+      </w:r>
+    </w:p>
+    <w:p>
+      <w:r>
+        <w:t>________________________________________________________________</w:t>
+      </w:r>
+    </w:p>
+    <w:p>
+      <w:r>
+        <w:t>________________________________________________________________</w:t>
+      </w:r>
+    </w:p>
+    <w:p>
+      <w:r>
+        <w:t>________________________________________________________________</w:t>
+      </w:r>
+    </w:p>
+    <w:p>
+      <w:pPr>
+        <w:spacing w:line="336" w:lineRule="auto" w:after="180"/>
+      </w:pPr>
+      <w:r>
+        <w:rPr>
+          <w:b w:val="0"/>
+        </w:rPr>
+        <w:t>Attempt this case before feedback. Record any help. Earlier examples below are further practice; a case already practised with feedback cannot establish fresh transfer.</w:t>
+      </w:r>
+    </w:p>
+    <w:p>
+      <w:pPr>
+        <w:spacing w:line="336" w:lineRule="auto" w:after="180"/>
+      </w:pPr>
+      <w:r>
+        <w:rPr>
+          <w:b w:val="0"/>
+        </w:rPr>
+        <w:t xml:space="preserve">Your teacher has the independent answer and scoring criteria. Complete the matching workbook week to keep your practice </w:t>
+      </w:r>
+      <w:r>
+        <w:rPr>
+          <w:b/>
+        </w:rPr>
+        <w:t>evidence</w:t>
+      </w:r>
+      <w:r>
+        <w:rPr>
+          <w:b w:val="0"/>
+        </w:rPr>
+        <w:t xml:space="preserve"> together.</w:t>
+      </w:r>
+    </w:p>
+    <w:p>
+      <w:pPr>
+        <w:pStyle w:val="Heading2"/>
+      </w:pPr>
+      <w:r>
+        <w:t>Use feedback afterwards</w:t>
+      </w:r>
+    </w:p>
+    <w:p>
+      <w:pPr>
+        <w:spacing w:line="336" w:lineRule="auto" w:after="180"/>
+      </w:pPr>
+      <w:r>
+        <w:rPr>
+          <w:b w:val="0"/>
+        </w:rPr>
+        <w:t>Attempt the independent case before hints. Record whether you worked alone, used a hint or followed a model. After feedback, fix the first unsupported step and explain why it changed.</w:t>
+      </w:r>
+    </w:p>
+    <w:p>
+      <w:pPr>
+        <w:spacing w:line="336" w:lineRule="auto" w:after="180"/>
+      </w:pPr>
+      <w:r>
+        <w:rPr>
+          <w:b w:val="0"/>
+        </w:rPr>
+        <w:t>A later check uses a changed case, not a copied answer.</w:t>
+      </w:r>
+    </w:p>
+    <w:p>
+      <w:pPr>
+        <w:pStyle w:val="Heading2"/>
+      </w:pPr>
+      <w:r>
+        <w:t>Earlier wording, alternatives and picture transcripts · reference / check after trying</w:t>
+      </w:r>
+    </w:p>
+    <w:p>
+      <w:pPr>
+        <w:pStyle w:val="Heading3"/>
+      </w:pPr>
+      <w:r>
+        <w:t>Independent case: Changed independent case</w:t>
+      </w:r>
+    </w:p>
+    <w:p>
+      <w:pPr>
+        <w:pStyle w:val="Heading3"/>
+      </w:pPr>
+      <w:r>
+        <w:t>Week 33 Independent application</w:t>
+      </w:r>
+    </w:p>
+    <w:p>
+      <w:pPr>
+        <w:spacing w:line="336" w:lineRule="auto" w:after="180"/>
+      </w:pPr>
+      <w:r>
+        <w:rPr>
+          <w:b w:val="0"/>
+        </w:rPr>
+        <w:t>Close the worked explanation. Apply the idea to this different question without copying.</w:t>
+      </w:r>
+    </w:p>
+    <w:p>
+      <w:pPr>
+        <w:spacing w:line="336" w:lineRule="auto" w:after="180"/>
+      </w:pPr>
+      <w:r>
+        <w:rPr>
+          <w:b w:val="0"/>
+        </w:rPr>
+        <w:t>The capstone goal is helps students. Rewrite it as an observable test for a passage-based study assistant.</w:t>
+      </w:r>
+    </w:p>
+    <w:p>
+      <w:pPr>
+        <w:spacing w:line="336" w:lineRule="auto" w:after="180"/>
+      </w:pPr>
+      <w:r>
+        <w:rPr>
+          <w:b w:val="0"/>
+        </w:rPr>
+        <w:t xml:space="preserve">My answer, with a trace, calculation or supporting </w:t>
+      </w:r>
+      <w:r>
+        <w:rPr>
+          <w:b/>
+        </w:rPr>
+        <w:t>evidence</w:t>
+      </w:r>
+    </w:p>
+    <w:p>
+      <w:pPr>
+        <w:pStyle w:val="Heading3"/>
+      </w:pPr>
+      <w:r>
+        <w:t>Write or draw your reasoning and evidence.</w:t>
+      </w:r>
+    </w:p>
+    <w:p>
+      <w:r>
+        <w:t>________________________________________________________________</w:t>
+      </w:r>
+    </w:p>
+    <w:p>
+      <w:r>
+        <w:t>________________________________________________________________</w:t>
+      </w:r>
+    </w:p>
+    <w:p>
+      <w:r>
+        <w:t>________________________________________________________________</w:t>
+      </w:r>
+    </w:p>
+    <w:p>
+      <w:r>
+        <w:t>________________________________________________________________</w:t>
+      </w:r>
+    </w:p>
+    <w:p>
+      <w:r>
+        <w:t>________________________________________________________________</w:t>
+      </w:r>
+    </w:p>
+    <w:p>
+      <w:pPr>
+        <w:pStyle w:val="Heading3"/>
+      </w:pPr>
+      <w:r>
+        <w:t>Create and test</w:t>
+      </w:r>
+    </w:p>
+    <w:p>
+      <w:pPr>
+        <w:spacing w:line="336" w:lineRule="auto" w:after="180"/>
+      </w:pPr>
+      <w:r>
+        <w:rPr>
+          <w:b w:val="0"/>
+        </w:rPr>
+        <w:t>Change one relevant detail. Predict the result before testing. Include a boundary or missing-information case when it helps reveal a limit.</w:t>
+      </w:r>
+    </w:p>
+    <w:p>
+      <w:pPr>
+        <w:spacing w:line="336" w:lineRule="auto" w:after="180"/>
+      </w:pPr>
+      <w:r>
+        <w:rPr>
+          <w:b w:val="0"/>
+        </w:rPr>
+        <w:t xml:space="preserve">My changed </w:t>
+      </w:r>
+      <w:r>
+        <w:rPr>
+          <w:b/>
+        </w:rPr>
+        <w:t>input</w:t>
+      </w:r>
+      <w:r>
+        <w:rPr>
+          <w:b w:val="0"/>
+        </w:rPr>
+        <w:t xml:space="preserve"> and expected result</w:t>
+      </w:r>
+    </w:p>
+    <w:p>
+      <w:pPr>
+        <w:pStyle w:val="Heading3"/>
+      </w:pPr>
+      <w:r>
+        <w:t>Write or draw your reasoning and evidence.</w:t>
+      </w:r>
+    </w:p>
+    <w:p>
+      <w:r>
+        <w:t>________________________________________________________________</w:t>
+      </w:r>
+    </w:p>
+    <w:p>
+      <w:r>
+        <w:t>________________________________________________________________</w:t>
+      </w:r>
+    </w:p>
+    <w:p>
+      <w:r>
+        <w:t>________________________________________________________________</w:t>
+      </w:r>
+    </w:p>
+    <w:p>
+      <w:r>
+        <w:t>________________________________________________________________</w:t>
+      </w:r>
+    </w:p>
+    <w:p>
+      <w:r>
+        <w:t>________________________________________________________________</w:t>
+      </w:r>
+    </w:p>
+    <w:p>
+      <w:pPr>
+        <w:pStyle w:val="Heading3"/>
+      </w:pPr>
+      <w:r>
+        <w:t>Connect to your project</w:t>
+      </w:r>
+    </w:p>
+    <w:p>
+      <w:pPr>
+        <w:spacing w:line="336" w:lineRule="auto" w:after="180"/>
+      </w:pPr>
+      <w:r>
+        <w:rPr>
+          <w:b w:val="0"/>
+        </w:rPr>
+        <w:t>Freeze the Study Buddy v1 design and acceptance tests before implementation.</w:t>
+      </w:r>
+    </w:p>
+    <w:p>
+      <w:pPr>
+        <w:spacing w:line="336" w:lineRule="auto" w:after="180"/>
+      </w:pPr>
+      <w:r>
+        <w:rPr>
+          <w:b w:val="0"/>
+        </w:rPr>
+        <w:t xml:space="preserve">The </w:t>
+      </w:r>
+      <w:r>
+        <w:rPr>
+          <w:b/>
+        </w:rPr>
+        <w:t>evidence</w:t>
+      </w:r>
+      <w:r>
+        <w:rPr>
+          <w:b w:val="0"/>
+        </w:rPr>
+        <w:t xml:space="preserve"> I will keep</w:t>
+      </w:r>
+    </w:p>
+    <w:p>
+      <w:pPr>
+        <w:pStyle w:val="Heading3"/>
+      </w:pPr>
+      <w:r>
+        <w:t>Write or draw your reasoning and evidence.</w:t>
+      </w:r>
+    </w:p>
+    <w:p>
+      <w:r>
+        <w:t>________________________________________________________________</w:t>
+      </w:r>
+    </w:p>
+    <w:p>
+      <w:r>
+        <w:t>________________________________________________________________</w:t>
+      </w:r>
+    </w:p>
+    <w:p>
+      <w:r>
+        <w:t>________________________________________________________________</w:t>
+      </w:r>
+    </w:p>
+    <w:p>
+      <w:r>
+        <w:t>________________________________________________________________</w:t>
+      </w:r>
+    </w:p>
+    <w:p>
+      <w:r>
+        <w:t>________________________________________________________________</w:t>
+      </w:r>
+    </w:p>
+    <w:p>
+      <w:pPr>
+        <w:pStyle w:val="Heading3"/>
+      </w:pPr>
+      <w:r>
+        <w:t>Transfer practice from the original programme</w:t>
+      </w:r>
+    </w:p>
+    <w:p>
+      <w:pPr>
+        <w:spacing w:line="336" w:lineRule="auto" w:after="180"/>
+      </w:pPr>
+      <w:r>
+        <w:rPr>
+          <w:b w:val="0"/>
+        </w:rPr>
+        <w:t>Design a chapter assistant with one answerable, one ambiguous and one unanswerable query. State the expected behaviour and one mandatory quality criterion.</w:t>
+      </w:r>
+    </w:p>
+    <w:p>
+      <w:pPr>
+        <w:pStyle w:val="Heading3"/>
+      </w:pPr>
+      <w:r>
+        <w:t>Explain the mechanism, evidence and one limit.</w:t>
+      </w:r>
+    </w:p>
+    <w:p>
+      <w:r>
+        <w:t>________________________________________________________________</w:t>
+      </w:r>
+    </w:p>
+    <w:p>
+      <w:r>
+        <w:t>________________________________________________________________</w:t>
+      </w:r>
+    </w:p>
+    <w:p>
+      <w:r>
+        <w:t>________________________________________________________________</w:t>
+      </w:r>
+    </w:p>
+    <w:p>
+      <w:r>
+        <w:t>________________________________________________________________</w:t>
+      </w:r>
+    </w:p>
+    <w:p>
+      <w:r>
+        <w:t>________________________________________________________________</w:t>
+      </w:r>
+    </w:p>
+    <w:p>
+      <w:r>
+        <w:t>________________________________________________________________</w:t>
+      </w:r>
+    </w:p>
+    <w:p>
+      <w:r>
+        <w:t>________________________________________________________________</w:t>
+      </w:r>
+    </w:p>
+    <w:p>
+      <w:pPr>
+        <w:pStyle w:val="Heading3"/>
+      </w:pPr>
+      <w:r>
+        <w:t>Use feedback to improve</w:t>
+      </w:r>
+    </w:p>
+    <w:p>
+      <w:pPr>
+        <w:pStyle w:val="Heading1"/>
+      </w:pPr>
+      <w:r>
+        <w:t>11. Keep the project brief ready for implementation</w:t>
+      </w:r>
+    </w:p>
+    <w:p>
+      <w:r>
+        <w:t>The next build should be traceable to this versioned plan.</w:t>
+      </w:r>
+    </w:p>
+    <w:p>
+      <w:pPr>
+        <w:pStyle w:val="Heading2"/>
+      </w:pPr>
+      <w:r>
+        <w:t>This week’s contribution</w:t>
+      </w:r>
+    </w:p>
+    <w:p>
+      <w:pPr>
+        <w:spacing w:line="336" w:lineRule="auto" w:after="180"/>
+      </w:pPr>
+      <w:r>
+        <w:rPr>
+          <w:b w:val="0"/>
+        </w:rPr>
+        <w:t>For the Verified Study Buddy, freeze a small design version with user need, baseline, corpus IDs, exact response rules, privacy/access boundaries, owner map and requirement-to-test links. Keep known gaps visible. Use the brief to judge the next week’s build, rather than adding features until the original purpose is lost. Save expected behavior separately from implementation results.</w:t>
+      </w:r>
+    </w:p>
+    <w:p>
+      <w:pPr>
+        <w:spacing w:line="336" w:lineRule="auto" w:after="180"/>
+      </w:pPr>
+      <w:r>
+        <w:rPr>
+          <w:b w:val="0"/>
+        </w:rPr>
+        <w:t xml:space="preserve">For your Verified Study Buddy, save the </w:t>
+      </w:r>
+      <w:r>
+        <w:rPr>
+          <w:b/>
+        </w:rPr>
+        <w:t>input</w:t>
+      </w:r>
+      <w:r>
+        <w:rPr>
+          <w:b w:val="0"/>
+        </w:rPr>
+        <w:t>, procedure, observed result and limitation of this check.</w:t>
+      </w:r>
+    </w:p>
+    <w:p>
+      <w:pPr>
+        <w:spacing w:line="336" w:lineRule="auto" w:after="180"/>
+      </w:pPr>
+      <w:r>
+        <w:rPr>
+          <w:b w:val="0"/>
+        </w:rPr>
+        <w:t>Label this worked example as practice; use a different, previously unreviewed case when checking independent understanding.</w:t>
+      </w:r>
+    </w:p>
+    <w:p>
+      <w:pPr>
+        <w:pStyle w:val="Heading2"/>
+      </w:pPr>
+      <w:r>
+        <w:t>Retain checkpoint and human choice</w:t>
+      </w:r>
+    </w:p>
+    <w:p>
+      <w:pPr>
+        <w:spacing w:line="336" w:lineRule="auto" w:after="180"/>
+      </w:pPr>
+      <w:r>
+        <w:rPr>
+          <w:b w:val="0"/>
+        </w:rPr>
+        <w:t>THIS WEEK’S CHECKPOINT  Freeze the Study Buddy v1 design and acceptance tests before implementation.</w:t>
+      </w:r>
+    </w:p>
+    <w:p>
+      <w:pPr>
+        <w:spacing w:line="336" w:lineRule="auto" w:after="180"/>
+      </w:pPr>
+      <w:r>
+        <w:rPr>
+          <w:b w:val="0"/>
+        </w:rPr>
+        <w:t xml:space="preserve">SYSTEM MAP  Learner need → prompt/schema → approved sources/retrieval → model/tool → structured answer → verification → </w:t>
+      </w:r>
+      <w:r>
+        <w:rPr>
+          <w:b/>
+        </w:rPr>
+        <w:t>human decision</w:t>
+      </w:r>
+    </w:p>
+    <w:p>
+      <w:pPr>
+        <w:spacing w:line="336" w:lineRule="auto" w:after="180"/>
+      </w:pPr>
+      <w:r>
+        <w:rPr>
+          <w:b w:val="0"/>
+        </w:rPr>
+        <w:t>What will you add, change, or verify in the project this week?</w:t>
+      </w:r>
+    </w:p>
+    <w:p>
+      <w:pPr>
+        <w:pStyle w:val="Heading3"/>
+      </w:pPr>
+      <w:r>
+        <w:t>Write or draw your reasoning and evidence.</w:t>
+      </w:r>
+    </w:p>
+    <w:p>
+      <w:r>
+        <w:t>________________________________________________________________</w:t>
+      </w:r>
+    </w:p>
+    <w:p>
+      <w:r>
+        <w:t>________________________________________________________________</w:t>
+      </w:r>
+    </w:p>
+    <w:p>
+      <w:r>
+        <w:t>________________________________________________________________</w:t>
+      </w:r>
+    </w:p>
+    <w:p>
+      <w:r>
+        <w:t>________________________________________________________________</w:t>
+      </w:r>
+    </w:p>
+    <w:p>
+      <w:r>
+        <w:t>________________________________________________________________</w:t>
+      </w:r>
+    </w:p>
+    <w:p>
+      <w:pPr>
+        <w:spacing w:line="336" w:lineRule="auto" w:after="180"/>
+      </w:pPr>
+      <w:r>
+        <w:rPr>
+          <w:b w:val="0"/>
+        </w:rPr>
+        <w:t xml:space="preserve">What should remain under </w:t>
+      </w:r>
+      <w:r>
+        <w:rPr>
+          <w:b/>
+        </w:rPr>
+        <w:t>human control</w:t>
+      </w:r>
+      <w:r>
+        <w:rPr>
+          <w:b w:val="0"/>
+        </w:rPr>
+        <w:t>?</w:t>
+      </w:r>
+    </w:p>
+    <w:p>
+      <w:pPr>
+        <w:pStyle w:val="Heading3"/>
+      </w:pPr>
+      <w:r>
+        <w:t>Write or draw your reasoning and evidence.</w:t>
+      </w:r>
+    </w:p>
+    <w:p>
+      <w:r>
+        <w:t>________________________________________________________________</w:t>
+      </w:r>
+    </w:p>
+    <w:p>
+      <w:r>
+        <w:t>________________________________________________________________</w:t>
+      </w:r>
+    </w:p>
+    <w:p>
+      <w:r>
+        <w:t>________________________________________________________________</w:t>
+      </w:r>
+    </w:p>
+    <w:p>
+      <w:r>
+        <w:t>________________________________________________________________</w:t>
+      </w:r>
+    </w:p>
+    <w:p>
+      <w:r>
+        <w:t>________________________________________________________________</w:t>
+      </w:r>
+    </w:p>
+    <w:p>
+      <w:pPr>
+        <w:spacing w:line="336" w:lineRule="auto" w:after="180"/>
+      </w:pPr>
+      <w:r>
+        <w:rPr>
+          <w:b w:val="0"/>
+        </w:rPr>
+        <w:t xml:space="preserve">RESPONSIBLE DESIGN  Collect only necessary information. Show uncertainty and limits. Never confuse fluent </w:t>
+      </w:r>
+      <w:r>
+        <w:rPr>
+          <w:b/>
+        </w:rPr>
+        <w:t>output</w:t>
+      </w:r>
+      <w:r>
+        <w:rPr>
+          <w:b w:val="0"/>
+        </w:rPr>
+        <w:t xml:space="preserve"> with verified truth.</w:t>
+      </w:r>
+    </w:p>
+    <w:p>
+      <w:pPr>
+        <w:pStyle w:val="Heading2"/>
+      </w:pPr>
+      <w:r>
+        <w:t>Earlier wording, alternatives and picture transcripts · reference / check after trying</w:t>
+      </w:r>
+    </w:p>
+    <w:p>
+      <w:pPr>
+        <w:spacing w:line="336" w:lineRule="auto" w:after="180"/>
+      </w:pPr>
+      <w:r>
+        <w:rPr>
+          <w:b w:val="0"/>
+        </w:rPr>
+        <w:t>CUMULATIVE PROJECT</w:t>
+      </w:r>
+    </w:p>
+    <w:p>
+      <w:pPr>
+        <w:spacing w:line="336" w:lineRule="auto" w:after="180"/>
+      </w:pPr>
+      <w:r>
+        <w:rPr>
+          <w:b w:val="0"/>
+        </w:rPr>
+        <w:t>Verified Study Buddy</w:t>
+      </w:r>
+    </w:p>
+    <w:p>
+      <w:pPr>
+        <w:spacing w:line="336" w:lineRule="auto" w:after="180"/>
+      </w:pPr>
+      <w:r>
+        <w:rPr>
+          <w:b w:val="0"/>
+        </w:rPr>
+        <w:t>Every week adds one inspectable piece. The system must show how it reached a result.</w:t>
+      </w:r>
+    </w:p>
+    <w:p>
+      <w:r>
+        <w:drawing>
+          <wp:inline xmlns:a="http://schemas.openxmlformats.org/drawingml/2006/main" xmlns:pic="http://schemas.openxmlformats.org/drawingml/2006/picture">
+            <wp:extent cx="5486400" cy="1901952"/>
+            <wp:docPr id="21" name="Picture 21" descr="Book recommender connection for Capstone Design"/>
+            <wp:cNvGraphicFramePr>
+              <a:graphicFrameLocks noChangeAspect="1"/>
+            </wp:cNvGraphicFramePr>
+            <a:graphic>
+              <a:graphicData uri="http://schemas.openxmlformats.org/drawingml/2006/picture">
+                <pic:pic>
+                  <pic:nvPicPr>
+                    <pic:cNvPr id="0" name="a62050e88632a66ce23af3c9889852985eea031869c2ad90169866c7e3bac241.png"/>
+                    <pic:cNvPicPr/>
+                  </pic:nvPicPr>
+                  <pic:blipFill>
+                    <a:blip r:embed="rId24"/>
+                    <a:stretch>
+                      <a:fillRect/>
+                    </a:stretch>
+                  </pic:blipFill>
+                  <pic:spPr>
+                    <a:xfrm>
+                      <a:off x="0" y="0"/>
+                      <a:ext cx="5486400" cy="1901952"/>
+                    </a:xfrm>
+                    <a:prstGeom prst="rect"/>
+                  </pic:spPr>
+                </pic:pic>
+              </a:graphicData>
+            </a:graphic>
+          </wp:inline>
+        </w:drawing>
+      </w:r>
+    </w:p>
+    <w:p>
+      <w:pPr>
+        <w:pStyle w:val="Heading3"/>
+      </w:pPr>
+      <w:r>
+        <w:t>Evidence for your project</w:t>
+      </w:r>
+    </w:p>
+    <w:p>
+      <w:pPr>
+        <w:pStyle w:val="Heading1"/>
+      </w:pPr>
+      <w:r>
+        <w:t>16. Finish: name the requirement, source, owner and test</w:t>
+      </w:r>
+    </w:p>
+    <w:p>
+      <w:r>
+        <w:t>A testable plan remains distinct from a verified build.</w:t>
+      </w:r>
+    </w:p>
+    <w:p>
+      <w:pPr>
+        <w:pStyle w:val="Heading2"/>
+      </w:pPr>
+      <w:r>
+        <w:t>Explain without notes</w:t>
+      </w:r>
+    </w:p>
+    <w:p>
+      <w:pPr>
+        <w:pStyle w:val="ListBullet"/>
+      </w:pPr>
+      <w:r>
+        <w:t>Close your notes. Explain this goal in your own words: Explain the mechanism and terminology of capstone requirements and corpus</w:t>
+      </w:r>
+    </w:p>
+    <w:p>
+      <w:pPr>
+        <w:pStyle w:val="Heading3"/>
+      </w:pPr>
+      <w:r>
+        <w:t>My deciding step, evidence and one remaining question</w:t>
+      </w:r>
+    </w:p>
+    <w:p>
+      <w:r>
+        <w:t>________________________________________________________________</w:t>
+      </w:r>
+    </w:p>
+    <w:p>
+      <w:r>
+        <w:t>________________________________________________________________</w:t>
+      </w:r>
+    </w:p>
+    <w:p>
+      <w:r>
+        <w:t>________________________________________________________________</w:t>
+      </w:r>
+    </w:p>
+    <w:p>
+      <w:r>
+        <w:t>________________________________________________________________</w:t>
+      </w:r>
+    </w:p>
+    <w:p>
+      <w:r>
+        <w:t>________________________________________________________________</w:t>
+      </w:r>
+    </w:p>
+    <w:p>
+      <w:pPr>
+        <w:pStyle w:val="Heading2"/>
+      </w:pPr>
+      <w:r>
+        <w:t>Plan a changed-case return</w:t>
+      </w:r>
+    </w:p>
+    <w:p>
+      <w:pPr>
+        <w:spacing w:line="336" w:lineRule="auto" w:after="180"/>
+      </w:pPr>
+      <w:r>
+        <w:rPr>
+          <w:b w:val="0"/>
+        </w:rPr>
+        <w:t xml:space="preserve">If you are unsure, return to the worked picture and explain one arrow. If you are ready, change an </w:t>
+      </w:r>
+      <w:r>
+        <w:rPr>
+          <w:b/>
+        </w:rPr>
+        <w:t>input</w:t>
+      </w:r>
+      <w:r>
+        <w:rPr>
+          <w:b w:val="0"/>
+        </w:rPr>
+        <w:t xml:space="preserve"> or assumption and justify your </w:t>
+      </w:r>
+      <w:r>
+        <w:rPr>
+          <w:b/>
+        </w:rPr>
+        <w:t>prediction</w:t>
+      </w:r>
+      <w:r>
+        <w:rPr>
+          <w:b w:val="0"/>
+        </w:rPr>
+        <w:t>.</w:t>
+      </w:r>
+    </w:p>
+    <w:p>
+      <w:pPr>
+        <w:spacing w:line="336" w:lineRule="auto" w:after="180"/>
+      </w:pPr>
+      <w:r>
+        <w:rPr>
+          <w:b w:val="0"/>
+        </w:rPr>
+        <w:t xml:space="preserve">Save your workbook </w:t>
+      </w:r>
+      <w:r>
+        <w:rPr>
+          <w:b/>
+        </w:rPr>
+        <w:t>evidence</w:t>
+      </w:r>
+      <w:r>
+        <w:rPr>
+          <w:b w:val="0"/>
+        </w:rPr>
+        <w:t>. At the next review, try a different case before opening your old answer.</w:t>
+      </w:r>
+    </w:p>
+    <w:p>
+      <w:pPr>
+        <w:pStyle w:val="Heading1"/>
+      </w:pPr>
+      <w:r>
+        <w:t>Reference bank and extra practice</w:t>
+      </w:r>
+    </w:p>
+    <w:p>
+      <w:pPr>
+        <w:pStyle w:val="Heading1"/>
+      </w:pPr>
+      <w:r>
+        <w:t>05. Your quick word guide</w:t>
+      </w:r>
+    </w:p>
+    <w:p>
+      <w:r>
+        <w:t>Use the words to explain a particular step, record or limit.</w:t>
+      </w:r>
+    </w:p>
+    <w:p>
+      <w:pPr>
+        <w:pStyle w:val="Heading2"/>
+      </w:pPr>
+      <w:r>
+        <w:t>Core vocabulary</w:t>
+      </w:r>
+    </w:p>
+    <w:tbl>
+      <w:tblPr>
+        <w:tblStyle w:val="LightShading-Accent1"/>
+        <w:tblW w:type="auto" w:w="0"/>
+        <w:tblLook w:firstColumn="1" w:firstRow="1" w:lastColumn="0" w:lastRow="0" w:noHBand="0" w:noVBand="1" w:val="04A0"/>
+      </w:tblPr>
+      <w:tblGrid>
+        <w:gridCol w:w="3408"/>
+        <w:gridCol w:w="3408"/>
+        <w:gridCol w:w="3408"/>
+      </w:tblGrid>
+      <w:tr>
+        <w:trPr>
+          <w:tblHeader/>
+        </w:trPr>
+        <w:tc>
+          <w:tcPr>
+            <w:tcW w:type="dxa" w:w="3408"/>
+          </w:tcPr>
+          <w:p>
+            <w:r>
+              <w:t>Word</w:t>
+            </w:r>
+          </w:p>
+        </w:tc>
+        <w:tc>
+          <w:tcPr>
+            <w:tcW w:type="dxa" w:w="3408"/>
+          </w:tcPr>
+          <w:p>
+            <w:r>
+              <w:t>My own example</w:t>
+            </w:r>
+          </w:p>
+        </w:tc>
+        <w:tc>
+          <w:tcPr>
+            <w:tcW w:type="dxa" w:w="3408"/>
+          </w:tcPr>
+          <w:p>
+            <w:r>
+              <w:t>Not this / boundary</w:t>
+            </w:r>
+          </w:p>
+        </w:tc>
+      </w:tr>
+      <w:tr>
+        <w:tc>
+          <w:tcPr>
+            <w:tcW w:type="dxa" w:w="3408"/>
+          </w:tcPr>
+          <w:p>
+            <w:r>
+              <w:t>requirement</w:t>
+            </w:r>
+          </w:p>
+        </w:tc>
+        <w:tc>
+          <w:tcPr>
+            <w:tcW w:type="dxa" w:w="3408"/>
+          </w:tcPr>
+          <w:p>
+            <w:r>
+              <w:t>A behaviour or condition the proposed system must satisfy.</w:t>
+            </w:r>
+          </w:p>
+        </w:tc>
+        <w:tc>
+          <w:tcPr>
+            <w:tcW w:type="dxa" w:w="3408"/>
+          </w:tcPr>
+          <w:p>
+            <w:r/>
+          </w:p>
+        </w:tc>
+      </w:tr>
+      <w:tr>
+        <w:tc>
+          <w:tcPr>
+            <w:tcW w:type="dxa" w:w="3408"/>
+          </w:tcPr>
+          <w:p>
+            <w:r>
+              <w:t>success measure</w:t>
+            </w:r>
+          </w:p>
+        </w:tc>
+        <w:tc>
+          <w:tcPr>
+            <w:tcW w:type="dxa" w:w="3408"/>
+          </w:tcPr>
+          <w:p>
+            <w:r>
+              <w:t>An observable quantity or criterion used to decide whether a task was achieved.</w:t>
+            </w:r>
+          </w:p>
+        </w:tc>
+        <w:tc>
+          <w:tcPr>
+            <w:tcW w:type="dxa" w:w="3408"/>
+          </w:tcPr>
+          <w:p>
+            <w:r/>
+          </w:p>
+        </w:tc>
+      </w:tr>
+      <w:tr>
+        <w:tc>
+          <w:tcPr>
+            <w:tcW w:type="dxa" w:w="3408"/>
+          </w:tcPr>
+          <w:p>
+            <w:r>
+              <w:t>risk register</w:t>
+            </w:r>
+          </w:p>
+        </w:tc>
+        <w:tc>
+          <w:tcPr>
+            <w:tcW w:type="dxa" w:w="3408"/>
+          </w:tcPr>
+          <w:p>
+            <w:r>
+              <w:t>A record of identified risks, their consequences, mitigations and responsible reviewers.</w:t>
+            </w:r>
+          </w:p>
+        </w:tc>
+        <w:tc>
+          <w:tcPr>
+            <w:tcW w:type="dxa" w:w="3408"/>
+          </w:tcPr>
+          <w:p>
+            <w:r/>
+          </w:p>
+        </w:tc>
+      </w:tr>
+      <w:tr>
+        <w:tc>
+          <w:tcPr>
+            <w:tcW w:type="dxa" w:w="3408"/>
+          </w:tcPr>
+          <w:p>
+            <w:r>
+              <w:t>design review</w:t>
+            </w:r>
+          </w:p>
+        </w:tc>
+        <w:tc>
+          <w:tcPr>
+            <w:tcW w:type="dxa" w:w="3408"/>
+          </w:tcPr>
+          <w:p>
+            <w:r>
+              <w:t>An examination of a proposed system against its requirements before proceeding.</w:t>
+            </w:r>
+          </w:p>
+        </w:tc>
+        <w:tc>
+          <w:tcPr>
+            <w:tcW w:type="dxa" w:w="3408"/>
+          </w:tcPr>
+          <w:p>
+            <w:r/>
+          </w:p>
+        </w:tc>
+      </w:tr>
+    </w:tbl>
+    <w:p>
+      <w:pPr>
+        <w:pStyle w:val="Heading2"/>
+      </w:pPr>
+      <w:r>
+        <w:t>Terms for the connected explanation</w:t>
+      </w:r>
+    </w:p>
+    <w:tbl>
+      <w:tblPr>
+        <w:tblStyle w:val="LightShading-Accent1"/>
+        <w:tblW w:type="auto" w:w="0"/>
+        <w:tblLook w:firstColumn="1" w:firstRow="1" w:lastColumn="0" w:lastRow="0" w:noHBand="0" w:noVBand="1" w:val="04A0"/>
+      </w:tblPr>
+      <w:tblGrid>
+        <w:gridCol w:w="5112"/>
+        <w:gridCol w:w="5112"/>
+      </w:tblGrid>
+      <w:tr>
+        <w:trPr>
+          <w:tblHeader/>
+        </w:trPr>
+        <w:tc>
+          <w:tcPr>
+            <w:tcW w:type="dxa" w:w="5112"/>
+          </w:tcPr>
+          <w:p>
+            <w:r>
+              <w:t>Word</w:t>
+            </w:r>
+          </w:p>
+        </w:tc>
+        <w:tc>
+          <w:tcPr>
+            <w:tcW w:type="dxa" w:w="5112"/>
+          </w:tcPr>
+          <w:p>
+            <w:r>
+              <w:t>Meaning</w:t>
+            </w:r>
+          </w:p>
+        </w:tc>
+      </w:tr>
+      <w:tr>
+        <w:tc>
+          <w:tcPr>
+            <w:tcW w:type="dxa" w:w="5112"/>
+          </w:tcPr>
+          <w:p>
+            <w:r>
+              <w:t>Corpus manifest</w:t>
+            </w:r>
+          </w:p>
+        </w:tc>
+        <w:tc>
+          <w:tcPr>
+            <w:tcW w:type="dxa" w:w="5112"/>
+          </w:tcPr>
+          <w:p>
+            <w:r>
+              <w:t>An inventory of source IDs, versions and access roles</w:t>
+            </w:r>
+          </w:p>
+        </w:tc>
+      </w:tr>
+      <w:tr>
+        <w:tc>
+          <w:tcPr>
+            <w:tcW w:type="dxa" w:w="5112"/>
+          </w:tcPr>
+          <w:p>
+            <w:r>
+              <w:t>Baseline procedure</w:t>
+            </w:r>
+          </w:p>
+        </w:tc>
+        <w:tc>
+          <w:tcPr>
+            <w:tcW w:type="dxa" w:w="5112"/>
+          </w:tcPr>
+          <w:p>
+            <w:r>
+              <w:t>A credible reference process on the same task</w:t>
+            </w:r>
+          </w:p>
+        </w:tc>
+      </w:tr>
+    </w:tbl>
+    <w:p>
+      <w:pPr>
+        <w:pStyle w:val="Heading2"/>
+      </w:pPr>
+      <w:r>
+        <w:t>Earlier wording, alternatives and picture transcripts · reference / check after trying</w:t>
+      </w:r>
+    </w:p>
+    <w:p>
+      <w:pPr>
+        <w:spacing w:line="336" w:lineRule="auto" w:after="180"/>
+      </w:pPr>
+      <w:r>
+        <w:rPr>
+          <w:b w:val="0"/>
+        </w:rPr>
+        <w:t>VOCABULARY LAB</w:t>
+      </w:r>
+    </w:p>
+    <w:p>
+      <w:pPr>
+        <w:spacing w:line="336" w:lineRule="auto" w:after="180"/>
+      </w:pPr>
+      <w:r>
+        <w:rPr>
+          <w:b w:val="0"/>
+        </w:rPr>
+        <w:t>Words You Can Use to Reason</w:t>
+      </w:r>
+    </w:p>
+    <w:p>
+      <w:pPr>
+        <w:spacing w:line="336" w:lineRule="auto" w:after="180"/>
+      </w:pPr>
+      <w:r>
+        <w:rPr>
+          <w:b w:val="0"/>
+        </w:rPr>
+        <w:t>A definition matters when you can recognize the idea, use it, and contrast it with a near-miss.</w:t>
+      </w:r>
+    </w:p>
+    <w:p>
+      <w:r>
+        <w:drawing>
+          <wp:inline xmlns:a="http://schemas.openxmlformats.org/drawingml/2006/main" xmlns:pic="http://schemas.openxmlformats.org/drawingml/2006/picture">
+            <wp:extent cx="5486400" cy="3200400"/>
+            <wp:docPr id="22" name="Picture 22" descr="Vocabulary badge: requirement"/>
+            <wp:cNvGraphicFramePr>
+              <a:graphicFrameLocks noChangeAspect="1"/>
+            </wp:cNvGraphicFramePr>
+            <a:graphic>
+              <a:graphicData uri="http://schemas.openxmlformats.org/drawingml/2006/picture">
+                <pic:pic>
+                  <pic:nvPicPr>
+                    <pic:cNvPr id="0" name="98c830bd5117851c8f1ed7f782599a924e3ee3c14ff9fded2d2774a4d65736d5.png"/>
+                    <pic:cNvPicPr/>
+                  </pic:nvPicPr>
+                  <pic:blipFill>
+                    <a:blip r:embed="rId25"/>
+                    <a:stretch>
+                      <a:fillRect/>
+                    </a:stretch>
+                  </pic:blipFill>
+                  <pic:spPr>
+                    <a:xfrm>
+                      <a:off x="0" y="0"/>
+                      <a:ext cx="5486400" cy="3200400"/>
+                    </a:xfrm>
+                    <a:prstGeom prst="rect"/>
+                  </pic:spPr>
+                </pic:pic>
+              </a:graphicData>
+            </a:graphic>
+          </wp:inline>
+        </w:drawing>
+      </w:r>
+    </w:p>
+    <w:p>
+      <w:r>
+        <w:drawing>
+          <wp:inline xmlns:a="http://schemas.openxmlformats.org/drawingml/2006/main" xmlns:pic="http://schemas.openxmlformats.org/drawingml/2006/picture">
+            <wp:extent cx="5486400" cy="3200400"/>
+            <wp:docPr id="23" name="Picture 23" descr="Vocabulary badge: success measure"/>
+            <wp:cNvGraphicFramePr>
+              <a:graphicFrameLocks noChangeAspect="1"/>
+            </wp:cNvGraphicFramePr>
+            <a:graphic>
+              <a:graphicData uri="http://schemas.openxmlformats.org/drawingml/2006/picture">
+                <pic:pic>
+                  <pic:nvPicPr>
+                    <pic:cNvPr id="0" name="46bbc7f1af7a3737046c0c5098880fbaeee68ae8f2e3f899f14c971b0c72e720.png"/>
+                    <pic:cNvPicPr/>
+                  </pic:nvPicPr>
+                  <pic:blipFill>
+                    <a:blip r:embed="rId26"/>
+                    <a:stretch>
+                      <a:fillRect/>
+                    </a:stretch>
+                  </pic:blipFill>
+                  <pic:spPr>
+                    <a:xfrm>
+                      <a:off x="0" y="0"/>
+                      <a:ext cx="5486400" cy="3200400"/>
+                    </a:xfrm>
+                    <a:prstGeom prst="rect"/>
+                  </pic:spPr>
+                </pic:pic>
+              </a:graphicData>
+            </a:graphic>
+          </wp:inline>
+        </w:drawing>
+      </w:r>
+    </w:p>
+    <w:p>
+      <w:r>
+        <w:drawing>
+          <wp:inline xmlns:a="http://schemas.openxmlformats.org/drawingml/2006/main" xmlns:pic="http://schemas.openxmlformats.org/drawingml/2006/picture">
+            <wp:extent cx="5486400" cy="3200400"/>
+            <wp:docPr id="24" name="Picture 24" descr="Vocabulary badge: risk register"/>
+            <wp:cNvGraphicFramePr>
+              <a:graphicFrameLocks noChangeAspect="1"/>
+            </wp:cNvGraphicFramePr>
+            <a:graphic>
+              <a:graphicData uri="http://schemas.openxmlformats.org/drawingml/2006/picture">
+                <pic:pic>
+                  <pic:nvPicPr>
+                    <pic:cNvPr id="0" name="3efbea1ff8f58467af90799b748ecf85f58fa9826a6bd3ce84b5e32ac4a26ac7.png"/>
+                    <pic:cNvPicPr/>
+                  </pic:nvPicPr>
+                  <pic:blipFill>
+                    <a:blip r:embed="rId27"/>
+                    <a:stretch>
+                      <a:fillRect/>
+                    </a:stretch>
+                  </pic:blipFill>
+                  <pic:spPr>
+                    <a:xfrm>
+                      <a:off x="0" y="0"/>
+                      <a:ext cx="5486400" cy="3200400"/>
+                    </a:xfrm>
+                    <a:prstGeom prst="rect"/>
+                  </pic:spPr>
+                </pic:pic>
+              </a:graphicData>
+            </a:graphic>
+          </wp:inline>
+        </w:drawing>
+      </w:r>
+    </w:p>
+    <w:p>
+      <w:r>
+        <w:drawing>
+          <wp:inline xmlns:a="http://schemas.openxmlformats.org/drawingml/2006/main" xmlns:pic="http://schemas.openxmlformats.org/drawingml/2006/picture">
+            <wp:extent cx="5486400" cy="3200400"/>
+            <wp:docPr id="25" name="Picture 25" descr="Vocabulary badge: design review"/>
+            <wp:cNvGraphicFramePr>
+              <a:graphicFrameLocks noChangeAspect="1"/>
+            </wp:cNvGraphicFramePr>
+            <a:graphic>
+              <a:graphicData uri="http://schemas.openxmlformats.org/drawingml/2006/picture">
+                <pic:pic>
+                  <pic:nvPicPr>
+                    <pic:cNvPr id="0" name="712e8800ba1c2ca0bbbdbe4e6c18b83e941f5e1fd5d353b4d50fe5aded4fbd17.png"/>
+                    <pic:cNvPicPr/>
+                  </pic:nvPicPr>
+                  <pic:blipFill>
+                    <a:blip r:embed="rId28"/>
+                    <a:stretch>
+                      <a:fillRect/>
+                    </a:stretch>
+                  </pic:blipFill>
+                  <pic:spPr>
+                    <a:xfrm>
+                      <a:off x="0" y="0"/>
+                      <a:ext cx="5486400" cy="3200400"/>
+                    </a:xfrm>
+                    <a:prstGeom prst="rect"/>
+                  </pic:spPr>
+                </pic:pic>
+              </a:graphicData>
+            </a:graphic>
+          </wp:inline>
+        </w:drawing>
+      </w:r>
+    </w:p>
+    <w:p>
+      <w:pPr>
+        <w:pStyle w:val="Heading3"/>
+      </w:pPr>
+      <w:r>
+        <w:t>Words used in the closer explanation</w:t>
+      </w:r>
+    </w:p>
+    <w:p>
+      <w:pPr>
+        <w:pStyle w:val="Heading1"/>
+      </w:pPr>
+      <w:r>
+        <w:t>10. Choose a stronger thinking challenge</w:t>
+      </w:r>
+    </w:p>
+    <w:p>
+      <w:r>
+        <w:t>Choose the next useful challenge rather than treating the whole ladder as compulsory.</w:t>
+      </w:r>
+    </w:p>
+    <w:p>
+      <w:pPr>
+        <w:pStyle w:val="Heading2"/>
+      </w:pPr>
+      <w:r>
+        <w:t>Pick your next step</w:t>
+      </w:r>
+    </w:p>
+    <w:p>
+      <w:pPr>
+        <w:pStyle w:val="ListBullet"/>
+      </w:pPr>
+      <w:r>
+        <w:t>1 • NAME: Define the concept without repeating the textbook.</w:t>
+      </w:r>
+    </w:p>
+    <w:p>
+      <w:pPr>
+        <w:pStyle w:val="ListBullet"/>
+      </w:pPr>
+      <w:r>
+        <w:t>2 • TRACE: Show the information, state, branch, calculation, or evidence path.</w:t>
+      </w:r>
+    </w:p>
+    <w:p>
+      <w:pPr>
+        <w:pStyle w:val="ListBullet"/>
+      </w:pPr>
+      <w:r>
+        <w:t>3 • APPLY: Solve a different example independently.</w:t>
+      </w:r>
+    </w:p>
+    <w:p>
+      <w:pPr>
+        <w:pStyle w:val="ListBullet"/>
+      </w:pPr>
+      <w:r>
+        <w:t>4 • CHALLENGE: Find a boundary case, counterexample, or unfair outcome.</w:t>
+      </w:r>
+    </w:p>
+    <w:p>
+      <w:pPr>
+        <w:pStyle w:val="ListBullet"/>
+      </w:pPr>
+      <w:r>
+        <w:t>5 • EXPLAIN LIMITS: Say when the result should not be trusted or used alone.</w:t>
+      </w:r>
+    </w:p>
+    <w:p>
+      <w:pPr>
+        <w:pStyle w:val="ListBullet"/>
+      </w:pPr>
+      <w:r>
+        <w:t>My strongest evidence of independent understanding:</w:t>
+      </w:r>
+    </w:p>
+    <w:p>
+      <w:pPr>
+        <w:pStyle w:val="Heading3"/>
+      </w:pPr>
+      <w:r>
+        <w:t>Write or draw your reasoning and evidence.</w:t>
+      </w:r>
+    </w:p>
+    <w:p>
+      <w:r>
+        <w:t>________________________________________________________________</w:t>
+      </w:r>
+    </w:p>
+    <w:p>
+      <w:r>
+        <w:t>________________________________________________________________</w:t>
+      </w:r>
+    </w:p>
+    <w:p>
+      <w:r>
+        <w:t>________________________________________________________________</w:t>
+      </w:r>
+    </w:p>
+    <w:p>
+      <w:r>
+        <w:t>________________________________________________________________</w:t>
+      </w:r>
+    </w:p>
+    <w:p>
+      <w:r>
+        <w:t>________________________________________________________________</w:t>
+      </w:r>
+    </w:p>
+    <w:p>
+      <w:pPr>
+        <w:pStyle w:val="Heading2"/>
+      </w:pPr>
+      <w:r>
+        <w:t>Earlier wording, alternatives and picture transcripts · reference / check after trying</w:t>
+      </w:r>
+    </w:p>
+    <w:p>
+      <w:pPr>
+        <w:spacing w:line="336" w:lineRule="auto" w:after="180"/>
+      </w:pPr>
+      <w:r>
+        <w:rPr>
+          <w:b w:val="0"/>
         </w:rPr>
         <w:t>MASTERY</w:t>
       </w:r>
@@ -4207,7 +6014,7 @@
         <w:drawing>
           <wp:inline xmlns:a="http://schemas.openxmlformats.org/drawingml/2006/main" xmlns:pic="http://schemas.openxmlformats.org/drawingml/2006/picture">
             <wp:extent cx="5486400" cy="1719072"/>
-            <wp:docPr id="19" name="Picture 19" descr="Mastery ladder for Capstone Design"/>
+            <wp:docPr id="26" name="Picture 26" descr="Mastery ladder for Capstone Design"/>
             <wp:cNvGraphicFramePr>
               <a:graphicFrameLocks noChangeAspect="1"/>
             </wp:cNvGraphicFramePr>
@@ -4219,7 +6026,7 @@
                     <pic:cNvPicPr/>
                   </pic:nvPicPr>
                   <pic:blipFill>
-                    <a:blip r:embed="rId26"/>
+                    <a:blip r:embed="rId29"/>
                     <a:stretch>
                       <a:fillRect/>
                     </a:stretch>
@@ -4240,24 +6047,144 @@
     </w:p>
     <w:p>
       <w:pPr>
+        <w:pStyle w:val="Heading1"/>
+      </w:pPr>
+      <w:r>
+        <w:t>12. Reference: check your explanation</w:t>
+      </w:r>
+    </w:p>
+    <w:p>
+      <w:r>
+        <w:t>Use after practice. Design the new science-note request behavior independently is the selected independent case.</w:t>
+      </w:r>
+    </w:p>
+    <w:p>
+      <w:pPr>
+        <w:pStyle w:val="Heading2"/>
+      </w:pPr>
+      <w:r>
+        <w:t>Check the evidence and its limit</w:t>
+      </w:r>
+    </w:p>
+    <w:p>
+      <w:pPr>
+        <w:pStyle w:val="ListBullet"/>
+      </w:pPr>
+      <w:r>
+        <w:t>1. My fresh example, trace, calculation, or design:</w:t>
+      </w:r>
+    </w:p>
+    <w:p>
+      <w:pPr>
+        <w:pStyle w:val="Heading3"/>
+      </w:pPr>
+      <w:r>
+        <w:t>Write or draw your reasoning and evidence.</w:t>
+      </w:r>
+    </w:p>
+    <w:p>
+      <w:r>
+        <w:t>________________________________________________________________</w:t>
+      </w:r>
+    </w:p>
+    <w:p>
+      <w:r>
+        <w:t>________________________________________________________________</w:t>
+      </w:r>
+    </w:p>
+    <w:p>
+      <w:r>
+        <w:t>________________________________________________________________</w:t>
+      </w:r>
+    </w:p>
+    <w:p>
+      <w:r>
+        <w:t>________________________________________________________________</w:t>
+      </w:r>
+    </w:p>
+    <w:p>
+      <w:r>
+        <w:t>________________________________________________________________</w:t>
+      </w:r>
+    </w:p>
+    <w:p>
+      <w:pPr>
+        <w:pStyle w:val="ListBullet"/>
+      </w:pPr>
+      <w:r>
+        <w:t>2. My evidence that it works (include a boundary or missing-data case):</w:t>
+      </w:r>
+    </w:p>
+    <w:p>
+      <w:pPr>
+        <w:pStyle w:val="Heading3"/>
+      </w:pPr>
+      <w:r>
+        <w:t>Write or draw your reasoning and evidence.</w:t>
+      </w:r>
+    </w:p>
+    <w:p>
+      <w:r>
+        <w:t>________________________________________________________________</w:t>
+      </w:r>
+    </w:p>
+    <w:p>
+      <w:r>
+        <w:t>________________________________________________________________</w:t>
+      </w:r>
+    </w:p>
+    <w:p>
+      <w:r>
+        <w:t>________________________________________________________________</w:t>
+      </w:r>
+    </w:p>
+    <w:p>
+      <w:r>
+        <w:t>________________________________________________________________</w:t>
+      </w:r>
+    </w:p>
+    <w:p>
+      <w:r>
+        <w:t>________________________________________________________________</w:t>
+      </w:r>
+    </w:p>
+    <w:p>
+      <w:pPr>
+        <w:pStyle w:val="ListBullet"/>
+      </w:pPr>
+      <w:r>
+        <w:t>3. One limitation, fairness concern, or situation needing human review:</w:t>
+      </w:r>
+    </w:p>
+    <w:p>
+      <w:pPr>
+        <w:pStyle w:val="Heading2"/>
+      </w:pPr>
+      <w:r>
+        <w:t>Self-check and record</w:t>
+      </w:r>
+    </w:p>
+    <w:p>
+      <w:pPr>
         <w:spacing w:line="336" w:lineRule="auto" w:after="180"/>
       </w:pPr>
       <w:r>
         <w:rPr>
           <w:b w:val="0"/>
         </w:rPr>
-        <w:t>1 • NAME: Define the concept without repeating the textbook.</w:t>
-      </w:r>
-    </w:p>
-    <w:p>
-      <w:pPr>
-        <w:spacing w:line="336" w:lineRule="auto" w:after="180"/>
-      </w:pPr>
+        <w:t xml:space="preserve">SELF-CHECK  □ I explained the </w:t>
+      </w:r>
+      <w:r>
+        <w:rPr>
+          <w:b/>
+        </w:rPr>
+        <w:t>mechanism</w:t>
+      </w:r>
       <w:r>
         <w:rPr>
           <w:b w:val="0"/>
         </w:rPr>
-        <w:t xml:space="preserve">2 • TRACE: Show the information, state, branch, calculation, or </w:t>
+        <w:t xml:space="preserve">  □ I used </w:t>
       </w:r>
       <w:r>
         <w:rPr>
@@ -4269,7 +6196,15 @@
         <w:rPr>
           <w:b w:val="0"/>
         </w:rPr>
-        <w:t xml:space="preserve"> path.</w:t>
+        <w:t xml:space="preserve">  □ I tested a fresh case  □ I named a limitation  □ I can answer ‘why?’</w:t>
+      </w:r>
+    </w:p>
+    <w:p>
+      <w:pPr>
+        <w:pStyle w:val="Heading2"/>
+      </w:pPr>
+      <w:r>
+        <w:t>Earlier wording, alternatives and picture transcripts · reference / check after trying</w:t>
       </w:r>
     </w:p>
     <w:p>
@@ -4280,7 +6215,7 @@
         <w:rPr>
           <w:b w:val="0"/>
         </w:rPr>
-        <w:t>3 • APPLY: Solve a different example independently.</w:t>
+        <w:t>INDEPENDENT MASTERY PROOF</w:t>
       </w:r>
     </w:p>
     <w:p>
@@ -4291,7 +6226,7 @@
         <w:rPr>
           <w:b w:val="0"/>
         </w:rPr>
-        <w:t>4 • CHALLENGE: Find a boundary case, counterexample, or unfair outcome.</w:t>
+        <w:t>Checklist for explaining this week’s idea</w:t>
       </w:r>
     </w:p>
     <w:p>
@@ -4302,109 +6237,7 @@
         <w:rPr>
           <w:b w:val="0"/>
         </w:rPr>
-        <w:t>5 • EXPLAIN LIMITS: Say when the result should not be trusted or used alone.</w:t>
-      </w:r>
-    </w:p>
-    <w:p>
-      <w:pPr>
-        <w:spacing w:line="336" w:lineRule="auto" w:after="180"/>
-      </w:pPr>
-      <w:r>
-        <w:rPr>
-          <w:b w:val="0"/>
-        </w:rPr>
-        <w:t xml:space="preserve">My strongest </w:t>
-      </w:r>
-      <w:r>
-        <w:rPr>
-          <w:b/>
-        </w:rPr>
-        <w:t>evidence</w:t>
-      </w:r>
-      <w:r>
-        <w:rPr>
-          <w:b w:val="0"/>
-        </w:rPr>
-        <w:t xml:space="preserve"> of independent understanding:</w:t>
-      </w:r>
-    </w:p>
-    <w:p>
-      <w:pPr>
-        <w:pStyle w:val="Heading3"/>
-      </w:pPr>
-      <w:r>
-        <w:t>Write or draw your reasoning and evidence.</w:t>
-      </w:r>
-    </w:p>
-    <w:p>
-      <w:r>
-        <w:t>________________________________________________________________</w:t>
-      </w:r>
-    </w:p>
-    <w:p>
-      <w:r>
-        <w:t>________________________________________________________________</w:t>
-      </w:r>
-    </w:p>
-    <w:p>
-      <w:r>
-        <w:t>________________________________________________________________</w:t>
-      </w:r>
-    </w:p>
-    <w:p>
-      <w:r>
-        <w:t>________________________________________________________________</w:t>
-      </w:r>
-    </w:p>
-    <w:p>
-      <w:r>
-        <w:t>________________________________________________________________</w:t>
-      </w:r>
-    </w:p>
-    <w:p>
-      <w:pPr>
-        <w:pStyle w:val="Heading1"/>
-      </w:pPr>
-      <w:r>
-        <w:t>11. Connect your project</w:t>
-      </w:r>
-    </w:p>
-    <w:p>
-      <w:r>
-        <w:t>Apply this week’s idea to Verified Study Buddy. Keep an annotated decision and the evidence supporting it.</w:t>
-      </w:r>
-    </w:p>
-    <w:p>
-      <w:pPr>
-        <w:spacing w:line="336" w:lineRule="auto" w:after="180"/>
-      </w:pPr>
-      <w:r>
-        <w:rPr>
-          <w:b/>
-        </w:rPr>
-        <w:t>CUMULATIVE PROJECT</w:t>
-      </w:r>
-    </w:p>
-    <w:p>
-      <w:pPr>
-        <w:spacing w:line="336" w:lineRule="auto" w:after="180"/>
-      </w:pPr>
-      <w:r>
-        <w:rPr>
-          <w:b w:val="0"/>
-        </w:rPr>
-        <w:t>Verified Study Buddy</w:t>
-      </w:r>
-    </w:p>
-    <w:p>
-      <w:pPr>
-        <w:spacing w:line="336" w:lineRule="auto" w:after="180"/>
-      </w:pPr>
-      <w:r>
-        <w:rPr>
-          <w:b w:val="0"/>
-        </w:rPr>
-        <w:t>Every week adds one inspectable piece. The system must show how it reached a result.</w:t>
+        <w:t>Use after practice. Design the new science-note request behavior independently is the selected independent case.</w:t>
       </w:r>
     </w:p>
     <w:p>
@@ -4412,7 +6245,7 @@
         <w:drawing>
           <wp:inline xmlns:a="http://schemas.openxmlformats.org/drawingml/2006/main" xmlns:pic="http://schemas.openxmlformats.org/drawingml/2006/picture">
             <wp:extent cx="5486400" cy="1901952"/>
-            <wp:docPr id="20" name="Picture 20" descr="Book recommender connection for Capstone Design"/>
+            <wp:docPr id="27" name="Picture 27" descr="Independent proof graphic for Capstone Design"/>
             <wp:cNvGraphicFramePr>
               <a:graphicFrameLocks noChangeAspect="1"/>
             </wp:cNvGraphicFramePr>
@@ -4420,11 +6253,11 @@
               <a:graphicData uri="http://schemas.openxmlformats.org/drawingml/2006/picture">
                 <pic:pic>
                   <pic:nvPicPr>
-                    <pic:cNvPr id="0" name="a62050e88632a66ce23af3c9889852985eea031869c2ad90169866c7e3bac241.png"/>
+                    <pic:cNvPr id="0" name="9ecdb707b8ed8343af930245c16b89d10d37bddcc0159f04caeb679b4353b890.png"/>
                     <pic:cNvPicPr/>
                   </pic:nvPicPr>
                   <pic:blipFill>
-                    <a:blip r:embed="rId27"/>
+                    <a:blip r:embed="rId30"/>
                     <a:stretch>
                       <a:fillRect/>
                     </a:stretch>
@@ -4451,7 +6284,7 @@
         <w:rPr>
           <w:b w:val="0"/>
         </w:rPr>
-        <w:t>THIS WEEK’S CHECKPOINT  Freeze the Study Buddy v1 design and acceptance tests before implementation.</w:t>
+        <w:t>EXPLANATION CHECK  Require source-supported definitions, standalone ambiguity handling and explicit missing-weather fallback.</w:t>
       </w:r>
     </w:p>
     <w:p>
@@ -4459,381 +6292,64 @@
         <w:pStyle w:val="Heading3"/>
       </w:pPr>
       <w:r>
-        <w:t>Trace the system</w:t>
+        <w:t>Write or draw your reasoning and evidence.</w:t>
+      </w:r>
+    </w:p>
+    <w:p>
+      <w:r>
+        <w:t>________________________________________________________________</w:t>
+      </w:r>
+    </w:p>
+    <w:p>
+      <w:r>
+        <w:t>________________________________________________________________</w:t>
+      </w:r>
+    </w:p>
+    <w:p>
+      <w:r>
+        <w:t>________________________________________________________________</w:t>
+      </w:r>
+    </w:p>
+    <w:p>
+      <w:r>
+        <w:t>________________________________________________________________</w:t>
+      </w:r>
+    </w:p>
+    <w:p>
+      <w:r>
+        <w:t>________________________________________________________________</w:t>
+      </w:r>
+    </w:p>
+    <w:p>
+      <w:pPr>
+        <w:pStyle w:val="Heading1"/>
+      </w:pPr>
+      <w:r>
+        <w:t>13. Extra practice: Acceptance tests include the boundaries</w:t>
+      </w:r>
+    </w:p>
+    <w:p>
+      <w:r>
+        <w:t>Try the question before opening its worked explanation.</w:t>
+      </w:r>
+    </w:p>
+    <w:p>
+      <w:pPr>
+        <w:pStyle w:val="Heading2"/>
+      </w:pPr>
+      <w:r>
+        <w:t>Read the supplied case and question</w:t>
       </w:r>
     </w:p>
     <w:p>
       <w:pPr>
         <w:spacing w:line="336" w:lineRule="auto" w:after="180"/>
-        <w:shd w:fill="EDF7F3"/>
       </w:pPr>
       <w:r>
         <w:rPr>
           <w:b w:val="0"/>
         </w:rPr>
-        <w:t xml:space="preserve">SYSTEM MAP  Learner need → prompt/schema → approved sources/retrieval → model/tool → structured answer → verification → </w:t>
-      </w:r>
-      <w:r>
-        <w:rPr>
-          <w:b/>
-        </w:rPr>
-        <w:t>human decision</w:t>
-      </w:r>
-    </w:p>
-    <w:p>
-      <w:pPr>
-        <w:spacing w:line="336" w:lineRule="auto" w:after="180"/>
-        <w:shd w:fill="F5F1FB"/>
-      </w:pPr>
-      <w:r>
-        <w:rPr>
-          <w:b w:val="0"/>
-        </w:rPr>
-        <w:t>What will you add, change, or verify in the project this week?</w:t>
-      </w:r>
-    </w:p>
-    <w:p>
-      <w:pPr>
-        <w:pStyle w:val="Heading3"/>
-      </w:pPr>
-      <w:r>
-        <w:t>Write or draw your reasoning and evidence.</w:t>
-      </w:r>
-    </w:p>
-    <w:p>
-      <w:r>
-        <w:t>________________________________________________________________</w:t>
-      </w:r>
-    </w:p>
-    <w:p>
-      <w:r>
-        <w:t>________________________________________________________________</w:t>
-      </w:r>
-    </w:p>
-    <w:p>
-      <w:r>
-        <w:t>________________________________________________________________</w:t>
-      </w:r>
-    </w:p>
-    <w:p>
-      <w:r>
-        <w:t>________________________________________________________________</w:t>
-      </w:r>
-    </w:p>
-    <w:p>
-      <w:r>
-        <w:t>________________________________________________________________</w:t>
-      </w:r>
-    </w:p>
-    <w:p>
-      <w:pPr>
-        <w:spacing w:line="336" w:lineRule="auto" w:after="180"/>
-        <w:shd w:fill="F5F1FB"/>
-      </w:pPr>
-      <w:r>
-        <w:rPr>
-          <w:b w:val="0"/>
-        </w:rPr>
-        <w:t xml:space="preserve">What should remain under </w:t>
-      </w:r>
-      <w:r>
-        <w:rPr>
-          <w:b/>
-        </w:rPr>
-        <w:t>human control</w:t>
-      </w:r>
-      <w:r>
-        <w:rPr>
-          <w:b w:val="0"/>
-        </w:rPr>
-        <w:t>?</w:t>
-      </w:r>
-    </w:p>
-    <w:p>
-      <w:pPr>
-        <w:pStyle w:val="Heading3"/>
-      </w:pPr>
-      <w:r>
-        <w:t>Write or draw your reasoning and evidence.</w:t>
-      </w:r>
-    </w:p>
-    <w:p>
-      <w:r>
-        <w:t>________________________________________________________________</w:t>
-      </w:r>
-    </w:p>
-    <w:p>
-      <w:r>
-        <w:t>________________________________________________________________</w:t>
-      </w:r>
-    </w:p>
-    <w:p>
-      <w:r>
-        <w:t>________________________________________________________________</w:t>
-      </w:r>
-    </w:p>
-    <w:p>
-      <w:r>
-        <w:t>________________________________________________________________</w:t>
-      </w:r>
-    </w:p>
-    <w:p>
-      <w:r>
-        <w:t>________________________________________________________________</w:t>
-      </w:r>
-    </w:p>
-    <w:p>
-      <w:pPr>
-        <w:pStyle w:val="Heading3"/>
-      </w:pPr>
-      <w:r>
-        <w:t>Responsible design</w:t>
-      </w:r>
-    </w:p>
-    <w:p>
-      <w:pPr>
-        <w:spacing w:line="336" w:lineRule="auto" w:after="180"/>
-        <w:shd w:fill="FFF5E6"/>
-      </w:pPr>
-      <w:r>
-        <w:rPr>
-          <w:b w:val="0"/>
-        </w:rPr>
-        <w:t xml:space="preserve">RESPONSIBLE DESIGN  Collect only necessary information. Show uncertainty and limits. Never confuse fluent </w:t>
-      </w:r>
-      <w:r>
-        <w:rPr>
-          <w:b/>
-        </w:rPr>
-        <w:t>output</w:t>
-      </w:r>
-      <w:r>
-        <w:rPr>
-          <w:b w:val="0"/>
-        </w:rPr>
-        <w:t xml:space="preserve"> with verified truth.</w:t>
-      </w:r>
-    </w:p>
-    <w:p>
-      <w:pPr>
-        <w:pStyle w:val="Heading3"/>
-      </w:pPr>
-      <w:r>
-        <w:t>Evidence for your project</w:t>
-      </w:r>
-    </w:p>
-    <w:p>
-      <w:pPr>
-        <w:spacing w:line="336" w:lineRule="auto" w:after="180"/>
-      </w:pPr>
-      <w:r>
-        <w:rPr>
-          <w:b w:val="0"/>
-        </w:rPr>
-        <w:t xml:space="preserve">For your Verified Study Buddy, save the </w:t>
-      </w:r>
-      <w:r>
-        <w:rPr>
-          <w:b/>
-        </w:rPr>
-        <w:t>input</w:t>
-      </w:r>
-      <w:r>
-        <w:rPr>
-          <w:b w:val="0"/>
-        </w:rPr>
-        <w:t>, procedure, observed result and limitation of this check.</w:t>
-      </w:r>
-    </w:p>
-    <w:p>
-      <w:pPr>
-        <w:spacing w:line="336" w:lineRule="auto" w:after="180"/>
-      </w:pPr>
-      <w:r>
-        <w:rPr>
-          <w:b w:val="0"/>
-        </w:rPr>
-        <w:t>Label this worked example as practice; use a different, previously unreviewed case when checking independent understanding.</w:t>
-      </w:r>
-    </w:p>
-    <w:p>
-      <w:pPr>
-        <w:pStyle w:val="Heading1"/>
-      </w:pPr>
-      <w:r>
-        <w:t>12. Show what you know</w:t>
-      </w:r>
-    </w:p>
-    <w:p>
-      <w:r>
-        <w:t>Use a genuinely new case for independent evidence. Previously discussed examples remain practice; use the separately named independent case before feedback.</w:t>
-      </w:r>
-    </w:p>
-    <w:p>
-      <w:pPr>
-        <w:pStyle w:val="Heading3"/>
-      </w:pPr>
-      <w:r>
-        <w:t>Independent evidence</w:t>
-      </w:r>
-    </w:p>
-    <w:p>
-      <w:pPr>
-        <w:spacing w:line="336" w:lineRule="auto" w:after="180"/>
-        <w:shd w:fill="FFF5E6"/>
-      </w:pPr>
-      <w:r>
-        <w:rPr>
-          <w:b w:val="0"/>
-        </w:rPr>
-        <w:t>INDEPENDENT MASTERY PROOF</w:t>
-      </w:r>
-    </w:p>
-    <w:p>
-      <w:pPr>
-        <w:spacing w:line="336" w:lineRule="auto" w:after="180"/>
-      </w:pPr>
-      <w:r>
-        <w:rPr>
-          <w:b w:val="0"/>
-        </w:rPr>
-        <w:t>Explain • Transfer • Test • Defend</w:t>
-      </w:r>
-    </w:p>
-    <w:p>
-      <w:pPr>
-        <w:spacing w:line="336" w:lineRule="auto" w:after="180"/>
-      </w:pPr>
-      <w:r>
-        <w:rPr>
-          <w:b w:val="0"/>
-        </w:rPr>
-        <w:t>Complete this page without copying the worked example. Your reasoning matters more than decoration.</w:t>
-      </w:r>
-    </w:p>
-    <w:p>
-      <w:r>
-        <w:drawing>
-          <wp:inline xmlns:a="http://schemas.openxmlformats.org/drawingml/2006/main" xmlns:pic="http://schemas.openxmlformats.org/drawingml/2006/picture">
-            <wp:extent cx="5486400" cy="1901952"/>
-            <wp:docPr id="21" name="Picture 21" descr="Independent proof graphic for Capstone Design"/>
-            <wp:cNvGraphicFramePr>
-              <a:graphicFrameLocks noChangeAspect="1"/>
-            </wp:cNvGraphicFramePr>
-            <a:graphic>
-              <a:graphicData uri="http://schemas.openxmlformats.org/drawingml/2006/picture">
-                <pic:pic>
-                  <pic:nvPicPr>
-                    <pic:cNvPr id="0" name="9ecdb707b8ed8343af930245c16b89d10d37bddcc0159f04caeb679b4353b890.png"/>
-                    <pic:cNvPicPr/>
-                  </pic:nvPicPr>
-                  <pic:blipFill>
-                    <a:blip r:embed="rId28"/>
-                    <a:stretch>
-                      <a:fillRect/>
-                    </a:stretch>
-                  </pic:blipFill>
-                  <pic:spPr>
-                    <a:xfrm>
-                      <a:off x="0" y="0"/>
-                      <a:ext cx="5486400" cy="1901952"/>
-                    </a:xfrm>
-                    <a:prstGeom prst="rect"/>
-                  </pic:spPr>
-                </pic:pic>
-              </a:graphicData>
-            </a:graphic>
-          </wp:inline>
-        </w:drawing>
-      </w:r>
-    </w:p>
-    <w:p>
-      <w:pPr>
-        <w:pStyle w:val="Heading3"/>
-      </w:pPr>
-      <w:r>
-        <w:t>Try a more demanding case</w:t>
-      </w:r>
-    </w:p>
-    <w:p>
-      <w:pPr>
-        <w:spacing w:line="336" w:lineRule="auto" w:after="180"/>
-        <w:shd w:fill="F5F1FB"/>
-      </w:pPr>
-      <w:r>
-        <w:rPr>
-          <w:b w:val="0"/>
-        </w:rPr>
-        <w:t xml:space="preserve">CHALLENGE  Complete a product brief and </w:t>
-      </w:r>
-      <w:r>
-        <w:rPr>
-          <w:b/>
-        </w:rPr>
-        <w:t>design review</w:t>
-      </w:r>
-      <w:r>
-        <w:rPr>
-          <w:b w:val="0"/>
-        </w:rPr>
-        <w:t>.</w:t>
-      </w:r>
-    </w:p>
-    <w:p>
-      <w:pPr>
-        <w:spacing w:line="336" w:lineRule="auto" w:after="180"/>
-        <w:shd w:fill="F4F9FC"/>
-      </w:pPr>
-      <w:r>
-        <w:rPr>
-          <w:b w:val="0"/>
-        </w:rPr>
-        <w:t>1. My fresh example, trace, calculation, or design:</w:t>
-      </w:r>
-    </w:p>
-    <w:p>
-      <w:pPr>
-        <w:pStyle w:val="Heading3"/>
-      </w:pPr>
-      <w:r>
-        <w:t>Write or draw your reasoning and evidence.</w:t>
-      </w:r>
-    </w:p>
-    <w:p>
-      <w:r>
-        <w:t>________________________________________________________________</w:t>
-      </w:r>
-    </w:p>
-    <w:p>
-      <w:r>
-        <w:t>________________________________________________________________</w:t>
-      </w:r>
-    </w:p>
-    <w:p>
-      <w:r>
-        <w:t>________________________________________________________________</w:t>
-      </w:r>
-    </w:p>
-    <w:p>
-      <w:r>
-        <w:t>________________________________________________________________</w:t>
-      </w:r>
-    </w:p>
-    <w:p>
-      <w:r>
-        <w:t>________________________________________________________________</w:t>
-      </w:r>
-    </w:p>
-    <w:p>
-      <w:pPr>
-        <w:spacing w:line="336" w:lineRule="auto" w:after="180"/>
-        <w:shd w:fill="F4F9FC"/>
-      </w:pPr>
-      <w:r>
-        <w:rPr>
-          <w:b w:val="0"/>
-        </w:rPr>
-        <w:t xml:space="preserve">2. My </w:t>
+        <w:t>Capstone: answer from one approved chapter with citations and a missing-</w:t>
       </w:r>
       <w:r>
         <w:rPr>
@@ -4845,200 +6361,7 @@
         <w:rPr>
           <w:b w:val="0"/>
         </w:rPr>
-        <w:t xml:space="preserve"> that it works (include a boundary or missing-data case):</w:t>
-      </w:r>
-    </w:p>
-    <w:p>
-      <w:pPr>
-        <w:pStyle w:val="Heading3"/>
-      </w:pPr>
-      <w:r>
-        <w:t>Write or draw your reasoning and evidence.</w:t>
-      </w:r>
-    </w:p>
-    <w:p>
-      <w:r>
-        <w:t>________________________________________________________________</w:t>
-      </w:r>
-    </w:p>
-    <w:p>
-      <w:r>
-        <w:t>________________________________________________________________</w:t>
-      </w:r>
-    </w:p>
-    <w:p>
-      <w:r>
-        <w:t>________________________________________________________________</w:t>
-      </w:r>
-    </w:p>
-    <w:p>
-      <w:r>
-        <w:t>________________________________________________________________</w:t>
-      </w:r>
-    </w:p>
-    <w:p>
-      <w:r>
-        <w:t>________________________________________________________________</w:t>
-      </w:r>
-    </w:p>
-    <w:p>
-      <w:pPr>
-        <w:spacing w:line="336" w:lineRule="auto" w:after="180"/>
-        <w:shd w:fill="F4F9FC"/>
-      </w:pPr>
-      <w:r>
-        <w:rPr>
-          <w:b w:val="0"/>
-        </w:rPr>
-        <w:t>3. One limitation, fairness concern, or situation needing human review:</w:t>
-      </w:r>
-    </w:p>
-    <w:p>
-      <w:pPr>
-        <w:pStyle w:val="Heading3"/>
-      </w:pPr>
-      <w:r>
-        <w:t>Write or draw your reasoning and evidence.</w:t>
-      </w:r>
-    </w:p>
-    <w:p>
-      <w:r>
-        <w:t>________________________________________________________________</w:t>
-      </w:r>
-    </w:p>
-    <w:p>
-      <w:r>
-        <w:t>________________________________________________________________</w:t>
-      </w:r>
-    </w:p>
-    <w:p>
-      <w:r>
-        <w:t>________________________________________________________________</w:t>
-      </w:r>
-    </w:p>
-    <w:p>
-      <w:r>
-        <w:t>________________________________________________________________</w:t>
-      </w:r>
-    </w:p>
-    <w:p>
-      <w:r>
-        <w:t>________________________________________________________________</w:t>
-      </w:r>
-    </w:p>
-    <w:p>
-      <w:pPr>
-        <w:pStyle w:val="Heading3"/>
-      </w:pPr>
-      <w:r>
-        <w:t>Check your explanation</w:t>
-      </w:r>
-    </w:p>
-    <w:p>
-      <w:pPr>
-        <w:spacing w:line="336" w:lineRule="auto" w:after="180"/>
-        <w:shd w:fill="F5F1FB"/>
-      </w:pPr>
-      <w:r>
-        <w:rPr>
-          <w:b w:val="0"/>
-        </w:rPr>
-        <w:t xml:space="preserve">SELF-CHECK  □ I explained the </w:t>
-      </w:r>
-      <w:r>
-        <w:rPr>
-          <w:b/>
-        </w:rPr>
-        <w:t>mechanism</w:t>
-      </w:r>
-      <w:r>
-        <w:rPr>
-          <w:b w:val="0"/>
-        </w:rPr>
-        <w:t xml:space="preserve">  □ I used </w:t>
-      </w:r>
-      <w:r>
-        <w:rPr>
-          <w:b/>
-        </w:rPr>
-        <w:t>evidence</w:t>
-      </w:r>
-      <w:r>
-        <w:rPr>
-          <w:b w:val="0"/>
-        </w:rPr>
-        <w:t xml:space="preserve">  □ I tested a fresh case  □ I named a limitation  □ I can answer ‘why?’</w:t>
-      </w:r>
-    </w:p>
-    <w:p>
-      <w:pPr>
-        <w:pStyle w:val="Heading1"/>
-      </w:pPr>
-      <w:r>
-        <w:t>13. Study a complete case</w:t>
-      </w:r>
-    </w:p>
-    <w:p>
-      <w:r>
-        <w:t>Revisit the complete Capstone Design case for supported practice. Repeated examples do not become fresh assessments.</w:t>
-      </w:r>
-    </w:p>
-    <w:p>
-      <w:pPr>
-        <w:pStyle w:val="Heading3"/>
-      </w:pPr>
-      <w:r>
-        <w:t>Week 33 Worked case</w:t>
-      </w:r>
-    </w:p>
-    <w:p>
-      <w:pPr>
-        <w:spacing w:line="336" w:lineRule="auto" w:after="180"/>
-      </w:pPr>
-      <w:r>
-        <w:rPr>
-          <w:b w:val="0"/>
-        </w:rPr>
-        <w:t>Use the supplied details to practise the weekly concept before attempting the independent question. This case extends the illustrated lesson.</w:t>
-      </w:r>
-    </w:p>
-    <w:p>
-      <w:pPr>
-        <w:pStyle w:val="Heading3"/>
-      </w:pPr>
-      <w:r>
-        <w:t>The situation</w:t>
-      </w:r>
-    </w:p>
-    <w:p>
-      <w:pPr>
-        <w:spacing w:line="336" w:lineRule="auto" w:after="180"/>
-      </w:pPr>
-      <w:r>
-        <w:rPr>
-          <w:b w:val="0"/>
-        </w:rPr>
-        <w:t>Capstone: answer from one approved chapter with citations and a missing-</w:t>
-      </w:r>
-      <w:r>
-        <w:rPr>
-          <w:b/>
-        </w:rPr>
-        <w:t>evidence</w:t>
-      </w:r>
-      <w:r>
-        <w:rPr>
-          <w:b w:val="0"/>
-        </w:rPr>
         <w:t xml:space="preserve"> fallback.</w:t>
-      </w:r>
-    </w:p>
-    <w:p>
-      <w:pPr>
-        <w:pStyle w:val="Heading3"/>
-      </w:pPr>
-      <w:r>
-        <w:t>The question</w:t>
       </w:r>
     </w:p>
     <w:p>
@@ -5054,10 +6377,59 @@
     </w:p>
     <w:p>
       <w:pPr>
+        <w:pStyle w:val="Heading2"/>
+      </w:pPr>
+      <w:r>
+        <w:t>Your explanation</w:t>
+      </w:r>
+    </w:p>
+    <w:p>
+      <w:pPr>
+        <w:pStyle w:val="ListBullet"/>
+      </w:pPr>
+      <w:r>
+        <w:t>Which detail supports the answer, and why does it matter?</w:t>
+      </w:r>
+    </w:p>
+    <w:p>
+      <w:pPr>
         <w:pStyle w:val="Heading3"/>
       </w:pPr>
       <w:r>
-        <w:t>Worked explanation</w:t>
+        <w:t>Write or draw your reasoning and evidence.</w:t>
+      </w:r>
+    </w:p>
+    <w:p>
+      <w:r>
+        <w:t>________________________________________________________________</w:t>
+      </w:r>
+    </w:p>
+    <w:p>
+      <w:r>
+        <w:t>________________________________________________________________</w:t>
+      </w:r>
+    </w:p>
+    <w:p>
+      <w:r>
+        <w:t>________________________________________________________________</w:t>
+      </w:r>
+    </w:p>
+    <w:p>
+      <w:r>
+        <w:t>________________________________________________________________</w:t>
+      </w:r>
+    </w:p>
+    <w:p>
+      <w:r>
+        <w:t>________________________________________________________________</w:t>
+      </w:r>
+    </w:p>
+    <w:p>
+      <w:pPr>
+        <w:pStyle w:val="Heading2"/>
+      </w:pPr>
+      <w:r>
+        <w:t>Check after trying · reference / check after trying</w:t>
       </w:r>
     </w:p>
     <w:p>
@@ -5069,75 +6441,6 @@
           <w:b w:val="0"/>
         </w:rPr>
         <w:t>Use answerable, ambiguous and unanswerable cases. Check correctness, support, format and fallback, plus declared permissions and privacy.</w:t>
-      </w:r>
-    </w:p>
-    <w:p>
-      <w:pPr>
-        <w:pStyle w:val="Heading3"/>
-      </w:pPr>
-      <w:r>
-        <w:t>Explain it in your own words</w:t>
-      </w:r>
-    </w:p>
-    <w:p>
-      <w:pPr>
-        <w:spacing w:line="336" w:lineRule="auto" w:after="180"/>
-        <w:shd w:fill="F5F1FB"/>
-      </w:pPr>
-      <w:r>
-        <w:rPr>
-          <w:b w:val="0"/>
-        </w:rPr>
-        <w:t>Which detail supports the answer, and why does it matter?</w:t>
-      </w:r>
-    </w:p>
-    <w:p>
-      <w:pPr>
-        <w:pStyle w:val="Heading3"/>
-      </w:pPr>
-      <w:r>
-        <w:t>Write or draw your reasoning and evidence.</w:t>
-      </w:r>
-    </w:p>
-    <w:p>
-      <w:r>
-        <w:t>________________________________________________________________</w:t>
-      </w:r>
-    </w:p>
-    <w:p>
-      <w:r>
-        <w:t>________________________________________________________________</w:t>
-      </w:r>
-    </w:p>
-    <w:p>
-      <w:r>
-        <w:t>________________________________________________________________</w:t>
-      </w:r>
-    </w:p>
-    <w:p>
-      <w:r>
-        <w:t>________________________________________________________________</w:t>
-      </w:r>
-    </w:p>
-    <w:p>
-      <w:r>
-        <w:t>________________________________________________________________</w:t>
-      </w:r>
-    </w:p>
-    <w:p>
-      <w:pPr>
-        <w:pStyle w:val="Heading3"/>
-      </w:pPr>
-      <w:r>
-        <w:t>Trace the supplied case visually</w:t>
-      </w:r>
-    </w:p>
-    <w:p>
-      <w:pPr>
-        <w:pStyle w:val="Heading3"/>
-      </w:pPr>
-      <w:r>
-        <w:t>Acceptance tests include the boundaries</w:t>
       </w:r>
     </w:p>
     <w:tbl>
@@ -5266,6 +6569,81 @@
     </w:tbl>
     <w:p>
       <w:pPr>
+        <w:pStyle w:val="Heading2"/>
+      </w:pPr>
+      <w:r>
+        <w:t>Earlier wording, alternatives and picture transcripts · reference / check after trying</w:t>
+      </w:r>
+    </w:p>
+    <w:p>
+      <w:pPr>
+        <w:pStyle w:val="Heading3"/>
+      </w:pPr>
+      <w:r>
+        <w:t>Week 33 Worked case</w:t>
+      </w:r>
+    </w:p>
+    <w:p>
+      <w:pPr>
+        <w:spacing w:line="336" w:lineRule="auto" w:after="180"/>
+      </w:pPr>
+      <w:r>
+        <w:rPr>
+          <w:b w:val="0"/>
+        </w:rPr>
+        <w:t>Use the supplied details to practise the weekly concept before attempting the independent question. This case extends the illustrated lesson.</w:t>
+      </w:r>
+    </w:p>
+    <w:p>
+      <w:pPr>
+        <w:pStyle w:val="Heading3"/>
+      </w:pPr>
+      <w:r>
+        <w:t>The situation</w:t>
+      </w:r>
+    </w:p>
+    <w:p>
+      <w:pPr>
+        <w:pStyle w:val="Heading3"/>
+      </w:pPr>
+      <w:r>
+        <w:t>The question</w:t>
+      </w:r>
+    </w:p>
+    <w:p>
+      <w:pPr>
+        <w:pStyle w:val="Heading3"/>
+      </w:pPr>
+      <w:r>
+        <w:t>Worked explanation</w:t>
+      </w:r>
+    </w:p>
+    <w:p>
+      <w:pPr>
+        <w:pStyle w:val="Heading3"/>
+      </w:pPr>
+      <w:r>
+        <w:t>Explain it in your own words</w:t>
+      </w:r>
+    </w:p>
+    <w:p>
+      <w:pPr>
+        <w:pStyle w:val="Heading3"/>
+      </w:pPr>
+      <w:r>
+        <w:t>Trace the supplied case visually</w:t>
+      </w:r>
+    </w:p>
+    <w:p>
+      <w:pPr>
+        <w:pStyle w:val="Heading3"/>
+      </w:pPr>
+      <w:r>
+        <w:t>Acceptance tests include the boundaries</w:t>
+      </w:r>
+    </w:p>
+    <w:p>
+      <w:pPr>
         <w:spacing w:line="336" w:lineRule="auto" w:after="180"/>
       </w:pPr>
       <w:r>
@@ -5314,454 +6692,20 @@
         <w:pStyle w:val="Heading1"/>
       </w:pPr>
       <w:r>
-        <w:t>14. Try a new case independently</w:t>
-      </w:r>
-    </w:p>
-    <w:p>
-      <w:r>
-        <w:t>Attempt the reserved new case before feedback. Record support; the earlier examples below remain additional practice.</w:t>
-      </w:r>
-    </w:p>
-    <w:p>
-      <w:pPr>
-        <w:pStyle w:val="Heading3"/>
-      </w:pPr>
-      <w:r>
-        <w:t>Independent case: Changed independent case</w:t>
-      </w:r>
-    </w:p>
-    <w:p>
-      <w:pPr>
-        <w:spacing w:line="336" w:lineRule="auto" w:after="180"/>
-      </w:pPr>
-      <w:r>
-        <w:rPr>
-          <w:b w:val="0"/>
-        </w:rPr>
-        <w:t>A science assistant may use only these notes: evaporation is liquid becoming vapour; condensation is vapour becoming liquid. Specify behavior for “Define evaporation”, “Explain it”, and “What is tomorrow’s weather?”.</w:t>
-      </w:r>
-    </w:p>
-    <w:p>
-      <w:pPr>
-        <w:pStyle w:val="Heading3"/>
-      </w:pPr>
-      <w:r>
-        <w:t>My independent explanation, trace and limits</w:t>
-      </w:r>
-    </w:p>
-    <w:p>
-      <w:r>
-        <w:t>________________________________________________________________</w:t>
-      </w:r>
-    </w:p>
-    <w:p>
-      <w:r>
-        <w:t>________________________________________________________________</w:t>
-      </w:r>
-    </w:p>
-    <w:p>
-      <w:r>
-        <w:t>________________________________________________________________</w:t>
-      </w:r>
-    </w:p>
-    <w:p>
-      <w:r>
-        <w:t>________________________________________________________________</w:t>
-      </w:r>
-    </w:p>
-    <w:p>
-      <w:r>
-        <w:t>________________________________________________________________</w:t>
-      </w:r>
-    </w:p>
-    <w:p>
-      <w:r>
-        <w:t>________________________________________________________________</w:t>
-      </w:r>
-    </w:p>
-    <w:p>
-      <w:r>
-        <w:t>________________________________________________________________</w:t>
-      </w:r>
-    </w:p>
-    <w:p>
-      <w:pPr>
-        <w:spacing w:line="336" w:lineRule="auto" w:after="180"/>
-      </w:pPr>
-      <w:r>
-        <w:rPr>
-          <w:b w:val="0"/>
-        </w:rPr>
-        <w:t>Attempt this case before feedback. Record any help. Earlier examples below are further practice; a case already practised with feedback cannot establish fresh transfer.</w:t>
-      </w:r>
-    </w:p>
-    <w:p>
-      <w:pPr>
-        <w:pStyle w:val="Heading3"/>
-      </w:pPr>
-      <w:r>
-        <w:t>Week 33 Independent application</w:t>
-      </w:r>
-    </w:p>
-    <w:p>
-      <w:pPr>
-        <w:spacing w:line="336" w:lineRule="auto" w:after="180"/>
-      </w:pPr>
-      <w:r>
-        <w:rPr>
-          <w:b w:val="0"/>
-        </w:rPr>
-        <w:t>Close the worked explanation. Apply the idea to this different question without copying.</w:t>
-      </w:r>
-    </w:p>
-    <w:p>
-      <w:pPr>
-        <w:spacing w:line="336" w:lineRule="auto" w:after="180"/>
-      </w:pPr>
-      <w:r>
-        <w:rPr>
-          <w:b w:val="0"/>
-        </w:rPr>
-        <w:t>The capstone goal is helps students. Rewrite it as an observable test for a passage-based study assistant.</w:t>
-      </w:r>
-    </w:p>
-    <w:p>
-      <w:pPr>
-        <w:spacing w:line="336" w:lineRule="auto" w:after="180"/>
-      </w:pPr>
-      <w:r>
-        <w:rPr>
-          <w:b w:val="0"/>
-        </w:rPr>
-        <w:t xml:space="preserve">My answer, with a trace, calculation or supporting </w:t>
-      </w:r>
-      <w:r>
-        <w:rPr>
-          <w:b/>
-        </w:rPr>
-        <w:t>evidence</w:t>
-      </w:r>
-    </w:p>
-    <w:p>
-      <w:pPr>
-        <w:pStyle w:val="Heading3"/>
-      </w:pPr>
-      <w:r>
-        <w:t>Write or draw your reasoning and evidence.</w:t>
-      </w:r>
-    </w:p>
-    <w:p>
-      <w:r>
-        <w:t>________________________________________________________________</w:t>
-      </w:r>
-    </w:p>
-    <w:p>
-      <w:r>
-        <w:t>________________________________________________________________</w:t>
-      </w:r>
-    </w:p>
-    <w:p>
-      <w:r>
-        <w:t>________________________________________________________________</w:t>
-      </w:r>
-    </w:p>
-    <w:p>
-      <w:r>
-        <w:t>________________________________________________________________</w:t>
-      </w:r>
-    </w:p>
-    <w:p>
-      <w:r>
-        <w:t>________________________________________________________________</w:t>
-      </w:r>
-    </w:p>
-    <w:p>
-      <w:pPr>
-        <w:pStyle w:val="Heading3"/>
-      </w:pPr>
-      <w:r>
-        <w:t>Create and test</w:t>
-      </w:r>
-    </w:p>
-    <w:p>
-      <w:pPr>
-        <w:spacing w:line="336" w:lineRule="auto" w:after="180"/>
-      </w:pPr>
-      <w:r>
-        <w:rPr>
-          <w:b w:val="0"/>
-        </w:rPr>
-        <w:t>Change one relevant detail. Predict the result before testing. Include a boundary or missing-information case when it helps reveal a limit.</w:t>
-      </w:r>
-    </w:p>
-    <w:p>
-      <w:pPr>
-        <w:spacing w:line="336" w:lineRule="auto" w:after="180"/>
-      </w:pPr>
-      <w:r>
-        <w:rPr>
-          <w:b w:val="0"/>
-        </w:rPr>
-        <w:t xml:space="preserve">My changed </w:t>
-      </w:r>
-      <w:r>
-        <w:rPr>
-          <w:b/>
-        </w:rPr>
-        <w:t>input</w:t>
-      </w:r>
-      <w:r>
-        <w:rPr>
-          <w:b w:val="0"/>
-        </w:rPr>
-        <w:t xml:space="preserve"> and expected result</w:t>
-      </w:r>
-    </w:p>
-    <w:p>
-      <w:pPr>
-        <w:pStyle w:val="Heading3"/>
-      </w:pPr>
-      <w:r>
-        <w:t>Write or draw your reasoning and evidence.</w:t>
-      </w:r>
-    </w:p>
-    <w:p>
-      <w:r>
-        <w:t>________________________________________________________________</w:t>
-      </w:r>
-    </w:p>
-    <w:p>
-      <w:r>
-        <w:t>________________________________________________________________</w:t>
-      </w:r>
-    </w:p>
-    <w:p>
-      <w:r>
-        <w:t>________________________________________________________________</w:t>
-      </w:r>
-    </w:p>
-    <w:p>
-      <w:r>
-        <w:t>________________________________________________________________</w:t>
-      </w:r>
-    </w:p>
-    <w:p>
-      <w:r>
-        <w:t>________________________________________________________________</w:t>
-      </w:r>
-    </w:p>
-    <w:p>
-      <w:pPr>
-        <w:pStyle w:val="Heading3"/>
-      </w:pPr>
-      <w:r>
-        <w:t>Connect to your project</w:t>
-      </w:r>
-    </w:p>
-    <w:p>
-      <w:pPr>
-        <w:spacing w:line="336" w:lineRule="auto" w:after="180"/>
-      </w:pPr>
-      <w:r>
-        <w:rPr>
-          <w:b w:val="0"/>
-        </w:rPr>
-        <w:t>Freeze the Study Buddy v1 design and acceptance tests before implementation.</w:t>
-      </w:r>
-    </w:p>
-    <w:p>
-      <w:pPr>
-        <w:spacing w:line="336" w:lineRule="auto" w:after="180"/>
-      </w:pPr>
-      <w:r>
-        <w:rPr>
-          <w:b w:val="0"/>
-        </w:rPr>
-        <w:t xml:space="preserve">The </w:t>
-      </w:r>
-      <w:r>
-        <w:rPr>
-          <w:b/>
-        </w:rPr>
-        <w:t>evidence</w:t>
-      </w:r>
-      <w:r>
-        <w:rPr>
-          <w:b w:val="0"/>
-        </w:rPr>
-        <w:t xml:space="preserve"> I will keep</w:t>
-      </w:r>
-    </w:p>
-    <w:p>
-      <w:pPr>
-        <w:pStyle w:val="Heading3"/>
-      </w:pPr>
-      <w:r>
-        <w:t>Write or draw your reasoning and evidence.</w:t>
-      </w:r>
-    </w:p>
-    <w:p>
-      <w:r>
-        <w:t>________________________________________________________________</w:t>
-      </w:r>
-    </w:p>
-    <w:p>
-      <w:r>
-        <w:t>________________________________________________________________</w:t>
-      </w:r>
-    </w:p>
-    <w:p>
-      <w:r>
-        <w:t>________________________________________________________________</w:t>
-      </w:r>
-    </w:p>
-    <w:p>
-      <w:r>
-        <w:t>________________________________________________________________</w:t>
-      </w:r>
-    </w:p>
-    <w:p>
-      <w:r>
-        <w:t>________________________________________________________________</w:t>
-      </w:r>
-    </w:p>
-    <w:p>
-      <w:pPr>
-        <w:spacing w:line="336" w:lineRule="auto" w:after="180"/>
-      </w:pPr>
-      <w:r>
-        <w:rPr>
-          <w:b w:val="0"/>
-        </w:rPr>
-        <w:t xml:space="preserve">Your teacher has the independent answer and scoring criteria. Complete the matching workbook week to keep your practice </w:t>
-      </w:r>
-      <w:r>
-        <w:rPr>
-          <w:b/>
-        </w:rPr>
-        <w:t>evidence</w:t>
-      </w:r>
-      <w:r>
-        <w:rPr>
-          <w:b w:val="0"/>
-        </w:rPr>
-        <w:t xml:space="preserve"> together.</w:t>
-      </w:r>
-    </w:p>
-    <w:p>
-      <w:pPr>
-        <w:pStyle w:val="Heading3"/>
-      </w:pPr>
-      <w:r>
-        <w:t>Transfer practice from the original programme</w:t>
-      </w:r>
-    </w:p>
-    <w:p>
-      <w:pPr>
-        <w:spacing w:line="336" w:lineRule="auto" w:after="180"/>
-      </w:pPr>
-      <w:r>
-        <w:rPr>
-          <w:b w:val="0"/>
-        </w:rPr>
-        <w:t>Design a chapter assistant with one answerable, one ambiguous and one unanswerable query. State the expected behaviour and one mandatory quality criterion.</w:t>
-      </w:r>
-    </w:p>
-    <w:p>
-      <w:pPr>
-        <w:pStyle w:val="Heading3"/>
-      </w:pPr>
-      <w:r>
-        <w:t>Explain the mechanism, evidence and one limit.</w:t>
-      </w:r>
-    </w:p>
-    <w:p>
-      <w:r>
-        <w:t>________________________________________________________________</w:t>
-      </w:r>
-    </w:p>
-    <w:p>
-      <w:r>
-        <w:t>________________________________________________________________</w:t>
-      </w:r>
-    </w:p>
-    <w:p>
-      <w:r>
-        <w:t>________________________________________________________________</w:t>
-      </w:r>
-    </w:p>
-    <w:p>
-      <w:r>
-        <w:t>________________________________________________________________</w:t>
-      </w:r>
-    </w:p>
-    <w:p>
-      <w:r>
-        <w:t>________________________________________________________________</w:t>
-      </w:r>
-    </w:p>
-    <w:p>
-      <w:r>
-        <w:t>________________________________________________________________</w:t>
-      </w:r>
-    </w:p>
-    <w:p>
-      <w:r>
-        <w:t>________________________________________________________________</w:t>
-      </w:r>
-    </w:p>
-    <w:p>
-      <w:pPr>
-        <w:pStyle w:val="Heading3"/>
-      </w:pPr>
-      <w:r>
-        <w:t>Use feedback to improve</w:t>
-      </w:r>
-    </w:p>
-    <w:p>
-      <w:pPr>
-        <w:spacing w:line="336" w:lineRule="auto" w:after="180"/>
-      </w:pPr>
-      <w:r>
-        <w:rPr>
-          <w:b w:val="0"/>
-        </w:rPr>
-        <w:t>Attempt the independent case before hints. Record whether you worked alone, used a hint or followed a model. After feedback, fix the first unsupported step and explain why it changed.</w:t>
-      </w:r>
-    </w:p>
-    <w:p>
-      <w:pPr>
-        <w:spacing w:line="336" w:lineRule="auto" w:after="180"/>
-      </w:pPr>
-      <w:r>
-        <w:rPr>
-          <w:b w:val="0"/>
-        </w:rPr>
-        <w:t>A later check uses a changed case, not a copied answer.</w:t>
-      </w:r>
-    </w:p>
-    <w:p>
-      <w:pPr>
-        <w:pStyle w:val="Heading1"/>
-      </w:pPr>
-      <w:r>
-        <w:t>15. Your lesson route</w:t>
-      </w:r>
-    </w:p>
-    <w:p>
-      <w:r>
-        <w:t>Use this map to navigate Capstone Design, connect the goals to tasks and keep one evidence record for each attempt.</w:t>
-      </w:r>
-    </w:p>
-    <w:p>
-      <w:pPr>
-        <w:spacing w:line="336" w:lineRule="auto" w:after="180"/>
-      </w:pPr>
-      <w:r>
-        <w:rPr>
-          <w:b w:val="0"/>
-        </w:rPr>
-        <w:t>Start with this question: Plan a bounded study buddy around a small approved vocabulary corpus.</w:t>
+        <w:t>15. Reference: original lesson checklist</w:t>
+      </w:r>
+    </w:p>
+    <w:p>
+      <w:r>
+        <w:t>Use an additional checklist when it helps inspect your explanation.</w:t>
+      </w:r>
+    </w:p>
+    <w:p>
+      <w:pPr>
+        <w:pStyle w:val="Heading2"/>
+      </w:pPr>
+      <w:r>
+        <w:t>Targets and evidence</w:t>
       </w:r>
     </w:p>
     <w:tbl>
@@ -5868,6 +6812,14 @@
     </w:tbl>
     <w:p>
       <w:pPr>
+        <w:pStyle w:val="Heading2"/>
+      </w:pPr>
+      <w:r>
+        <w:t>Keep your route and first prediction</w:t>
+      </w:r>
+    </w:p>
+    <w:p>
+      <w:pPr>
         <w:spacing w:line="336" w:lineRule="auto" w:after="180"/>
       </w:pPr>
       <w:r>
@@ -5926,15 +6878,10 @@
     </w:p>
     <w:p>
       <w:pPr>
-        <w:pStyle w:val="Heading1"/>
-      </w:pPr>
-      <w:r>
-        <w:t>16. Finish and return</w:t>
-      </w:r>
-    </w:p>
-    <w:p>
-      <w:r>
-        <w:t>Explain Capstone Design without notes, identify a remaining question and plan a later check with a changed case.</w:t>
+        <w:pStyle w:val="Heading2"/>
+      </w:pPr>
+      <w:r>
+        <w:t>Earlier wording, alternatives and picture transcripts · reference / check after trying</w:t>
       </w:r>
     </w:p>
     <w:p>
@@ -5945,7 +6892,265 @@
         <w:rPr>
           <w:b w:val="0"/>
         </w:rPr>
-        <w:t xml:space="preserve">Close your notes. Explain this goal in your own words: Explain the </w:t>
+        <w:t>Start with this question: Plan a bounded study buddy around a small approved vocabulary corpus.</w:t>
+      </w:r>
+    </w:p>
+    <w:p>
+      <w:pPr>
+        <w:pStyle w:val="Heading1"/>
+      </w:pPr>
+      <w:r>
+        <w:t>17. Extra practice: pictures, repair and feedback</w:t>
+      </w:r>
+    </w:p>
+    <w:p>
+      <w:r>
+        <w:t>Attempt each question before opening its explanation. Use one browser or paper copy.</w:t>
+      </w:r>
+    </w:p>
+    <w:p>
+      <w:pPr>
+        <w:pStyle w:val="Heading2"/>
+      </w:pPr>
+      <w:r>
+        <w:t>First supported question</w:t>
+      </w:r>
+    </w:p>
+    <w:p>
+      <w:pPr>
+        <w:pStyle w:val="ListBullet"/>
+      </w:pPr>
+      <w:r>
+        <w:t>Plan a bounded study buddy around a small approved vocabulary corpus.</w:t>
+      </w:r>
+    </w:p>
+    <w:p>
+      <w:pPr>
+        <w:pStyle w:val="Heading3"/>
+      </w:pPr>
+      <w:r>
+        <w:t>Practice 1: explain the deciding evidence</w:t>
+      </w:r>
+    </w:p>
+    <w:p>
+      <w:pPr>
+        <w:pStyle w:val="ListBullet"/>
+      </w:pPr>
+      <w:r>
+        <w:t>Which labelled step matches this detail? “How do I cure this disease?” must produce an out-of-scope response, not a treatment guess.</w:t>
+      </w:r>
+    </w:p>
+    <w:p>
+      <w:pPr>
+        <w:pStyle w:val="ListBullet"/>
+      </w:pPr>
+      <w:r>
+        <w:t>1. Plan missing test</w:t>
+      </w:r>
+    </w:p>
+    <w:p>
+      <w:pPr>
+        <w:pStyle w:val="ListBullet"/>
+      </w:pPr>
+      <w:r>
+        <w:t>2. Plan normal test</w:t>
+      </w:r>
+    </w:p>
+    <w:p>
+      <w:pPr>
+        <w:pStyle w:val="ListBullet"/>
+      </w:pPr>
+      <w:r>
+        <w:t>3. Define contract</w:t>
+      </w:r>
+    </w:p>
+    <w:p>
+      <w:pPr>
+        <w:pStyle w:val="Heading3"/>
+      </w:pPr>
+      <w:r>
+        <w:t>My selected conclusion, deciding fact and explanation</w:t>
+      </w:r>
+    </w:p>
+    <w:p>
+      <w:r>
+        <w:t>________________________________________________________________</w:t>
+      </w:r>
+    </w:p>
+    <w:p>
+      <w:r>
+        <w:t>________________________________________________________________</w:t>
+      </w:r>
+    </w:p>
+    <w:p>
+      <w:r>
+        <w:t>________________________________________________________________</w:t>
+      </w:r>
+    </w:p>
+    <w:p>
+      <w:r>
+        <w:t>________________________________________________________________</w:t>
+      </w:r>
+    </w:p>
+    <w:p>
+      <w:r>
+        <w:t>________________________________________________________________</w:t>
+      </w:r>
+    </w:p>
+    <w:p>
+      <w:pPr>
+        <w:pStyle w:val="ListBullet"/>
+      </w:pPr>
+      <w:r>
+        <w:t>Hint if needed: Read the steps in the pictorial case. Match the supplied detail to the stage that performs or records it.</w:t>
+      </w:r>
+    </w:p>
+    <w:p>
+      <w:pPr>
+        <w:pStyle w:val="ListBullet"/>
+      </w:pPr>
+      <w:r>
+        <w:t>After your attempt, compare with the supported explanation: Plan missing test “How do I cure this disease?” must produce an out-of-scope response, not a treatment guess. Read the picture in order. “How do I cure this disease?” must produce an out-of-scope response, not a treatment guess. The arrows show which recorded input or intermediate result each decision uses. Explain the deciding step aloud before checking the changed case; pointing to the final answer alone does not show how it follows.</w:t>
+      </w:r>
+    </w:p>
+    <w:p>
+      <w:pPr>
+        <w:pStyle w:val="Heading2"/>
+      </w:pPr>
+      <w:r>
+        <w:t>Check the first explanation · reference / check after trying</w:t>
+      </w:r>
+    </w:p>
+    <w:p>
+      <w:pPr>
+        <w:pStyle w:val="Heading3"/>
+      </w:pPr>
+      <w:r>
+        <w:t>Practice 2: explain the deciding evidence</w:t>
+      </w:r>
+    </w:p>
+    <w:p>
+      <w:pPr>
+        <w:pStyle w:val="Heading2"/>
+      </w:pPr>
+      <w:r>
+        <w:t>Changed-case question</w:t>
+      </w:r>
+    </w:p>
+    <w:p>
+      <w:pPr>
+        <w:pStyle w:val="ListBullet"/>
+      </w:pPr>
+      <w:r>
+        <w:t>Changed-case practice: The corpus gains a teacher-approved flower definition in V2. Which conclusion is supported by the supplied facts?</w:t>
+      </w:r>
+    </w:p>
+    <w:p>
+      <w:pPr>
+        <w:pStyle w:val="ListBullet"/>
+      </w:pPr>
+      <w:r>
+        <w:t>1. This one example guarantees correct results for every future input.</w:t>
+      </w:r>
+    </w:p>
+    <w:p>
+      <w:pPr>
+        <w:pStyle w:val="ListBullet"/>
+      </w:pPr>
+      <w:r>
+        <w:t>2. Add a flower test using V2 and record the corpus version.</w:t>
+      </w:r>
+    </w:p>
+    <w:p>
+      <w:pPr>
+        <w:pStyle w:val="ListBullet"/>
+      </w:pPr>
+      <w:r>
+        <w:t>3. We can decide the result without examining the changed input or the procedure.</w:t>
+      </w:r>
+    </w:p>
+    <w:p>
+      <w:pPr>
+        <w:pStyle w:val="Heading3"/>
+      </w:pPr>
+      <w:r>
+        <w:t>My selected conclusion, deciding fact and explanation</w:t>
+      </w:r>
+    </w:p>
+    <w:p>
+      <w:r>
+        <w:t>________________________________________________________________</w:t>
+      </w:r>
+    </w:p>
+    <w:p>
+      <w:r>
+        <w:t>________________________________________________________________</w:t>
+      </w:r>
+    </w:p>
+    <w:p>
+      <w:r>
+        <w:t>________________________________________________________________</w:t>
+      </w:r>
+    </w:p>
+    <w:p>
+      <w:r>
+        <w:t>________________________________________________________________</w:t>
+      </w:r>
+    </w:p>
+    <w:p>
+      <w:r>
+        <w:t>________________________________________________________________</w:t>
+      </w:r>
+    </w:p>
+    <w:p>
+      <w:pPr>
+        <w:pStyle w:val="ListBullet"/>
+      </w:pPr>
+      <w:r>
+        <w:t>Hint if needed: Use the changed condition and the deciding step in the pictorial trace. The answer must say what follows from those facts.</w:t>
+      </w:r>
+    </w:p>
+    <w:p>
+      <w:pPr>
+        <w:pStyle w:val="ListBullet"/>
+      </w:pPr>
+      <w:r>
+        <w:t>After your attempt, compare with the supported explanation: Add a flower test using V2 and record the corpus version. The evidence boundary changed explicitly; the earlier corpus could not support this new entry.</w:t>
+      </w:r>
+    </w:p>
+    <w:p>
+      <w:pPr>
+        <w:pStyle w:val="Heading2"/>
+      </w:pPr>
+      <w:r>
+        <w:t>Check the changed case · reference / check after trying</w:t>
+      </w:r>
+    </w:p>
+    <w:p>
+      <w:pPr>
+        <w:pStyle w:val="Heading3"/>
+      </w:pPr>
+      <w:r>
+        <w:t>Repair a missing building block</w:t>
+      </w:r>
+    </w:p>
+    <w:p>
+      <w:pPr>
+        <w:pStyle w:val="Heading2"/>
+      </w:pPr>
+      <w:r>
+        <w:t>Repair and save your work</w:t>
+      </w:r>
+    </w:p>
+    <w:p>
+      <w:pPr>
+        <w:spacing w:line="336" w:lineRule="auto" w:after="180"/>
+      </w:pPr>
+      <w:r>
+        <w:rPr>
+          <w:b w:val="0"/>
+        </w:rPr>
+        <w:t xml:space="preserve">Review Human AI Workflow (ai-3/32). Goal: Explain the </w:t>
       </w:r>
       <w:r>
         <w:rPr>
@@ -5957,98 +7162,18 @@
         <w:rPr>
           <w:b w:val="0"/>
         </w:rPr>
-        <w:t xml:space="preserve"> and terminology of capstone </w:t>
-      </w:r>
-      <w:r>
-        <w:rPr>
-          <w:b/>
-        </w:rPr>
-        <w:t>requirement</w:t>
-      </w:r>
+        <w:t xml:space="preserve"> and terminology of human review and consequential use. Short practice: Why can H1’s approval not automatically approve H2?</w:t>
+      </w:r>
+    </w:p>
+    <w:p>
+      <w:pPr>
+        <w:spacing w:line="336" w:lineRule="auto" w:after="180"/>
+      </w:pPr>
       <w:r>
         <w:rPr>
           <w:b w:val="0"/>
         </w:rPr>
-        <w:t>s and corpus</w:t>
-      </w:r>
-    </w:p>
-    <w:p>
-      <w:pPr>
-        <w:pStyle w:val="Heading3"/>
-      </w:pPr>
-      <w:r>
-        <w:t>My deciding step, evidence and one remaining question</w:t>
-      </w:r>
-    </w:p>
-    <w:p>
-      <w:r>
-        <w:t>________________________________________________________________</w:t>
-      </w:r>
-    </w:p>
-    <w:p>
-      <w:r>
-        <w:t>________________________________________________________________</w:t>
-      </w:r>
-    </w:p>
-    <w:p>
-      <w:r>
-        <w:t>________________________________________________________________</w:t>
-      </w:r>
-    </w:p>
-    <w:p>
-      <w:r>
-        <w:t>________________________________________________________________</w:t>
-      </w:r>
-    </w:p>
-    <w:p>
-      <w:r>
-        <w:t>________________________________________________________________</w:t>
-      </w:r>
-    </w:p>
-    <w:p>
-      <w:pPr>
-        <w:spacing w:line="336" w:lineRule="auto" w:after="180"/>
-      </w:pPr>
-      <w:r>
-        <w:rPr>
-          <w:b w:val="0"/>
-        </w:rPr>
-        <w:t xml:space="preserve">If you are unsure, return to the worked picture and explain one arrow. If you are ready, change an </w:t>
-      </w:r>
-      <w:r>
-        <w:rPr>
-          <w:b/>
-        </w:rPr>
-        <w:t>input</w:t>
-      </w:r>
-      <w:r>
-        <w:rPr>
-          <w:b w:val="0"/>
-        </w:rPr>
-        <w:t xml:space="preserve"> or assumption and justify your </w:t>
-      </w:r>
-      <w:r>
-        <w:rPr>
-          <w:b/>
-        </w:rPr>
-        <w:t>prediction</w:t>
-      </w:r>
-      <w:r>
-        <w:rPr>
-          <w:b w:val="0"/>
-        </w:rPr>
-        <w:t>.</w:t>
-      </w:r>
-    </w:p>
-    <w:p>
-      <w:pPr>
-        <w:spacing w:line="336" w:lineRule="auto" w:after="180"/>
-      </w:pPr>
-      <w:r>
-        <w:rPr>
-          <w:b w:val="0"/>
-        </w:rPr>
-        <w:t xml:space="preserve">Save your workbook </w:t>
+        <w:t xml:space="preserve">Point to the relevant step in the picture, then write the changed result and the rule or </w:t>
       </w:r>
       <w:r>
         <w:rPr>
@@ -6060,20 +7185,141 @@
         <w:rPr>
           <w:b w:val="0"/>
         </w:rPr>
-        <w:t>. At the next review, try a different case before opening your old answer.</w:t>
-      </w:r>
-    </w:p>
-    <w:p>
-      <w:pPr>
-        <w:pStyle w:val="Heading1"/>
-      </w:pPr>
-      <w:r>
-        <w:t>17. Supported practice, repair and portfolio</w:t>
-      </w:r>
-    </w:p>
-    <w:p>
-      <w:r>
-        <w:t>Attempt supported questions before using hints or feedback. Review a missing building block, then keep the completed work.</w:t>
+        <w:t xml:space="preserve"> that supports it.. Return to this week and explain what you changed.</w:t>
+      </w:r>
+    </w:p>
+    <w:p>
+      <w:pPr>
+        <w:spacing w:line="336" w:lineRule="auto" w:after="180"/>
+      </w:pPr>
+      <w:r>
+        <w:rPr>
+          <w:b w:val="0"/>
+        </w:rPr>
+        <w:t xml:space="preserve">Review Bias and Representation (ai-3/30). Goal: Explain the </w:t>
+      </w:r>
+      <w:r>
+        <w:rPr>
+          <w:b/>
+        </w:rPr>
+        <w:t>mechanism</w:t>
+      </w:r>
+      <w:r>
+        <w:rPr>
+          <w:b w:val="0"/>
+        </w:rPr>
+        <w:t xml:space="preserve"> and terminology of representation and bias evaluation. Short practice: Explain why comparing six correct answers in each group would mislead.</w:t>
+      </w:r>
+    </w:p>
+    <w:p>
+      <w:pPr>
+        <w:spacing w:line="336" w:lineRule="auto" w:after="180"/>
+      </w:pPr>
+      <w:r>
+        <w:rPr>
+          <w:b w:val="0"/>
+        </w:rPr>
+        <w:t xml:space="preserve">Point to the relevant step in the picture, then write the changed result and the rule or </w:t>
+      </w:r>
+      <w:r>
+        <w:rPr>
+          <w:b/>
+        </w:rPr>
+        <w:t>evidence</w:t>
+      </w:r>
+      <w:r>
+        <w:rPr>
+          <w:b w:val="0"/>
+        </w:rPr>
+        <w:t xml:space="preserve"> that supports it.. Return to this week and explain what you changed.</w:t>
+      </w:r>
+    </w:p>
+    <w:p>
+      <w:pPr>
+        <w:spacing w:line="336" w:lineRule="auto" w:after="180"/>
+      </w:pPr>
+      <w:r>
+        <w:rPr>
+          <w:b w:val="0"/>
+        </w:rPr>
+        <w:t xml:space="preserve">Review Red Team the Product (ai-3/27). Goal: Explain the </w:t>
+      </w:r>
+      <w:r>
+        <w:rPr>
+          <w:b/>
+        </w:rPr>
+        <w:t>mechanism</w:t>
+      </w:r>
+      <w:r>
+        <w:rPr>
+          <w:b w:val="0"/>
+        </w:rPr>
+        <w:t xml:space="preserve"> and terminology of red team exercises. Short practice: Why does the original test fail even if no upload succeeded?</w:t>
+      </w:r>
+    </w:p>
+    <w:p>
+      <w:pPr>
+        <w:spacing w:line="336" w:lineRule="auto" w:after="180"/>
+      </w:pPr>
+      <w:r>
+        <w:rPr>
+          <w:b w:val="0"/>
+        </w:rPr>
+        <w:t xml:space="preserve">Point to the relevant step in the picture, then write the changed result and the rule or </w:t>
+      </w:r>
+      <w:r>
+        <w:rPr>
+          <w:b/>
+        </w:rPr>
+        <w:t>evidence</w:t>
+      </w:r>
+      <w:r>
+        <w:rPr>
+          <w:b w:val="0"/>
+        </w:rPr>
+        <w:t xml:space="preserve"> that supports it.. Return to this week and explain what you changed.</w:t>
+      </w:r>
+    </w:p>
+    <w:p>
+      <w:pPr>
+        <w:spacing w:line="336" w:lineRule="auto" w:after="180"/>
+      </w:pPr>
+      <w:r>
+        <w:rPr>
+          <w:b w:val="0"/>
+        </w:rPr>
+        <w:t xml:space="preserve">Use Download completed work in the hosted lesson to export your answers, reflections, practice feedback and code-run </w:t>
+      </w:r>
+      <w:r>
+        <w:rPr>
+          <w:b/>
+        </w:rPr>
+        <w:t>evidence</w:t>
+      </w:r>
+      <w:r>
+        <w:rPr>
+          <w:b w:val="0"/>
+        </w:rPr>
+        <w:t>. Open the HTML copy to read or print it.</w:t>
+      </w:r>
+    </w:p>
+    <w:p>
+      <w:pPr>
+        <w:spacing w:line="336" w:lineRule="auto" w:after="180"/>
+      </w:pPr>
+      <w:r>
+        <w:rPr>
+          <w:b w:val="0"/>
+        </w:rPr>
+        <w:t>Drafts stay in this browser when storage is available; clear drafts on a shared device.</w:t>
+      </w:r>
+    </w:p>
+    <w:p>
+      <w:pPr>
+        <w:pStyle w:val="Heading2"/>
+      </w:pPr>
+      <w:r>
+        <w:t>Earlier wording, alternatives and picture transcripts · reference / check after trying</w:t>
       </w:r>
     </w:p>
     <w:p>
@@ -6089,556 +7335,28 @@
     </w:p>
     <w:p>
       <w:pPr>
-        <w:spacing w:line="336" w:lineRule="auto" w:after="180"/>
-      </w:pPr>
-      <w:r>
-        <w:rPr>
-          <w:b w:val="0"/>
-        </w:rPr>
-        <w:t>Plan a bounded study buddy around a small approved vocabulary corpus.</w:t>
-      </w:r>
-    </w:p>
-    <w:p>
-      <w:pPr>
         <w:pStyle w:val="Heading3"/>
       </w:pPr>
       <w:r>
-        <w:t>Practice 1: explain the deciding evidence</w:t>
-      </w:r>
-    </w:p>
-    <w:p>
-      <w:pPr>
-        <w:spacing w:line="336" w:lineRule="auto" w:after="180"/>
-      </w:pPr>
-      <w:r>
-        <w:rPr>
-          <w:b w:val="0"/>
-        </w:rPr>
-        <w:t>Which labelled step matches this detail? “How do I cure this disease?” must produce an out-of-scope response, not a treatment guess.</w:t>
-      </w:r>
-    </w:p>
-    <w:p>
-      <w:pPr>
-        <w:spacing w:line="336" w:lineRule="auto" w:after="180"/>
-        <w:shd w:fill="F4F9FC"/>
-      </w:pPr>
-      <w:r>
-        <w:rPr>
-          <w:b w:val="0"/>
-        </w:rPr>
-        <w:t>1. Plan missing test</w:t>
-      </w:r>
-    </w:p>
-    <w:p>
-      <w:pPr>
-        <w:spacing w:line="336" w:lineRule="auto" w:after="180"/>
-        <w:shd w:fill="F4F9FC"/>
-      </w:pPr>
-      <w:r>
-        <w:rPr>
-          <w:b w:val="0"/>
-        </w:rPr>
-        <w:t>2. Plan normal test</w:t>
-      </w:r>
-    </w:p>
-    <w:p>
-      <w:pPr>
-        <w:spacing w:line="336" w:lineRule="auto" w:after="180"/>
-        <w:shd w:fill="F4F9FC"/>
-      </w:pPr>
-      <w:r>
-        <w:rPr>
-          <w:b w:val="0"/>
-        </w:rPr>
-        <w:t>3. Define contract</w:t>
-      </w:r>
-    </w:p>
-    <w:p>
-      <w:pPr>
-        <w:pStyle w:val="Heading3"/>
-      </w:pPr>
-      <w:r>
-        <w:t>My selected conclusion, deciding fact and explanation</w:t>
-      </w:r>
-    </w:p>
-    <w:p>
-      <w:r>
-        <w:t>________________________________________________________________</w:t>
-      </w:r>
-    </w:p>
-    <w:p>
-      <w:r>
-        <w:t>________________________________________________________________</w:t>
-      </w:r>
-    </w:p>
-    <w:p>
-      <w:r>
-        <w:t>________________________________________________________________</w:t>
-      </w:r>
-    </w:p>
-    <w:p>
-      <w:r>
-        <w:t>________________________________________________________________</w:t>
-      </w:r>
-    </w:p>
-    <w:p>
-      <w:r>
-        <w:t>________________________________________________________________</w:t>
-      </w:r>
-    </w:p>
-    <w:p>
-      <w:pPr>
-        <w:pStyle w:val="Heading3"/>
-      </w:pPr>
-      <w:r>
-        <w:t>Hint · try first</w:t>
-      </w:r>
-    </w:p>
-    <w:p>
-      <w:pPr>
-        <w:spacing w:line="336" w:lineRule="auto" w:after="180"/>
-        <w:shd w:fill="F1F6F8"/>
-      </w:pPr>
-      <w:r>
-        <w:rPr>
-          <w:b w:val="0"/>
-        </w:rPr>
-        <w:t>Hint if needed: Read the steps in the pictorial case. Match the supplied detail to the stage that performs or records it.</w:t>
-      </w:r>
-    </w:p>
-    <w:p>
-      <w:pPr>
-        <w:pStyle w:val="Heading3"/>
-      </w:pPr>
-      <w:r>
-        <w:t>Feedback · compare after trying</w:t>
-      </w:r>
-    </w:p>
-    <w:p>
-      <w:pPr>
-        <w:spacing w:line="336" w:lineRule="auto" w:after="180"/>
-        <w:shd w:fill="F1F6FC"/>
-      </w:pPr>
-      <w:r>
-        <w:rPr>
-          <w:b w:val="0"/>
-        </w:rPr>
-        <w:t>After your attempt, compare with the supported explanation: Plan missing test “How do I cure this disease?” must produce an out-of-scope response, not a treatment guess. Read the picture in order.</w:t>
-      </w:r>
-    </w:p>
-    <w:p>
-      <w:pPr>
-        <w:spacing w:line="336" w:lineRule="auto" w:after="180"/>
-        <w:shd w:fill="F1F6FC"/>
-      </w:pPr>
-      <w:r>
-        <w:rPr>
-          <w:b w:val="0"/>
-        </w:rPr>
-        <w:t xml:space="preserve">“How do I cure this disease?” must produce an out-of-scope response, not a treatment guess. The arrows show which recorded </w:t>
-      </w:r>
-      <w:r>
-        <w:rPr>
-          <w:b/>
-        </w:rPr>
-        <w:t>input</w:t>
-      </w:r>
-      <w:r>
-        <w:rPr>
-          <w:b w:val="0"/>
-        </w:rPr>
-        <w:t xml:space="preserve"> or intermediate result each decision uses.</w:t>
-      </w:r>
-    </w:p>
-    <w:p>
-      <w:pPr>
-        <w:spacing w:line="336" w:lineRule="auto" w:after="180"/>
-        <w:shd w:fill="F1F6FC"/>
-      </w:pPr>
-      <w:r>
-        <w:rPr>
-          <w:b w:val="0"/>
-        </w:rPr>
-        <w:t>Explain the deciding step aloud before checking the changed case; pointing to the final answer alone does not show how it follows.</w:t>
-      </w:r>
-    </w:p>
-    <w:p>
-      <w:pPr>
-        <w:pStyle w:val="Heading3"/>
-      </w:pPr>
-      <w:r>
-        <w:t>Practice 2: explain the deciding evidence</w:t>
-      </w:r>
-    </w:p>
-    <w:p>
-      <w:pPr>
-        <w:pStyle w:val="Heading3"/>
-      </w:pPr>
-      <w:r>
-        <w:t>Changed case · predict first</w:t>
-      </w:r>
-    </w:p>
-    <w:p>
-      <w:pPr>
-        <w:spacing w:line="336" w:lineRule="auto" w:after="180"/>
-        <w:shd w:fill="F5F1FB"/>
-      </w:pPr>
-      <w:r>
-        <w:rPr>
-          <w:b w:val="0"/>
-        </w:rPr>
-        <w:t>Changed-case practice: The corpus gains a teacher-approved flower definition in V2. Which conclusion is supported by the supplied facts?</w:t>
-      </w:r>
-    </w:p>
-    <w:p>
-      <w:pPr>
-        <w:spacing w:line="336" w:lineRule="auto" w:after="180"/>
-        <w:shd w:fill="F4F9FC"/>
-      </w:pPr>
-      <w:r>
-        <w:rPr>
-          <w:b w:val="0"/>
-        </w:rPr>
-        <w:t xml:space="preserve">1. This one example guarantees correct results for every future </w:t>
-      </w:r>
-      <w:r>
-        <w:rPr>
-          <w:b/>
-        </w:rPr>
-        <w:t>input</w:t>
-      </w:r>
-      <w:r>
-        <w:rPr>
-          <w:b w:val="0"/>
-        </w:rPr>
-        <w:t>.</w:t>
-      </w:r>
-    </w:p>
-    <w:p>
-      <w:pPr>
-        <w:spacing w:line="336" w:lineRule="auto" w:after="180"/>
-        <w:shd w:fill="F4F9FC"/>
-      </w:pPr>
-      <w:r>
-        <w:rPr>
-          <w:b w:val="0"/>
-        </w:rPr>
-        <w:t>2. Add a flower test using V2 and record the corpus version.</w:t>
-      </w:r>
-    </w:p>
-    <w:p>
-      <w:pPr>
-        <w:spacing w:line="336" w:lineRule="auto" w:after="180"/>
-        <w:shd w:fill="F4F9FC"/>
-      </w:pPr>
-      <w:r>
-        <w:rPr>
-          <w:b w:val="0"/>
-        </w:rPr>
-        <w:t xml:space="preserve">3. We can decide the result without examining the changed </w:t>
-      </w:r>
-      <w:r>
-        <w:rPr>
-          <w:b/>
-        </w:rPr>
-        <w:t>input</w:t>
-      </w:r>
-      <w:r>
-        <w:rPr>
-          <w:b w:val="0"/>
-        </w:rPr>
-        <w:t xml:space="preserve"> or the procedure.</w:t>
-      </w:r>
-    </w:p>
-    <w:p>
-      <w:pPr>
-        <w:pStyle w:val="Heading3"/>
-      </w:pPr>
-      <w:r>
-        <w:t>My selected conclusion, deciding fact and explanation</w:t>
-      </w:r>
-    </w:p>
-    <w:p>
-      <w:r>
-        <w:t>________________________________________________________________</w:t>
-      </w:r>
-    </w:p>
-    <w:p>
-      <w:r>
-        <w:t>________________________________________________________________</w:t>
-      </w:r>
-    </w:p>
-    <w:p>
-      <w:r>
-        <w:t>________________________________________________________________</w:t>
-      </w:r>
-    </w:p>
-    <w:p>
-      <w:r>
-        <w:t>________________________________________________________________</w:t>
-      </w:r>
-    </w:p>
-    <w:p>
-      <w:r>
-        <w:t>________________________________________________________________</w:t>
-      </w:r>
-    </w:p>
-    <w:p>
-      <w:pPr>
-        <w:pStyle w:val="Heading3"/>
-      </w:pPr>
-      <w:r>
-        <w:t>Hint · try first</w:t>
-      </w:r>
-    </w:p>
-    <w:p>
-      <w:pPr>
-        <w:spacing w:line="336" w:lineRule="auto" w:after="180"/>
-        <w:shd w:fill="F1F6F8"/>
-      </w:pPr>
-      <w:r>
-        <w:rPr>
-          <w:b w:val="0"/>
-        </w:rPr>
-        <w:t>Hint if needed: Use the changed condition and the deciding step in the pictorial trace. The answer must say what follows from those facts.</w:t>
-      </w:r>
-    </w:p>
-    <w:p>
-      <w:pPr>
-        <w:pStyle w:val="Heading3"/>
-      </w:pPr>
-      <w:r>
-        <w:t>Feedback · compare after trying</w:t>
-      </w:r>
-    </w:p>
-    <w:p>
-      <w:pPr>
-        <w:spacing w:line="336" w:lineRule="auto" w:after="180"/>
-        <w:shd w:fill="F1F6FC"/>
-      </w:pPr>
-      <w:r>
-        <w:rPr>
-          <w:b w:val="0"/>
-        </w:rPr>
-        <w:t xml:space="preserve">After your attempt, compare with the supported explanation: Add a flower test using V2 and record the corpus version. The </w:t>
-      </w:r>
-      <w:r>
-        <w:rPr>
-          <w:b/>
-        </w:rPr>
-        <w:t>evidence</w:t>
-      </w:r>
-      <w:r>
-        <w:rPr>
-          <w:b w:val="0"/>
-        </w:rPr>
-        <w:t xml:space="preserve"> boundary changed explicitly; the earlier corpus could not support this new entry.</w:t>
-      </w:r>
-    </w:p>
-    <w:p>
-      <w:pPr>
-        <w:pStyle w:val="Heading3"/>
-      </w:pPr>
-      <w:r>
-        <w:t>Repair a missing building block</w:t>
-      </w:r>
-    </w:p>
-    <w:p>
-      <w:pPr>
-        <w:spacing w:line="336" w:lineRule="auto" w:after="180"/>
-      </w:pPr>
-      <w:r>
-        <w:rPr>
-          <w:b w:val="0"/>
-        </w:rPr>
-        <w:t xml:space="preserve">Review Human AI Workflow (ai-3/32). Goal: Explain the </w:t>
-      </w:r>
-      <w:r>
-        <w:rPr>
-          <w:b/>
-        </w:rPr>
-        <w:t>mechanism</w:t>
-      </w:r>
-      <w:r>
-        <w:rPr>
-          <w:b w:val="0"/>
-        </w:rPr>
-        <w:t xml:space="preserve"> and terminology of human review and consequential use. Short practice: Why can H1’s approval not automatically approve H2?</w:t>
-      </w:r>
-    </w:p>
-    <w:p>
-      <w:pPr>
-        <w:spacing w:line="336" w:lineRule="auto" w:after="180"/>
-      </w:pPr>
-      <w:r>
-        <w:rPr>
-          <w:b w:val="0"/>
-        </w:rPr>
-        <w:t xml:space="preserve">Point to the relevant step in the picture, then write the changed result and the rule or </w:t>
-      </w:r>
-      <w:r>
-        <w:rPr>
-          <w:b/>
-        </w:rPr>
-        <w:t>evidence</w:t>
-      </w:r>
-      <w:r>
-        <w:rPr>
-          <w:b w:val="0"/>
-        </w:rPr>
-        <w:t xml:space="preserve"> that supports it.. Return to this week and explain what you changed.</w:t>
-      </w:r>
-    </w:p>
-    <w:p>
-      <w:pPr>
-        <w:spacing w:line="336" w:lineRule="auto" w:after="180"/>
-      </w:pPr>
-      <w:r>
-        <w:rPr>
-          <w:b w:val="0"/>
-        </w:rPr>
-        <w:t xml:space="preserve">Review Bias and Representation (ai-3/30). Goal: Explain the </w:t>
-      </w:r>
-      <w:r>
-        <w:rPr>
-          <w:b/>
-        </w:rPr>
-        <w:t>mechanism</w:t>
-      </w:r>
-      <w:r>
-        <w:rPr>
-          <w:b w:val="0"/>
-        </w:rPr>
-        <w:t xml:space="preserve"> and terminology of representation and bias evaluation. Short practice: Explain why comparing six correct answers in each group would mislead.</w:t>
-      </w:r>
-    </w:p>
-    <w:p>
-      <w:pPr>
-        <w:spacing w:line="336" w:lineRule="auto" w:after="180"/>
-      </w:pPr>
-      <w:r>
-        <w:rPr>
-          <w:b w:val="0"/>
-        </w:rPr>
-        <w:t xml:space="preserve">Point to the relevant step in the picture, then write the changed result and the rule or </w:t>
-      </w:r>
-      <w:r>
-        <w:rPr>
-          <w:b/>
-        </w:rPr>
-        <w:t>evidence</w:t>
-      </w:r>
-      <w:r>
-        <w:rPr>
-          <w:b w:val="0"/>
-        </w:rPr>
-        <w:t xml:space="preserve"> that supports it.. Return to this week and explain what you changed.</w:t>
-      </w:r>
-    </w:p>
-    <w:p>
-      <w:pPr>
-        <w:spacing w:line="336" w:lineRule="auto" w:after="180"/>
-      </w:pPr>
-      <w:r>
-        <w:rPr>
-          <w:b w:val="0"/>
-        </w:rPr>
-        <w:t xml:space="preserve">Review Red Team the Product (ai-3/27). Goal: Explain the </w:t>
-      </w:r>
-      <w:r>
-        <w:rPr>
-          <w:b/>
-        </w:rPr>
-        <w:t>mechanism</w:t>
-      </w:r>
-      <w:r>
-        <w:rPr>
-          <w:b w:val="0"/>
-        </w:rPr>
-        <w:t xml:space="preserve"> and terminology of red team exercises. Short practice: Why does the original test fail even if no upload succeeded?</w:t>
-      </w:r>
-    </w:p>
-    <w:p>
-      <w:pPr>
-        <w:spacing w:line="336" w:lineRule="auto" w:after="180"/>
-      </w:pPr>
-      <w:r>
-        <w:rPr>
-          <w:b w:val="0"/>
-        </w:rPr>
-        <w:t xml:space="preserve">Point to the relevant step in the picture, then write the changed result and the rule or </w:t>
-      </w:r>
-      <w:r>
-        <w:rPr>
-          <w:b/>
-        </w:rPr>
-        <w:t>evidence</w:t>
-      </w:r>
-      <w:r>
-        <w:rPr>
-          <w:b w:val="0"/>
-        </w:rPr>
-        <w:t xml:space="preserve"> that supports it.. Return to this week and explain what you changed.</w:t>
-      </w:r>
-    </w:p>
-    <w:p>
-      <w:pPr>
-        <w:pStyle w:val="Heading3"/>
-      </w:pPr>
-      <w:r>
         <w:t>Keep your completed work</w:t>
       </w:r>
     </w:p>
     <w:p>
       <w:pPr>
-        <w:spacing w:line="336" w:lineRule="auto" w:after="180"/>
-      </w:pPr>
-      <w:r>
-        <w:rPr>
-          <w:b w:val="0"/>
-        </w:rPr>
-        <w:t xml:space="preserve">Use Download completed work in the hosted lesson to export your answers, reflections, practice feedback and code-run </w:t>
-      </w:r>
-      <w:r>
-        <w:rPr>
-          <w:b/>
-        </w:rPr>
-        <w:t>evidence</w:t>
-      </w:r>
-      <w:r>
-        <w:rPr>
-          <w:b w:val="0"/>
-        </w:rPr>
-        <w:t>. Open the HTML copy to read or print it.</w:t>
-      </w:r>
-    </w:p>
-    <w:p>
-      <w:pPr>
-        <w:spacing w:line="336" w:lineRule="auto" w:after="180"/>
-      </w:pPr>
-      <w:r>
-        <w:rPr>
-          <w:b w:val="0"/>
-        </w:rPr>
-        <w:t>Drafts stay in this browser when storage is available; clear drafts on a shared device.</w:t>
-      </w:r>
-    </w:p>
-    <w:p>
-      <w:pPr>
         <w:pStyle w:val="Heading1"/>
       </w:pPr>
       <w:r>
-        <w:t>18. Visual concept journey</w:t>
-      </w:r>
-    </w:p>
-    <w:p>
-      <w:r>
-        <w:t>Explain each Capstone Design graphic using its labels, deciding evidence and relevant limitation.</w:t>
-      </w:r>
-    </w:p>
-    <w:p>
-      <w:pPr>
-        <w:pStyle w:val="Heading3"/>
+        <w:t>18. Reference: the six-picture journey</w:t>
+      </w:r>
+    </w:p>
+    <w:p>
+      <w:r>
+        <w:t>Revisit the picture that serves the current question; key diagrams already sit beside the main explanation.</w:t>
+      </w:r>
+    </w:p>
+    <w:p>
+      <w:pPr>
+        <w:pStyle w:val="Heading2"/>
       </w:pPr>
       <w:r>
         <w:t>01. Capstone Design: the case</w:t>
@@ -6649,7 +7367,7 @@
         <w:drawing>
           <wp:inline xmlns:a="http://schemas.openxmlformats.org/drawingml/2006/main" xmlns:pic="http://schemas.openxmlformats.org/drawingml/2006/picture">
             <wp:extent cx="5486400" cy="3142488"/>
-            <wp:docPr id="22" name="Picture 22" descr="Plan a bounded study buddy around a small approved vocabulary corpus. Supplied facts: Corpus V1 defines roots, stem and leaf. It contains no plant disease treatment. Success requires a source reference; missing definitions require a clear fallback. All inputs and outcomes in this worked example are invented classroom data; no real model run is claimed."/>
+            <wp:docPr id="28" name="Picture 28" descr="Plan a bounded study buddy around a small approved vocabulary corpus. Supplied facts: Corpus V1 defines roots, stem and leaf. It contains no plant disease treatment. Success requires a source reference; missing definitions require a clear fallback. All inputs and outcomes in this worked example are invented classroom data; no real model run is claimed."/>
             <wp:cNvGraphicFramePr>
               <a:graphicFrameLocks noChangeAspect="1"/>
             </wp:cNvGraphicFramePr>
@@ -6661,7 +7379,7 @@
                     <pic:cNvPicPr/>
                   </pic:nvPicPr>
                   <pic:blipFill>
-                    <a:blip r:embed="rId29"/>
+                    <a:blip r:embed="rId31"/>
                     <a:stretch>
                       <a:fillRect/>
                     </a:stretch>
@@ -6717,7 +7435,6 @@
     <w:p>
       <w:pPr>
         <w:spacing w:line="336" w:lineRule="auto" w:after="180"/>
-        <w:shd w:fill="F5F1FB"/>
       </w:pPr>
       <w:r>
         <w:rPr>
@@ -6728,7 +7445,7 @@
     </w:p>
     <w:p>
       <w:pPr>
-        <w:pStyle w:val="Heading3"/>
+        <w:pStyle w:val="Heading2"/>
       </w:pPr>
       <w:r>
         <w:t>02. Follow the deciding steps</w:t>
@@ -6739,7 +7456,7 @@
         <w:drawing>
           <wp:inline xmlns:a="http://schemas.openxmlformats.org/drawingml/2006/main" xmlns:pic="http://schemas.openxmlformats.org/drawingml/2006/picture">
             <wp:extent cx="5486400" cy="3337560"/>
-            <wp:docPr id="23" name="Picture 23" descr="Define contract: Answer only glossary-definition requests supported by V1. → Plan normal test: “What is a stem?” must point to V1’s stem entry. → Plan missing test: “How do I cure this disease?” must produce an out-of-scope response, not a treatment guess."/>
+            <wp:docPr id="29" name="Picture 29" descr="Define contract: Answer only glossary-definition requests supported by V1. → Plan normal test: “What is a stem?” must point to V1’s stem entry. → Plan missing test: “How do I cure this disease?” must produce an out-of-scope response, not a treatment guess."/>
             <wp:cNvGraphicFramePr>
               <a:graphicFrameLocks noChangeAspect="1"/>
             </wp:cNvGraphicFramePr>
@@ -6751,7 +7468,7 @@
                     <pic:cNvPicPr/>
                   </pic:nvPicPr>
                   <pic:blipFill>
-                    <a:blip r:embed="rId30"/>
+                    <a:blip r:embed="rId17"/>
                     <a:stretch>
                       <a:fillRect/>
                     </a:stretch>
@@ -6784,7 +7501,6 @@
     <w:p>
       <w:pPr>
         <w:spacing w:line="336" w:lineRule="auto" w:after="180"/>
-        <w:shd w:fill="F5F1FB"/>
       </w:pPr>
       <w:r>
         <w:rPr>
@@ -6807,7 +7523,7 @@
     </w:p>
     <w:p>
       <w:pPr>
-        <w:pStyle w:val="Heading3"/>
+        <w:pStyle w:val="Heading2"/>
       </w:pPr>
       <w:r>
         <w:t>03. Capstone requirements and corpus — evidence trace</w:t>
@@ -6818,7 +7534,7 @@
         <w:drawing>
           <wp:inline xmlns:a="http://schemas.openxmlformats.org/drawingml/2006/main" xmlns:pic="http://schemas.openxmlformats.org/drawingml/2006/picture">
             <wp:extent cx="5486400" cy="3145536"/>
-            <wp:docPr id="24" name="Picture 24" descr="Capstone requirements and corpus — evidence trace. Student room assistant corpus contains public register P, teacher-only guide T and current approval A. It must report approved room capacity or needs_review. | Specify the user question, source authority, access, output/fallback contract and evaluation plan. Freeze corpus IDs and split cases before implementation. Keep teacher material out of student retrieval. | Authorised corpus contains P and A, excluding T. Baseline manually checks same-room current approval and capacity. Reserve complete, missing and conflicting cases before development."/>
+            <wp:docPr id="30" name="Picture 30" descr="Capstone requirements and corpus — evidence trace. Student room assistant corpus contains public register P, teacher-only guide T and current approval A. It must report approved room capacity or needs_review. | Specify the user question, source authority, access, output/fallback contract and evaluation plan. Freeze corpus IDs and split cases before implementation. Keep teacher material out of student retrieval. | Authorised corpus contains P and A, excluding T. Baseline manually checks same-room current approval and capacity. Reserve complete, missing and conflicting cases before development."/>
             <wp:cNvGraphicFramePr>
               <a:graphicFrameLocks noChangeAspect="1"/>
             </wp:cNvGraphicFramePr>
@@ -6830,7 +7546,7 @@
                     <pic:cNvPicPr/>
                   </pic:nvPicPr>
                   <pic:blipFill>
-                    <a:blip r:embed="rId31"/>
+                    <a:blip r:embed="rId32"/>
                     <a:stretch>
                       <a:fillRect/>
                     </a:stretch>
@@ -6932,7 +7648,6 @@
     <w:p>
       <w:pPr>
         <w:spacing w:line="336" w:lineRule="auto" w:after="180"/>
-        <w:shd w:fill="F5F1FB"/>
       </w:pPr>
       <w:r>
         <w:rPr>
@@ -6943,7 +7658,7 @@
     </w:p>
     <w:p>
       <w:pPr>
-        <w:pStyle w:val="Heading3"/>
+        <w:pStyle w:val="Heading2"/>
       </w:pPr>
       <w:r>
         <w:t>04. Change one thing. Trace what follows.</w:t>
@@ -6954,7 +7669,7 @@
         <w:drawing>
           <wp:inline xmlns:a="http://schemas.openxmlformats.org/drawingml/2006/main" xmlns:pic="http://schemas.openxmlformats.org/drawingml/2006/picture">
             <wp:extent cx="5486400" cy="3191256"/>
-            <wp:docPr id="25" name="Picture 25" descr="Original case: “How do I cure this disease?” must produce an out-of-scope response, not a treatment guess. Changed condition: The corpus gains a teacher-approved flower definition in V2. Expected result: Add a flower test using V2 and record the corpus version. Reason: The evidence boundary changed explicitly; the earlier corpus could not support this new entry."/>
+            <wp:docPr id="31" name="Picture 31" descr="Original case: “How do I cure this disease?” must produce an out-of-scope response, not a treatment guess. Changed condition: The corpus gains a teacher-approved flower definition in V2. Expected result: Add a flower test using V2 and record the corpus version. Reason: The evidence boundary changed explicitly; the earlier corpus could not support this new entry."/>
             <wp:cNvGraphicFramePr>
               <a:graphicFrameLocks noChangeAspect="1"/>
             </wp:cNvGraphicFramePr>
@@ -6966,7 +7681,7 @@
                     <pic:cNvPicPr/>
                   </pic:nvPicPr>
                   <pic:blipFill>
-                    <a:blip r:embed="rId32"/>
+                    <a:blip r:embed="rId18"/>
                     <a:stretch>
                       <a:fillRect/>
                     </a:stretch>
@@ -7022,7 +7737,6 @@
     <w:p>
       <w:pPr>
         <w:spacing w:line="336" w:lineRule="auto" w:after="180"/>
-        <w:shd w:fill="F5F1FB"/>
       </w:pPr>
       <w:r>
         <w:rPr>
@@ -7033,7 +7747,7 @@
     </w:p>
     <w:p>
       <w:pPr>
-        <w:pStyle w:val="Heading3"/>
+        <w:pStyle w:val="Heading2"/>
       </w:pPr>
       <w:r>
         <w:t>05. Connect the explanation to its limit</w:t>
@@ -7044,7 +7758,7 @@
         <w:drawing>
           <wp:inline xmlns:a="http://schemas.openxmlformats.org/drawingml/2006/main" xmlns:pic="http://schemas.openxmlformats.org/drawingml/2006/picture">
             <wp:extent cx="5486400" cy="2834640"/>
-            <wp:docPr id="26" name="Picture 26" descr="Read the picture in order. “How do I cure this disease?” must produce an out-of-scope response, not a treatment guess. The arrows show which recorded input or intermediate result each decision uses. Explain the deciding step aloud before checking the changed case; pointing to the final answer alone does not show how it follows. Limit: A capstone design is a testable plan; its proposed behaviours are not verified outcomes until checked."/>
+            <wp:docPr id="32" name="Picture 32" descr="Read the picture in order. “How do I cure this disease?” must produce an out-of-scope response, not a treatment guess. The arrows show which recorded input or intermediate result each decision uses. Explain the deciding step aloud before checking the changed case; pointing to the final answer alone does not show how it follows. Limit: A capstone design is a testable plan; its proposed behaviours are not verified outcomes until checked."/>
             <wp:cNvGraphicFramePr>
               <a:graphicFrameLocks noChangeAspect="1"/>
             </wp:cNvGraphicFramePr>
@@ -7123,7 +7837,6 @@
     <w:p>
       <w:pPr>
         <w:spacing w:line="336" w:lineRule="auto" w:after="180"/>
-        <w:shd w:fill="F5F1FB"/>
       </w:pPr>
       <w:r>
         <w:rPr>
@@ -7134,7 +7847,7 @@
     </w:p>
     <w:p>
       <w:pPr>
-        <w:pStyle w:val="Heading3"/>
+        <w:pStyle w:val="Heading2"/>
       </w:pPr>
       <w:r>
         <w:t>06. Make the idea visible in your project</w:t>
@@ -7145,7 +7858,7 @@
         <w:drawing>
           <wp:inline xmlns:a="http://schemas.openxmlformats.org/drawingml/2006/main" xmlns:pic="http://schemas.openxmlformats.org/drawingml/2006/picture">
             <wp:extent cx="5486400" cy="3681984"/>
-            <wp:docPr id="27" name="Picture 27" descr="For your Verified Study Buddy, save the input, procedure, observed result and limitation of this check. Label this worked example as practice; use a different, previously unreviewed case when checking independent understanding. Draw your input, deciding step, result and limit. Supported question: What should the project plan record before the new flower test? Point to the relevant step in the picture, then write the changed result and the rule or evidence that supports it."/>
+            <wp:docPr id="33" name="Picture 33" descr="For your Verified Study Buddy, save the input, procedure, observed result and limitation of this check. Label this worked example as practice; use a different, previously unreviewed case when checking independent understanding. Draw your input, deciding step, result and limit. Supported question: What should the project plan record before the new flower test? Point to the relevant step in the picture, then write the changed result and the rule or evidence that supports it."/>
             <wp:cNvGraphicFramePr>
               <a:graphicFrameLocks noChangeAspect="1"/>
             </wp:cNvGraphicFramePr>
@@ -7248,7 +7961,6 @@
     <w:p>
       <w:pPr>
         <w:spacing w:line="336" w:lineRule="auto" w:after="180"/>
-        <w:shd w:fill="F5F1FB"/>
       </w:pPr>
       <w:r>
         <w:rPr>
@@ -7267,6 +7979,62 @@
           <w:b w:val="0"/>
         </w:rPr>
         <w:t>.</w:t>
+      </w:r>
+    </w:p>
+    <w:p>
+      <w:pPr>
+        <w:pStyle w:val="Heading2"/>
+      </w:pPr>
+      <w:r>
+        <w:t>Earlier wording, alternatives and picture transcripts · reference / check after trying</w:t>
+      </w:r>
+    </w:p>
+    <w:p>
+      <w:pPr>
+        <w:pStyle w:val="Heading3"/>
+      </w:pPr>
+      <w:r>
+        <w:t>01. Capstone Design: the case</w:t>
+      </w:r>
+    </w:p>
+    <w:p>
+      <w:pPr>
+        <w:pStyle w:val="Heading3"/>
+      </w:pPr>
+      <w:r>
+        <w:t>02. Follow the deciding steps</w:t>
+      </w:r>
+    </w:p>
+    <w:p>
+      <w:pPr>
+        <w:pStyle w:val="Heading3"/>
+      </w:pPr>
+      <w:r>
+        <w:t>03. Capstone requirements and corpus — evidence trace</w:t>
+      </w:r>
+    </w:p>
+    <w:p>
+      <w:pPr>
+        <w:pStyle w:val="Heading3"/>
+      </w:pPr>
+      <w:r>
+        <w:t>04. Change one thing. Trace what follows.</w:t>
+      </w:r>
+    </w:p>
+    <w:p>
+      <w:pPr>
+        <w:pStyle w:val="Heading3"/>
+      </w:pPr>
+      <w:r>
+        <w:t>05. Connect the explanation to its limit</w:t>
+      </w:r>
+    </w:p>
+    <w:p>
+      <w:pPr>
+        <w:pStyle w:val="Heading3"/>
+      </w:pPr>
+      <w:r>
+        <w:t>06. Make the idea visible in your project</w:t>
       </w:r>
     </w:p>
     <w:sectPr>
